--- a/第一章/第一章_排版後.docx
+++ b/第一章/第一章_排版後.docx
@@ -93,7 +93,7 @@
           <w:b w:val="0"/>
           <w:sz w:val="24"/>
         </w:rPr>
-        <w:t>說明：復貴局八十七年十月廿三日八十七林範字第三Ｏ九六號函。</w:t>
+        <w:t>說明：復貴局八十七年十月廿三日八十七林範字第三〇九六號函。</w:t>
       </w:r>
     </w:p>
     <w:p/>
@@ -246,7 +246,7 @@
           <w:b w:val="0"/>
           <w:sz w:val="24"/>
         </w:rPr>
-        <w:t>一、復貴局八十八年六月二十三日八十八職檢字第Ｏ一一七九五號函。</w:t>
+        <w:t>一、復貴局八十八年六月二十三日八十八職檢字第〇一一七九五號函。</w:t>
       </w:r>
     </w:p>
     <w:p>
@@ -473,7 +473,7 @@
           <w:b w:val="0"/>
           <w:sz w:val="24"/>
         </w:rPr>
-        <w:t>一、復貴局八十八年六月八日工(八八)五字第Ｏ二二八七八號函。</w:t>
+        <w:t>一、復貴局八十八年六月八日工(八八)五字第〇二二八七八號函。</w:t>
       </w:r>
     </w:p>
     <w:p>
@@ -579,7 +579,7 @@
           <w:b w:val="0"/>
           <w:sz w:val="24"/>
         </w:rPr>
-        <w:t>一、復貴局八十八年六月二十四日台八十八職公字第Ｏ一一一四七號函。</w:t>
+        <w:t>一、復貴局八十八年六月二十四日台八十八職公字第〇一一一四七號函。</w:t>
       </w:r>
     </w:p>
     <w:p>
@@ -823,7 +823,7 @@
           <w:b w:val="0"/>
           <w:sz w:val="24"/>
         </w:rPr>
-        <w:t>說明：復貴局八十八年八月十七日八八公財字第二一三四Ｏ號函。</w:t>
+        <w:t>說明：復貴局八十八年八月十七日八八公財字第二一三四〇號函。</w:t>
       </w:r>
     </w:p>
     <w:p/>
@@ -1172,7 +1172,7 @@
           <w:b w:val="0"/>
           <w:sz w:val="24"/>
         </w:rPr>
-        <w:t>一、復貴局八十九年一月五日(八九)童托字第八九０００六三號函。</w:t>
+        <w:t>一、復貴局八十九年一月五日(八九)童托字第八九〇〇〇六三號函。</w:t>
       </w:r>
     </w:p>
     <w:p>
@@ -1506,7 +1506,7 @@
           <w:b w:val="0"/>
           <w:sz w:val="24"/>
         </w:rPr>
-        <w:t>說明：復貴府八十九年五月五日八九彰府工發字第０八四五五九號函。</w:t>
+        <w:t>說明：復貴府八十九年五月五日八九彰府工發字第〇八四五五九號函。</w:t>
       </w:r>
     </w:p>
     <w:p>
@@ -1825,22 +1825,22 @@
           <w:b w:val="0"/>
           <w:sz w:val="24"/>
         </w:rPr>
-        <w:t>二、旨揭委託案係貴公司依都市計畫法第二十四條規定將土地利用之規劃及變更計畫之擬定作業委託辦理，因該擬定作業非都市計畫法所定新竹市政府之法定職權，應屬勞務委託，故委託對象之擇定，自應適用政府採購法。本會並已以八十九年十一月十日（八九）工程企字第八九０三二四六九號函復經濟部國營事業委員會在案。</w:t>
-      </w:r>
-    </w:p>
-    <w:p>
-      <w:pPr>
-        <w:pStyle w:val="a9"/>
-        <w:ind w:left="720" w:hanging="480"/>
-        <w:jc w:val="both"/>
-      </w:pPr>
-      <w:r>
-        <w:rPr>
-          <w:rFonts w:ascii="新細明體" w:hAnsi="新細明體" w:eastAsia="新細明體"/>
-          <w:b w:val="0"/>
-          <w:sz w:val="24"/>
-        </w:rPr>
-        <w:t>三、本會八十八年七月二十日（八八）工程企字第八八０八五二三號函（答覆臺灣鐵路管理局函）自即日起停止適用。</w:t>
+        <w:t>二、旨揭委託案係貴公司依都市計畫法第二十四條規定將土地利用之規劃及變更計畫之擬定作業委託辦理，因該擬定作業非都市計畫法所定新竹市政府之法定職權，應屬勞務委託，故委託對象之擇定，自應適用政府採購法。本會並已以八十九年十一月十日（八九）工程企字第八九〇三二四六九號函復經濟部國營事業委員會在案。</w:t>
+      </w:r>
+    </w:p>
+    <w:p>
+      <w:pPr>
+        <w:pStyle w:val="a9"/>
+        <w:ind w:left="720" w:hanging="480"/>
+        <w:jc w:val="both"/>
+      </w:pPr>
+      <w:r>
+        <w:rPr>
+          <w:rFonts w:ascii="新細明體" w:hAnsi="新細明體" w:eastAsia="新細明體"/>
+          <w:b w:val="0"/>
+          <w:sz w:val="24"/>
+        </w:rPr>
+        <w:t>三、本會八十八年七月二十日（八八）工程企字第八八〇八五二三號函（答覆臺灣鐵路管理局函）自即日起停止適用。</w:t>
       </w:r>
     </w:p>
     <w:p/>
@@ -3808,7 +3808,22 @@
           <w:b w:val="0"/>
           <w:sz w:val="24"/>
         </w:rPr>
-        <w:t>一、依GPA委員會1996年3月5日GPA第1號決議附件三（GPA/1 Annex 3），GPA締約國需換算其開放清單附錄1之門檻金額為該國貨幣，並通知GPA委員會，該門檻金額自新年度1月1日起維持固定兩年不變。二、我國本次換算金額效期自2011年1月1日起至2012年12月31日止。</w:t>
+        <w:t>一、依GPA委員會1996年3月5日GPA第1號決議附件三（GPA/1 Annex 3），GPA締約國需換算其開放清單附錄1之門檻金額為該國貨幣，並通知GPA委員會，該門檻金額自新年度1月1日起維持固定兩年不變。</w:t>
+      </w:r>
+    </w:p>
+    <w:p>
+      <w:pPr>
+        <w:pStyle w:val="a9"/>
+        <w:ind w:left="720" w:hanging="480"/>
+        <w:jc w:val="both"/>
+      </w:pPr>
+      <w:r>
+        <w:rPr>
+          <w:rFonts w:ascii="新細明體" w:hAnsi="新細明體" w:eastAsia="新細明體"/>
+          <w:b w:val="0"/>
+          <w:sz w:val="24"/>
+        </w:rPr>
+        <w:t>二、我國本次換算金額效期自2011年1月1日起至2012年12月31日止。</w:t>
       </w:r>
     </w:p>
     <w:p/>
@@ -4920,8 +4935,21 @@
           <w:sz w:val="24"/>
         </w:rPr>
         <w:t>主旨：臺紐經濟合作協定(ANZTEC)政府採購章門檻金額2019年至2020年換算結果如說明，請查照並轉知所屬適用機關。</w:t>
-        <w:br/>
-        <w:t>說明：ANZTEC政府採購章以特別提款權(SDR)為單位之門檻金額，換算新臺幣如附件，其適用期自民國108年1月1日起至109年12月31日止。</w:t>
+      </w:r>
+    </w:p>
+    <w:p>
+      <w:pPr>
+        <w:pStyle w:val="a9"/>
+        <w:ind w:left="720" w:hanging="720"/>
+        <w:jc w:val="both"/>
+      </w:pPr>
+      <w:r>
+        <w:rPr>
+          <w:rFonts w:ascii="新細明體" w:hAnsi="新細明體" w:eastAsia="新細明體"/>
+          <w:b w:val="0"/>
+          <w:sz w:val="24"/>
+        </w:rPr>
+        <w:t>說明：ANZTEC政府採購章以特別提款權(SDR)為單位之門檻金額，換算新臺幣如附件，其適用期自民國108年1月1日起至109年12月31日止。</w:t>
       </w:r>
     </w:p>
     <w:p/>
@@ -6356,7 +6384,7 @@
           <w:b w:val="0"/>
           <w:sz w:val="24"/>
         </w:rPr>
-        <w:t>說明：復貴局八十八年八月三日北市環總字第八八二二八九三九ＯＯ號函。</w:t>
+        <w:t>說明：復貴局八十八年八月三日北市環總字第八八二二八九三九〇〇號函。</w:t>
       </w:r>
     </w:p>
     <w:p/>
@@ -6463,22 +6491,22 @@
           <w:b w:val="0"/>
           <w:sz w:val="24"/>
         </w:rPr>
-        <w:t>一、復貴會八十八年八月十七日﹙八八﹚農企字第八八Ｏ一Ｏ二二四號函。</w:t>
-      </w:r>
-    </w:p>
-    <w:p>
-      <w:pPr>
-        <w:pStyle w:val="a9"/>
-        <w:ind w:left="720" w:hanging="480"/>
-        <w:jc w:val="both"/>
-      </w:pPr>
-      <w:r>
-        <w:rPr>
-          <w:rFonts w:ascii="新細明體" w:hAnsi="新細明體" w:eastAsia="新細明體"/>
-          <w:b w:val="0"/>
-          <w:sz w:val="24"/>
-        </w:rPr>
-        <w:t>二、依「台灣省政府功能業務與組織調整暫行條例」第二條規定，台灣省政府﹙以下簡稱省政府﹚為行政院派出機關辦理行政院交辦事項。行政院八十八年七月八日台八十七研綜字第Ｏ三四Ｏ九號函所列中央委託省政府辦理事項，應屬行政院交辦事項，首揭計畫如屬上揭院函所列事項，貴會得逕行委託省政府辦理，不適用政府採購法。</w:t>
+        <w:t>一、復貴會八十八年八月十七日﹙八八﹚農企字第八八〇一〇二二四號函。</w:t>
+      </w:r>
+    </w:p>
+    <w:p>
+      <w:pPr>
+        <w:pStyle w:val="a9"/>
+        <w:ind w:left="720" w:hanging="480"/>
+        <w:jc w:val="both"/>
+      </w:pPr>
+      <w:r>
+        <w:rPr>
+          <w:rFonts w:ascii="新細明體" w:hAnsi="新細明體" w:eastAsia="新細明體"/>
+          <w:b w:val="0"/>
+          <w:sz w:val="24"/>
+        </w:rPr>
+        <w:t>二、依「台灣省政府功能業務與組織調整暫行條例」第二條規定，台灣省政府﹙以下簡稱省政府﹚為行政院派出機關辦理行政院交辦事項。行政院八十八年七月八日台八十七研綜字第〇三四〇九號函所列中央委託省政府辦理事項，應屬行政院交辦事項，首揭計畫如屬上揭院函所列事項，貴會得逕行委託省政府辦理，不適用政府採購法。</w:t>
       </w:r>
     </w:p>
     <w:p/>
@@ -6539,7 +6567,7 @@
           <w:b w:val="0"/>
           <w:sz w:val="24"/>
         </w:rPr>
-        <w:t>一、復貴局八十八年六月二日八十八職檢字第Ｏ一Ｏ二六四號暨七月十四日八十八職檢字第Ｏ一三八Ｏ七號二函。</w:t>
+        <w:t>一、復貴局八十八年六月二日八十八職檢字第〇一〇二六四號暨七月十四日八十八職檢字第〇一三八〇七號二函。</w:t>
       </w:r>
     </w:p>
     <w:p>
@@ -6600,7 +6628,7 @@
           <w:b w:val="0"/>
           <w:sz w:val="24"/>
         </w:rPr>
-        <w:t>說明：復貴公司八十八年九月十五日北捷捷財字第八八二一四二一八ＯＯ號函。</w:t>
+        <w:t>說明：復貴公司八十八年九月十五日北捷捷財字第八八二一四二一八〇〇號函。</w:t>
       </w:r>
     </w:p>
     <w:p/>
@@ -6936,7 +6964,7 @@
           <w:b/>
           <w:sz w:val="24"/>
         </w:rPr>
-        <w:t>行政院公共工程委員會95年07月05日工程企字第09500243340號令函</w:t>
+        <w:t>行政院公共工程委員會95年07月05日工程企字第09500243340號令</w:t>
       </w:r>
     </w:p>
     <w:p>
@@ -8559,7 +8587,7 @@
           <w:b w:val="0"/>
           <w:sz w:val="24"/>
         </w:rPr>
-        <w:t>說明：復貴局八十八年六月二十四日貿（八八）二發字第Ｏ七三三一號函。</w:t>
+        <w:t>說明：復貴局八十八年六月二十四日貿（八八）二發字第〇七三三一號函。</w:t>
       </w:r>
     </w:p>
     <w:p/>
@@ -8773,7 +8801,7 @@
           <w:b w:val="0"/>
           <w:sz w:val="24"/>
         </w:rPr>
-        <w:t>說明：復貴局八十八年八月十八日北市捷五字第八八二一九Ｏ四六ＯＯ號函。</w:t>
+        <w:t>說明：復貴局八十八年八月十八日北市捷五字第八八二一九〇四六〇〇號函。</w:t>
       </w:r>
     </w:p>
     <w:p/>
@@ -8880,7 +8908,7 @@
           <w:b w:val="0"/>
           <w:sz w:val="24"/>
         </w:rPr>
-        <w:t>一、復貴部八十八年九月三日交航八十八字第Ｏ四Ｏ七Ｏ二號函。</w:t>
+        <w:t>一、復貴部八十八年九月三日交航八十八字第〇四〇七〇二號函。</w:t>
       </w:r>
     </w:p>
     <w:p>
@@ -8941,7 +8969,7 @@
           <w:b w:val="0"/>
           <w:sz w:val="24"/>
         </w:rPr>
-        <w:t>說明：本會八十八年六月二十八日（八八）工程企字第八八〇八六八一號函及八十八年七月二十七日（八八）工程企字第八八一〇八一Ｏ號函停止適用，八十八年七月七日（八八）工程企字第八八〇九二Ｏ八號函及八十八年七月二十日（八八）工程企字第八八〇八四七三號函與首揭意旨不合部分，停止適用。</w:t>
+        <w:t>說明：本會八十八年六月二十八日（八八）工程企字第八八〇八六八一號函及八十八年七月二十七日（八八）工程企字第八八一〇八一〇號函停止適用，八十八年七月七日（八八）工程企字第八八〇九二〇八號函及八十八年七月二十日（八八）工程企字第八八〇八四七三號函與首揭意旨不合部分，停止適用。</w:t>
       </w:r>
     </w:p>
     <w:p/>
@@ -9033,7 +9061,7 @@
           <w:b w:val="0"/>
           <w:sz w:val="24"/>
         </w:rPr>
-        <w:t>說明：本會八十八年八月三十一日 (八八)工程企字第八八一〇六三四號函答復貴部八十八年七月十六日台(八八)內社字第八八二五七九Ｏ號函及高雄市政府社會局八十八年七月二日高市社局秘字第一九Ｏ二六號所提「高雄市政府社會局暨所屬各機關對政府採購法意見彙整表」項次四、五、七、九、十等五項建議，諒達；另項次一、二、三、六、八等五項，答復如附件。</w:t>
+        <w:t>說明：本會八十八年八月三十一日 (八八)工程企字第八八一〇六三四號函答復貴部八十八年七月十六日台(八八)內社字第八八二五七九〇號函及高雄市政府社會局八十八年七月二日高市社局秘字第一九〇二六號所提「高雄市政府社會局暨所屬各機關對政府採購法意見彙整表」項次四、五、七、九、十等五項建議，諒達；另項次一、二、三、六、八等五項，答復如附件。</w:t>
       </w:r>
     </w:p>
     <w:p>
@@ -9354,7 +9382,7 @@
           <w:b w:val="0"/>
           <w:sz w:val="24"/>
         </w:rPr>
-        <w:t>一、復貴會八十九年六月二十六日八十九僑法字第０三二三七五號函。</w:t>
+        <w:t>一、復貴會八十九年六月二十六日八十九僑法字第〇三二三七五號函。</w:t>
       </w:r>
     </w:p>
     <w:p>
@@ -9446,7 +9474,7 @@
           <w:b/>
           <w:sz w:val="24"/>
         </w:rPr>
-        <w:t>行政院公共工程委員會90年07月06日(90)工程企字第90023318號令函</w:t>
+        <w:t>行政院公共工程委員會90年07月06日(90)工程企字第90023318號令</w:t>
       </w:r>
     </w:p>
     <w:p>
@@ -10932,7 +10960,7 @@
           <w:b w:val="0"/>
           <w:sz w:val="24"/>
         </w:rPr>
-        <w:t>一、復貴會八十八年七月八日八八文建秘字第Ｏ五二Ｏ八號函。</w:t>
+        <w:t>一、復貴會八十八年七月八日八八文建秘字第〇五二〇八號函。</w:t>
       </w:r>
     </w:p>
     <w:p>
@@ -11053,7 +11081,7 @@
           <w:b w:val="0"/>
           <w:sz w:val="24"/>
         </w:rPr>
-        <w:t>一、復貴公司八十八年七月三日﹙八八﹚船財字第四Ｏ七四號函。</w:t>
+        <w:t>一、復貴公司八十八年七月三日﹙八八﹚船財字第四〇七四號函。</w:t>
       </w:r>
     </w:p>
     <w:p>
@@ -12250,7 +12278,7 @@
           <w:b w:val="0"/>
           <w:sz w:val="24"/>
         </w:rPr>
-        <w:t>一、復貴署八十八年八月二十五日﹙八八﹚漁一字第八八六七ＯＯ三九號函。</w:t>
+        <w:t>一、復貴署八十八年八月二十五日﹙八八﹚漁一字第八八六七〇〇三九號函。</w:t>
       </w:r>
     </w:p>
     <w:p>
@@ -12447,7 +12475,7 @@
           <w:b w:val="0"/>
           <w:sz w:val="24"/>
         </w:rPr>
-        <w:t>說明：復貴部八十八年九月四日台(八八)內社字第八八九三六三二號函及九月十六日台(八八)內社字第八八八五三五Ｏ號函。</w:t>
+        <w:t>說明：復貴部八十八年九月四日台(八八)內社字第八八九三六三二號函及九月十六日台(八八)內社字第八八八五三五〇號函。</w:t>
       </w:r>
     </w:p>
     <w:p>
@@ -13577,7 +13605,7 @@
           <w:b/>
           <w:sz w:val="24"/>
         </w:rPr>
-        <w:t>行政院公共工程委員會96年03月27日工程企字第09600115591號令函</w:t>
+        <w:t>行政院公共工程委員會96年03月27日工程企字第09600115591號令</w:t>
       </w:r>
     </w:p>
     <w:p>
@@ -15076,7 +15104,7 @@
           <w:b w:val="0"/>
           <w:sz w:val="24"/>
         </w:rPr>
-        <w:t>一、復貴公司八十八年五月二十五日(八八)和業字第００三二號函。</w:t>
+        <w:t>一、復貴公司八十八年五月二十五日(八八)和業字第〇〇三二號函。</w:t>
       </w:r>
     </w:p>
     <w:p>
@@ -16212,7 +16240,7 @@
           <w:b w:val="0"/>
           <w:sz w:val="24"/>
         </w:rPr>
-        <w:t>一、復貴府八十九年六月二十一日府工三字第八九０四九一二三００號函。</w:t>
+        <w:t>一、復貴府八十九年六月二十一日府工三字第八九〇四九一二三〇〇號函。</w:t>
       </w:r>
     </w:p>
     <w:p>
@@ -17133,7 +17161,7 @@
           <w:b w:val="0"/>
           <w:sz w:val="24"/>
         </w:rPr>
-        <w:t>一、復貴府八十八年六月十日(八八)投府社福字第Ｏ九Ｏ六三四號函。</w:t>
+        <w:t>一、復貴府八十八年六月十日(八八)投府社福字第〇九〇六三四號函。</w:t>
       </w:r>
     </w:p>
     <w:p>
@@ -18118,7 +18146,7 @@
           <w:b w:val="0"/>
           <w:sz w:val="24"/>
         </w:rPr>
-        <w:t>一、復貴部八十八年六月三日台(八八)總(二)字第八八Ｏ六二一九二號函。</w:t>
+        <w:t>一、復貴部八十八年六月三日台(八八)總(二)字第八八〇六二一九二號函。</w:t>
       </w:r>
     </w:p>
     <w:p>
@@ -18785,7 +18813,7 @@
           <w:b w:val="0"/>
           <w:sz w:val="24"/>
         </w:rPr>
-        <w:t>一、復貴會八十八年八月二日八十八僑一綜字第ＯＯ三九二六號函。</w:t>
+        <w:t>一、復貴會八十八年八月二日八十八僑一綜字第〇〇三九二六號函。</w:t>
       </w:r>
     </w:p>
     <w:p>
@@ -19496,7 +19524,7 @@
           <w:b w:val="0"/>
           <w:sz w:val="24"/>
         </w:rPr>
-        <w:t>一、復貴局八十八年九月二十八日北市都一字第八八二二一０七五００號函。</w:t>
+        <w:t>一、復貴局八十八年九月二十八日北市都一字第八八二二一〇七五〇〇號函。</w:t>
       </w:r>
     </w:p>
     <w:p>
@@ -20520,7 +20548,7 @@
           <w:b w:val="0"/>
           <w:sz w:val="24"/>
         </w:rPr>
-        <w:t>說明：復貴社八十八年九月廿九日基市大中合字第０八０七號函。</w:t>
+        <w:t>說明：復貴社八十八年九月廿九日基市大中合字第〇八〇七號函。</w:t>
       </w:r>
     </w:p>
     <w:p/>
@@ -21292,22 +21320,22 @@
           <w:b w:val="0"/>
           <w:sz w:val="24"/>
         </w:rPr>
-        <w:t>一、為提升機關採購效率及確保採購品質，並避免發生權責劃分不清等爭議，重申各機關辦理委託旨揭專案管理時，應依本會91年12月11日工程術字第09100539690號函頒&lt;a href="http://planpe.pcc.gov.tw/gpletf/095001182709102-1.doc" target="_blank"「公共工程履約權責劃分及管理應注意事項」附表一所示（如附件一）&lt;/a，將各階段所需參採資料、工作重點、工作成果及權責劃分，視個案工程規模、實際需要及既有資料等選擇或增、修列之，並訂明於契約中。</w:t>
-      </w:r>
-    </w:p>
-    <w:p>
-      <w:pPr>
-        <w:pStyle w:val="a9"/>
-        <w:ind w:left="720" w:hanging="480"/>
-        <w:jc w:val="both"/>
-      </w:pPr>
-      <w:r>
-        <w:rPr>
-          <w:rFonts w:ascii="新細明體" w:hAnsi="新細明體" w:eastAsia="新細明體"/>
-          <w:b w:val="0"/>
-          <w:sz w:val="24"/>
-        </w:rPr>
-        <w:t>二、另統包工程履約過程之相關作業，請參考本會訂頒&lt;a href="http://planpe.pcc.gov.tw/gpletf/095001182709102-2.doc" target="_blank"「統包模式之工程進度及品質管理參考手冊」（如附件二）&lt;/a辦理。</w:t>
+        <w:t>一、為提升機關採購效率及確保採購品質，並避免發生權責劃分不清等爭議，重申各機關辦理委託旨揭專案管理時，應依本會91年12月11日工程術字第09100539690號函頒&lt;a href="http://planpe.pcc.gov.tw/gpletf/095001182709102-1.doc" target="_blank"「公共工程履約權責劃分及管理應注意事項」附表一所示（如附件一）&lt;/a&gt;，將各階段所需參採資料、工作重點、工作成果及權責劃分，視個案工程規模、實際需要及既有資料等選擇或增、修列之，並訂明於契約中。</w:t>
+      </w:r>
+    </w:p>
+    <w:p>
+      <w:pPr>
+        <w:pStyle w:val="a9"/>
+        <w:ind w:left="720" w:hanging="480"/>
+        <w:jc w:val="both"/>
+      </w:pPr>
+      <w:r>
+        <w:rPr>
+          <w:rFonts w:ascii="新細明體" w:hAnsi="新細明體" w:eastAsia="新細明體"/>
+          <w:b w:val="0"/>
+          <w:sz w:val="24"/>
+        </w:rPr>
+        <w:t>二、另統包工程履約過程之相關作業，請參考本會訂頒&lt;a href="http://planpe.pcc.gov.tw/gpletf/095001182709102-2.doc" target="_blank"「統包模式之工程進度及品質管理參考手冊」（如附件二）&lt;/a&gt;辦理。</w:t>
       </w:r>
     </w:p>
     <w:p/>
@@ -22246,7 +22274,7 @@
           <w:b w:val="0"/>
           <w:sz w:val="24"/>
         </w:rPr>
-        <w:t>說明：復貴所八十八年八月二十三日八十八觀技北字第０００九四號函。</w:t>
+        <w:t>說明：復貴所八十八年八月二十三日八十八觀技北字第〇〇〇九四號函。</w:t>
       </w:r>
     </w:p>
     <w:p/>
@@ -22353,22 +22381,22 @@
           <w:b w:val="0"/>
           <w:sz w:val="24"/>
         </w:rPr>
-        <w:t>一、復貴府八十九年一月五日八九北府工養字第ＯＯ六五八六號函。</w:t>
-      </w:r>
-    </w:p>
-    <w:p>
-      <w:pPr>
-        <w:pStyle w:val="a9"/>
-        <w:ind w:left="720" w:hanging="480"/>
-        <w:jc w:val="both"/>
-      </w:pPr>
-      <w:r>
-        <w:rPr>
-          <w:rFonts w:ascii="新細明體" w:hAnsi="新細明體" w:eastAsia="新細明體"/>
-          <w:b w:val="0"/>
-          <w:sz w:val="24"/>
-        </w:rPr>
-        <w:t>二、機關依本法第四十條規定洽由其他具有專業能力之機關代辦採購，依本法第四十六條之規定，其底價應由洽辦機關之機關首長或其授權人員核定；並得依本法施行細則第四十二條第一項第五款「洽辦機關得行使之職權或應辦理之事項，得由代辦機關代為行使或辦理」之規定辦理。本會八十八年七月八日（八八）工程企字第八八Ｏ九四三二號函附件第五點答復內容並未限制上開施行細則條款之適用。</w:t>
+        <w:t>一、復貴府八十九年一月五日八九北府工養字第〇〇六五八六號函。</w:t>
+      </w:r>
+    </w:p>
+    <w:p>
+      <w:pPr>
+        <w:pStyle w:val="a9"/>
+        <w:ind w:left="720" w:hanging="480"/>
+        <w:jc w:val="both"/>
+      </w:pPr>
+      <w:r>
+        <w:rPr>
+          <w:rFonts w:ascii="新細明體" w:hAnsi="新細明體" w:eastAsia="新細明體"/>
+          <w:b w:val="0"/>
+          <w:sz w:val="24"/>
+        </w:rPr>
+        <w:t>二、機關依本法第四十條規定洽由其他具有專業能力之機關代辦採購，依本法第四十六條之規定，其底價應由洽辦機關之機關首長或其授權人員核定；並得依本法施行細則第四十二條第一項第五款「洽辦機關得行使之職權或應辦理之事項，得由代辦機關代為行使或辦理」之規定辦理。本會八十八年七月八日（八八）工程企字第八八〇九四三二號函附件第五點答復內容並未限制上開施行細則條款之適用。</w:t>
       </w:r>
     </w:p>
     <w:p/>
@@ -23081,22 +23109,7 @@
           <w:b w:val="0"/>
           <w:sz w:val="24"/>
         </w:rPr>
-        <w:t>一、本法施行細則第42條第1項第1款規定：「機關依本法第四十條規定洽由其他具有專業能力之機關代辦採購，依下列原則處理：</w:t>
-      </w:r>
-    </w:p>
-    <w:p>
-      <w:pPr>
-        <w:pStyle w:val="a9"/>
-        <w:ind w:left="720" w:hanging="480"/>
-        <w:jc w:val="both"/>
-      </w:pPr>
-      <w:r>
-        <w:rPr>
-          <w:rFonts w:ascii="新細明體" w:hAnsi="新細明體" w:eastAsia="新細明體"/>
-          <w:b w:val="0"/>
-          <w:sz w:val="24"/>
-        </w:rPr>
-        <w:t>一、關於監辦該採購之上級機關，為洽辦機關之上級機關。但洽辦機關之上級機關得洽請代辦機關之上級機關代行其上級機關之職權。」明定洽辦機關之上級機關得洽請代辦機關之上級機關代行其上級機關之監辦職權。</w:t>
+        <w:t>一、本法施行細則第42條第1項第1款規定：「機關依本法第四十條規定洽由其他具有專業能力之機關代辦採購，依下列原則處理：一、關於監辦該採購之上級機關，為洽辦機關之上級機關。但洽辦機關之上級機關得洽請代辦機關之上級機關代行其上級機關之職權。」明定洽辦機關之上級機關得洽請代辦機關之上級機關代行其上級機關之監辦職權。</w:t>
       </w:r>
     </w:p>
     <w:p>
@@ -23506,7 +23519,7 @@
           <w:b w:val="0"/>
           <w:sz w:val="24"/>
         </w:rPr>
-        <w:t>三、依前揭各項規定辦理之採購，其採購金額屬公告金額十分之一以下之採購，可依「中央機關未達公告金額採購招標辦法」第三條規定辦理；屬未達公告金額但逾公告金額十分之一之採購，則可依「中央機關未達公告金額採購招標辦法」第二條規定辦理；至屬公告金額以上之採購，如符合本法第二十條規定之各款情形，報經上級機關核准，得採選擇性招標方式辦理，其中經常性採購依本法第二十一條第三項規定，應建立六家以上之合格廠商名單。附註：本會已於八十八年八月二十四日以（八八）工程企字第八八一二六Ｏ一號令修正發布「中央機關未達公告金額採購招標辦法」。</w:t>
+        <w:t>三、依前揭各項規定辦理之採購，其採購金額屬公告金額十分之一以下之採購，可依「中央機關未達公告金額採購招標辦法」第三條規定辦理；屬未達公告金額但逾公告金額十分之一之採購，則可依「中央機關未達公告金額採購招標辦法」第二條規定辦理；至屬公告金額以上之採購，如符合本法第二十條規定之各款情形，報經上級機關核准，得採選擇性招標方式辦理，其中經常性採購依本法第二十一條第三項規定，應建立六家以上之合格廠商名單。附註：本會已於八十八年八月二十四日以（八八）工程企字第八八一二六〇一號令修正發布「中央機關未達公告金額採購招標辦法」。</w:t>
       </w:r>
     </w:p>
     <w:p>
@@ -23658,7 +23671,7 @@
           <w:b w:val="0"/>
           <w:sz w:val="24"/>
         </w:rPr>
-        <w:t>一、復貴局八十八年七月十九日88高市環局修字第Ｏ二六四九七號函。</w:t>
+        <w:t>一、復貴局八十八年七月十九日88高市環局修字第〇二六四九七號函。</w:t>
       </w:r>
     </w:p>
     <w:p>
@@ -25063,7 +25076,7 @@
           <w:b w:val="0"/>
           <w:sz w:val="24"/>
         </w:rPr>
-        <w:t>說明：復貴公所八十八年八月三十日八八肚鄉托字第一一ＯＯＯ號函。</w:t>
+        <w:t>說明：復貴公所八十八年八月三十日八八肚鄉托字第一一〇〇〇號函。</w:t>
       </w:r>
     </w:p>
     <w:p/>
@@ -25579,7 +25592,7 @@
           <w:b w:val="0"/>
           <w:sz w:val="24"/>
         </w:rPr>
-        <w:t>一、依據中華民國認證委員會九十二年九月二日認字第０九二００００二三八０號函辦理。</w:t>
+        <w:t>一、依據中華民國認證委員會九十二年九月二日認字第〇九二〇〇〇〇二三八〇號函辦理。</w:t>
       </w:r>
     </w:p>
     <w:p>
@@ -25823,7 +25836,7 @@
           <w:b w:val="0"/>
           <w:sz w:val="24"/>
         </w:rPr>
-        <w:t>一、復貴公司八十八年五月二十五日(八八)和業字第００三二號函。</w:t>
+        <w:t>一、復貴公司八十八年五月二十五日(八八)和業字第〇〇三二號函。</w:t>
       </w:r>
     </w:p>
     <w:p>
@@ -26719,7 +26732,7 @@
           <w:b/>
           <w:sz w:val="24"/>
         </w:rPr>
-        <w:t>行政院公共工程委員會100年03月31日工程企字第10000098340號會議紀錄函</w:t>
+        <w:t>行政院公共工程委員會100年03月31日工程企字第10000098340號會議紀錄</w:t>
       </w:r>
     </w:p>
     <w:p>
@@ -27980,22 +27993,22 @@
           <w:b w:val="0"/>
           <w:sz w:val="24"/>
         </w:rPr>
-        <w:t>一、復貴校九十一年九月九日塗小總字第０九一０００六六二００號函。</w:t>
-      </w:r>
-    </w:p>
-    <w:p>
-      <w:pPr>
-        <w:pStyle w:val="a9"/>
-        <w:ind w:left="720" w:hanging="480"/>
-        <w:jc w:val="both"/>
-      </w:pPr>
-      <w:r>
-        <w:rPr>
-          <w:rFonts w:ascii="新細明體" w:hAnsi="新細明體" w:eastAsia="新細明體"/>
-          <w:b w:val="0"/>
-          <w:sz w:val="24"/>
-        </w:rPr>
-        <w:t>二、有關營業項目乙節，請參閱本會九十年十二月廿六日(九十)工程企字第九００五一四八四號函附會議紀錄（已公開於本會網站）。三、目前政府財政困難，各機關使用預算辦理採購，本應依編定該預算之原始目的撙節開支。貴校利用旨揭剩餘款採購宣導Ｔ侐及資料袋(公事包)是否妥適，請審慎檢討。</w:t>
+        <w:t>一、復貴校九十一年九月九日塗小總字第〇九一〇〇〇六六二〇〇號函。</w:t>
+      </w:r>
+    </w:p>
+    <w:p>
+      <w:pPr>
+        <w:pStyle w:val="a9"/>
+        <w:ind w:left="720" w:hanging="480"/>
+        <w:jc w:val="both"/>
+      </w:pPr>
+      <w:r>
+        <w:rPr>
+          <w:rFonts w:ascii="新細明體" w:hAnsi="新細明體" w:eastAsia="新細明體"/>
+          <w:b w:val="0"/>
+          <w:sz w:val="24"/>
+        </w:rPr>
+        <w:t>二、有關營業項目乙節，請參閱本會九十年十二月廿六日(九十)工程企字第九〇〇五一四八四號函附會議紀錄（已公開於本會網站）。三、目前政府財政困難，各機關使用預算辦理採購，本應依編定該預算之原始目的撙節開支。貴校利用旨揭剩餘款採購宣導Ｔ侐及資料袋(公事包)是否妥適，請審慎檢討。</w:t>
       </w:r>
     </w:p>
     <w:p/>
@@ -28567,7 +28580,7 @@
           <w:b w:val="0"/>
           <w:sz w:val="24"/>
         </w:rPr>
-        <w:t>一、復貴局九十三年二月五日新廣三字第０九二００二三二七三號函。</w:t>
+        <w:t>一、復貴局九十三年二月五日新廣三字第〇九二〇〇二三二七三號函。</w:t>
       </w:r>
     </w:p>
     <w:p>
@@ -31471,7 +31484,202 @@
           <w:b w:val="0"/>
           <w:sz w:val="24"/>
         </w:rPr>
-        <w:t>主旨：為因應COVID-19（武漢肺炎）疫情對經濟之衝擊，請加速公共建設執行一案，請查照。說明：一、依據行政院秘書長109年2月18日院臺衛字第1090164438號函辦理。二、院長於109年2月13日行政院第3689次會議就「因應COVID-19（武漢肺炎）疫情相關措施」報告，決定四、(四)「加速公共建設的推動：鑑於92年SARS期間公共支出趨緩，當年GDP也受影響。因此，值此疫情影響各項經濟活動之際，更需中央及地方政府大力並加速投入公共建設，以帶動經濟發展。請國發會、工程會切實列管公共建設辦理情形，全力協助加速公共建設之推動。」。三、有關院長指示加速公共建設之推動，本會相關建議措施如下:(一)109年度預算加速執行：１、各機關就109年度工程，採取適當分標等方式，加速設計、發包及執行，以提早完成設計及相關作業。２、各項計畫之前置作業，請各機關務必全面檢視盤點，並提早完成，讓後續工程推動能夠順利進行。３、關於補助型計畫，請各機關務必確實盤點，並提早啟動各項審查及行政作業，確實掌握計畫執行進度及落實督導受補助單位儘速辦理。(二)110年度預算提前辦理：１、有關110年度工程計畫預算編列事宜，請各機關儘早開始，並依主計總處之各機關編製年度單位預算案應行注意辦理事項規定辦理。２、工程規劃設計階段所需經費通常較施工階段少，主辦機關可於109年度預算額度內勻支或採取追加預算方式，先行辦理預定下一年度工程之規劃設計及核定作業，俾利110年度預算通過後即發包施工。３、請確實依行政院108年12月12日修正之「各機關單位預算執行要點」第16點第2項辦理，即「各機關辦理各項公共工程及房屋建築計畫，應自設定建造標準時，即審酌其工程定位及功能，對應提出妥適之建造標準，並從預算編列、設計、施工、監造到驗收各階段，均依所設定之建造標準落實執行，以有效運用政府預算」。四、本會將持續列管重大公共建設計畫執行情形及其進度，協助各機關全力排除阻礙。請貴機關對於109年度既有預算加速執行，110年度預算提前辦理，發揮提早及補位之效益。</w:t>
+        <w:t>主旨：為因應COVID-19（武漢肺炎）疫情對經濟之衝擊，請加速公共建設執行一案，請查照。</w:t>
+      </w:r>
+    </w:p>
+    <w:p>
+      <w:pPr>
+        <w:pStyle w:val="a9"/>
+        <w:ind w:left="720" w:hanging="720"/>
+        <w:jc w:val="both"/>
+      </w:pPr>
+      <w:r>
+        <w:rPr>
+          <w:rFonts w:ascii="新細明體" w:hAnsi="新細明體" w:eastAsia="新細明體"/>
+          <w:b w:val="0"/>
+          <w:sz w:val="24"/>
+        </w:rPr>
+        <w:t>說明：</w:t>
+      </w:r>
+    </w:p>
+    <w:p>
+      <w:pPr>
+        <w:pStyle w:val="a9"/>
+        <w:ind w:left="720" w:hanging="480"/>
+        <w:jc w:val="both"/>
+      </w:pPr>
+      <w:r>
+        <w:rPr>
+          <w:rFonts w:ascii="新細明體" w:hAnsi="新細明體" w:eastAsia="新細明體"/>
+          <w:b w:val="0"/>
+          <w:sz w:val="24"/>
+        </w:rPr>
+        <w:t>一、依據行政院秘書長109年2月18日院臺衛字第1090164438號函辦理。</w:t>
+      </w:r>
+    </w:p>
+    <w:p>
+      <w:pPr>
+        <w:pStyle w:val="a9"/>
+        <w:ind w:left="720" w:hanging="480"/>
+        <w:jc w:val="both"/>
+      </w:pPr>
+      <w:r>
+        <w:rPr>
+          <w:rFonts w:ascii="新細明體" w:hAnsi="新細明體" w:eastAsia="新細明體"/>
+          <w:b w:val="0"/>
+          <w:sz w:val="24"/>
+        </w:rPr>
+        <w:t>二、院長於109年2月13日行政院第3689次會議就「因應COVID-19（武漢肺炎）疫情相關措施」報告，決定四、(四)「加速公共建設的推動：鑑於92年SARS期間公共支出趨緩，當年GDP也受影響。因此，值此疫情影響各項經濟活動之際，更需中央及地方政府大力並加速投入公共建設，以帶動經濟發展。請國發會、工程會切實列管公共建設辦理情形，全力協助加速公共建設之推動。」。</w:t>
+      </w:r>
+    </w:p>
+    <w:p>
+      <w:pPr>
+        <w:pStyle w:val="a9"/>
+        <w:ind w:left="720" w:hanging="480"/>
+        <w:jc w:val="both"/>
+      </w:pPr>
+      <w:r>
+        <w:rPr>
+          <w:rFonts w:ascii="新細明體" w:hAnsi="新細明體" w:eastAsia="新細明體"/>
+          <w:b w:val="0"/>
+          <w:sz w:val="24"/>
+        </w:rPr>
+        <w:t>三、有關院長指示加速公共建設之推動，本會相關建議措施如下:</w:t>
+      </w:r>
+    </w:p>
+    <w:p>
+      <w:pPr>
+        <w:pStyle w:val="a9"/>
+        <w:ind w:left="964" w:hanging="680"/>
+        <w:jc w:val="both"/>
+      </w:pPr>
+      <w:r>
+        <w:rPr>
+          <w:rFonts w:ascii="新細明體" w:hAnsi="新細明體" w:eastAsia="新細明體"/>
+          <w:b w:val="0"/>
+          <w:sz w:val="24"/>
+        </w:rPr>
+        <w:t>（一）109年度預算加速執行：</w:t>
+      </w:r>
+    </w:p>
+    <w:p>
+      <w:pPr>
+        <w:pStyle w:val="a9"/>
+        <w:ind w:left="1225" w:hanging="397"/>
+        <w:jc w:val="both"/>
+      </w:pPr>
+      <w:r>
+        <w:rPr>
+          <w:rFonts w:ascii="新細明體" w:hAnsi="新細明體" w:eastAsia="新細明體"/>
+          <w:b w:val="0"/>
+          <w:sz w:val="24"/>
+        </w:rPr>
+        <w:t>１、各機關就109年度工程，採取適當分標等方式，加速設計、發包及執行，以提早完成設計及相關作業。</w:t>
+      </w:r>
+    </w:p>
+    <w:p>
+      <w:pPr>
+        <w:pStyle w:val="a9"/>
+        <w:ind w:left="1225" w:hanging="397"/>
+        <w:jc w:val="both"/>
+      </w:pPr>
+      <w:r>
+        <w:rPr>
+          <w:rFonts w:ascii="新細明體" w:hAnsi="新細明體" w:eastAsia="新細明體"/>
+          <w:b w:val="0"/>
+          <w:sz w:val="24"/>
+        </w:rPr>
+        <w:t>２、各項計畫之前置作業，請各機關務必全面檢視盤點，並提早完成，讓後續工程推動能夠順利進行。</w:t>
+      </w:r>
+    </w:p>
+    <w:p>
+      <w:pPr>
+        <w:pStyle w:val="a9"/>
+        <w:ind w:left="1225" w:hanging="397"/>
+        <w:jc w:val="both"/>
+      </w:pPr>
+      <w:r>
+        <w:rPr>
+          <w:rFonts w:ascii="新細明體" w:hAnsi="新細明體" w:eastAsia="新細明體"/>
+          <w:b w:val="0"/>
+          <w:sz w:val="24"/>
+        </w:rPr>
+        <w:t>３、關於補助型計畫，請各機關務必確實盤點，並提早啟動各項審查及行政作業，確實掌握計畫執行進度及落實督導受補助單位儘速辦理。</w:t>
+      </w:r>
+    </w:p>
+    <w:p>
+      <w:pPr>
+        <w:pStyle w:val="a9"/>
+        <w:ind w:left="964" w:hanging="680"/>
+        <w:jc w:val="both"/>
+      </w:pPr>
+      <w:r>
+        <w:rPr>
+          <w:rFonts w:ascii="新細明體" w:hAnsi="新細明體" w:eastAsia="新細明體"/>
+          <w:b w:val="0"/>
+          <w:sz w:val="24"/>
+        </w:rPr>
+        <w:t>（二）110年度預算提前辦理：</w:t>
+      </w:r>
+    </w:p>
+    <w:p>
+      <w:pPr>
+        <w:pStyle w:val="a9"/>
+        <w:ind w:left="1225" w:hanging="397"/>
+        <w:jc w:val="both"/>
+      </w:pPr>
+      <w:r>
+        <w:rPr>
+          <w:rFonts w:ascii="新細明體" w:hAnsi="新細明體" w:eastAsia="新細明體"/>
+          <w:b w:val="0"/>
+          <w:sz w:val="24"/>
+        </w:rPr>
+        <w:t>１、有關110年度工程計畫預算編列事宜，請各機關儘早開始，並依主計總處之各機關編製年度單位預算案應行注意辦理事項規定辦理。</w:t>
+      </w:r>
+    </w:p>
+    <w:p>
+      <w:pPr>
+        <w:pStyle w:val="a9"/>
+        <w:ind w:left="1225" w:hanging="397"/>
+        <w:jc w:val="both"/>
+      </w:pPr>
+      <w:r>
+        <w:rPr>
+          <w:rFonts w:ascii="新細明體" w:hAnsi="新細明體" w:eastAsia="新細明體"/>
+          <w:b w:val="0"/>
+          <w:sz w:val="24"/>
+        </w:rPr>
+        <w:t>２、工程規劃設計階段所需經費通常較施工階段少，主辦機關可於109年度預算額度內勻支或採取追加預算方式，先行辦理預定下一年度工程之規劃設計及核定作業，俾利110年度預算通過後即發包施工。</w:t>
+      </w:r>
+    </w:p>
+    <w:p>
+      <w:pPr>
+        <w:pStyle w:val="a9"/>
+        <w:ind w:left="1225" w:hanging="397"/>
+        <w:jc w:val="both"/>
+      </w:pPr>
+      <w:r>
+        <w:rPr>
+          <w:rFonts w:ascii="新細明體" w:hAnsi="新細明體" w:eastAsia="新細明體"/>
+          <w:b w:val="0"/>
+          <w:sz w:val="24"/>
+        </w:rPr>
+        <w:t>３、請確實依行政院108年12月12日修正之「各機關單位預算執行要點」第16點第2項辦理，即「各機關辦理各項公共工程及房屋建築計畫，應自設定建造標準時，即審酌其工程定位及功能，對應提出妥適之建造標準，並從預算編列、設計、施工、監造到驗收各階段，均依所設定之建造標準落實執行，以有效運用政府預算」。</w:t>
+      </w:r>
+    </w:p>
+    <w:p>
+      <w:pPr>
+        <w:pStyle w:val="a9"/>
+        <w:ind w:left="720" w:hanging="480"/>
+        <w:jc w:val="both"/>
+      </w:pPr>
+      <w:r>
+        <w:rPr>
+          <w:rFonts w:ascii="新細明體" w:hAnsi="新細明體" w:eastAsia="新細明體"/>
+          <w:b w:val="0"/>
+          <w:sz w:val="24"/>
+        </w:rPr>
+        <w:t>四、本會將持續列管重大公共建設計畫執行情形及其進度，協助各機關全力排除阻礙。請貴機關對於109年度既有預算加速執行，110年度預算提前辦理，發揮提早及補位之效益。</w:t>
       </w:r>
     </w:p>
     <w:p/>
@@ -32559,21 +32767,125 @@
           <w:sz w:val="24"/>
         </w:rPr>
         <w:t>主旨：為因應近期原物料價格波動，貴機關辦理工程採購，請本公共工程全生命週期思維務實考量，詳如說明，以利公共工程執行，請查照並轉知所屬機關照辦。</w:t>
-        <w:br/>
-        <w:t>說明：</w:t>
-        <w:br/>
+      </w:r>
+    </w:p>
+    <w:p>
+      <w:pPr>
+        <w:pStyle w:val="a9"/>
+        <w:ind w:left="720" w:hanging="720"/>
+        <w:jc w:val="both"/>
+      </w:pPr>
+      <w:r>
+        <w:rPr>
+          <w:rFonts w:ascii="新細明體" w:hAnsi="新細明體" w:eastAsia="新細明體"/>
+          <w:b w:val="0"/>
+          <w:sz w:val="24"/>
+        </w:rPr>
+        <w:t>說明：</w:t>
+      </w:r>
+    </w:p>
+    <w:p>
+      <w:pPr>
+        <w:pStyle w:val="a9"/>
+        <w:ind w:left="720" w:hanging="480"/>
+        <w:jc w:val="both"/>
+      </w:pPr>
+      <w:r>
+        <w:rPr>
+          <w:rFonts w:ascii="新細明體" w:hAnsi="新細明體" w:eastAsia="新細明體"/>
+          <w:b w:val="0"/>
+          <w:sz w:val="24"/>
+        </w:rPr>
         <w:t>一、依110年10月4日立法院第10屆第4會期交通委員會第3次全體委員會議立法委員蘇震清質詢意見辦理。</w:t>
-        <w:br/>
+      </w:r>
+    </w:p>
+    <w:p>
+      <w:pPr>
+        <w:pStyle w:val="a9"/>
+        <w:ind w:left="720" w:hanging="480"/>
+        <w:jc w:val="both"/>
+      </w:pPr>
+      <w:r>
+        <w:rPr>
+          <w:rFonts w:ascii="新細明體" w:hAnsi="新細明體" w:eastAsia="新細明體"/>
+          <w:b w:val="0"/>
+          <w:sz w:val="24"/>
+        </w:rPr>
         <w:t>二、邇來媒體報導，因物價上漲等因素導致工程流標，經本會統計及召開個案流標檢討會議，主因為「預算不足」、「工期不實」及「設計書圖契約不合理」，爰機關辦理公共工程，應將全生命週期各階段納入考量，掌握本身需求，瞭解建設計畫的設定目標與定位，考量市場行情編列合理預算，供設計依循；設計成果並須符合原計畫之定位及預算範圍，相關材料、設備、工法、工期、現場施工條件環境等並合理可行，以利工程順利推動。</w:t>
-        <w:br/>
+      </w:r>
+    </w:p>
+    <w:p>
+      <w:pPr>
+        <w:pStyle w:val="a9"/>
+        <w:ind w:left="720" w:hanging="480"/>
+        <w:jc w:val="both"/>
+      </w:pPr>
+      <w:r>
+        <w:rPr>
+          <w:rFonts w:ascii="新細明體" w:hAnsi="新細明體" w:eastAsia="新細明體"/>
+          <w:b w:val="0"/>
+          <w:sz w:val="24"/>
+        </w:rPr>
         <w:t>三、各生命週期階段應注意重點如下：</w:t>
-        <w:br/>
+      </w:r>
+    </w:p>
+    <w:p>
+      <w:pPr>
+        <w:pStyle w:val="a9"/>
+        <w:ind w:left="964" w:hanging="680"/>
+        <w:jc w:val="both"/>
+      </w:pPr>
+      <w:r>
+        <w:rPr>
+          <w:rFonts w:ascii="新細明體" w:hAnsi="新細明體" w:eastAsia="新細明體"/>
+          <w:b w:val="0"/>
+          <w:sz w:val="24"/>
+        </w:rPr>
         <w:t>（一）在「計畫階段」，應考慮當時物價水準合理編列計畫經費，並就未來至完工時可能之物價漲幅，編列物價調整費，以因應工程決標前及履約期間之物價上漲費用。其次，在「設計階段」，因與計畫核定有時間差，機關或技術服務廠商編列設計預算，除應配合當時物價編列外，亦應針對其後之物價調整編列費用。</w:t>
-        <w:br/>
+      </w:r>
+    </w:p>
+    <w:p>
+      <w:pPr>
+        <w:pStyle w:val="a9"/>
+        <w:ind w:left="964" w:hanging="680"/>
+        <w:jc w:val="both"/>
+      </w:pPr>
+      <w:r>
+        <w:rPr>
+          <w:rFonts w:ascii="新細明體" w:hAnsi="新細明體" w:eastAsia="新細明體"/>
+          <w:b w:val="0"/>
+          <w:sz w:val="24"/>
+        </w:rPr>
         <w:t>（二）在「招標階段」，機關應於工程發包前再次檢核原核定之工程預算是否符合當下之市場行情，並作必要之調整；另為合理分擔契約雙方對於物價漲跌之風險，本會已於107年7月修正工程採購契約範本，訂定依序按個別項目、中分類項目及總指數漲跌幅調整契約價金，以合理分配機關及廠商履約階段所受物價波動之風險。</w:t>
-        <w:br/>
+      </w:r>
+    </w:p>
+    <w:p>
+      <w:pPr>
+        <w:pStyle w:val="a9"/>
+        <w:ind w:left="964" w:hanging="680"/>
+        <w:jc w:val="both"/>
+      </w:pPr>
+      <w:r>
+        <w:rPr>
+          <w:rFonts w:ascii="新細明體" w:hAnsi="新細明體" w:eastAsia="新細明體"/>
+          <w:b w:val="0"/>
+          <w:sz w:val="24"/>
+        </w:rPr>
         <w:t>（三）在「履約階段」，若契約未約定物調機制或未有前述三層級物調機制案件，於履約中遇物價有契約成立時不可預期之大幅波動情形時，契約雙方得參酌民法情事變更之規定及本會契約範本之三層級物調機制，辦理契約變更，及時因應物價之變動。本會109年8月31日工程企字第1090100596號函、110年2月9日工程企字第1100100065號函（上開2函均公開於本會網站，https://planpe.pcc.gov.tw/prms/）併請參考。</w:t>
-        <w:br/>
+      </w:r>
+    </w:p>
+    <w:p>
+      <w:pPr>
+        <w:pStyle w:val="a9"/>
+        <w:ind w:left="720" w:hanging="480"/>
+        <w:jc w:val="both"/>
+      </w:pPr>
+      <w:r>
+        <w:rPr>
+          <w:rFonts w:ascii="新細明體" w:hAnsi="新細明體" w:eastAsia="新細明體"/>
+          <w:b w:val="0"/>
+          <w:sz w:val="24"/>
+        </w:rPr>
         <w:t>四、另前述有關營造工程物價指數之個別項目、中分類項目及總指數漲跌幅調整工程款之機制，係載明於本會訂定之工程採購契約範本第5條，按政府採購法第63條第1項規定：「各類採購契約以採用主管機關訂定之範本為原則，其要項及內容由主管機關參考國際及國內慣例定之。」除有個案特殊情形外，請納入個案契約，俾履約期間受物價波動之影響時，可合理調整工程款。</w:t>
       </w:r>
     </w:p>
@@ -32606,11 +32918,50 @@
           <w:sz w:val="24"/>
         </w:rPr>
         <w:t>主旨：為因應「文化藝術獎助及促進條例」第10條自民國111年5月1日施行，機關辦理藝文採購案件，其預算編列應納入廠商為法定勞務提供者投保所需費用，請查照並轉知所屬。</w:t>
-        <w:br/>
-        <w:t>說明：</w:t>
-        <w:br/>
+      </w:r>
+    </w:p>
+    <w:p>
+      <w:pPr>
+        <w:pStyle w:val="a9"/>
+        <w:ind w:left="720" w:hanging="720"/>
+        <w:jc w:val="both"/>
+      </w:pPr>
+      <w:r>
+        <w:rPr>
+          <w:rFonts w:ascii="新細明體" w:hAnsi="新細明體" w:eastAsia="新細明體"/>
+          <w:b w:val="0"/>
+          <w:sz w:val="24"/>
+        </w:rPr>
+        <w:t>說明：</w:t>
+      </w:r>
+    </w:p>
+    <w:p>
+      <w:pPr>
+        <w:pStyle w:val="a9"/>
+        <w:ind w:left="720" w:hanging="480"/>
+        <w:jc w:val="both"/>
+      </w:pPr>
+      <w:r>
+        <w:rPr>
+          <w:rFonts w:ascii="新細明體" w:hAnsi="新細明體" w:eastAsia="新細明體"/>
+          <w:b w:val="0"/>
+          <w:sz w:val="24"/>
+        </w:rPr>
         <w:t>一、依據行政院111年2月8日院臺文字第1110002470B號函辦理。</w:t>
-        <w:br/>
+      </w:r>
+    </w:p>
+    <w:p>
+      <w:pPr>
+        <w:pStyle w:val="a9"/>
+        <w:ind w:left="720" w:hanging="480"/>
+        <w:jc w:val="both"/>
+      </w:pPr>
+      <w:r>
+        <w:rPr>
+          <w:rFonts w:ascii="新細明體" w:hAnsi="新細明體" w:eastAsia="新細明體"/>
+          <w:b w:val="0"/>
+          <w:sz w:val="24"/>
+        </w:rPr>
         <w:t>二、旨揭條例第10條規定：「廠商承辦政府機關（構）、公立學校及公營事業之藝文採購，應為該採購案件中與廠商直接發生契約關係而未能投保職業災害保險之勞務提供者，投保含有傷害、失能及死亡保障之其他商業保險。」行政院依該條例第35條定第10條自111年5月1日施行，依前開規定廠商履行藝文採購案時應為上開法定範圍之勞務提供者投保，所增加之費用，請於辦理藝文採購編列預算時將保險費用納入，俾利廠商依法投保。</w:t>
       </w:r>
     </w:p>
@@ -33606,15 +33957,80 @@
           <w:sz w:val="24"/>
         </w:rPr>
         <w:t>主旨：重申請貴機關督促所屬就新設計及發包之公共工程，應個案工程做好瀝青混凝土挖(刨)除料之再利用處理，不應再沿用舊有規定僅編列折價要求廠商價購，詳如說明，請查照。</w:t>
-        <w:br/>
-        <w:t>說明：</w:t>
-        <w:br/>
+      </w:r>
+    </w:p>
+    <w:p>
+      <w:pPr>
+        <w:pStyle w:val="a9"/>
+        <w:ind w:left="720" w:hanging="720"/>
+        <w:jc w:val="both"/>
+      </w:pPr>
+      <w:r>
+        <w:rPr>
+          <w:rFonts w:ascii="新細明體" w:hAnsi="新細明體" w:eastAsia="新細明體"/>
+          <w:b w:val="0"/>
+          <w:sz w:val="24"/>
+        </w:rPr>
+        <w:t>說明：</w:t>
+      </w:r>
+    </w:p>
+    <w:p>
+      <w:pPr>
+        <w:pStyle w:val="a9"/>
+        <w:ind w:left="720" w:hanging="480"/>
+        <w:jc w:val="both"/>
+      </w:pPr>
+      <w:r>
+        <w:rPr>
+          <w:rFonts w:ascii="新細明體" w:hAnsi="新細明體" w:eastAsia="新細明體"/>
+          <w:b w:val="0"/>
+          <w:sz w:val="24"/>
+        </w:rPr>
         <w:t>一、依據本會113年1月2日工程技字第1120201306號函，檢送本會112年12月25日召開之「再生粒料運用於公共工程跨部會推動小組」第23次會議紀錄結論三(一)辦理。</w:t>
-        <w:br/>
+      </w:r>
+    </w:p>
+    <w:p>
+      <w:pPr>
+        <w:pStyle w:val="a9"/>
+        <w:ind w:left="720" w:hanging="480"/>
+        <w:jc w:val="both"/>
+      </w:pPr>
+      <w:r>
+        <w:rPr>
+          <w:rFonts w:ascii="新細明體" w:hAnsi="新細明體" w:eastAsia="新細明體"/>
+          <w:b w:val="0"/>
+          <w:sz w:val="24"/>
+        </w:rPr>
         <w:t>二、行政院96年7月26日已函發各部會行處局署、省市政府、各縣市政府、台灣區瀝青工業同業公會，「各機關辦理瀝青混凝土資源再利用作業要點」自即日起停止適用。爰有關「將AC刨除料賸餘價值，以折價項目編列」規定已不存在。另該作業要點停止適用之原因係內政部於96年4月23日已公告將AC刨除料納入該部「營建事業再生利用之再生資源項目及規範」。</w:t>
-        <w:br/>
+      </w:r>
+    </w:p>
+    <w:p>
+      <w:pPr>
+        <w:pStyle w:val="a9"/>
+        <w:ind w:left="720" w:hanging="480"/>
+        <w:jc w:val="both"/>
+      </w:pPr>
+      <w:r>
+        <w:rPr>
+          <w:rFonts w:ascii="新細明體" w:hAnsi="新細明體" w:eastAsia="新細明體"/>
+          <w:b w:val="0"/>
+          <w:sz w:val="24"/>
+        </w:rPr>
         <w:t>三、依內政部上開規範，AC刨除料再生利用用途包括:瀝青混凝土鋪面原料、級配粒料基層、底層材料及非農業用地之工程填方材料，不包含編列折價要求廠商價購。</w:t>
-        <w:br/>
+      </w:r>
+    </w:p>
+    <w:p>
+      <w:pPr>
+        <w:pStyle w:val="a9"/>
+        <w:ind w:left="720" w:hanging="480"/>
+        <w:jc w:val="both"/>
+      </w:pPr>
+      <w:r>
+        <w:rPr>
+          <w:rFonts w:ascii="新細明體" w:hAnsi="新細明體" w:eastAsia="新細明體"/>
+          <w:b w:val="0"/>
+          <w:sz w:val="24"/>
+        </w:rPr>
         <w:t>四、本項本會先前一再要求各機關不應再依前述已停止適用之要點辦理，後續如有機關仍再沿用採編列折價要求廠商回購AC刨除料之情形，本會將轉請主辦機關之上級首長，就失職人員嚴厲處分。</w:t>
       </w:r>
     </w:p>
@@ -33662,17 +34078,95 @@
           <w:sz w:val="24"/>
         </w:rPr>
         <w:t>主旨：本會112年12月25日「再生粒料運用於公共工程跨部會推動小組」第23次會議結論，有關瀝青混凝土挖(刨)除料規劃使用及編列處理費用之原則，補充詳如說明，請查照。</w:t>
-        <w:br/>
-        <w:t>說明：</w:t>
-        <w:br/>
+      </w:r>
+    </w:p>
+    <w:p>
+      <w:pPr>
+        <w:pStyle w:val="a9"/>
+        <w:ind w:left="720" w:hanging="720"/>
+        <w:jc w:val="both"/>
+      </w:pPr>
+      <w:r>
+        <w:rPr>
+          <w:rFonts w:ascii="新細明體" w:hAnsi="新細明體" w:eastAsia="新細明體"/>
+          <w:b w:val="0"/>
+          <w:sz w:val="24"/>
+        </w:rPr>
+        <w:t>說明：</w:t>
+      </w:r>
+    </w:p>
+    <w:p>
+      <w:pPr>
+        <w:pStyle w:val="a9"/>
+        <w:ind w:left="720" w:hanging="480"/>
+        <w:jc w:val="both"/>
+      </w:pPr>
+      <w:r>
+        <w:rPr>
+          <w:rFonts w:ascii="新細明體" w:hAnsi="新細明體" w:eastAsia="新細明體"/>
+          <w:b w:val="0"/>
+          <w:sz w:val="24"/>
+        </w:rPr>
         <w:t>一、依據本會113年1月8日工程技字第1130200017號函(諒達)附本會112年12月25日召開之「再生粒料運用於公共工程跨部會推動小組」第23次會議紀錄結論續辦。</w:t>
-        <w:br/>
+      </w:r>
+    </w:p>
+    <w:p>
+      <w:pPr>
+        <w:pStyle w:val="a9"/>
+        <w:ind w:left="720" w:hanging="480"/>
+        <w:jc w:val="both"/>
+      </w:pPr>
+      <w:r>
+        <w:rPr>
+          <w:rFonts w:ascii="新細明體" w:hAnsi="新細明體" w:eastAsia="新細明體"/>
+          <w:b w:val="0"/>
+          <w:sz w:val="24"/>
+        </w:rPr>
         <w:t>二、依上開會議結論三(二)，略以:為達成瀝青混凝土挖(刨)除料(下稱AC刨除料)「刨用平衡」之目標，請各工程主管機關及縣市政府負責督促轄內工程，從個案工程設計階段即規劃使用AC刨除料，並可視各案工程產出時程及使用量能協調調度於轄內他工程使用，至於經綜整轄內所有工程需求仍無法完全去化者，亦應編列合理處理費用，不應再僅編列折價要求廠商回購。</w:t>
-        <w:br/>
+      </w:r>
+    </w:p>
+    <w:p>
+      <w:pPr>
+        <w:pStyle w:val="a9"/>
+        <w:ind w:left="720" w:hanging="480"/>
+        <w:jc w:val="both"/>
+      </w:pPr>
+      <w:r>
+        <w:rPr>
+          <w:rFonts w:ascii="新細明體" w:hAnsi="新細明體" w:eastAsia="新細明體"/>
+          <w:b w:val="0"/>
+          <w:sz w:val="24"/>
+        </w:rPr>
         <w:t>三、上述有關AC刨除料規劃使用及編列處理費用之原則，係以「刨用平衡」為目標，工程主辦機關應於個案工程設計階段即妥善規劃AC刨除料使用方式，若無法完全去化時，應編列處理費用，相關原則再予補充說明如下:</w:t>
-        <w:br/>
+      </w:r>
+    </w:p>
+    <w:p>
+      <w:pPr>
+        <w:pStyle w:val="a9"/>
+        <w:ind w:left="964" w:hanging="680"/>
+        <w:jc w:val="both"/>
+      </w:pPr>
+      <w:r>
+        <w:rPr>
+          <w:rFonts w:ascii="新細明體" w:hAnsi="新細明體" w:eastAsia="新細明體"/>
+          <w:b w:val="0"/>
+          <w:sz w:val="24"/>
+        </w:rPr>
         <w:t>（一）個案工程如有產出AC刨除料時，各工程主辦機關於設計階段，即應依內政部「營建事業再生利用之再生資源項目及規範」之再生利用用途(包括:瀝青混凝土鋪面原料、級配粒料基層材料、級配粒料底層材料、非農業用地之工程填方材料)，妥為規劃使用AC刨除料，並納入契約落實執行。</w:t>
-        <w:br/>
+      </w:r>
+    </w:p>
+    <w:p>
+      <w:pPr>
+        <w:pStyle w:val="a9"/>
+        <w:ind w:left="964" w:hanging="680"/>
+        <w:jc w:val="both"/>
+      </w:pPr>
+      <w:r>
+        <w:rPr>
+          <w:rFonts w:ascii="新細明體" w:hAnsi="新細明體" w:eastAsia="新細明體"/>
+          <w:b w:val="0"/>
+          <w:sz w:val="24"/>
+        </w:rPr>
         <w:t>（二）個案工程為處理本工程產出之AC刨除料，或規劃使用他工程產出之AC刨除料，工程主辦機關於編列工程預算時，應合理編列對應之處理費用，不應再沿用已廢止之「各機關辦理瀝青混凝土資源再利用作業要點」，僅編列折價要求廠商價購。前述處理費用之組成，包括廠商之運輸、堆置、環保、營運管理等成本，並須依AC刨除料之來源(由機關提供或廠商自覓)，就其剩餘價值納入考量。</w:t>
       </w:r>
     </w:p>
@@ -33720,8 +34214,21 @@
           <w:sz w:val="24"/>
         </w:rPr>
         <w:t>主旨：檢送本會與數位發展部研訂之「政府資訊服務採購經費估算編列手冊」，請查照並轉知所屬（轄）機關。</w:t>
-        <w:br/>
-        <w:t>說明：考量各機關之資訊、資安事項多採委外辦理，為利採購機關能充分理解資訊服務採購經費項目之內涵及預算組成，促進資訊服務採購之費用合理化，爰本會偕同數位發展部、資訊服務、資通安全產業界及相關公協會共同研訂旨揭手冊，數位發展部並於113年4月8日提供意見，經彙整後如旨揭手冊，供機關作為編列資訊服務採購預算之參考。</w:t>
+      </w:r>
+    </w:p>
+    <w:p>
+      <w:pPr>
+        <w:pStyle w:val="a9"/>
+        <w:ind w:left="720" w:hanging="720"/>
+        <w:jc w:val="both"/>
+      </w:pPr>
+      <w:r>
+        <w:rPr>
+          <w:rFonts w:ascii="新細明體" w:hAnsi="新細明體" w:eastAsia="新細明體"/>
+          <w:b w:val="0"/>
+          <w:sz w:val="24"/>
+        </w:rPr>
+        <w:t>說明：考量各機關之資訊、資安事項多採委外辦理，為利採購機關能充分理解資訊服務採購經費項目之內涵及預算組成，促進資訊服務採購之費用合理化，爰本會偕同數位發展部、資訊服務、資通安全產業界及相關公協會共同研訂旨揭手冊，數位發展部並於113年4月8日提供意見，經彙整後如旨揭手冊，供機關作為編列資訊服務採購預算之參考。</w:t>
       </w:r>
     </w:p>
     <w:p/>
@@ -34253,7 +34760,7 @@
           <w:b w:val="0"/>
           <w:sz w:val="24"/>
         </w:rPr>
-        <w:t>一、復貴局八十八年六月二十八日標檢(八八)四字第一四七Ｏ五號函。</w:t>
+        <w:t>一、復貴局八十八年六月二十八日標檢(八八)四字第一四七〇五號函。</w:t>
       </w:r>
     </w:p>
     <w:p>
@@ -36851,22 +37358,22 @@
           <w:b/>
           <w:sz w:val="24"/>
         </w:rPr>
-        <w:t>行政院勞工委員會102年02月06日勞綜4字第1020155155號函</w:t>
-      </w:r>
-    </w:p>
-    <w:p>
-      <w:pPr>
-        <w:pStyle w:val="a9"/>
-        <w:ind w:left="720" w:hanging="720"/>
-        <w:jc w:val="both"/>
-      </w:pPr>
-      <w:r>
-        <w:rPr>
-          <w:rFonts w:ascii="新細明體" w:hAnsi="新細明體" w:eastAsia="新細明體"/>
-          <w:b w:val="0"/>
-          <w:sz w:val="24"/>
-        </w:rPr>
-        <w:t>主旨：有關 貴會函請釋明就業服務法第5條第1項規定之適用對象疑義乙案，復如說明。</w:t>
+        <w:t>行政院勞工委員會102年01月17日勞職業字第1020501049號函</w:t>
+      </w:r>
+    </w:p>
+    <w:p>
+      <w:pPr>
+        <w:pStyle w:val="a9"/>
+        <w:ind w:left="720" w:hanging="720"/>
+        <w:jc w:val="both"/>
+      </w:pPr>
+      <w:r>
+        <w:rPr>
+          <w:rFonts w:ascii="新細明體" w:hAnsi="新細明體" w:eastAsia="新細明體"/>
+          <w:b w:val="0"/>
+          <w:sz w:val="24"/>
+        </w:rPr>
+        <w:t>主旨：有關貴會函請釋明就業服務法第5條第1項規定之適用對象疑義乙案，復如說明，請查照。</w:t>
       </w:r>
     </w:p>
     <w:p>
@@ -36896,37 +37403,52 @@
           <w:b w:val="0"/>
           <w:sz w:val="24"/>
         </w:rPr>
-        <w:t>二、有關雇主對求職人或所僱用員工，如限定須具備中華民國身分證者，是否違反就業服務法(以下簡稱本法)第5條第1項所稱禁止「出生地」歧視之規定乙節，依本會93年11月11日以勞職業字第0930204733號令及96年10月24日勞職業字第0960078458號函，所稱求職人或所僱用員工，尚包含具合法工作權之外籍與大陸地區配偶等6類人員，雇主用人選擇應以工作性質、需求及受僱者工作能力為考量，如限定須具備「中華民國身分證者」，即涉違反本法第5條第1項禁止「出生地」就業歧視之虞。</w:t>
-      </w:r>
-    </w:p>
-    <w:p>
-      <w:pPr>
-        <w:pStyle w:val="a9"/>
-        <w:ind w:left="720" w:hanging="480"/>
-        <w:jc w:val="both"/>
-      </w:pPr>
-      <w:r>
-        <w:rPr>
-          <w:rFonts w:ascii="新細明體" w:hAnsi="新細明體" w:eastAsia="新細明體"/>
-          <w:b w:val="0"/>
-          <w:sz w:val="24"/>
-        </w:rPr>
-        <w:t>三、另查本法第5條第1項前段規定略以：「為保障國民就業機會平等，雇主對求職人或所僱用員工，不得以種族、階級...為由，予以歧視；其他法律有明文規定者，從其規定。」，其中所稱「雇主對求職人」，指雇主對於求職人於招募、甄試等成立僱傭(勞動)契約前，不得無正當理由而恣意實施差別待遇。因此有關政府機關辦理委任或定作承攬之採購，允許自然人投標，惟限制須具中華民國國民身分者始得作為投標廠商資格，則非屬本法第5條第1項所定「雇主對求職人」於招募、甄試等成立僱傭(勞動)契約前，禁止歧視行為規範之範圍，尚無本法第5條第1項適用。</w:t>
-      </w:r>
-    </w:p>
-    <w:p>
-      <w:pPr>
-        <w:pStyle w:val="a9"/>
-        <w:ind w:left="720" w:hanging="480"/>
-        <w:jc w:val="both"/>
-      </w:pPr>
-      <w:r>
-        <w:rPr>
-          <w:rFonts w:ascii="新細明體" w:hAnsi="新細明體" w:eastAsia="新細明體"/>
-          <w:b w:val="0"/>
-          <w:sz w:val="24"/>
-        </w:rPr>
-        <w:t>四、有關 貴會提及本會93年10月21日勞職外字第0930206923號令釋略以：就業服務法稱『聘僱』，係以有否提供勞務之事實而為認定...『承攬關係』亦包括在內。」乙節，因外籍勞工之引進程序，雇主須先以合理勞動條件在國內辦理招募，於期限內在國民無意願應徵條件下或就僱用不足人數部分始准許外籍勞工引進補充國內勞動力，凡外籍勞工聘僱與管理均係依本法第5章「外國人之聘僱與管理」之條文及法律授權(第42條至第48條、第57條規定)訂定「雇主聘僱外國人許可及管理辦法」辦理外國人工作許可業務。有關前揭93年10月21日令釋，係緣於外國人未經本會許可，即在臺與他人約定，以完成一定工作(提供勞務之事實認定)，再由該他人給付報酬案，屬「承攬契約」部分，均涉及違反本法第43條、第44條、第57條規定。</w:t>
+        <w:t>一、復貴會101年8月15日工程企字第10100282490號函。</w:t>
+      </w:r>
+    </w:p>
+    <w:p>
+      <w:pPr>
+        <w:pStyle w:val="a9"/>
+        <w:ind w:left="720" w:hanging="480"/>
+        <w:jc w:val="both"/>
+      </w:pPr>
+      <w:r>
+        <w:rPr>
+          <w:rFonts w:ascii="新細明體" w:hAnsi="新細明體" w:eastAsia="新細明體"/>
+          <w:b w:val="0"/>
+          <w:sz w:val="24"/>
+        </w:rPr>
+        <w:t>二、有關雇主對求職人或所僱用員工，如限定須具備中華民國身分證者，是否違反就業服務法（以下簡稱本法）第5條第1項所稱禁止「出生地」歧視之規定乙節，依本會93年11月11日以勞職業字第0930204733號令及96年10月24日勞職業字第0960078458號函，所稱求職人或所僱用員工，尚包含具合法工作權之外籍與大陸地區配偶等6類人員，雇主用人選擇應以工作性質、需求及受僱者工作能力為考量，如限定須具備「中華民國身分證者」，即涉違反本法第5條第1項禁止「出生地」就業歧視之虞。</w:t>
+      </w:r>
+    </w:p>
+    <w:p>
+      <w:pPr>
+        <w:pStyle w:val="a9"/>
+        <w:ind w:left="720" w:hanging="480"/>
+        <w:jc w:val="both"/>
+      </w:pPr>
+      <w:r>
+        <w:rPr>
+          <w:rFonts w:ascii="新細明體" w:hAnsi="新細明體" w:eastAsia="新細明體"/>
+          <w:b w:val="0"/>
+          <w:sz w:val="24"/>
+        </w:rPr>
+        <w:t>三、另查本法第5條第1項前段規定略以：「為保障國民就業機會平等，雇主對求職人或所僱用員工，不得以種族、階級...為由，予以歧視；其他法律有明文規定者，從其規定。」，其中所稱「雇主對求職人」，指雇主對於求職人於招募、甄試等成立僱傭（勞動）契約前，不得無正當理由而恣意實施差別待遇。因此有關政府機關辦理委任或定作承攬之採購，允許自然人投標，惟限制須具中華民國國民身分者始得作為投標廠商資格，則非屬本法第5條第1項所定「雇主對求職人」於招募、甄試等成立僱傭（勞動）契約前，禁止歧視行為規範之範圍，尚無本法第5條第1項適用。</w:t>
+      </w:r>
+    </w:p>
+    <w:p>
+      <w:pPr>
+        <w:pStyle w:val="a9"/>
+        <w:ind w:left="720" w:hanging="480"/>
+        <w:jc w:val="both"/>
+      </w:pPr>
+      <w:r>
+        <w:rPr>
+          <w:rFonts w:ascii="新細明體" w:hAnsi="新細明體" w:eastAsia="新細明體"/>
+          <w:b w:val="0"/>
+          <w:sz w:val="24"/>
+        </w:rPr>
+        <w:t>四、有關貴會提及本會93年10月21日勞職外字第0930206923號令釋略以：「就業服務法稱『聘僱』，係以有否提供勞務之事實而為認定...『承攬關係』亦包括在內。」乙節，因外籍勞工之引進程序，雇主須先以合理勞動條件在國內辦理招募，於期限內在國民無意願應徵條件下或就僱用不足人數部分始准許外籍勞工引進補充國內勞動力，凡外籍勞工聘僱與管理均係依本法第5章「外國人之聘僱與管理」之條文及法律授權（第42條至第48條、第57條規定）訂定「雇主聘僱外國人許可及管理辦法」辦理外國人工作許可業務。有關前揭93年10月21日令釋，係緣於外國人未經本會許可，即在臺與他人約定，以完成一定工作（提供勞務之事實認定），再由該他人給付報酬案，屬「承攬契約」部分，均涉及違反本法第43條、第44條、第57條規定。</w:t>
       </w:r>
     </w:p>
     <w:p/>
@@ -39629,13 +40151,65 @@
           <w:sz w:val="24"/>
         </w:rPr>
         <w:t>主旨：檢送各機關107年度之採購由中小企業承包或分包之比率統計表乙份，請查照並依說明三辦理。</w:t>
-        <w:br/>
-        <w:t>說明：</w:t>
-        <w:br/>
+      </w:r>
+    </w:p>
+    <w:p>
+      <w:pPr>
+        <w:pStyle w:val="a9"/>
+        <w:ind w:left="720" w:hanging="720"/>
+        <w:jc w:val="both"/>
+      </w:pPr>
+      <w:r>
+        <w:rPr>
+          <w:rFonts w:ascii="新細明體" w:hAnsi="新細明體" w:eastAsia="新細明體"/>
+          <w:b w:val="0"/>
+          <w:sz w:val="24"/>
+        </w:rPr>
+        <w:t>說明：</w:t>
+      </w:r>
+    </w:p>
+    <w:p>
+      <w:pPr>
+        <w:pStyle w:val="a9"/>
+        <w:ind w:left="720" w:hanging="480"/>
+        <w:jc w:val="both"/>
+      </w:pPr>
+      <w:r>
+        <w:rPr>
+          <w:rFonts w:ascii="新細明體" w:hAnsi="新細明體" w:eastAsia="新細明體"/>
+          <w:b w:val="0"/>
+          <w:sz w:val="24"/>
+        </w:rPr>
         <w:t>一、依據扶助中小企業參與政府採購辦法第9條規定辦理。</w:t>
-        <w:br/>
+      </w:r>
+    </w:p>
+    <w:p>
+      <w:pPr>
+        <w:pStyle w:val="a9"/>
+        <w:ind w:left="720" w:hanging="480"/>
+        <w:jc w:val="both"/>
+      </w:pPr>
+      <w:r>
+        <w:rPr>
+          <w:rFonts w:ascii="新細明體" w:hAnsi="新細明體" w:eastAsia="新細明體"/>
+          <w:b w:val="0"/>
+          <w:sz w:val="24"/>
+        </w:rPr>
         <w:t>二、本會107年2月21日工程企字第10700046070號函通知各機關，107年度之採購由中小企業承包或分包之目標金額比率為40％。</w:t>
-        <w:br/>
+      </w:r>
+    </w:p>
+    <w:p>
+      <w:pPr>
+        <w:pStyle w:val="a9"/>
+        <w:ind w:left="720" w:hanging="480"/>
+        <w:jc w:val="both"/>
+      </w:pPr>
+      <w:r>
+        <w:rPr>
+          <w:rFonts w:ascii="新細明體" w:hAnsi="新細明體" w:eastAsia="新細明體"/>
+          <w:b w:val="0"/>
+          <w:sz w:val="24"/>
+        </w:rPr>
         <w:t>三、經統計各機關107年度之採購由中小企業承包或分包之金額比率，如附件統計表，未達40％目標之機關，請檢討改進。</w:t>
       </w:r>
     </w:p>
@@ -39668,11 +40242,50 @@
           <w:sz w:val="24"/>
         </w:rPr>
         <w:t>主旨：貴機關及所屬機關108年度之採購，由中小企業承包或分包之目標金額比率，維持與107年度相同之40％，請查照。</w:t>
-        <w:br/>
-        <w:t>說明：</w:t>
-        <w:br/>
+      </w:r>
+    </w:p>
+    <w:p>
+      <w:pPr>
+        <w:pStyle w:val="a9"/>
+        <w:ind w:left="720" w:hanging="720"/>
+        <w:jc w:val="both"/>
+      </w:pPr>
+      <w:r>
+        <w:rPr>
+          <w:rFonts w:ascii="新細明體" w:hAnsi="新細明體" w:eastAsia="新細明體"/>
+          <w:b w:val="0"/>
+          <w:sz w:val="24"/>
+        </w:rPr>
+        <w:t>說明：</w:t>
+      </w:r>
+    </w:p>
+    <w:p>
+      <w:pPr>
+        <w:pStyle w:val="a9"/>
+        <w:ind w:left="720" w:hanging="480"/>
+        <w:jc w:val="both"/>
+      </w:pPr>
+      <w:r>
+        <w:rPr>
+          <w:rFonts w:ascii="新細明體" w:hAnsi="新細明體" w:eastAsia="新細明體"/>
+          <w:b w:val="0"/>
+          <w:sz w:val="24"/>
+        </w:rPr>
         <w:t>一、依據政府採購法第97條及扶助中小企業參與政府採購辦法第4條第1項規定辦理。</w:t>
-        <w:br/>
+      </w:r>
+    </w:p>
+    <w:p>
+      <w:pPr>
+        <w:pStyle w:val="a9"/>
+        <w:ind w:left="720" w:hanging="480"/>
+        <w:jc w:val="both"/>
+      </w:pPr>
+      <w:r>
+        <w:rPr>
+          <w:rFonts w:ascii="新細明體" w:hAnsi="新細明體" w:eastAsia="新細明體"/>
+          <w:b w:val="0"/>
+          <w:sz w:val="24"/>
+        </w:rPr>
         <w:t>二、旨揭目標金額比率，業經會商各機關，並獲經濟部108年2月14日經授企字第10800526850號函同意。</w:t>
       </w:r>
     </w:p>
@@ -39705,8 +40318,21 @@
           <w:sz w:val="24"/>
         </w:rPr>
         <w:t>主旨：檢送各機關108年度之採購由中小企業承包或分包之比率統計表乙份，請查照。</w:t>
-        <w:br/>
-        <w:t>說明：依據扶助中小企業參與政府採購辦法第9條規定辦理。</w:t>
+      </w:r>
+    </w:p>
+    <w:p>
+      <w:pPr>
+        <w:pStyle w:val="a9"/>
+        <w:ind w:left="720" w:hanging="720"/>
+        <w:jc w:val="both"/>
+      </w:pPr>
+      <w:r>
+        <w:rPr>
+          <w:rFonts w:ascii="新細明體" w:hAnsi="新細明體" w:eastAsia="新細明體"/>
+          <w:b w:val="0"/>
+          <w:sz w:val="24"/>
+        </w:rPr>
+        <w:t>說明：依據扶助中小企業參與政府採購辦法第9條規定辦理。</w:t>
       </w:r>
     </w:p>
     <w:p/>
@@ -39738,11 +40364,50 @@
           <w:sz w:val="24"/>
         </w:rPr>
         <w:t>主旨：貴機關及所屬機關109年度之採購，由中小企業承包或分包之目標金額比率，維持與108年度相同之40％，請查照。</w:t>
-        <w:br/>
-        <w:t>說明：</w:t>
-        <w:br/>
+      </w:r>
+    </w:p>
+    <w:p>
+      <w:pPr>
+        <w:pStyle w:val="a9"/>
+        <w:ind w:left="720" w:hanging="720"/>
+        <w:jc w:val="both"/>
+      </w:pPr>
+      <w:r>
+        <w:rPr>
+          <w:rFonts w:ascii="新細明體" w:hAnsi="新細明體" w:eastAsia="新細明體"/>
+          <w:b w:val="0"/>
+          <w:sz w:val="24"/>
+        </w:rPr>
+        <w:t>說明：</w:t>
+      </w:r>
+    </w:p>
+    <w:p>
+      <w:pPr>
+        <w:pStyle w:val="a9"/>
+        <w:ind w:left="720" w:hanging="480"/>
+        <w:jc w:val="both"/>
+      </w:pPr>
+      <w:r>
+        <w:rPr>
+          <w:rFonts w:ascii="新細明體" w:hAnsi="新細明體" w:eastAsia="新細明體"/>
+          <w:b w:val="0"/>
+          <w:sz w:val="24"/>
+        </w:rPr>
         <w:t>一、依據政府採購法第97條及扶助中小企業參與政府採購辦法第4條第1項規定辦理。</w:t>
-        <w:br/>
+      </w:r>
+    </w:p>
+    <w:p>
+      <w:pPr>
+        <w:pStyle w:val="a9"/>
+        <w:ind w:left="720" w:hanging="480"/>
+        <w:jc w:val="both"/>
+      </w:pPr>
+      <w:r>
+        <w:rPr>
+          <w:rFonts w:ascii="新細明體" w:hAnsi="新細明體" w:eastAsia="新細明體"/>
+          <w:b w:val="0"/>
+          <w:sz w:val="24"/>
+        </w:rPr>
         <w:t>二、旨揭目標金額比率，業經會商各機關，並獲經濟部109年2月21日經授企字第10900527470號函同意。</w:t>
       </w:r>
     </w:p>
@@ -39775,8 +40440,21 @@
           <w:sz w:val="24"/>
         </w:rPr>
         <w:t>主旨：檢送各機關109年度之採購由中小企業承包或分包之金額比率統計表乙份，請查照。</w:t>
-        <w:br/>
-        <w:t>說明：依據扶助中小企業參與政府採購辦法第9條規定辦理。</w:t>
+      </w:r>
+    </w:p>
+    <w:p>
+      <w:pPr>
+        <w:pStyle w:val="a9"/>
+        <w:ind w:left="720" w:hanging="720"/>
+        <w:jc w:val="both"/>
+      </w:pPr>
+      <w:r>
+        <w:rPr>
+          <w:rFonts w:ascii="新細明體" w:hAnsi="新細明體" w:eastAsia="新細明體"/>
+          <w:b w:val="0"/>
+          <w:sz w:val="24"/>
+        </w:rPr>
+        <w:t>說明：依據扶助中小企業參與政府採購辦法第9條規定辦理。</w:t>
       </w:r>
     </w:p>
     <w:p/>
@@ -39808,11 +40486,50 @@
           <w:sz w:val="24"/>
         </w:rPr>
         <w:t>主旨：貴機關及所屬機關110年度之採購，由中小企業承包或分包之目標金額比率，調整為45％，請查照。</w:t>
-        <w:br/>
-        <w:t>說明：</w:t>
-        <w:br/>
+      </w:r>
+    </w:p>
+    <w:p>
+      <w:pPr>
+        <w:pStyle w:val="a9"/>
+        <w:ind w:left="720" w:hanging="720"/>
+        <w:jc w:val="both"/>
+      </w:pPr>
+      <w:r>
+        <w:rPr>
+          <w:rFonts w:ascii="新細明體" w:hAnsi="新細明體" w:eastAsia="新細明體"/>
+          <w:b w:val="0"/>
+          <w:sz w:val="24"/>
+        </w:rPr>
+        <w:t>說明：</w:t>
+      </w:r>
+    </w:p>
+    <w:p>
+      <w:pPr>
+        <w:pStyle w:val="a9"/>
+        <w:ind w:left="720" w:hanging="480"/>
+        <w:jc w:val="both"/>
+      </w:pPr>
+      <w:r>
+        <w:rPr>
+          <w:rFonts w:ascii="新細明體" w:hAnsi="新細明體" w:eastAsia="新細明體"/>
+          <w:b w:val="0"/>
+          <w:sz w:val="24"/>
+        </w:rPr>
         <w:t>一、依據政府採購法第97條及扶助中小企業參與政府採購辦法第4條第1項規定辦理。</w:t>
-        <w:br/>
+      </w:r>
+    </w:p>
+    <w:p>
+      <w:pPr>
+        <w:pStyle w:val="a9"/>
+        <w:ind w:left="720" w:hanging="480"/>
+        <w:jc w:val="both"/>
+      </w:pPr>
+      <w:r>
+        <w:rPr>
+          <w:rFonts w:ascii="新細明體" w:hAnsi="新細明體" w:eastAsia="新細明體"/>
+          <w:b w:val="0"/>
+          <w:sz w:val="24"/>
+        </w:rPr>
         <w:t>二、旨揭目標金額比率，業經會商各機關，並獲經濟部110年3月4日經授企字第11000542140號函同意。</w:t>
       </w:r>
     </w:p>
@@ -39921,8 +40638,21 @@
           <w:sz w:val="24"/>
         </w:rPr>
         <w:t>主旨：檢送各機關110年度之採購由中小企業承包或分包之金額比率統計表乙份，請查照。</w:t>
-        <w:br/>
-        <w:t>說明：依據扶助中小企業參與政府採購辦法第9條規定辦理。</w:t>
+      </w:r>
+    </w:p>
+    <w:p>
+      <w:pPr>
+        <w:pStyle w:val="a9"/>
+        <w:ind w:left="720" w:hanging="720"/>
+        <w:jc w:val="both"/>
+      </w:pPr>
+      <w:r>
+        <w:rPr>
+          <w:rFonts w:ascii="新細明體" w:hAnsi="新細明體" w:eastAsia="新細明體"/>
+          <w:b w:val="0"/>
+          <w:sz w:val="24"/>
+        </w:rPr>
+        <w:t>說明：依據扶助中小企業參與政府採購辦法第9條規定辦理。</w:t>
       </w:r>
     </w:p>
     <w:p/>
@@ -40076,11 +40806,50 @@
           <w:sz w:val="24"/>
         </w:rPr>
         <w:t>主旨：貴機關及所屬機關113年度之採購，由中小企業承包或分包之目標金額比率為50％，請查照。</w:t>
-        <w:br/>
-        <w:t>說明：</w:t>
-        <w:br/>
+      </w:r>
+    </w:p>
+    <w:p>
+      <w:pPr>
+        <w:pStyle w:val="a9"/>
+        <w:ind w:left="720" w:hanging="720"/>
+        <w:jc w:val="both"/>
+      </w:pPr>
+      <w:r>
+        <w:rPr>
+          <w:rFonts w:ascii="新細明體" w:hAnsi="新細明體" w:eastAsia="新細明體"/>
+          <w:b w:val="0"/>
+          <w:sz w:val="24"/>
+        </w:rPr>
+        <w:t>說明：</w:t>
+      </w:r>
+    </w:p>
+    <w:p>
+      <w:pPr>
+        <w:pStyle w:val="a9"/>
+        <w:ind w:left="720" w:hanging="480"/>
+        <w:jc w:val="both"/>
+      </w:pPr>
+      <w:r>
+        <w:rPr>
+          <w:rFonts w:ascii="新細明體" w:hAnsi="新細明體" w:eastAsia="新細明體"/>
+          <w:b w:val="0"/>
+          <w:sz w:val="24"/>
+        </w:rPr>
         <w:t>一、依據政府採購法第97條及扶助中小企業參與政府採購辦法第4條第1項規定辦理。</w:t>
-        <w:br/>
+      </w:r>
+    </w:p>
+    <w:p>
+      <w:pPr>
+        <w:pStyle w:val="a9"/>
+        <w:ind w:left="720" w:hanging="480"/>
+        <w:jc w:val="both"/>
+      </w:pPr>
+      <w:r>
+        <w:rPr>
+          <w:rFonts w:ascii="新細明體" w:hAnsi="新細明體" w:eastAsia="新細明體"/>
+          <w:b w:val="0"/>
+          <w:sz w:val="24"/>
+        </w:rPr>
         <w:t>二、旨揭目標金額比率，業經會商各機關，並獲經濟部113年3月21日經授企字第11300560520號函同意。</w:t>
       </w:r>
     </w:p>
@@ -40573,37 +41342,245 @@
           <w:sz w:val="24"/>
         </w:rPr>
         <w:t>主旨：檢送「河道搶險搶通復舊及有價土石處理原則」乙份，請查照並轉知所屬（轄）機關。</w:t>
-        <w:br/>
-        <w:t>河道搶險搶通復舊及有價土石處理原則</w:t>
-        <w:br/>
+      </w:r>
+    </w:p>
+    <w:p>
+      <w:pPr>
+        <w:pStyle w:val="a9"/>
+        <w:ind w:left="720" w:hanging="720"/>
+        <w:jc w:val="both"/>
+      </w:pPr>
+      <w:r>
+        <w:rPr>
+          <w:rFonts w:ascii="新細明體" w:hAnsi="新細明體" w:eastAsia="新細明體"/>
+          <w:b w:val="0"/>
+          <w:sz w:val="24"/>
+        </w:rPr>
+        <w:t>說明：河道搶險搶通復舊及有價土石處理原則</w:t>
+      </w:r>
+    </w:p>
+    <w:p>
+      <w:pPr>
+        <w:pStyle w:val="a9"/>
+        <w:ind w:left="720" w:hanging="480"/>
+        <w:jc w:val="both"/>
+      </w:pPr>
+      <w:r>
+        <w:rPr>
+          <w:rFonts w:ascii="新細明體" w:hAnsi="新細明體" w:eastAsia="新細明體"/>
+          <w:b w:val="0"/>
+          <w:sz w:val="24"/>
+        </w:rPr>
         <w:t>一、為利機關辦理河道搶險、搶通、復舊與後續作業及處理所產生之土石，並釐清相關權責，特訂定本處理原則。</w:t>
-        <w:br/>
+      </w:r>
+    </w:p>
+    <w:p>
+      <w:pPr>
+        <w:pStyle w:val="a9"/>
+        <w:ind w:left="720" w:hanging="480"/>
+        <w:jc w:val="both"/>
+      </w:pPr>
+      <w:r>
+        <w:rPr>
+          <w:rFonts w:ascii="新細明體" w:hAnsi="新細明體" w:eastAsia="新細明體"/>
+          <w:b w:val="0"/>
+          <w:sz w:val="24"/>
+        </w:rPr>
         <w:t>二、河道之搶險或搶通辦理機關及其權責如下：</w:t>
-        <w:br/>
+      </w:r>
+    </w:p>
+    <w:p>
+      <w:pPr>
+        <w:pStyle w:val="a9"/>
+        <w:ind w:left="964" w:hanging="680"/>
+        <w:jc w:val="both"/>
+      </w:pPr>
+      <w:r>
+        <w:rPr>
+          <w:rFonts w:ascii="新細明體" w:hAnsi="新細明體" w:eastAsia="新細明體"/>
+          <w:b w:val="0"/>
+          <w:sz w:val="24"/>
+        </w:rPr>
         <w:t>（一）位於中央管河川且屬河川管理機關與水土保持法主管機關訂定治理界點(以下簡稱治理界點)下游，或位於縣(市)管河川且非屬水土保持、林業經營範圍者，依河川管理辦法第四條第一項規定，由縣(市)政府辦理。</w:t>
-        <w:br/>
+      </w:r>
+    </w:p>
+    <w:p>
+      <w:pPr>
+        <w:pStyle w:val="a9"/>
+        <w:ind w:left="964" w:hanging="680"/>
+        <w:jc w:val="both"/>
+      </w:pPr>
+      <w:r>
+        <w:rPr>
+          <w:rFonts w:ascii="新細明體" w:hAnsi="新細明體" w:eastAsia="新細明體"/>
+          <w:b w:val="0"/>
+          <w:sz w:val="24"/>
+        </w:rPr>
         <w:t>（二）位於中央管河川且屬治理界點上游，或位於縣(市)管河川之水土保持、林業經營範圍者，於土石流災害發生或有發生之虞時，應由地方政府於第一時間即時辦理；如災害受創嚴重而無法因應處理，得向行政院農業委員會提出支援請求，由該會依「行政院農業委員會支援地方政府因應土石流災害處理協助項目及程序規定」辦理，或由該會主動派員協助。搶險、搶通工作完成後所產生之堆置土石，由縣(市)政府儘速處理。</w:t>
-        <w:br/>
+      </w:r>
+    </w:p>
+    <w:p>
+      <w:pPr>
+        <w:pStyle w:val="a9"/>
+        <w:ind w:left="720" w:hanging="480"/>
+        <w:jc w:val="both"/>
+      </w:pPr>
+      <w:r>
+        <w:rPr>
+          <w:rFonts w:ascii="新細明體" w:hAnsi="新細明體" w:eastAsia="新細明體"/>
+          <w:b w:val="0"/>
+          <w:sz w:val="24"/>
+        </w:rPr>
         <w:t>三、河道復舊及後續作業辦理機關及其權責如下：</w:t>
-        <w:br/>
+      </w:r>
+    </w:p>
+    <w:p>
+      <w:pPr>
+        <w:pStyle w:val="a9"/>
+        <w:ind w:left="964" w:hanging="680"/>
+        <w:jc w:val="both"/>
+      </w:pPr>
+      <w:r>
+        <w:rPr>
+          <w:rFonts w:ascii="新細明體" w:hAnsi="新細明體" w:eastAsia="新細明體"/>
+          <w:b w:val="0"/>
+          <w:sz w:val="24"/>
+        </w:rPr>
         <w:t>（一）位於中央管河川之治理界點下游，或位於縣(市)管河川且非屬水土保持、林業經營範圍者，應由河川管理機關本於權責辦理疏濬清除淤積土石，以增加排洪斷面，避免影響河川安全。</w:t>
-        <w:br/>
+      </w:r>
+    </w:p>
+    <w:p>
+      <w:pPr>
+        <w:pStyle w:val="a9"/>
+        <w:ind w:left="964" w:hanging="680"/>
+        <w:jc w:val="both"/>
+      </w:pPr>
+      <w:r>
+        <w:rPr>
+          <w:rFonts w:ascii="新細明體" w:hAnsi="新細明體" w:eastAsia="新細明體"/>
+          <w:b w:val="0"/>
+          <w:sz w:val="24"/>
+        </w:rPr>
         <w:t>（二）位於中央管河川且屬治理界點上游，或位於縣(市)管河川之水土保持、林業經營範圍者，分別由水土保持法、森林法之主管機關辦理水土保持或治山防災工作。</w:t>
-        <w:br/>
+      </w:r>
+    </w:p>
+    <w:p>
+      <w:pPr>
+        <w:pStyle w:val="a9"/>
+        <w:ind w:left="720" w:hanging="480"/>
+        <w:jc w:val="both"/>
+      </w:pPr>
+      <w:r>
+        <w:rPr>
+          <w:rFonts w:ascii="新細明體" w:hAnsi="新細明體" w:eastAsia="新細明體"/>
+          <w:b w:val="0"/>
+          <w:sz w:val="24"/>
+        </w:rPr>
         <w:t>四、行政院農業委員會水土保持局及林務局依第二點第(二)款辦理而需核付費用予鄉(鎮、市、區)公所者，於辦理相關會勘時，應同時邀請該會勘地點所在地之縣(市)政府派員參加。</w:t>
-        <w:br/>
+      </w:r>
+    </w:p>
+    <w:p>
+      <w:pPr>
+        <w:pStyle w:val="a9"/>
+        <w:ind w:left="720" w:hanging="480"/>
+        <w:jc w:val="both"/>
+      </w:pPr>
+      <w:r>
+        <w:rPr>
+          <w:rFonts w:ascii="新細明體" w:hAnsi="新細明體" w:eastAsia="新細明體"/>
+          <w:b w:val="0"/>
+          <w:sz w:val="24"/>
+        </w:rPr>
         <w:t>五、中央管河川治理界點下游之搶險，縣(市)政府或鄉(鎮、市、區)公所要求中央協助者，經濟部水利署得依地方政府之申請核給補助經費，或視實際需要逕予處理。</w:t>
-        <w:br/>
+      </w:r>
+    </w:p>
+    <w:p>
+      <w:pPr>
+        <w:pStyle w:val="a9"/>
+        <w:ind w:left="720" w:hanging="480"/>
+        <w:jc w:val="both"/>
+      </w:pPr>
+      <w:r>
+        <w:rPr>
+          <w:rFonts w:ascii="新細明體" w:hAnsi="新細明體" w:eastAsia="新細明體"/>
+          <w:b w:val="0"/>
+          <w:sz w:val="24"/>
+        </w:rPr>
         <w:t>六、機關辦理河道搶險、搶通、復舊與後續處理所產生土石之處理方式如下：</w:t>
-        <w:br/>
+      </w:r>
+    </w:p>
+    <w:p>
+      <w:pPr>
+        <w:pStyle w:val="a9"/>
+        <w:ind w:left="964" w:hanging="680"/>
+        <w:jc w:val="both"/>
+      </w:pPr>
+      <w:r>
+        <w:rPr>
+          <w:rFonts w:ascii="新細明體" w:hAnsi="新細明體" w:eastAsia="新細明體"/>
+          <w:b w:val="0"/>
+          <w:sz w:val="24"/>
+        </w:rPr>
         <w:t>（一）為爭取處理時效而需依政府採購法第一百零五條規定緊急處置者，以工程採購與有價土石標售分開辦理為原則。</w:t>
-        <w:br/>
+      </w:r>
+    </w:p>
+    <w:p>
+      <w:pPr>
+        <w:pStyle w:val="a9"/>
+        <w:ind w:left="964" w:hanging="680"/>
+        <w:jc w:val="both"/>
+      </w:pPr>
+      <w:r>
+        <w:rPr>
+          <w:rFonts w:ascii="新細明體" w:hAnsi="新細明體" w:eastAsia="新細明體"/>
+          <w:b w:val="0"/>
+          <w:sz w:val="24"/>
+        </w:rPr>
         <w:t>（二）將工程採購與有價土石標售以合併招標方式辦理者，應區分工程支出及有價土石標售收入，並分別編列預算書；採購金額之計算應依政府採購法施行細則第六條第九款規定認定；決標原則得採用收入與支出之差值對機關最佳者辦理。</w:t>
-        <w:br/>
+      </w:r>
+    </w:p>
+    <w:p>
+      <w:pPr>
+        <w:pStyle w:val="a9"/>
+        <w:ind w:left="964" w:hanging="680"/>
+        <w:jc w:val="both"/>
+      </w:pPr>
+      <w:r>
+        <w:rPr>
+          <w:rFonts w:ascii="新細明體" w:hAnsi="新細明體" w:eastAsia="新細明體"/>
+          <w:b w:val="0"/>
+          <w:sz w:val="24"/>
+        </w:rPr>
         <w:t>（三）機關就有價土石標售之收入，應依預算法相關規定辦理繳庫，不得扣抵、挪移或墊用。</w:t>
-        <w:br/>
+      </w:r>
+    </w:p>
+    <w:p>
+      <w:pPr>
+        <w:pStyle w:val="a9"/>
+        <w:ind w:left="964" w:hanging="680"/>
+        <w:jc w:val="both"/>
+      </w:pPr>
+      <w:r>
+        <w:rPr>
+          <w:rFonts w:ascii="新細明體" w:hAnsi="新細明體" w:eastAsia="新細明體"/>
+          <w:b w:val="0"/>
+          <w:sz w:val="24"/>
+        </w:rPr>
         <w:t>（四）工程主辦機關對於辦理河道搶險、搶通、復舊與後續處理所產生之土石，如需堆置者，應依相關規定覓妥適當堆置場地，不得影響排洪。各地方政府於平時即應覓妥適當堆置場地，避免臨時無處堆置。</w:t>
-        <w:br/>
+      </w:r>
+    </w:p>
+    <w:p>
+      <w:pPr>
+        <w:pStyle w:val="a9"/>
+        <w:ind w:left="720" w:hanging="480"/>
+        <w:jc w:val="both"/>
+      </w:pPr>
+      <w:r>
+        <w:rPr>
+          <w:rFonts w:ascii="新細明體" w:hAnsi="新細明體" w:eastAsia="新細明體"/>
+          <w:b w:val="0"/>
+          <w:sz w:val="24"/>
+        </w:rPr>
         <w:t>七、河道淤積土石無立即安全影響者，得由河川管理機關依河川管理辦法第四十一條及「經濟部水利署辦理中央管河川土石可採區規劃公告及管理作業要點」相關規定，規劃公告可採區後，依土石採取法及河川管理辦法等相關規定，受理民眾申請許可採取土石。</w:t>
       </w:r>
     </w:p>
@@ -40695,7 +41672,7 @@
           <w:b w:val="0"/>
           <w:sz w:val="24"/>
         </w:rPr>
-        <w:t>1.公共工程各標案應先力求土石方之自我平衡，復就不足部分檢討同一計畫內標案間土石方之相互平衡；如經客觀檢討仍無法達成平衡，則應掌握其他公共工程（含尚未施工之公共工程）之土石方供需資訊，以規劃可行之棄土、借土專區。</w:t>
+        <w:t>1、公共工程各標案應先力求土石方之自我平衡，復就不足部分檢討同一計畫內標案間土石方之相互平衡；如經客觀檢討仍無法達成平衡，則應掌握其他公共工程（含尚未施工之公共工程）之土石方供需資訊，以規劃可行之棄土、借土專區。</w:t>
       </w:r>
     </w:p>
     <w:p>
@@ -40710,7 +41687,7 @@
           <w:b w:val="0"/>
           <w:sz w:val="24"/>
         </w:rPr>
-        <w:t>2.請依本會95年5月9日工程管字第09500171110號函（如附件）於審議通過後，依「公共工程及公有建築工程營建剩餘土石方交換利用作業要點」上網申報土石方交換資訊。</w:t>
+        <w:t>2、請依本會95年5月9日工程管字第09500171110號函（如附件）於審議通過後，依「公共工程及公有建築工程營建剩餘土石方交換利用作業要點」上網申報土石方交換資訊。</w:t>
       </w:r>
     </w:p>
     <w:p>
@@ -40740,7 +41717,7 @@
           <w:b w:val="0"/>
           <w:sz w:val="24"/>
         </w:rPr>
-        <w:t>1.公共工程土石方如經妥善規劃仍無法達成平衡，施工期間應依內政部營建署公共工程土石方交換機制作業，於減省政府整體支出經費、促進營建資源有效利用、不增加對交通環境影響之三項前提下，積極尋求與其他公共工程交換之機會，並請內政部營建署主動積極協調媒合。</w:t>
+        <w:t>1、公共工程土石方如經妥善規劃仍無法達成平衡，施工期間應依內政部營建署公共工程土石方交換機制作業，於減省政府整體支出經費、促進營建資源有效利用、不增加對交通環境影響之三項前提下，積極尋求與其他公共工程交換之機會，並請內政部營建署主動積極協調媒合。</w:t>
       </w:r>
     </w:p>
     <w:p>
@@ -40755,7 +41732,7 @@
           <w:b w:val="0"/>
           <w:sz w:val="24"/>
         </w:rPr>
-        <w:t>2.經內政部營建署政策評估結果認定可減省政府整體支出經費、促進營建資源有效利用、不增加對交通環境影響者，本會同意認定符合政府採購法第64條規定之「公共利益」原則，被協調機關得據以報經上級機關核准後終止與剩餘土石方處理、清運有關之部分契約。</w:t>
+        <w:t>2、經內政部營建署政策評估結果認定可減省政府整體支出經費、促進營建資源有效利用、不增加對交通環境影響者，本會同意認定符合政府採購法第64條規定之「公共利益」原則，被協調機關得據以報經上級機關核准後終止與剩餘土石方處理、清運有關之部分契約。</w:t>
       </w:r>
     </w:p>
     <w:p>
@@ -40856,27 +41833,27 @@
         <w:br/>
         <w:t>（一）嘉義縣政府辦理之污水下水道工程：</w:t>
         <w:br/>
-        <w:t>1.污水處理廠新建工程，既已另案委託廠商辦理細部設計，非屬將設計與施工併同辦理採購之統包方式，即規劃設計已完成，本件無統包問題；且將來得標廠商施工時，施工圖說及規範明確，按圖施工即可，以最低標決標方式辦理應無困難，應採最低標方式辦理。</w:t>
+        <w:t>1、污水處理廠新建工程，既已另案委託廠商辦理細部設計，非屬將設計與施工併同辦理採購之統包方式，即規劃設計已完成，本件無統包問題；且將來得標廠商施工時，施工圖說及規範明確，按圖施工即可，以最低標決標方式辦理應無困難，應採最低標方式辦理。</w:t>
         <w:br/>
-        <w:t>2.將污水處理廠新建工程、管線工程及用戶接管工程合併辦理採購，因涉及不同專業廠商且標案金額過大，另仍須解決廠商間之施工界面問題，其是否能較分別辦理採購更有效率尚非無疑，建議嘉義縣政府審慎衡酌。</w:t>
+        <w:t>2、將污水處理廠新建工程、管線工程及用戶接管工程合併辦理採購，因涉及不同專業廠商且標案金額過大，另仍須解決廠商間之施工界面問題，其是否能較分別辦理採購更有效率尚非無疑，建議嘉義縣政府審慎衡酌。</w:t>
         <w:br/>
         <w:t>（二）污水處理廠新建工程、管線工程及用戶接管工程有無合併辦理採購之必要，應審酌下列情形就個案研判：</w:t>
         <w:br/>
-        <w:t>1.業界慣例(以符合專業廠商之執行能力)。</w:t>
+        <w:t>1、業界慣例(以符合專業廠商之執行能力)。</w:t>
         <w:br/>
-        <w:t>2.標案規模(市場接受程度及市場競爭情形)。</w:t>
+        <w:t>2、標案規模(市場接受程度及市場競爭情形)。</w:t>
         <w:br/>
-        <w:t>3.不同專業廠商間之整合能力。</w:t>
+        <w:t>3、不同專業廠商間之整合能力。</w:t>
         <w:br/>
-        <w:t>4.各系統建置期程間之配合。</w:t>
+        <w:t>4、各系統建置期程間之配合。</w:t>
         <w:br/>
         <w:t>（三）就各地方政府執行經驗而言：</w:t>
         <w:br/>
-        <w:t>1.污水處理廠新建工程單獨興建應無問題。</w:t>
+        <w:t>1、污水處理廠新建工程單獨興建應無問題。</w:t>
         <w:br/>
-        <w:t>2.管線工程部分應考量擴大其規模，以達經濟效益並降低總體價格。</w:t>
+        <w:t>2、管線工程部分應考量擴大其規模，以達經濟效益並降低總體價格。</w:t>
         <w:br/>
-        <w:t>3.至於用戶接管工程，應待污水處理廠新建工程及管線工程興建期程確定後，再為分標策略之規劃為宜。</w:t>
+        <w:t>3、至於用戶接管工程，應待污水處理廠新建工程及管線工程興建期程確定後，再為分標策略之規劃為宜。</w:t>
         <w:br/>
         <w:t>（四）上述污水處理廠新建工程、管線工程及用戶接管工程，經徵詢各地方政府之執行經驗，採最低標決標方式並無執行困難。</w:t>
         <w:br/>
@@ -42874,33 +43851,215 @@
           <w:sz w:val="24"/>
         </w:rPr>
         <w:t>主旨：為解決砂石及預拌混凝土供需遭遇問題及價格不合理上漲，以利公共工程順利推動，政府三管齊下，由源頭掌握料源供需，並查緝囤積、聯合哄抬不法行為，機關於必要時得採自行購料等採購策略因應措施，請查照並轉知所屬機關。</w:t>
-        <w:br/>
-        <w:t>說明：</w:t>
-        <w:br/>
+      </w:r>
+    </w:p>
+    <w:p>
+      <w:pPr>
+        <w:pStyle w:val="a9"/>
+        <w:ind w:left="720" w:hanging="720"/>
+        <w:jc w:val="both"/>
+      </w:pPr>
+      <w:r>
+        <w:rPr>
+          <w:rFonts w:ascii="新細明體" w:hAnsi="新細明體" w:eastAsia="新細明體"/>
+          <w:b w:val="0"/>
+          <w:sz w:val="24"/>
+        </w:rPr>
+        <w:t>說明：</w:t>
+      </w:r>
+    </w:p>
+    <w:p>
+      <w:pPr>
+        <w:pStyle w:val="a9"/>
+        <w:ind w:left="720" w:hanging="480"/>
+        <w:jc w:val="both"/>
+      </w:pPr>
+      <w:r>
+        <w:rPr>
+          <w:rFonts w:ascii="新細明體" w:hAnsi="新細明體" w:eastAsia="新細明體"/>
+          <w:b w:val="0"/>
+          <w:sz w:val="24"/>
+        </w:rPr>
         <w:t>一、依行政院108年3月15日召開「研商砂石相關事宜」會議及本會108年3月22日召開「預防砂石及預拌混凝土供需遭遇問題及價格不合理上漲之採購策略因應措施」會議結論辦理。</w:t>
-        <w:br/>
+      </w:r>
+    </w:p>
+    <w:p>
+      <w:pPr>
+        <w:pStyle w:val="a9"/>
+        <w:ind w:left="720" w:hanging="480"/>
+        <w:jc w:val="both"/>
+      </w:pPr>
+      <w:r>
+        <w:rPr>
+          <w:rFonts w:ascii="新細明體" w:hAnsi="新細明體" w:eastAsia="新細明體"/>
+          <w:b w:val="0"/>
+          <w:sz w:val="24"/>
+        </w:rPr>
         <w:t>二、目前砂石料源已可穩定供應，惟為預防砂石及預拌混凝土不合理漲價，機關於必要時得採行之採購策略因應措施，說明如下：</w:t>
-        <w:br/>
+      </w:r>
+    </w:p>
+    <w:p>
+      <w:pPr>
+        <w:pStyle w:val="a9"/>
+        <w:ind w:left="964" w:hanging="680"/>
+        <w:jc w:val="both"/>
+      </w:pPr>
+      <w:r>
+        <w:rPr>
+          <w:rFonts w:ascii="新細明體" w:hAnsi="新細明體" w:eastAsia="新細明體"/>
+          <w:b w:val="0"/>
+          <w:sz w:val="24"/>
+        </w:rPr>
         <w:t>（一）尚未招標或重行招標之工程採購案：機關得改變公共工程採購策略，採工料分別招標作業模式由機關自行購料，提供施工廠商施作。</w:t>
-        <w:br/>
+      </w:r>
+    </w:p>
+    <w:p>
+      <w:pPr>
+        <w:pStyle w:val="a9"/>
+        <w:ind w:left="1225" w:hanging="397"/>
+        <w:jc w:val="both"/>
+      </w:pPr>
+      <w:r>
+        <w:rPr>
+          <w:rFonts w:ascii="新細明體" w:hAnsi="新細明體" w:eastAsia="新細明體"/>
+          <w:b w:val="0"/>
+          <w:sz w:val="24"/>
+        </w:rPr>
         <w:t>１、工程採購案招標文件載明砂石及預拌混凝土由機關供應，不列入計價項目。</w:t>
-        <w:br/>
+      </w:r>
+    </w:p>
+    <w:p>
+      <w:pPr>
+        <w:pStyle w:val="a9"/>
+        <w:ind w:left="1225" w:hanging="397"/>
+        <w:jc w:val="both"/>
+      </w:pPr>
+      <w:r>
+        <w:rPr>
+          <w:rFonts w:ascii="新細明體" w:hAnsi="新細明體" w:eastAsia="新細明體"/>
+          <w:b w:val="0"/>
+          <w:sz w:val="24"/>
+        </w:rPr>
         <w:t>２、經濟部水利署訂定之「河川水庫疏濬採售分離土石申購作業規定」第3點第1款規定：「專案申購：指將河川疏濬土石販售總量，保留一定比例，優先提供重大公共工程主辦機關申購使用......」，機關如有採購需求，可向該署提出專案申購，提供工程施工廠商使用。政府採購法第105條第1項第3款公務機關間財物之取得規定，併請查察。</w:t>
-        <w:br/>
+      </w:r>
+    </w:p>
+    <w:p>
+      <w:pPr>
+        <w:pStyle w:val="a9"/>
+        <w:ind w:left="1225" w:hanging="397"/>
+        <w:jc w:val="both"/>
+      </w:pPr>
+      <w:r>
+        <w:rPr>
+          <w:rFonts w:ascii="新細明體" w:hAnsi="新細明體" w:eastAsia="新細明體"/>
+          <w:b w:val="0"/>
+          <w:sz w:val="24"/>
+        </w:rPr>
         <w:t>３、由機關自行辦理預拌混凝土採購，提供施工廠商使用。</w:t>
-        <w:br/>
+      </w:r>
+    </w:p>
+    <w:p>
+      <w:pPr>
+        <w:pStyle w:val="a9"/>
+        <w:ind w:left="1225" w:hanging="397"/>
+        <w:jc w:val="both"/>
+      </w:pPr>
+      <w:r>
+        <w:rPr>
+          <w:rFonts w:ascii="新細明體" w:hAnsi="新細明體" w:eastAsia="新細明體"/>
+          <w:b w:val="0"/>
+          <w:sz w:val="24"/>
+        </w:rPr>
         <w:t>４、為方便各機關購料，機關得整合共通需求辦理集中採購或簽訂預拌混凝土共同供應契約，採公開招標，複數決標，由訂購機關自行選擇預拌混凝土供應廠商，依契約提供予各工程施工廠商使用。</w:t>
-        <w:br/>
+      </w:r>
+    </w:p>
+    <w:p>
+      <w:pPr>
+        <w:pStyle w:val="a9"/>
+        <w:ind w:left="1225" w:hanging="397"/>
+        <w:jc w:val="both"/>
+      </w:pPr>
+      <w:r>
+        <w:rPr>
+          <w:rFonts w:ascii="新細明體" w:hAnsi="新細明體" w:eastAsia="新細明體"/>
+          <w:b w:val="0"/>
+          <w:sz w:val="24"/>
+        </w:rPr>
         <w:t>５、為確保預拌混凝土品質，機關於契約訂明預拌混凝土規範，並於履約過程中辦理分段查驗或駐廠監督依約履行，由機關(含發料單位)或監造單位會同立約商辦理抽驗，送交符合CNS 17025規定之實驗室辦理檢驗，並出具檢驗報告。</w:t>
-        <w:br/>
+      </w:r>
+    </w:p>
+    <w:p>
+      <w:pPr>
+        <w:pStyle w:val="a9"/>
+        <w:ind w:left="964" w:hanging="680"/>
+        <w:jc w:val="both"/>
+      </w:pPr>
+      <w:r>
+        <w:rPr>
+          <w:rFonts w:ascii="新細明體" w:hAnsi="新細明體" w:eastAsia="新細明體"/>
+          <w:b w:val="0"/>
+          <w:sz w:val="24"/>
+        </w:rPr>
         <w:t>（二）在建工程採購案：</w:t>
-        <w:br/>
+      </w:r>
+    </w:p>
+    <w:p>
+      <w:pPr>
+        <w:pStyle w:val="a9"/>
+        <w:ind w:left="1225" w:hanging="397"/>
+        <w:jc w:val="both"/>
+      </w:pPr>
+      <w:r>
+        <w:rPr>
+          <w:rFonts w:ascii="新細明體" w:hAnsi="新細明體" w:eastAsia="新細明體"/>
+          <w:b w:val="0"/>
+          <w:sz w:val="24"/>
+        </w:rPr>
         <w:t>１、廠商履約中如有因砂石及預拌混凝土漲價影響而無法施作之情形，機關得與廠商合意辦理契約變更，改由機關採購砂石及預拌混凝土供應廠商施作。具體作法同二(一)。</w:t>
-        <w:br/>
+      </w:r>
+    </w:p>
+    <w:p>
+      <w:pPr>
+        <w:pStyle w:val="a9"/>
+        <w:ind w:left="1225" w:hanging="397"/>
+        <w:jc w:val="both"/>
+      </w:pPr>
+      <w:r>
+        <w:rPr>
+          <w:rFonts w:ascii="新細明體" w:hAnsi="新細明體" w:eastAsia="新細明體"/>
+          <w:b w:val="0"/>
+          <w:sz w:val="24"/>
+        </w:rPr>
         <w:t>２、各機關履約中之政府採購案件，因不可抗力或不可歸責於契約當事人之事由，致廠商未能依契約所定期限履行者，得依個案契約約定及廠商申請之事實及理由，辦理延長履約期限相關事宜。本會108年1月22日工程企字第1080100081號函，併請查察。</w:t>
-        <w:br/>
+      </w:r>
+    </w:p>
+    <w:p>
+      <w:pPr>
+        <w:pStyle w:val="a9"/>
+        <w:ind w:left="964" w:hanging="680"/>
+        <w:jc w:val="both"/>
+      </w:pPr>
+      <w:r>
+        <w:rPr>
+          <w:rFonts w:ascii="新細明體" w:hAnsi="新細明體" w:eastAsia="新細明體"/>
+          <w:b w:val="0"/>
+          <w:sz w:val="24"/>
+        </w:rPr>
         <w:t>（三）允許廠商於公共工程工地設置工地型預拌混凝土設備：查「公共工程工地型預拌混凝土設備設置及拆除管理要點」第3點第2項，機關除符合工地附近二十公里運距內無足夠合法預拌混凝土廠或其產品無法滿足工程之需求外，不得允許廠商於公共工程工地設置工地型預拌混凝土設備。故如砂石短缺致混凝土廠無法供應材料，屬後段其產品無法滿足工程需要，可依規定設置工地型預拌混凝土設備。機關可視個案實際情形，依契約約定及該條規定辦理。</w:t>
-        <w:br/>
+      </w:r>
+    </w:p>
+    <w:p>
+      <w:pPr>
+        <w:pStyle w:val="a9"/>
+        <w:ind w:left="720" w:hanging="480"/>
+        <w:jc w:val="both"/>
+      </w:pPr>
+      <w:r>
+        <w:rPr>
+          <w:rFonts w:ascii="新細明體" w:hAnsi="新細明體" w:eastAsia="新細明體"/>
+          <w:b w:val="0"/>
+          <w:sz w:val="24"/>
+        </w:rPr>
         <w:t>三、另砂石屬營建工程之重要料源，為減省砂石新料使用，工程主辦機關於辦理道路刨舖等工程規劃設計時，應要求設計單位以「刨用平衡」為原則辦理設計(本工程或跨工程間)。如仍有賸餘挖（刨）除料，應依個案特性妥適規劃其去處，並確實訪價釐清市場行情後，合理編列折價或處理費。本會107年2月6日工程技字第10700039540號函，併請查察（上述本會函均公開於本會網站）。</w:t>
       </w:r>
     </w:p>

--- a/第一章/第一章_排版後.docx
+++ b/第一章/第一章_排版後.docx
@@ -93,7 +93,7 @@
           <w:b w:val="0"/>
           <w:sz w:val="24"/>
         </w:rPr>
-        <w:t>說明：復貴局八十七年十月廿三日八十七林範字第三〇九六號函。</w:t>
+        <w:t>說明：復貴局八十七年十月廿三日八十七林範字第三Ｏ九六號函。</w:t>
       </w:r>
     </w:p>
     <w:p/>
@@ -246,7 +246,7 @@
           <w:b w:val="0"/>
           <w:sz w:val="24"/>
         </w:rPr>
-        <w:t>一、復貴局八十八年六月二十三日八十八職檢字第〇一一七九五號函。</w:t>
+        <w:t>一、復貴局八十八年六月二十三日八十八職檢字第Ｏ一一七九五號函。</w:t>
       </w:r>
     </w:p>
     <w:p>
@@ -473,7 +473,7 @@
           <w:b w:val="0"/>
           <w:sz w:val="24"/>
         </w:rPr>
-        <w:t>一、復貴局八十八年六月八日工(八八)五字第〇二二八七八號函。</w:t>
+        <w:t>一、復貴局八十八年六月八日工(八八)五字第Ｏ二二八七八號函。</w:t>
       </w:r>
     </w:p>
     <w:p>
@@ -579,7 +579,7 @@
           <w:b w:val="0"/>
           <w:sz w:val="24"/>
         </w:rPr>
-        <w:t>一、復貴局八十八年六月二十四日台八十八職公字第〇一一一四七號函。</w:t>
+        <w:t>一、復貴局八十八年六月二十四日台八十八職公字第Ｏ一一一四七號函。</w:t>
       </w:r>
     </w:p>
     <w:p>
@@ -823,7 +823,7 @@
           <w:b w:val="0"/>
           <w:sz w:val="24"/>
         </w:rPr>
-        <w:t>說明：復貴局八十八年八月十七日八八公財字第二一三四〇號函。</w:t>
+        <w:t>說明：復貴局八十八年八月十七日八八公財字第二一三四Ｏ號函。</w:t>
       </w:r>
     </w:p>
     <w:p/>
@@ -1172,7 +1172,7 @@
           <w:b w:val="0"/>
           <w:sz w:val="24"/>
         </w:rPr>
-        <w:t>一、復貴局八十九年一月五日(八九)童托字第八九〇〇〇六三號函。</w:t>
+        <w:t>一、復貴局八十九年一月五日(八九)童托字第八九０００六三號函。</w:t>
       </w:r>
     </w:p>
     <w:p>
@@ -1506,7 +1506,7 @@
           <w:b w:val="0"/>
           <w:sz w:val="24"/>
         </w:rPr>
-        <w:t>說明：復貴府八十九年五月五日八九彰府工發字第〇八四五五九號函。</w:t>
+        <w:t>說明：復貴府八十九年五月五日八九彰府工發字第０八四五五九號函。</w:t>
       </w:r>
     </w:p>
     <w:p>
@@ -1825,22 +1825,22 @@
           <w:b w:val="0"/>
           <w:sz w:val="24"/>
         </w:rPr>
-        <w:t>二、旨揭委託案係貴公司依都市計畫法第二十四條規定將土地利用之規劃及變更計畫之擬定作業委託辦理，因該擬定作業非都市計畫法所定新竹市政府之法定職權，應屬勞務委託，故委託對象之擇定，自應適用政府採購法。本會並已以八十九年十一月十日（八九）工程企字第八九〇三二四六九號函復經濟部國營事業委員會在案。</w:t>
-      </w:r>
-    </w:p>
-    <w:p>
-      <w:pPr>
-        <w:pStyle w:val="a9"/>
-        <w:ind w:left="720" w:hanging="480"/>
-        <w:jc w:val="both"/>
-      </w:pPr>
-      <w:r>
-        <w:rPr>
-          <w:rFonts w:ascii="新細明體" w:hAnsi="新細明體" w:eastAsia="新細明體"/>
-          <w:b w:val="0"/>
-          <w:sz w:val="24"/>
-        </w:rPr>
-        <w:t>三、本會八十八年七月二十日（八八）工程企字第八八〇八五二三號函（答覆臺灣鐵路管理局函）自即日起停止適用。</w:t>
+        <w:t>二、旨揭委託案係貴公司依都市計畫法第二十四條規定將土地利用之規劃及變更計畫之擬定作業委託辦理，因該擬定作業非都市計畫法所定新竹市政府之法定職權，應屬勞務委託，故委託對象之擇定，自應適用政府採購法。本會並已以八十九年十一月十日（八九）工程企字第八九０三二四六九號函復經濟部國營事業委員會在案。</w:t>
+      </w:r>
+    </w:p>
+    <w:p>
+      <w:pPr>
+        <w:pStyle w:val="a9"/>
+        <w:ind w:left="720" w:hanging="480"/>
+        <w:jc w:val="both"/>
+      </w:pPr>
+      <w:r>
+        <w:rPr>
+          <w:rFonts w:ascii="新細明體" w:hAnsi="新細明體" w:eastAsia="新細明體"/>
+          <w:b w:val="0"/>
+          <w:sz w:val="24"/>
+        </w:rPr>
+        <w:t>三、本會八十八年七月二十日（八八）工程企字第八八０八五二三號函（答覆臺灣鐵路管理局函）自即日起停止適用。</w:t>
       </w:r>
     </w:p>
     <w:p/>
@@ -3808,22 +3808,7 @@
           <w:b w:val="0"/>
           <w:sz w:val="24"/>
         </w:rPr>
-        <w:t>一、依GPA委員會1996年3月5日GPA第1號決議附件三（GPA/1 Annex 3），GPA締約國需換算其開放清單附錄1之門檻金額為該國貨幣，並通知GPA委員會，該門檻金額自新年度1月1日起維持固定兩年不變。</w:t>
-      </w:r>
-    </w:p>
-    <w:p>
-      <w:pPr>
-        <w:pStyle w:val="a9"/>
-        <w:ind w:left="720" w:hanging="480"/>
-        <w:jc w:val="both"/>
-      </w:pPr>
-      <w:r>
-        <w:rPr>
-          <w:rFonts w:ascii="新細明體" w:hAnsi="新細明體" w:eastAsia="新細明體"/>
-          <w:b w:val="0"/>
-          <w:sz w:val="24"/>
-        </w:rPr>
-        <w:t>二、我國本次換算金額效期自2011年1月1日起至2012年12月31日止。</w:t>
+        <w:t>一、依GPA委員會1996年3月5日GPA第1號決議附件三（GPA/1 Annex 3），GPA締約國需換算其開放清單附錄1之門檻金額為該國貨幣，並通知GPA委員會，該門檻金額自新年度1月1日起維持固定兩年不變。二、我國本次換算金額效期自2011年1月1日起至2012年12月31日止。</w:t>
       </w:r>
     </w:p>
     <w:p/>
@@ -4935,21 +4920,8 @@
           <w:sz w:val="24"/>
         </w:rPr>
         <w:t>主旨：臺紐經濟合作協定(ANZTEC)政府採購章門檻金額2019年至2020年換算結果如說明，請查照並轉知所屬適用機關。</w:t>
-      </w:r>
-    </w:p>
-    <w:p>
-      <w:pPr>
-        <w:pStyle w:val="a9"/>
-        <w:ind w:left="720" w:hanging="720"/>
-        <w:jc w:val="both"/>
-      </w:pPr>
-      <w:r>
-        <w:rPr>
-          <w:rFonts w:ascii="新細明體" w:hAnsi="新細明體" w:eastAsia="新細明體"/>
-          <w:b w:val="0"/>
-          <w:sz w:val="24"/>
-        </w:rPr>
-        <w:t>說明：ANZTEC政府採購章以特別提款權(SDR)為單位之門檻金額，換算新臺幣如附件，其適用期自民國108年1月1日起至109年12月31日止。</w:t>
+        <w:br/>
+        <w:t>說明：ANZTEC政府採購章以特別提款權(SDR)為單位之門檻金額，換算新臺幣如附件，其適用期自民國108年1月1日起至109年12月31日止。</w:t>
       </w:r>
     </w:p>
     <w:p/>
@@ -6384,7 +6356,7 @@
           <w:b w:val="0"/>
           <w:sz w:val="24"/>
         </w:rPr>
-        <w:t>說明：復貴局八十八年八月三日北市環總字第八八二二八九三九〇〇號函。</w:t>
+        <w:t>說明：復貴局八十八年八月三日北市環總字第八八二二八九三九ＯＯ號函。</w:t>
       </w:r>
     </w:p>
     <w:p/>
@@ -6491,22 +6463,22 @@
           <w:b w:val="0"/>
           <w:sz w:val="24"/>
         </w:rPr>
-        <w:t>一、復貴會八十八年八月十七日﹙八八﹚農企字第八八〇一〇二二四號函。</w:t>
-      </w:r>
-    </w:p>
-    <w:p>
-      <w:pPr>
-        <w:pStyle w:val="a9"/>
-        <w:ind w:left="720" w:hanging="480"/>
-        <w:jc w:val="both"/>
-      </w:pPr>
-      <w:r>
-        <w:rPr>
-          <w:rFonts w:ascii="新細明體" w:hAnsi="新細明體" w:eastAsia="新細明體"/>
-          <w:b w:val="0"/>
-          <w:sz w:val="24"/>
-        </w:rPr>
-        <w:t>二、依「台灣省政府功能業務與組織調整暫行條例」第二條規定，台灣省政府﹙以下簡稱省政府﹚為行政院派出機關辦理行政院交辦事項。行政院八十八年七月八日台八十七研綜字第〇三四〇九號函所列中央委託省政府辦理事項，應屬行政院交辦事項，首揭計畫如屬上揭院函所列事項，貴會得逕行委託省政府辦理，不適用政府採購法。</w:t>
+        <w:t>一、復貴會八十八年八月十七日﹙八八﹚農企字第八八Ｏ一Ｏ二二四號函。</w:t>
+      </w:r>
+    </w:p>
+    <w:p>
+      <w:pPr>
+        <w:pStyle w:val="a9"/>
+        <w:ind w:left="720" w:hanging="480"/>
+        <w:jc w:val="both"/>
+      </w:pPr>
+      <w:r>
+        <w:rPr>
+          <w:rFonts w:ascii="新細明體" w:hAnsi="新細明體" w:eastAsia="新細明體"/>
+          <w:b w:val="0"/>
+          <w:sz w:val="24"/>
+        </w:rPr>
+        <w:t>二、依「台灣省政府功能業務與組織調整暫行條例」第二條規定，台灣省政府﹙以下簡稱省政府﹚為行政院派出機關辦理行政院交辦事項。行政院八十八年七月八日台八十七研綜字第Ｏ三四Ｏ九號函所列中央委託省政府辦理事項，應屬行政院交辦事項，首揭計畫如屬上揭院函所列事項，貴會得逕行委託省政府辦理，不適用政府採購法。</w:t>
       </w:r>
     </w:p>
     <w:p/>
@@ -6567,7 +6539,7 @@
           <w:b w:val="0"/>
           <w:sz w:val="24"/>
         </w:rPr>
-        <w:t>一、復貴局八十八年六月二日八十八職檢字第〇一〇二六四號暨七月十四日八十八職檢字第〇一三八〇七號二函。</w:t>
+        <w:t>一、復貴局八十八年六月二日八十八職檢字第Ｏ一Ｏ二六四號暨七月十四日八十八職檢字第Ｏ一三八Ｏ七號二函。</w:t>
       </w:r>
     </w:p>
     <w:p>
@@ -6628,7 +6600,7 @@
           <w:b w:val="0"/>
           <w:sz w:val="24"/>
         </w:rPr>
-        <w:t>說明：復貴公司八十八年九月十五日北捷捷財字第八八二一四二一八〇〇號函。</w:t>
+        <w:t>說明：復貴公司八十八年九月十五日北捷捷財字第八八二一四二一八ＯＯ號函。</w:t>
       </w:r>
     </w:p>
     <w:p/>
@@ -6964,7 +6936,7 @@
           <w:b/>
           <w:sz w:val="24"/>
         </w:rPr>
-        <w:t>行政院公共工程委員會95年07月05日工程企字第09500243340號令</w:t>
+        <w:t>行政院公共工程委員會95年07月05日工程企字第09500243340號令函</w:t>
       </w:r>
     </w:p>
     <w:p>
@@ -8587,7 +8559,7 @@
           <w:b w:val="0"/>
           <w:sz w:val="24"/>
         </w:rPr>
-        <w:t>說明：復貴局八十八年六月二十四日貿（八八）二發字第〇七三三一號函。</w:t>
+        <w:t>說明：復貴局八十八年六月二十四日貿（八八）二發字第Ｏ七三三一號函。</w:t>
       </w:r>
     </w:p>
     <w:p/>
@@ -8801,7 +8773,7 @@
           <w:b w:val="0"/>
           <w:sz w:val="24"/>
         </w:rPr>
-        <w:t>說明：復貴局八十八年八月十八日北市捷五字第八八二一九〇四六〇〇號函。</w:t>
+        <w:t>說明：復貴局八十八年八月十八日北市捷五字第八八二一九Ｏ四六ＯＯ號函。</w:t>
       </w:r>
     </w:p>
     <w:p/>
@@ -8908,7 +8880,7 @@
           <w:b w:val="0"/>
           <w:sz w:val="24"/>
         </w:rPr>
-        <w:t>一、復貴部八十八年九月三日交航八十八字第〇四〇七〇二號函。</w:t>
+        <w:t>一、復貴部八十八年九月三日交航八十八字第Ｏ四Ｏ七Ｏ二號函。</w:t>
       </w:r>
     </w:p>
     <w:p>
@@ -8969,7 +8941,7 @@
           <w:b w:val="0"/>
           <w:sz w:val="24"/>
         </w:rPr>
-        <w:t>說明：本會八十八年六月二十八日（八八）工程企字第八八〇八六八一號函及八十八年七月二十七日（八八）工程企字第八八一〇八一〇號函停止適用，八十八年七月七日（八八）工程企字第八八〇九二〇八號函及八十八年七月二十日（八八）工程企字第八八〇八四七三號函與首揭意旨不合部分，停止適用。</w:t>
+        <w:t>說明：本會八十八年六月二十八日（八八）工程企字第八八〇八六八一號函及八十八年七月二十七日（八八）工程企字第八八一〇八一Ｏ號函停止適用，八十八年七月七日（八八）工程企字第八八〇九二Ｏ八號函及八十八年七月二十日（八八）工程企字第八八〇八四七三號函與首揭意旨不合部分，停止適用。</w:t>
       </w:r>
     </w:p>
     <w:p/>
@@ -9061,7 +9033,7 @@
           <w:b w:val="0"/>
           <w:sz w:val="24"/>
         </w:rPr>
-        <w:t>說明：本會八十八年八月三十一日 (八八)工程企字第八八一〇六三四號函答復貴部八十八年七月十六日台(八八)內社字第八八二五七九〇號函及高雄市政府社會局八十八年七月二日高市社局秘字第一九〇二六號所提「高雄市政府社會局暨所屬各機關對政府採購法意見彙整表」項次四、五、七、九、十等五項建議，諒達；另項次一、二、三、六、八等五項，答復如附件。</w:t>
+        <w:t>說明：本會八十八年八月三十一日 (八八)工程企字第八八一〇六三四號函答復貴部八十八年七月十六日台(八八)內社字第八八二五七九Ｏ號函及高雄市政府社會局八十八年七月二日高市社局秘字第一九Ｏ二六號所提「高雄市政府社會局暨所屬各機關對政府採購法意見彙整表」項次四、五、七、九、十等五項建議，諒達；另項次一、二、三、六、八等五項，答復如附件。</w:t>
       </w:r>
     </w:p>
     <w:p>
@@ -9382,7 +9354,7 @@
           <w:b w:val="0"/>
           <w:sz w:val="24"/>
         </w:rPr>
-        <w:t>一、復貴會八十九年六月二十六日八十九僑法字第〇三二三七五號函。</w:t>
+        <w:t>一、復貴會八十九年六月二十六日八十九僑法字第０三二三七五號函。</w:t>
       </w:r>
     </w:p>
     <w:p>
@@ -9474,7 +9446,7 @@
           <w:b/>
           <w:sz w:val="24"/>
         </w:rPr>
-        <w:t>行政院公共工程委員會90年07月06日(90)工程企字第90023318號令</w:t>
+        <w:t>行政院公共工程委員會90年07月06日(90)工程企字第90023318號令函</w:t>
       </w:r>
     </w:p>
     <w:p>
@@ -10960,7 +10932,7 @@
           <w:b w:val="0"/>
           <w:sz w:val="24"/>
         </w:rPr>
-        <w:t>一、復貴會八十八年七月八日八八文建秘字第〇五二〇八號函。</w:t>
+        <w:t>一、復貴會八十八年七月八日八八文建秘字第Ｏ五二Ｏ八號函。</w:t>
       </w:r>
     </w:p>
     <w:p>
@@ -11081,7 +11053,7 @@
           <w:b w:val="0"/>
           <w:sz w:val="24"/>
         </w:rPr>
-        <w:t>一、復貴公司八十八年七月三日﹙八八﹚船財字第四〇七四號函。</w:t>
+        <w:t>一、復貴公司八十八年七月三日﹙八八﹚船財字第四Ｏ七四號函。</w:t>
       </w:r>
     </w:p>
     <w:p>
@@ -12278,7 +12250,7 @@
           <w:b w:val="0"/>
           <w:sz w:val="24"/>
         </w:rPr>
-        <w:t>一、復貴署八十八年八月二十五日﹙八八﹚漁一字第八八六七〇〇三九號函。</w:t>
+        <w:t>一、復貴署八十八年八月二十五日﹙八八﹚漁一字第八八六七ＯＯ三九號函。</w:t>
       </w:r>
     </w:p>
     <w:p>
@@ -12475,7 +12447,7 @@
           <w:b w:val="0"/>
           <w:sz w:val="24"/>
         </w:rPr>
-        <w:t>說明：復貴部八十八年九月四日台(八八)內社字第八八九三六三二號函及九月十六日台(八八)內社字第八八八五三五〇號函。</w:t>
+        <w:t>說明：復貴部八十八年九月四日台(八八)內社字第八八九三六三二號函及九月十六日台(八八)內社字第八八八五三五Ｏ號函。</w:t>
       </w:r>
     </w:p>
     <w:p>
@@ -13605,7 +13577,7 @@
           <w:b/>
           <w:sz w:val="24"/>
         </w:rPr>
-        <w:t>行政院公共工程委員會96年03月27日工程企字第09600115591號令</w:t>
+        <w:t>行政院公共工程委員會96年03月27日工程企字第09600115591號令函</w:t>
       </w:r>
     </w:p>
     <w:p>
@@ -15104,7 +15076,7 @@
           <w:b w:val="0"/>
           <w:sz w:val="24"/>
         </w:rPr>
-        <w:t>一、復貴公司八十八年五月二十五日(八八)和業字第〇〇三二號函。</w:t>
+        <w:t>一、復貴公司八十八年五月二十五日(八八)和業字第００三二號函。</w:t>
       </w:r>
     </w:p>
     <w:p>
@@ -16240,7 +16212,7 @@
           <w:b w:val="0"/>
           <w:sz w:val="24"/>
         </w:rPr>
-        <w:t>一、復貴府八十九年六月二十一日府工三字第八九〇四九一二三〇〇號函。</w:t>
+        <w:t>一、復貴府八十九年六月二十一日府工三字第八九０四九一二三００號函。</w:t>
       </w:r>
     </w:p>
     <w:p>
@@ -17161,7 +17133,7 @@
           <w:b w:val="0"/>
           <w:sz w:val="24"/>
         </w:rPr>
-        <w:t>一、復貴府八十八年六月十日(八八)投府社福字第〇九〇六三四號函。</w:t>
+        <w:t>一、復貴府八十八年六月十日(八八)投府社福字第Ｏ九Ｏ六三四號函。</w:t>
       </w:r>
     </w:p>
     <w:p>
@@ -18146,7 +18118,7 @@
           <w:b w:val="0"/>
           <w:sz w:val="24"/>
         </w:rPr>
-        <w:t>一、復貴部八十八年六月三日台(八八)總(二)字第八八〇六二一九二號函。</w:t>
+        <w:t>一、復貴部八十八年六月三日台(八八)總(二)字第八八Ｏ六二一九二號函。</w:t>
       </w:r>
     </w:p>
     <w:p>
@@ -18813,7 +18785,7 @@
           <w:b w:val="0"/>
           <w:sz w:val="24"/>
         </w:rPr>
-        <w:t>一、復貴會八十八年八月二日八十八僑一綜字第〇〇三九二六號函。</w:t>
+        <w:t>一、復貴會八十八年八月二日八十八僑一綜字第ＯＯ三九二六號函。</w:t>
       </w:r>
     </w:p>
     <w:p>
@@ -19524,7 +19496,7 @@
           <w:b w:val="0"/>
           <w:sz w:val="24"/>
         </w:rPr>
-        <w:t>一、復貴局八十八年九月二十八日北市都一字第八八二二一〇七五〇〇號函。</w:t>
+        <w:t>一、復貴局八十八年九月二十八日北市都一字第八八二二一０七五００號函。</w:t>
       </w:r>
     </w:p>
     <w:p>
@@ -20548,7 +20520,7 @@
           <w:b w:val="0"/>
           <w:sz w:val="24"/>
         </w:rPr>
-        <w:t>說明：復貴社八十八年九月廿九日基市大中合字第〇八〇七號函。</w:t>
+        <w:t>說明：復貴社八十八年九月廿九日基市大中合字第０八０七號函。</w:t>
       </w:r>
     </w:p>
     <w:p/>
@@ -21320,22 +21292,22 @@
           <w:b w:val="0"/>
           <w:sz w:val="24"/>
         </w:rPr>
-        <w:t>一、為提升機關採購效率及確保採購品質，並避免發生權責劃分不清等爭議，重申各機關辦理委託旨揭專案管理時，應依本會91年12月11日工程術字第09100539690號函頒&lt;a href="http://planpe.pcc.gov.tw/gpletf/095001182709102-1.doc" target="_blank"「公共工程履約權責劃分及管理應注意事項」附表一所示（如附件一）&lt;/a&gt;，將各階段所需參採資料、工作重點、工作成果及權責劃分，視個案工程規模、實際需要及既有資料等選擇或增、修列之，並訂明於契約中。</w:t>
-      </w:r>
-    </w:p>
-    <w:p>
-      <w:pPr>
-        <w:pStyle w:val="a9"/>
-        <w:ind w:left="720" w:hanging="480"/>
-        <w:jc w:val="both"/>
-      </w:pPr>
-      <w:r>
-        <w:rPr>
-          <w:rFonts w:ascii="新細明體" w:hAnsi="新細明體" w:eastAsia="新細明體"/>
-          <w:b w:val="0"/>
-          <w:sz w:val="24"/>
-        </w:rPr>
-        <w:t>二、另統包工程履約過程之相關作業，請參考本會訂頒&lt;a href="http://planpe.pcc.gov.tw/gpletf/095001182709102-2.doc" target="_blank"「統包模式之工程進度及品質管理參考手冊」（如附件二）&lt;/a&gt;辦理。</w:t>
+        <w:t>一、為提升機關採購效率及確保採購品質，並避免發生權責劃分不清等爭議，重申各機關辦理委託旨揭專案管理時，應依本會91年12月11日工程術字第09100539690號函頒&lt;a href="http://planpe.pcc.gov.tw/gpletf/095001182709102-1.doc" target="_blank"「公共工程履約權責劃分及管理應注意事項」附表一所示（如附件一）&lt;/a，將各階段所需參採資料、工作重點、工作成果及權責劃分，視個案工程規模、實際需要及既有資料等選擇或增、修列之，並訂明於契約中。</w:t>
+      </w:r>
+    </w:p>
+    <w:p>
+      <w:pPr>
+        <w:pStyle w:val="a9"/>
+        <w:ind w:left="720" w:hanging="480"/>
+        <w:jc w:val="both"/>
+      </w:pPr>
+      <w:r>
+        <w:rPr>
+          <w:rFonts w:ascii="新細明體" w:hAnsi="新細明體" w:eastAsia="新細明體"/>
+          <w:b w:val="0"/>
+          <w:sz w:val="24"/>
+        </w:rPr>
+        <w:t>二、另統包工程履約過程之相關作業，請參考本會訂頒&lt;a href="http://planpe.pcc.gov.tw/gpletf/095001182709102-2.doc" target="_blank"「統包模式之工程進度及品質管理參考手冊」（如附件二）&lt;/a辦理。</w:t>
       </w:r>
     </w:p>
     <w:p/>
@@ -22274,7 +22246,7 @@
           <w:b w:val="0"/>
           <w:sz w:val="24"/>
         </w:rPr>
-        <w:t>說明：復貴所八十八年八月二十三日八十八觀技北字第〇〇〇九四號函。</w:t>
+        <w:t>說明：復貴所八十八年八月二十三日八十八觀技北字第０００九四號函。</w:t>
       </w:r>
     </w:p>
     <w:p/>
@@ -22381,22 +22353,22 @@
           <w:b w:val="0"/>
           <w:sz w:val="24"/>
         </w:rPr>
-        <w:t>一、復貴府八十九年一月五日八九北府工養字第〇〇六五八六號函。</w:t>
-      </w:r>
-    </w:p>
-    <w:p>
-      <w:pPr>
-        <w:pStyle w:val="a9"/>
-        <w:ind w:left="720" w:hanging="480"/>
-        <w:jc w:val="both"/>
-      </w:pPr>
-      <w:r>
-        <w:rPr>
-          <w:rFonts w:ascii="新細明體" w:hAnsi="新細明體" w:eastAsia="新細明體"/>
-          <w:b w:val="0"/>
-          <w:sz w:val="24"/>
-        </w:rPr>
-        <w:t>二、機關依本法第四十條規定洽由其他具有專業能力之機關代辦採購，依本法第四十六條之規定，其底價應由洽辦機關之機關首長或其授權人員核定；並得依本法施行細則第四十二條第一項第五款「洽辦機關得行使之職權或應辦理之事項，得由代辦機關代為行使或辦理」之規定辦理。本會八十八年七月八日（八八）工程企字第八八〇九四三二號函附件第五點答復內容並未限制上開施行細則條款之適用。</w:t>
+        <w:t>一、復貴府八十九年一月五日八九北府工養字第ＯＯ六五八六號函。</w:t>
+      </w:r>
+    </w:p>
+    <w:p>
+      <w:pPr>
+        <w:pStyle w:val="a9"/>
+        <w:ind w:left="720" w:hanging="480"/>
+        <w:jc w:val="both"/>
+      </w:pPr>
+      <w:r>
+        <w:rPr>
+          <w:rFonts w:ascii="新細明體" w:hAnsi="新細明體" w:eastAsia="新細明體"/>
+          <w:b w:val="0"/>
+          <w:sz w:val="24"/>
+        </w:rPr>
+        <w:t>二、機關依本法第四十條規定洽由其他具有專業能力之機關代辦採購，依本法第四十六條之規定，其底價應由洽辦機關之機關首長或其授權人員核定；並得依本法施行細則第四十二條第一項第五款「洽辦機關得行使之職權或應辦理之事項，得由代辦機關代為行使或辦理」之規定辦理。本會八十八年七月八日（八八）工程企字第八八Ｏ九四三二號函附件第五點答復內容並未限制上開施行細則條款之適用。</w:t>
       </w:r>
     </w:p>
     <w:p/>
@@ -23109,7 +23081,22 @@
           <w:b w:val="0"/>
           <w:sz w:val="24"/>
         </w:rPr>
-        <w:t>一、本法施行細則第42條第1項第1款規定：「機關依本法第四十條規定洽由其他具有專業能力之機關代辦採購，依下列原則處理：一、關於監辦該採購之上級機關，為洽辦機關之上級機關。但洽辦機關之上級機關得洽請代辦機關之上級機關代行其上級機關之職權。」明定洽辦機關之上級機關得洽請代辦機關之上級機關代行其上級機關之監辦職權。</w:t>
+        <w:t>一、本法施行細則第42條第1項第1款規定：「機關依本法第四十條規定洽由其他具有專業能力之機關代辦採購，依下列原則處理：</w:t>
+      </w:r>
+    </w:p>
+    <w:p>
+      <w:pPr>
+        <w:pStyle w:val="a9"/>
+        <w:ind w:left="720" w:hanging="480"/>
+        <w:jc w:val="both"/>
+      </w:pPr>
+      <w:r>
+        <w:rPr>
+          <w:rFonts w:ascii="新細明體" w:hAnsi="新細明體" w:eastAsia="新細明體"/>
+          <w:b w:val="0"/>
+          <w:sz w:val="24"/>
+        </w:rPr>
+        <w:t>一、關於監辦該採購之上級機關，為洽辦機關之上級機關。但洽辦機關之上級機關得洽請代辦機關之上級機關代行其上級機關之職權。」明定洽辦機關之上級機關得洽請代辦機關之上級機關代行其上級機關之監辦職權。</w:t>
       </w:r>
     </w:p>
     <w:p>
@@ -23519,7 +23506,7 @@
           <w:b w:val="0"/>
           <w:sz w:val="24"/>
         </w:rPr>
-        <w:t>三、依前揭各項規定辦理之採購，其採購金額屬公告金額十分之一以下之採購，可依「中央機關未達公告金額採購招標辦法」第三條規定辦理；屬未達公告金額但逾公告金額十分之一之採購，則可依「中央機關未達公告金額採購招標辦法」第二條規定辦理；至屬公告金額以上之採購，如符合本法第二十條規定之各款情形，報經上級機關核准，得採選擇性招標方式辦理，其中經常性採購依本法第二十一條第三項規定，應建立六家以上之合格廠商名單。附註：本會已於八十八年八月二十四日以（八八）工程企字第八八一二六〇一號令修正發布「中央機關未達公告金額採購招標辦法」。</w:t>
+        <w:t>三、依前揭各項規定辦理之採購，其採購金額屬公告金額十分之一以下之採購，可依「中央機關未達公告金額採購招標辦法」第三條規定辦理；屬未達公告金額但逾公告金額十分之一之採購，則可依「中央機關未達公告金額採購招標辦法」第二條規定辦理；至屬公告金額以上之採購，如符合本法第二十條規定之各款情形，報經上級機關核准，得採選擇性招標方式辦理，其中經常性採購依本法第二十一條第三項規定，應建立六家以上之合格廠商名單。附註：本會已於八十八年八月二十四日以（八八）工程企字第八八一二六Ｏ一號令修正發布「中央機關未達公告金額採購招標辦法」。</w:t>
       </w:r>
     </w:p>
     <w:p>
@@ -23671,7 +23658,7 @@
           <w:b w:val="0"/>
           <w:sz w:val="24"/>
         </w:rPr>
-        <w:t>一、復貴局八十八年七月十九日88高市環局修字第〇二六四九七號函。</w:t>
+        <w:t>一、復貴局八十八年七月十九日88高市環局修字第Ｏ二六四九七號函。</w:t>
       </w:r>
     </w:p>
     <w:p>
@@ -25076,7 +25063,7 @@
           <w:b w:val="0"/>
           <w:sz w:val="24"/>
         </w:rPr>
-        <w:t>說明：復貴公所八十八年八月三十日八八肚鄉托字第一一〇〇〇號函。</w:t>
+        <w:t>說明：復貴公所八十八年八月三十日八八肚鄉托字第一一ＯＯＯ號函。</w:t>
       </w:r>
     </w:p>
     <w:p/>
@@ -25592,7 +25579,7 @@
           <w:b w:val="0"/>
           <w:sz w:val="24"/>
         </w:rPr>
-        <w:t>一、依據中華民國認證委員會九十二年九月二日認字第〇九二〇〇〇〇二三八〇號函辦理。</w:t>
+        <w:t>一、依據中華民國認證委員會九十二年九月二日認字第０九二００００二三八０號函辦理。</w:t>
       </w:r>
     </w:p>
     <w:p>
@@ -25836,7 +25823,7 @@
           <w:b w:val="0"/>
           <w:sz w:val="24"/>
         </w:rPr>
-        <w:t>一、復貴公司八十八年五月二十五日(八八)和業字第〇〇三二號函。</w:t>
+        <w:t>一、復貴公司八十八年五月二十五日(八八)和業字第００三二號函。</w:t>
       </w:r>
     </w:p>
     <w:p>
@@ -26732,7 +26719,7 @@
           <w:b/>
           <w:sz w:val="24"/>
         </w:rPr>
-        <w:t>行政院公共工程委員會100年03月31日工程企字第10000098340號會議紀錄</w:t>
+        <w:t>行政院公共工程委員會100年03月31日工程企字第10000098340號會議紀錄函</w:t>
       </w:r>
     </w:p>
     <w:p>
@@ -27993,22 +27980,22 @@
           <w:b w:val="0"/>
           <w:sz w:val="24"/>
         </w:rPr>
-        <w:t>一、復貴校九十一年九月九日塗小總字第〇九一〇〇〇六六二〇〇號函。</w:t>
-      </w:r>
-    </w:p>
-    <w:p>
-      <w:pPr>
-        <w:pStyle w:val="a9"/>
-        <w:ind w:left="720" w:hanging="480"/>
-        <w:jc w:val="both"/>
-      </w:pPr>
-      <w:r>
-        <w:rPr>
-          <w:rFonts w:ascii="新細明體" w:hAnsi="新細明體" w:eastAsia="新細明體"/>
-          <w:b w:val="0"/>
-          <w:sz w:val="24"/>
-        </w:rPr>
-        <w:t>二、有關營業項目乙節，請參閱本會九十年十二月廿六日(九十)工程企字第九〇〇五一四八四號函附會議紀錄（已公開於本會網站）。三、目前政府財政困難，各機關使用預算辦理採購，本應依編定該預算之原始目的撙節開支。貴校利用旨揭剩餘款採購宣導Ｔ侐及資料袋(公事包)是否妥適，請審慎檢討。</w:t>
+        <w:t>一、復貴校九十一年九月九日塗小總字第０九一０００六六二００號函。</w:t>
+      </w:r>
+    </w:p>
+    <w:p>
+      <w:pPr>
+        <w:pStyle w:val="a9"/>
+        <w:ind w:left="720" w:hanging="480"/>
+        <w:jc w:val="both"/>
+      </w:pPr>
+      <w:r>
+        <w:rPr>
+          <w:rFonts w:ascii="新細明體" w:hAnsi="新細明體" w:eastAsia="新細明體"/>
+          <w:b w:val="0"/>
+          <w:sz w:val="24"/>
+        </w:rPr>
+        <w:t>二、有關營業項目乙節，請參閱本會九十年十二月廿六日(九十)工程企字第九００五一四八四號函附會議紀錄（已公開於本會網站）。三、目前政府財政困難，各機關使用預算辦理採購，本應依編定該預算之原始目的撙節開支。貴校利用旨揭剩餘款採購宣導Ｔ侐及資料袋(公事包)是否妥適，請審慎檢討。</w:t>
       </w:r>
     </w:p>
     <w:p/>
@@ -28580,7 +28567,7 @@
           <w:b w:val="0"/>
           <w:sz w:val="24"/>
         </w:rPr>
-        <w:t>一、復貴局九十三年二月五日新廣三字第〇九二〇〇二三二七三號函。</w:t>
+        <w:t>一、復貴局九十三年二月五日新廣三字第０九二００二三二七三號函。</w:t>
       </w:r>
     </w:p>
     <w:p>
@@ -31484,7 +31471,38 @@
           <w:b w:val="0"/>
           <w:sz w:val="24"/>
         </w:rPr>
-        <w:t>主旨：為因應COVID-19（武漢肺炎）疫情對經濟之衝擊，請加速公共建設執行一案，請查照。</w:t>
+        <w:t>主旨：為因應COVID-19（武漢肺炎）疫情對經濟之衝擊，請加速公共建設執行一案，請查照。說明：一、依據行政院秘書長109年2月18日院臺衛字第1090164438號函辦理。二、院長於109年2月13日行政院第3689次會議就「因應COVID-19（武漢肺炎）疫情相關措施」報告，決定四、(四)「加速公共建設的推動：鑑於92年SARS期間公共支出趨緩，當年GDP也受影響。因此，值此疫情影響各項經濟活動之際，更需中央及地方政府大力並加速投入公共建設，以帶動經濟發展。請國發會、工程會切實列管公共建設辦理情形，全力協助加速公共建設之推動。」。三、有關院長指示加速公共建設之推動，本會相關建議措施如下:(一)109年度預算加速執行：１、各機關就109年度工程，採取適當分標等方式，加速設計、發包及執行，以提早完成設計及相關作業。２、各項計畫之前置作業，請各機關務必全面檢視盤點，並提早完成，讓後續工程推動能夠順利進行。３、關於補助型計畫，請各機關務必確實盤點，並提早啟動各項審查及行政作業，確實掌握計畫執行進度及落實督導受補助單位儘速辦理。(二)110年度預算提前辦理：１、有關110年度工程計畫預算編列事宜，請各機關儘早開始，並依主計總處之各機關編製年度單位預算案應行注意辦理事項規定辦理。２、工程規劃設計階段所需經費通常較施工階段少，主辦機關可於109年度預算額度內勻支或採取追加預算方式，先行辦理預定下一年度工程之規劃設計及核定作業，俾利110年度預算通過後即發包施工。３、請確實依行政院108年12月12日修正之「各機關單位預算執行要點」第16點第2項辦理，即「各機關辦理各項公共工程及房屋建築計畫，應自設定建造標準時，即審酌其工程定位及功能，對應提出妥適之建造標準，並從預算編列、設計、施工、監造到驗收各階段，均依所設定之建造標準落實執行，以有效運用政府預算」。四、本會將持續列管重大公共建設計畫執行情形及其進度，協助各機關全力排除阻礙。請貴機關對於109年度既有預算加速執行，110年度預算提前辦理，發揮提早及補位之效益。</w:t>
+      </w:r>
+    </w:p>
+    <w:p/>
+    <w:p>
+      <w:pPr>
+        <w:pStyle w:val="a9"/>
+        <w:ind w:left="720" w:hanging="720"/>
+        <w:jc w:val="both"/>
+      </w:pPr>
+      <w:r>
+        <w:rPr>
+          <w:rFonts w:ascii="微軟正黑體" w:hAnsi="微軟正黑體" w:eastAsia="微軟正黑體"/>
+          <w:b/>
+          <w:sz w:val="24"/>
+        </w:rPr>
+        <w:t>行政院109年03月18日院授發管字第1091400387號函</w:t>
+      </w:r>
+    </w:p>
+    <w:p>
+      <w:pPr>
+        <w:pStyle w:val="a9"/>
+        <w:ind w:left="720" w:hanging="720"/>
+        <w:jc w:val="both"/>
+      </w:pPr>
+      <w:r>
+        <w:rPr>
+          <w:rFonts w:ascii="新細明體" w:hAnsi="新細明體" w:eastAsia="新細明體"/>
+          <w:b w:val="0"/>
+          <w:sz w:val="24"/>
+        </w:rPr>
+        <w:t>主旨：訂定「一百零九年度加速公共建設計畫執行成效措施」，自即日生效，請查照辦理並轉知所屬。</w:t>
       </w:r>
     </w:p>
     <w:p>
@@ -31514,37 +31532,22 @@
           <w:b w:val="0"/>
           <w:sz w:val="24"/>
         </w:rPr>
-        <w:t>一、依據行政院秘書長109年2月18日院臺衛字第1090164438號函辦理。</w:t>
-      </w:r>
-    </w:p>
-    <w:p>
-      <w:pPr>
-        <w:pStyle w:val="a9"/>
-        <w:ind w:left="720" w:hanging="480"/>
-        <w:jc w:val="both"/>
-      </w:pPr>
-      <w:r>
-        <w:rPr>
-          <w:rFonts w:ascii="新細明體" w:hAnsi="新細明體" w:eastAsia="新細明體"/>
-          <w:b w:val="0"/>
-          <w:sz w:val="24"/>
-        </w:rPr>
-        <w:t>二、院長於109年2月13日行政院第3689次會議就「因應COVID-19（武漢肺炎）疫情相關措施」報告，決定四、(四)「加速公共建設的推動：鑑於92年SARS期間公共支出趨緩，當年GDP也受影響。因此，值此疫情影響各項經濟活動之際，更需中央及地方政府大力並加速投入公共建設，以帶動經濟發展。請國發會、工程會切實列管公共建設辦理情形，全力協助加速公共建設之推動。」。</w:t>
-      </w:r>
-    </w:p>
-    <w:p>
-      <w:pPr>
-        <w:pStyle w:val="a9"/>
-        <w:ind w:left="720" w:hanging="480"/>
-        <w:jc w:val="both"/>
-      </w:pPr>
-      <w:r>
-        <w:rPr>
-          <w:rFonts w:ascii="新細明體" w:hAnsi="新細明體" w:eastAsia="新細明體"/>
-          <w:b w:val="0"/>
-          <w:sz w:val="24"/>
-        </w:rPr>
-        <w:t>三、有關院長指示加速公共建設之推動，本會相關建議措施如下:</w:t>
+        <w:t>一、本措施適用範圍為109年度本院公共工程委員會(以下簡稱工程會)公共建設督導會報(以下簡稱督導會報)列管之公共建設計畫及其所屬工程標案，請積極推動辦理。</w:t>
+      </w:r>
+    </w:p>
+    <w:p>
+      <w:pPr>
+        <w:pStyle w:val="a9"/>
+        <w:ind w:left="720" w:hanging="480"/>
+        <w:jc w:val="both"/>
+      </w:pPr>
+      <w:r>
+        <w:rPr>
+          <w:rFonts w:ascii="新細明體" w:hAnsi="新細明體" w:eastAsia="新細明體"/>
+          <w:b w:val="0"/>
+          <w:sz w:val="24"/>
+        </w:rPr>
+        <w:t>二、本次同步採取之因應對策有以下4點，請相關機關據以辦理：</w:t>
       </w:r>
     </w:p>
     <w:p>
@@ -31559,7 +31562,7 @@
           <w:b w:val="0"/>
           <w:sz w:val="24"/>
         </w:rPr>
-        <w:t>（一）109年度預算加速執行：</w:t>
+        <w:t>（一）針對工程流標案件，務實檢討解決問題，加速執行：過去因經費不足導致流標之重大公共建設計畫，因計畫已成熟即可執行，請主辦機關儘速完成檢討修正，俾利儘早決標加速執行。具體作法：</w:t>
       </w:r>
     </w:p>
     <w:p>
@@ -31574,7 +31577,7 @@
           <w:b w:val="0"/>
           <w:sz w:val="24"/>
         </w:rPr>
-        <w:t>１、各機關就109年度工程，採取適當分標等方式，加速設計、發包及執行，以提早完成設計及相關作業。</w:t>
+        <w:t>1、請工程會透過現有督導會報機制，定期盤點已流標達2次案件，交由主管機關進行檢討並適時提供協助，期於109年6月底前完成發包。</w:t>
       </w:r>
     </w:p>
     <w:p>
@@ -31589,7 +31592,67 @@
           <w:b w:val="0"/>
           <w:sz w:val="24"/>
         </w:rPr>
-        <w:t>２、各項計畫之前置作業，請各機關務必全面檢視盤點，並提早完成，讓後續工程推動能夠順利進行。</w:t>
+        <w:t>2、各工程主辦機關應採取下列措施：</w:t>
+      </w:r>
+    </w:p>
+    <w:p>
+      <w:pPr>
+        <w:pStyle w:val="a9"/>
+        <w:ind w:left="1757" w:hanging="680"/>
+        <w:jc w:val="both"/>
+      </w:pPr>
+      <w:r>
+        <w:rPr>
+          <w:rFonts w:ascii="新細明體" w:hAnsi="新細明體" w:eastAsia="新細明體"/>
+          <w:b w:val="0"/>
+          <w:sz w:val="24"/>
+        </w:rPr>
+        <w:t>（１）應參考工程會公共工程價格資料庫，核實、合理編列工程預算。</w:t>
+      </w:r>
+    </w:p>
+    <w:p>
+      <w:pPr>
+        <w:pStyle w:val="a9"/>
+        <w:ind w:left="1757" w:hanging="680"/>
+        <w:jc w:val="both"/>
+      </w:pPr>
+      <w:r>
+        <w:rPr>
+          <w:rFonts w:ascii="新細明體" w:hAnsi="新細明體" w:eastAsia="新細明體"/>
+          <w:b w:val="0"/>
+          <w:sz w:val="24"/>
+        </w:rPr>
+        <w:t>（２）招標文件內之廠商資格與技術規格，應依政府採購法規定辦理，不得有限制競爭，致廠商參與投標受到不合理限制之情形。</w:t>
+      </w:r>
+    </w:p>
+    <w:p>
+      <w:pPr>
+        <w:pStyle w:val="a9"/>
+        <w:ind w:left="1757" w:hanging="680"/>
+        <w:jc w:val="both"/>
+      </w:pPr>
+      <w:r>
+        <w:rPr>
+          <w:rFonts w:ascii="新細明體" w:hAnsi="新細明體" w:eastAsia="新細明體"/>
+          <w:b w:val="0"/>
+          <w:sz w:val="24"/>
+        </w:rPr>
+        <w:t>（３）於流廢標後應檢討原因，限期研擬改善對策，並考量下列事項：依不同標的分別辦理招標；檢討預算、底價、招標文件內容合理性；調降押標金及履約保證金金額；調高預付款金額(上限為契約金額之30%)；檢討契約條款是否合理，如履約期限、物價指數調整方式等。</w:t>
+      </w:r>
+    </w:p>
+    <w:p>
+      <w:pPr>
+        <w:pStyle w:val="a9"/>
+        <w:ind w:left="964" w:hanging="680"/>
+        <w:jc w:val="both"/>
+      </w:pPr>
+      <w:r>
+        <w:rPr>
+          <w:rFonts w:ascii="新細明體" w:hAnsi="新細明體" w:eastAsia="新細明體"/>
+          <w:b w:val="0"/>
+          <w:sz w:val="24"/>
+        </w:rPr>
+        <w:t>（二）附屬單位預算得依預算法第88條提前辦理，增加公共建設投資量能：附屬單位預算，得配合業務需要，依預算法規定，陳報本院核准後提前動支經費辦理。請國營事業配合加速辦理公共建設計畫，並適時擴增預算數額，俾有效增加政府公共建設投資量能。具體作法：</w:t>
       </w:r>
     </w:p>
     <w:p>
@@ -31604,7 +31667,22 @@
           <w:b w:val="0"/>
           <w:sz w:val="24"/>
         </w:rPr>
-        <w:t>３、關於補助型計畫，請各機關務必確實盤點，並提早啟動各項審查及行政作業，確實掌握計畫執行進度及落實督導受補助單位儘速辦理。</w:t>
+        <w:t>1、各主管機關應督導所屬國營事業及非營業特種基金，全面盤點固定資產投資計畫，加強執行。</w:t>
+      </w:r>
+    </w:p>
+    <w:p>
+      <w:pPr>
+        <w:pStyle w:val="a9"/>
+        <w:ind w:left="1225" w:hanging="397"/>
+        <w:jc w:val="both"/>
+      </w:pPr>
+      <w:r>
+        <w:rPr>
+          <w:rFonts w:ascii="新細明體" w:hAnsi="新細明體" w:eastAsia="新細明體"/>
+          <w:b w:val="0"/>
+          <w:sz w:val="24"/>
+        </w:rPr>
+        <w:t>2、另應在109年度既有預算規模基礎上，再行檢視有無擴增量能空間；如有，則應依預算法第88條及「附屬單位預算執行要點」等相關規定，儘速辦理。</w:t>
       </w:r>
     </w:p>
     <w:p>
@@ -31619,7 +31697,7 @@
           <w:b w:val="0"/>
           <w:sz w:val="24"/>
         </w:rPr>
-        <w:t>（二）110年度預算提前辦理：</w:t>
+        <w:t>（三）強化公共建設計畫執行管控，提升預算支用與達成率：109年度公共建設經費為5,365億元，如達成率由108年之93%再提升至95%，則執行量可較108年再增加966億元。國家發展委員會(以下簡稱國發會)將持續結合工程會督導會報，加強管控計畫進度及里程碑，督導機關全力執行，並縮短估驗計價時程、加速付款，以發揮促進經濟成長之實質效益。具體作法：</w:t>
       </w:r>
     </w:p>
     <w:p>
@@ -31634,7 +31712,7 @@
           <w:b w:val="0"/>
           <w:sz w:val="24"/>
         </w:rPr>
-        <w:t>１、有關110年度工程計畫預算編列事宜，請各機關儘早開始，並依主計總處之各機關編製年度單位預算案應行注意辦理事項規定辦理。</w:t>
+        <w:t>1、善用督導會報功能：請工程會透過督導會報，協助於109年2月底前盤點所列管公共建設計畫可提前發包及加速執行(含增加工作面、發放趕工費用等)案件，並據以列管；同時持續協助各部會解決執行窒礙。另若有重大議題或需跨部會協調事宜，必要時得提請工程會或國發會協助辦理。</w:t>
       </w:r>
     </w:p>
     <w:p>
@@ -31649,7 +31727,22 @@
           <w:b w:val="0"/>
           <w:sz w:val="24"/>
         </w:rPr>
-        <w:t>２、工程規劃設計階段所需經費通常較施工階段少，主辦機關可於109年度預算額度內勻支或採取追加預算方式，先行辦理預定下一年度工程之規劃設計及核定作業，俾利110年度預算通過後即發包施工。</w:t>
+        <w:t>2、研擬加速執行成效措施：國發會已本興利原則，研擬旨揭執行成效措施，業奉本院核可函頒施行。</w:t>
+      </w:r>
+    </w:p>
+    <w:p>
+      <w:pPr>
+        <w:pStyle w:val="a9"/>
+        <w:ind w:left="964" w:hanging="680"/>
+        <w:jc w:val="both"/>
+      </w:pPr>
+      <w:r>
+        <w:rPr>
+          <w:rFonts w:ascii="新細明體" w:hAnsi="新細明體" w:eastAsia="新細明體"/>
+          <w:b w:val="0"/>
+          <w:sz w:val="24"/>
+        </w:rPr>
+        <w:t>（四）依公共建設計畫執行狀況，適時研議追加預算措施：各機關每年之公共建設預算需求，因受本院主計總處分配額度所限，原提報量能未必均能滿足。爰各機關若藉由各項加強執行措施可提早完成年度分配預算，而有產生額外增加公共建設計畫經費之需求，且於辦理經費流用及動支預備金後仍未能容納時，可採補足年度需求差額方式，朝研議追加預算等措施辦理。具體作法：</w:t>
       </w:r>
     </w:p>
     <w:p>
@@ -31664,53 +31757,68 @@
           <w:b w:val="0"/>
           <w:sz w:val="24"/>
         </w:rPr>
-        <w:t>３、請確實依行政院108年12月12日修正之「各機關單位預算執行要點」第16點第2項辦理，即「各機關辦理各項公共工程及房屋建築計畫，應自設定建造標準時，即審酌其工程定位及功能，對應提出妥適之建造標準，並從預算編列、設計、施工、監造到驗收各階段，均依所設定之建造標準落實執行，以有效運用政府預算」。</w:t>
-      </w:r>
-    </w:p>
-    <w:p>
-      <w:pPr>
-        <w:pStyle w:val="a9"/>
-        <w:ind w:left="720" w:hanging="480"/>
-        <w:jc w:val="both"/>
-      </w:pPr>
-      <w:r>
-        <w:rPr>
-          <w:rFonts w:ascii="新細明體" w:hAnsi="新細明體" w:eastAsia="新細明體"/>
-          <w:b w:val="0"/>
-          <w:sz w:val="24"/>
-        </w:rPr>
-        <w:t>四、本會將持續列管重大公共建設計畫執行情形及其進度，協助各機關全力排除阻礙。請貴機關對於109年度既有預算加速執行，110年度預算提前辦理，發揮提早及補位之效益。</w:t>
-      </w:r>
-    </w:p>
-    <w:p/>
-    <w:p>
-      <w:pPr>
-        <w:pStyle w:val="a9"/>
-        <w:ind w:left="720" w:hanging="720"/>
-        <w:jc w:val="both"/>
-      </w:pPr>
-      <w:r>
-        <w:rPr>
-          <w:rFonts w:ascii="微軟正黑體" w:hAnsi="微軟正黑體" w:eastAsia="微軟正黑體"/>
-          <w:b/>
-          <w:sz w:val="24"/>
-        </w:rPr>
-        <w:t>行政院109年03月18日院授發管字第1091400387號函</w:t>
-      </w:r>
-    </w:p>
-    <w:p>
-      <w:pPr>
-        <w:pStyle w:val="a9"/>
-        <w:ind w:left="720" w:hanging="720"/>
-        <w:jc w:val="both"/>
-      </w:pPr>
-      <w:r>
-        <w:rPr>
-          <w:rFonts w:ascii="新細明體" w:hAnsi="新細明體" w:eastAsia="新細明體"/>
-          <w:b w:val="0"/>
-          <w:sz w:val="24"/>
-        </w:rPr>
-        <w:t>主旨：訂定「一百零九年度加速公共建設計畫執行成效措施」，自即日生效，請查照辦理並轉知所屬。</w:t>
+        <w:t>1、視前3項對策建議具體作法及109年重大公共建設計畫先期作業有差額相關計畫之實際執行情形，於109年6月底進行檢討。</w:t>
+      </w:r>
+    </w:p>
+    <w:p>
+      <w:pPr>
+        <w:pStyle w:val="a9"/>
+        <w:ind w:left="1225" w:hanging="397"/>
+        <w:jc w:val="both"/>
+      </w:pPr>
+      <w:r>
+        <w:rPr>
+          <w:rFonts w:ascii="新細明體" w:hAnsi="新細明體" w:eastAsia="新細明體"/>
+          <w:b w:val="0"/>
+          <w:sz w:val="24"/>
+        </w:rPr>
+        <w:t>2、請本院主計總處先行研議相關前置作業及各機關應配合事項，俾利及時啟動。</w:t>
+      </w:r>
+    </w:p>
+    <w:p>
+      <w:pPr>
+        <w:pStyle w:val="a9"/>
+        <w:ind w:left="720" w:hanging="480"/>
+        <w:jc w:val="both"/>
+      </w:pPr>
+      <w:r>
+        <w:rPr>
+          <w:rFonts w:ascii="新細明體" w:hAnsi="新細明體" w:eastAsia="新細明體"/>
+          <w:b w:val="0"/>
+          <w:sz w:val="24"/>
+        </w:rPr>
+        <w:t>三、檢送「一百零九年度加速公共建設計畫執行成效措施」1份。</w:t>
+      </w:r>
+    </w:p>
+    <w:p/>
+    <w:p>
+      <w:pPr>
+        <w:pStyle w:val="a9"/>
+        <w:ind w:left="720" w:hanging="720"/>
+        <w:jc w:val="both"/>
+      </w:pPr>
+      <w:r>
+        <w:rPr>
+          <w:rFonts w:ascii="微軟正黑體" w:hAnsi="微軟正黑體" w:eastAsia="微軟正黑體"/>
+          <w:b/>
+          <w:sz w:val="24"/>
+        </w:rPr>
+        <w:t>行政院公共工程委員會109年03月25日工程企字第1090100246號函</w:t>
+      </w:r>
+    </w:p>
+    <w:p>
+      <w:pPr>
+        <w:pStyle w:val="a9"/>
+        <w:ind w:left="720" w:hanging="720"/>
+        <w:jc w:val="both"/>
+      </w:pPr>
+      <w:r>
+        <w:rPr>
+          <w:rFonts w:ascii="新細明體" w:hAnsi="新細明體" w:eastAsia="新細明體"/>
+          <w:b w:val="0"/>
+          <w:sz w:val="24"/>
+        </w:rPr>
+        <w:t>主旨：因應2019新型冠狀病毒肺炎（COVID-19，又稱武漢肺炎）疫情所造成之經濟影響，請各機關提前規劃本年度採購期程，詳如說明，請查照並轉知所屬機關。</w:t>
       </w:r>
     </w:p>
     <w:p>
@@ -31740,22 +31848,37 @@
           <w:b w:val="0"/>
           <w:sz w:val="24"/>
         </w:rPr>
-        <w:t>一、本措施適用範圍為109年度本院公共工程委員會(以下簡稱工程會)公共建設督導會報(以下簡稱督導會報)列管之公共建設計畫及其所屬工程標案，請積極推動辦理。</w:t>
-      </w:r>
-    </w:p>
-    <w:p>
-      <w:pPr>
-        <w:pStyle w:val="a9"/>
-        <w:ind w:left="720" w:hanging="480"/>
-        <w:jc w:val="both"/>
-      </w:pPr>
-      <w:r>
-        <w:rPr>
-          <w:rFonts w:ascii="新細明體" w:hAnsi="新細明體" w:eastAsia="新細明體"/>
-          <w:b w:val="0"/>
-          <w:sz w:val="24"/>
-        </w:rPr>
-        <w:t>二、本次同步採取之因應對策有以下4點，請相關機關據以辦理：</w:t>
+        <w:t>一、依109年3月12日總統召開國安高層會議指示辦理：「最短時間落實政府部門投資與採購，加速擴大內需：請行政院清查公部門各機關及國營事業，除緊盯前瞻基礎建設計畫進度外，就公共建設、政府採購、與包含長照幼托等公共服務的部分，以及國防產業及相關採購等，加大加速進行，以最高的效率、最短的時間落實各項擴大內需計畫。」。</w:t>
+      </w:r>
+    </w:p>
+    <w:p>
+      <w:pPr>
+        <w:pStyle w:val="a9"/>
+        <w:ind w:left="720" w:hanging="480"/>
+        <w:jc w:val="both"/>
+      </w:pPr>
+      <w:r>
+        <w:rPr>
+          <w:rFonts w:ascii="新細明體" w:hAnsi="新細明體" w:eastAsia="新細明體"/>
+          <w:b w:val="0"/>
+          <w:sz w:val="24"/>
+        </w:rPr>
+        <w:t>二、行政院院長於109年2月13日行政院第3689次會議就「因應COVID-19（武漢肺炎）疫情相關措施」報告，決定四(四)「加速公共建設的推動：鑑於92年SARS期間公共支出趨緩......值此疫情影響各項經濟活動之際，更需中央及地方政府大力並加速投入公共建設，以帶動經濟發展......。」本會以109年3月2日工程管字第1090003657號函，就加速公共建設提供相關建議措施；另行政院109年3月18日院授發管字第1091400387號函，訂定「一百零九年度加速公共建設計畫執行成效措施」，請各機關加速推動公共建設計畫，並做好防疫措施。(以上2函均公開於本會網站)</w:t>
+      </w:r>
+    </w:p>
+    <w:p>
+      <w:pPr>
+        <w:pStyle w:val="a9"/>
+        <w:ind w:left="720" w:hanging="480"/>
+        <w:jc w:val="both"/>
+      </w:pPr>
+      <w:r>
+        <w:rPr>
+          <w:rFonts w:ascii="新細明體" w:hAnsi="新細明體" w:eastAsia="新細明體"/>
+          <w:b w:val="0"/>
+          <w:sz w:val="24"/>
+        </w:rPr>
+        <w:t>三、各機關應盤點本(109)年度原計劃執行之公共建設及各種採購，加速相關預算之支用，除上開2函建議之措施外，並請依下列具體作法辦理：</w:t>
       </w:r>
     </w:p>
     <w:p>
@@ -31770,7 +31893,294 @@
           <w:b w:val="0"/>
           <w:sz w:val="24"/>
         </w:rPr>
-        <w:t>（一）針對工程流標案件，務實檢討解決問題，加速執行：過去因經費不足導致流標之重大公共建設計畫，因計畫已成熟即可執行，請主辦機關儘速完成檢討修正，俾利儘早決標加速執行。具體作法：</w:t>
+        <w:t>（一）提前規劃辦理招標，加速採購作業：各機關就原計劃於109年度執行之採購，採取適當分標等方式，加速設計、發包及執行，以提早完成設計及相關作業；預算尚未完成立法程序之案件，仍可先行招標，保留決標。如有趕工需求，可於招標文件及契約訂定提前竣工獎勵金。</w:t>
+      </w:r>
+    </w:p>
+    <w:p>
+      <w:pPr>
+        <w:pStyle w:val="a9"/>
+        <w:ind w:left="964" w:hanging="680"/>
+        <w:jc w:val="both"/>
+      </w:pPr>
+      <w:r>
+        <w:rPr>
+          <w:rFonts w:ascii="新細明體" w:hAnsi="新細明體" w:eastAsia="新細明體"/>
+          <w:b w:val="0"/>
+          <w:sz w:val="24"/>
+        </w:rPr>
+        <w:t>（二）落實履約管理，確保履約進度：已決標履約中之採購，應隨時掌握履約進度，如遇進度落後，應即檢討並提出改善對策；如有履約爭議，善用多元爭議處理機制快速解決，避免耽誤履約進度。</w:t>
+      </w:r>
+    </w:p>
+    <w:p>
+      <w:pPr>
+        <w:pStyle w:val="a9"/>
+        <w:ind w:left="964" w:hanging="680"/>
+        <w:jc w:val="both"/>
+      </w:pPr>
+      <w:r>
+        <w:rPr>
+          <w:rFonts w:ascii="新細明體" w:hAnsi="新細明體" w:eastAsia="新細明體"/>
+          <w:b w:val="0"/>
+          <w:sz w:val="24"/>
+        </w:rPr>
+        <w:t>（三）縮短付款時程，提升預算支用與達成度：依契約可估驗或驗收付款者，以最高效率完成契約價金給付，提升預算支用。勿遲延付款，以利廠商資金周轉。</w:t>
+      </w:r>
+    </w:p>
+    <w:p>
+      <w:pPr>
+        <w:pStyle w:val="a9"/>
+        <w:ind w:left="964" w:hanging="680"/>
+        <w:jc w:val="both"/>
+      </w:pPr>
+      <w:r>
+        <w:rPr>
+          <w:rFonts w:ascii="新細明體" w:hAnsi="新細明體" w:eastAsia="新細明體"/>
+          <w:b w:val="0"/>
+          <w:sz w:val="24"/>
+        </w:rPr>
+        <w:t>（四）對於不適用我國締結之條約或協定之採購，儘量採購原產地為我國之標的。</w:t>
+      </w:r>
+    </w:p>
+    <w:p/>
+    <w:p>
+      <w:pPr>
+        <w:pStyle w:val="a9"/>
+        <w:ind w:left="720" w:hanging="720"/>
+        <w:jc w:val="both"/>
+      </w:pPr>
+      <w:r>
+        <w:rPr>
+          <w:rFonts w:ascii="微軟正黑體" w:hAnsi="微軟正黑體" w:eastAsia="微軟正黑體"/>
+          <w:b/>
+          <w:sz w:val="24"/>
+        </w:rPr>
+        <w:t>行政院公共工程委員會109年04月20日工程管字第10900066941號函</w:t>
+      </w:r>
+    </w:p>
+    <w:p>
+      <w:pPr>
+        <w:pStyle w:val="a9"/>
+        <w:ind w:left="720" w:hanging="720"/>
+        <w:jc w:val="both"/>
+      </w:pPr>
+      <w:r>
+        <w:rPr>
+          <w:rFonts w:ascii="新細明體" w:hAnsi="新細明體" w:eastAsia="新細明體"/>
+          <w:b w:val="0"/>
+          <w:sz w:val="24"/>
+        </w:rPr>
+        <w:t>主旨：有關公共工程之預拌混凝土材料執行配比設計方式及經費編列事宜，詳如說明，請查照。</w:t>
+      </w:r>
+    </w:p>
+    <w:p>
+      <w:pPr>
+        <w:pStyle w:val="a9"/>
+        <w:ind w:left="720" w:hanging="720"/>
+        <w:jc w:val="both"/>
+      </w:pPr>
+      <w:r>
+        <w:rPr>
+          <w:rFonts w:ascii="新細明體" w:hAnsi="新細明體" w:eastAsia="新細明體"/>
+          <w:b w:val="0"/>
+          <w:sz w:val="24"/>
+        </w:rPr>
+        <w:t>說明：</w:t>
+      </w:r>
+    </w:p>
+    <w:p>
+      <w:pPr>
+        <w:pStyle w:val="a9"/>
+        <w:ind w:left="720" w:hanging="480"/>
+        <w:jc w:val="both"/>
+      </w:pPr>
+      <w:r>
+        <w:rPr>
+          <w:rFonts w:ascii="新細明體" w:hAnsi="新細明體" w:eastAsia="新細明體"/>
+          <w:b w:val="0"/>
+          <w:sz w:val="24"/>
+        </w:rPr>
+        <w:t>一、依據台灣區預拌混凝土工業同業公會(下稱預拌公會)109年3月16日預拌福業字第108203-2號函反映事項辦理。</w:t>
+      </w:r>
+    </w:p>
+    <w:p>
+      <w:pPr>
+        <w:pStyle w:val="a9"/>
+        <w:ind w:left="720" w:hanging="480"/>
+        <w:jc w:val="both"/>
+      </w:pPr>
+      <w:r>
+        <w:rPr>
+          <w:rFonts w:ascii="新細明體" w:hAnsi="新細明體" w:eastAsia="新細明體"/>
+          <w:b w:val="0"/>
+          <w:sz w:val="24"/>
+        </w:rPr>
+        <w:t>二、預拌公會來函表示，近年多起公共工程之監造單位要求預拌混凝土材料之配比設計，須委託TAF認可實驗室辦理之情事，造成預拌混凝土廠增加額外成本負擔之情事。經查本會公共工程施工綱要規範第03050章「混凝土基本材料及施工一般要求」1.5.3配比設計，並無規定預拌混凝土材料須委託TAF認可實驗室辦理配比設計，係工程主辦機關於個案契約約定。</w:t>
+      </w:r>
+    </w:p>
+    <w:p>
+      <w:pPr>
+        <w:pStyle w:val="a9"/>
+        <w:ind w:left="720" w:hanging="480"/>
+        <w:jc w:val="both"/>
+      </w:pPr>
+      <w:r>
+        <w:rPr>
+          <w:rFonts w:ascii="新細明體" w:hAnsi="新細明體" w:eastAsia="新細明體"/>
+          <w:b w:val="0"/>
+          <w:sz w:val="24"/>
+        </w:rPr>
+        <w:t>三、工程實務上，同一規格之預拌混凝土，契約總量達一定用量時，廠商須依契約規範及「CNS 12891混凝土配比設計準則」提送配比設計，分別經監造單位及機關依權責分工審查核定後，據以辦理預拌混凝土材料進場施作。監造單位及機關並於廠商履約過程依個案規範相關內容，確認是否依配比設計內容供料施作，以確保預拌混凝土品質符合工程需求。</w:t>
+      </w:r>
+    </w:p>
+    <w:p>
+      <w:pPr>
+        <w:pStyle w:val="a9"/>
+        <w:ind w:left="720" w:hanging="480"/>
+        <w:jc w:val="both"/>
+      </w:pPr>
+      <w:r>
+        <w:rPr>
+          <w:rFonts w:ascii="新細明體" w:hAnsi="新細明體" w:eastAsia="新細明體"/>
+          <w:b w:val="0"/>
+          <w:sz w:val="24"/>
+        </w:rPr>
+        <w:t>四、為避免發生前述預拌公會所反映情事，請各機關就所屬公共工程使用之預拌混凝土，如須配比設計者，配合辦理下列事項：</w:t>
+      </w:r>
+    </w:p>
+    <w:p>
+      <w:pPr>
+        <w:pStyle w:val="a9"/>
+        <w:ind w:left="964" w:hanging="680"/>
+        <w:jc w:val="both"/>
+      </w:pPr>
+      <w:r>
+        <w:rPr>
+          <w:rFonts w:ascii="新細明體" w:hAnsi="新細明體" w:eastAsia="新細明體"/>
+          <w:b w:val="0"/>
+          <w:sz w:val="24"/>
+        </w:rPr>
+        <w:t>（一）主辦機關辦理相關設計圖說審查，應注意是否編列配比設計費用(包含不足)之情形。</w:t>
+      </w:r>
+    </w:p>
+    <w:p>
+      <w:pPr>
+        <w:pStyle w:val="a9"/>
+        <w:ind w:left="964" w:hanging="680"/>
+        <w:jc w:val="both"/>
+      </w:pPr>
+      <w:r>
+        <w:rPr>
+          <w:rFonts w:ascii="新細明體" w:hAnsi="新細明體" w:eastAsia="新細明體"/>
+          <w:b w:val="0"/>
+          <w:sz w:val="24"/>
+        </w:rPr>
+        <w:t>（二）監造單位及機關辦理配比設計審查及核定作業時，應以契約約定之配比設計執行方式為限，勿要求廠商辦理契約未載之事項，如確有必要，應以契約變更並協議合理費用。</w:t>
+      </w:r>
+    </w:p>
+    <w:p>
+      <w:pPr>
+        <w:pStyle w:val="a9"/>
+        <w:ind w:left="964" w:hanging="680"/>
+        <w:jc w:val="both"/>
+      </w:pPr>
+      <w:r>
+        <w:rPr>
+          <w:rFonts w:ascii="新細明體" w:hAnsi="新細明體" w:eastAsia="新細明體"/>
+          <w:b w:val="0"/>
+          <w:sz w:val="24"/>
+        </w:rPr>
+        <w:t>（三）請個案得標廠商本於公平誠信原則，將配比設計所需費用核實計列予預拌混凝土供應廠商。</w:t>
+      </w:r>
+    </w:p>
+    <w:p/>
+    <w:p>
+      <w:pPr>
+        <w:pStyle w:val="a9"/>
+        <w:ind w:left="720" w:hanging="720"/>
+        <w:jc w:val="both"/>
+      </w:pPr>
+      <w:r>
+        <w:rPr>
+          <w:rFonts w:ascii="微軟正黑體" w:hAnsi="微軟正黑體" w:eastAsia="微軟正黑體"/>
+          <w:b/>
+          <w:sz w:val="24"/>
+        </w:rPr>
+        <w:t>行政院公共工程委員會109年08月24日工程管字第1090300576號函</w:t>
+      </w:r>
+    </w:p>
+    <w:p>
+      <w:pPr>
+        <w:pStyle w:val="a9"/>
+        <w:ind w:left="720" w:hanging="720"/>
+        <w:jc w:val="both"/>
+      </w:pPr>
+      <w:r>
+        <w:rPr>
+          <w:rFonts w:ascii="新細明體" w:hAnsi="新細明體" w:eastAsia="新細明體"/>
+          <w:b w:val="0"/>
+          <w:sz w:val="24"/>
+        </w:rPr>
+        <w:t>主旨：為提升110年度整體公共建設計畫執行成效，請各主管機關督促所屬即行辦理年度計畫前置作業，請查照。</w:t>
+      </w:r>
+    </w:p>
+    <w:p>
+      <w:pPr>
+        <w:pStyle w:val="a9"/>
+        <w:ind w:left="720" w:hanging="720"/>
+        <w:jc w:val="both"/>
+      </w:pPr>
+      <w:r>
+        <w:rPr>
+          <w:rFonts w:ascii="新細明體" w:hAnsi="新細明體" w:eastAsia="新細明體"/>
+          <w:b w:val="0"/>
+          <w:sz w:val="24"/>
+        </w:rPr>
+        <w:t>說明：</w:t>
+      </w:r>
+    </w:p>
+    <w:p>
+      <w:pPr>
+        <w:pStyle w:val="a9"/>
+        <w:ind w:left="720" w:hanging="480"/>
+        <w:jc w:val="both"/>
+      </w:pPr>
+      <w:r>
+        <w:rPr>
+          <w:rFonts w:ascii="新細明體" w:hAnsi="新細明體" w:eastAsia="新細明體"/>
+          <w:b w:val="0"/>
+          <w:sz w:val="24"/>
+        </w:rPr>
+        <w:t>一、行政院已於109年8月13日第3714次院會通過主計總處提報之「110年度中央政府總預算暨附屬單位預算及綜計表與中央政府前瞻基礎建設計畫第3期特別預算案」，並將於8月底前送請立法院審議，合先敘明。</w:t>
+      </w:r>
+    </w:p>
+    <w:p>
+      <w:pPr>
+        <w:pStyle w:val="a9"/>
+        <w:ind w:left="720" w:hanging="480"/>
+        <w:jc w:val="both"/>
+      </w:pPr>
+      <w:r>
+        <w:rPr>
+          <w:rFonts w:ascii="新細明體" w:hAnsi="新細明體" w:eastAsia="新細明體"/>
+          <w:b w:val="0"/>
+          <w:sz w:val="24"/>
+        </w:rPr>
+        <w:t>二、為加強預算之執行，避免發生進度嚴重落後及經費鉅額保留，所列計畫於編定預算後，應依「各機關單位預算執行要點」(以下簡稱該要點)第十五點規定進行相關籌劃作業之安排，相關重點事項如下:</w:t>
+      </w:r>
+    </w:p>
+    <w:p>
+      <w:pPr>
+        <w:pStyle w:val="a9"/>
+        <w:ind w:left="964" w:hanging="680"/>
+        <w:jc w:val="both"/>
+      </w:pPr>
+      <w:r>
+        <w:rPr>
+          <w:rFonts w:ascii="新細明體" w:hAnsi="新細明體" w:eastAsia="新細明體"/>
+          <w:b w:val="0"/>
+          <w:sz w:val="24"/>
+        </w:rPr>
+        <w:t>（一）周延前置作業:</w:t>
       </w:r>
     </w:p>
     <w:p>
@@ -31785,7 +32195,7 @@
           <w:b w:val="0"/>
           <w:sz w:val="24"/>
         </w:rPr>
-        <w:t>1、請工程會透過現有督導會報機制，定期盤點已流標達2次案件，交由主管機關進行檢討並適時提供協助，期於109年6月底前完成發包。</w:t>
+        <w:t>１、依該要點第十五點第(三)、(五)款規定，辦理用地取得、申請建築執照等作業。</w:t>
       </w:r>
     </w:p>
     <w:p>
@@ -31800,7 +32210,996 @@
           <w:b w:val="0"/>
           <w:sz w:val="24"/>
         </w:rPr>
-        <w:t>2、各工程主辦機關應採取下列措施：</w:t>
+        <w:t>２、其他前置作業如管線遷移、證照許可等，亦請提早辦理。</w:t>
+      </w:r>
+    </w:p>
+    <w:p>
+      <w:pPr>
+        <w:pStyle w:val="a9"/>
+        <w:ind w:left="1225" w:hanging="397"/>
+        <w:jc w:val="both"/>
+      </w:pPr>
+      <w:r>
+        <w:rPr>
+          <w:rFonts w:ascii="新細明體" w:hAnsi="新細明體" w:eastAsia="新細明體"/>
+          <w:b w:val="0"/>
+          <w:sz w:val="24"/>
+        </w:rPr>
+        <w:t>３、工程規劃設計階段所需經費通常較施工執行階段少，請各機關提早辦理規劃設計及相關核定作業，俾利立法院通過年度預算審查後即可發包施工。</w:t>
+      </w:r>
+    </w:p>
+    <w:p>
+      <w:pPr>
+        <w:pStyle w:val="a9"/>
+        <w:ind w:left="964" w:hanging="680"/>
+        <w:jc w:val="both"/>
+      </w:pPr>
+      <w:r>
+        <w:rPr>
+          <w:rFonts w:ascii="新細明體" w:hAnsi="新細明體" w:eastAsia="新細明體"/>
+          <w:b w:val="0"/>
+          <w:sz w:val="24"/>
+        </w:rPr>
+        <w:t>（二）妥善擬訂時程:</w:t>
+      </w:r>
+    </w:p>
+    <w:p>
+      <w:pPr>
+        <w:pStyle w:val="a9"/>
+        <w:ind w:left="1225" w:hanging="397"/>
+        <w:jc w:val="both"/>
+      </w:pPr>
+      <w:r>
+        <w:rPr>
+          <w:rFonts w:ascii="新細明體" w:hAnsi="新細明體" w:eastAsia="新細明體"/>
+          <w:b w:val="0"/>
+          <w:sz w:val="24"/>
+        </w:rPr>
+        <w:t>１、依該要點第十五點第(六)款規定，擬訂工程實施計畫時程、妥善研訂分標及招標策略。</w:t>
+      </w:r>
+    </w:p>
+    <w:p>
+      <w:pPr>
+        <w:pStyle w:val="a9"/>
+        <w:ind w:left="1225" w:hanging="397"/>
+        <w:jc w:val="both"/>
+      </w:pPr>
+      <w:r>
+        <w:rPr>
+          <w:rFonts w:ascii="新細明體" w:hAnsi="新細明體" w:eastAsia="新細明體"/>
+          <w:b w:val="0"/>
+          <w:sz w:val="24"/>
+        </w:rPr>
+        <w:t>２、請各機關全面盤點檢視工程招標前應辦事項，並就可能之遭遇問題，提早邀集主辦機關會商研議因應對策，以加速公共建設推動，提升預算執行績效。</w:t>
+      </w:r>
+    </w:p>
+    <w:p>
+      <w:pPr>
+        <w:pStyle w:val="a9"/>
+        <w:ind w:left="964" w:hanging="680"/>
+        <w:jc w:val="both"/>
+      </w:pPr>
+      <w:r>
+        <w:rPr>
+          <w:rFonts w:ascii="新細明體" w:hAnsi="新細明體" w:eastAsia="新細明體"/>
+          <w:b w:val="0"/>
+          <w:sz w:val="24"/>
+        </w:rPr>
+        <w:t>（三）補助型計畫:</w:t>
+      </w:r>
+    </w:p>
+    <w:p>
+      <w:pPr>
+        <w:pStyle w:val="a9"/>
+        <w:ind w:left="1225" w:hanging="397"/>
+        <w:jc w:val="both"/>
+      </w:pPr>
+      <w:r>
+        <w:rPr>
+          <w:rFonts w:ascii="新細明體" w:hAnsi="新細明體" w:eastAsia="新細明體"/>
+          <w:b w:val="0"/>
+          <w:sz w:val="24"/>
+        </w:rPr>
+        <w:t>１、依該要點第十五點第(七)款規定，對下級政府之補助款，應依「中央對直轄市及縣(市)政府補助辦法」或各縣、直轄市政府所定之補助規定辦理。</w:t>
+      </w:r>
+    </w:p>
+    <w:p>
+      <w:pPr>
+        <w:pStyle w:val="a9"/>
+        <w:ind w:left="1225" w:hanging="397"/>
+        <w:jc w:val="both"/>
+      </w:pPr>
+      <w:r>
+        <w:rPr>
+          <w:rFonts w:ascii="新細明體" w:hAnsi="新細明體" w:eastAsia="新細明體"/>
+          <w:b w:val="0"/>
+          <w:sz w:val="24"/>
+        </w:rPr>
+        <w:t>２、請依「中央各主管機關編製110年度概算應行注意辦理事項」四、（一）、19規定，通知受補助地方政府，並請其列入年度預算辦理。</w:t>
+      </w:r>
+    </w:p>
+    <w:p>
+      <w:pPr>
+        <w:pStyle w:val="a9"/>
+        <w:ind w:left="1225" w:hanging="397"/>
+        <w:jc w:val="both"/>
+      </w:pPr>
+      <w:r>
+        <w:rPr>
+          <w:rFonts w:ascii="新細明體" w:hAnsi="新細明體" w:eastAsia="新細明體"/>
+          <w:b w:val="0"/>
+          <w:sz w:val="24"/>
+        </w:rPr>
+        <w:t>３、各主辦機關可提前啟動補助案件相關申請及審查核定作業，並採取計畫整體規劃及一次核定，分年編列預算及執行，俾年度開始即可發包施工，加速推動。</w:t>
+      </w:r>
+    </w:p>
+    <w:p>
+      <w:pPr>
+        <w:pStyle w:val="a9"/>
+        <w:ind w:left="1225" w:hanging="397"/>
+        <w:jc w:val="both"/>
+      </w:pPr>
+      <w:r>
+        <w:rPr>
+          <w:rFonts w:ascii="新細明體" w:hAnsi="新細明體" w:eastAsia="新細明體"/>
+          <w:b w:val="0"/>
+          <w:sz w:val="24"/>
+        </w:rPr>
+        <w:t>４、地方政府如確有困難無法執行，應協助及早建立退場機制，並以備案遞補，俾確保預期效益及目的之達成。</w:t>
+      </w:r>
+    </w:p>
+    <w:p/>
+    <w:p>
+      <w:pPr>
+        <w:pStyle w:val="a9"/>
+        <w:ind w:left="720" w:hanging="720"/>
+        <w:jc w:val="both"/>
+      </w:pPr>
+      <w:r>
+        <w:rPr>
+          <w:rFonts w:ascii="微軟正黑體" w:hAnsi="微軟正黑體" w:eastAsia="微軟正黑體"/>
+          <w:b/>
+          <w:sz w:val="24"/>
+        </w:rPr>
+        <w:t>行政院主計總處109年11月30日主會財字第1090018831號函</w:t>
+      </w:r>
+    </w:p>
+    <w:p>
+      <w:pPr>
+        <w:pStyle w:val="a9"/>
+        <w:ind w:left="720" w:hanging="720"/>
+        <w:jc w:val="both"/>
+      </w:pPr>
+      <w:r>
+        <w:rPr>
+          <w:rFonts w:ascii="新細明體" w:hAnsi="新細明體" w:eastAsia="新細明體"/>
+          <w:b w:val="0"/>
+          <w:sz w:val="24"/>
+        </w:rPr>
+        <w:t>主旨：為協助各機關辦理採購審查作業，請依「機關採購工作及審查小組設置及作業辦法」配合辦理相關事宜，請查照並轉知所屬。</w:t>
+      </w:r>
+    </w:p>
+    <w:p>
+      <w:pPr>
+        <w:pStyle w:val="a9"/>
+        <w:ind w:left="720" w:hanging="720"/>
+        <w:jc w:val="both"/>
+      </w:pPr>
+      <w:r>
+        <w:rPr>
+          <w:rFonts w:ascii="新細明體" w:hAnsi="新細明體" w:eastAsia="新細明體"/>
+          <w:b w:val="0"/>
+          <w:sz w:val="24"/>
+        </w:rPr>
+        <w:t>說明：</w:t>
+      </w:r>
+    </w:p>
+    <w:p>
+      <w:pPr>
+        <w:pStyle w:val="a9"/>
+        <w:ind w:left="720" w:hanging="480"/>
+        <w:jc w:val="both"/>
+      </w:pPr>
+      <w:r>
+        <w:rPr>
+          <w:rFonts w:ascii="新細明體" w:hAnsi="新細明體" w:eastAsia="新細明體"/>
+          <w:b w:val="0"/>
+          <w:sz w:val="24"/>
+        </w:rPr>
+        <w:t>一、依行政院公共工程委員會109年11月9日工程企字第1090100837號函（如附影本）辦理。</w:t>
+      </w:r>
+    </w:p>
+    <w:p>
+      <w:pPr>
+        <w:pStyle w:val="a9"/>
+        <w:ind w:left="720" w:hanging="480"/>
+        <w:jc w:val="both"/>
+      </w:pPr>
+      <w:r>
+        <w:rPr>
+          <w:rFonts w:ascii="新細明體" w:hAnsi="新細明體" w:eastAsia="新細明體"/>
+          <w:b w:val="0"/>
+          <w:sz w:val="24"/>
+        </w:rPr>
+        <w:t>二、行政院公共工程委員會為推動各機關依政府採購法規定妥適辦理採購，建立審查制度，落實源頭管理，以提升採購效率及功能，業訂定旨揭辦法，其中第5條第3項規定：「本小組開會時，得視議題需要，邀請相關機關人員或專家、學者列席，協助審查及提供諮詢；並得通知機關主（會）計及政風單位列席，依權責協助提供意見。」請各機關主（會）計單位依前開規定配合辦理相關事宜。</w:t>
+      </w:r>
+    </w:p>
+    <w:p/>
+    <w:p>
+      <w:pPr>
+        <w:pStyle w:val="a9"/>
+        <w:ind w:left="720" w:hanging="720"/>
+        <w:jc w:val="both"/>
+      </w:pPr>
+      <w:r>
+        <w:rPr>
+          <w:rFonts w:ascii="微軟正黑體" w:hAnsi="微軟正黑體" w:eastAsia="微軟正黑體"/>
+          <w:b/>
+          <w:sz w:val="24"/>
+        </w:rPr>
+        <w:t>行政院公共工程委員會110年12月15日工程企字第1100026076號函</w:t>
+      </w:r>
+    </w:p>
+    <w:p>
+      <w:pPr>
+        <w:pStyle w:val="a9"/>
+        <w:ind w:left="720" w:hanging="720"/>
+        <w:jc w:val="both"/>
+      </w:pPr>
+      <w:r>
+        <w:rPr>
+          <w:rFonts w:ascii="新細明體" w:hAnsi="新細明體" w:eastAsia="新細明體"/>
+          <w:b w:val="0"/>
+          <w:sz w:val="24"/>
+        </w:rPr>
+        <w:t>主旨：機關辦理工程採購，請核實編列營建工程污染防制設施經費及交通維持計畫所需義交人員費用，請查照並轉知所屬機關。</w:t>
+      </w:r>
+    </w:p>
+    <w:p>
+      <w:pPr>
+        <w:pStyle w:val="a9"/>
+        <w:ind w:left="720" w:hanging="720"/>
+        <w:jc w:val="both"/>
+      </w:pPr>
+      <w:r>
+        <w:rPr>
+          <w:rFonts w:ascii="新細明體" w:hAnsi="新細明體" w:eastAsia="新細明體"/>
+          <w:b w:val="0"/>
+          <w:sz w:val="24"/>
+        </w:rPr>
+        <w:t>說明：</w:t>
+      </w:r>
+    </w:p>
+    <w:p>
+      <w:pPr>
+        <w:pStyle w:val="a9"/>
+        <w:ind w:left="720" w:hanging="480"/>
+        <w:jc w:val="both"/>
+      </w:pPr>
+      <w:r>
+        <w:rPr>
+          <w:rFonts w:ascii="新細明體" w:hAnsi="新細明體" w:eastAsia="新細明體"/>
+          <w:b w:val="0"/>
+          <w:sz w:val="24"/>
+        </w:rPr>
+        <w:t>一、據臺灣區綜合營造業同業公會反映，營建工程空氣污染防制設施管理辦法所規定應辦理之工作，機關常以編列少許費用方式，移由承攬廠商辦理；另交通維持費中僅編列指揮旗手預算，卻要求廠商須僱用訓練合格之義交協勤，造成廠商額外負擔。</w:t>
+      </w:r>
+    </w:p>
+    <w:p>
+      <w:pPr>
+        <w:pStyle w:val="a9"/>
+        <w:ind w:left="720" w:hanging="480"/>
+        <w:jc w:val="both"/>
+      </w:pPr>
+      <w:r>
+        <w:rPr>
+          <w:rFonts w:ascii="新細明體" w:hAnsi="新細明體" w:eastAsia="新細明體"/>
+          <w:b w:val="0"/>
+          <w:sz w:val="24"/>
+        </w:rPr>
+        <w:t>二、關於空氣污染防制經費乙節，查營建工程空氣污染防制設施管理辦法對於營建業主於營建工程進行期間應設置之有效抑制粉塵之防制設施、空氣污染防制設施等業定有明文，機關本應妥為考量後於招標文件訂明，並依市場行情核實編列預算。行政院環境保護署已訂定「加強公共工程空氣污染及噪音防制管理要點」(例如第5點，新臺幣100萬元以上之工程，採量化及一式混合編列經費)及「營建工程環境保護設施規劃設計及經費編列指引」，如有疑義，請向該署洽詢。</w:t>
+      </w:r>
+    </w:p>
+    <w:p>
+      <w:pPr>
+        <w:pStyle w:val="a9"/>
+        <w:ind w:left="720" w:hanging="480"/>
+        <w:jc w:val="both"/>
+      </w:pPr>
+      <w:r>
+        <w:rPr>
+          <w:rFonts w:ascii="新細明體" w:hAnsi="新細明體" w:eastAsia="新細明體"/>
+          <w:b w:val="0"/>
+          <w:sz w:val="24"/>
+        </w:rPr>
+        <w:t>三、關於義交人員費用乙節，如屬依法規規定或交通維持計畫要求，必須使用訓練合格之義交人員進行交通指揮者，請核實編列該等人員預算，並於招標文件載明；屬原契約以外之需求者，應由契約雙方合意辦理契約變更，增加給付。</w:t>
+      </w:r>
+    </w:p>
+    <w:p>
+      <w:pPr>
+        <w:pStyle w:val="a9"/>
+        <w:ind w:left="720" w:hanging="480"/>
+        <w:jc w:val="both"/>
+      </w:pPr>
+      <w:r>
+        <w:rPr>
+          <w:rFonts w:ascii="新細明體" w:hAnsi="新細明體" w:eastAsia="新細明體"/>
+          <w:b w:val="0"/>
+          <w:sz w:val="24"/>
+        </w:rPr>
+        <w:t>四、副本抄送臺灣區綜合營造業同業公會：貴公會會員如對個案招標文件所編列之空氣污染防制設施經費或交通維持人員費用有疑義者，可依政府採購法第41條規定，以書面向招標機關請求釋疑。</w:t>
+      </w:r>
+    </w:p>
+    <w:p/>
+    <w:p>
+      <w:pPr>
+        <w:pStyle w:val="a9"/>
+        <w:ind w:left="720" w:hanging="720"/>
+        <w:jc w:val="both"/>
+      </w:pPr>
+      <w:r>
+        <w:rPr>
+          <w:rFonts w:ascii="微軟正黑體" w:hAnsi="微軟正黑體" w:eastAsia="微軟正黑體"/>
+          <w:b/>
+          <w:sz w:val="24"/>
+        </w:rPr>
+        <w:t>行政院公共工程委員會110年12月23日工程企字第1100101935號函</w:t>
+      </w:r>
+    </w:p>
+    <w:p>
+      <w:pPr>
+        <w:pStyle w:val="a9"/>
+        <w:ind w:left="720" w:hanging="720"/>
+        <w:jc w:val="both"/>
+      </w:pPr>
+      <w:r>
+        <w:rPr>
+          <w:rFonts w:ascii="新細明體" w:hAnsi="新細明體" w:eastAsia="新細明體"/>
+          <w:b w:val="0"/>
+          <w:sz w:val="24"/>
+        </w:rPr>
+        <w:t>主旨：為因應近期原物料價格波動，貴機關辦理工程採購，請本公共工程全生命週期思維務實考量，詳如說明，以利公共工程執行，請查照並轉知所屬機關照辦。</w:t>
+        <w:br/>
+        <w:t>說明：</w:t>
+        <w:br/>
+        <w:t>一、依110年10月4日立法院第10屆第4會期交通委員會第3次全體委員會議立法委員蘇震清質詢意見辦理。</w:t>
+        <w:br/>
+        <w:t>二、邇來媒體報導，因物價上漲等因素導致工程流標，經本會統計及召開個案流標檢討會議，主因為「預算不足」、「工期不實」及「設計書圖契約不合理」，爰機關辦理公共工程，應將全生命週期各階段納入考量，掌握本身需求，瞭解建設計畫的設定目標與定位，考量市場行情編列合理預算，供設計依循；設計成果並須符合原計畫之定位及預算範圍，相關材料、設備、工法、工期、現場施工條件環境等並合理可行，以利工程順利推動。</w:t>
+        <w:br/>
+        <w:t>三、各生命週期階段應注意重點如下：</w:t>
+        <w:br/>
+        <w:t>（一）在「計畫階段」，應考慮當時物價水準合理編列計畫經費，並就未來至完工時可能之物價漲幅，編列物價調整費，以因應工程決標前及履約期間之物價上漲費用。其次，在「設計階段」，因與計畫核定有時間差，機關或技術服務廠商編列設計預算，除應配合當時物價編列外，亦應針對其後之物價調整編列費用。</w:t>
+        <w:br/>
+        <w:t>（二）在「招標階段」，機關應於工程發包前再次檢核原核定之工程預算是否符合當下之市場行情，並作必要之調整；另為合理分擔契約雙方對於物價漲跌之風險，本會已於107年7月修正工程採購契約範本，訂定依序按個別項目、中分類項目及總指數漲跌幅調整契約價金，以合理分配機關及廠商履約階段所受物價波動之風險。</w:t>
+        <w:br/>
+        <w:t>（三）在「履約階段」，若契約未約定物調機制或未有前述三層級物調機制案件，於履約中遇物價有契約成立時不可預期之大幅波動情形時，契約雙方得參酌民法情事變更之規定及本會契約範本之三層級物調機制，辦理契約變更，及時因應物價之變動。本會109年8月31日工程企字第1090100596號函、110年2月9日工程企字第1100100065號函（上開2函均公開於本會網站，https://planpe.pcc.gov.tw/prms/）併請參考。</w:t>
+        <w:br/>
+        <w:t>四、另前述有關營造工程物價指數之個別項目、中分類項目及總指數漲跌幅調整工程款之機制，係載明於本會訂定之工程採購契約範本第5條，按政府採購法第63條第1項規定：「各類採購契約以採用主管機關訂定之範本為原則，其要項及內容由主管機關參考國際及國內慣例定之。」除有個案特殊情形外，請納入個案契約，俾履約期間受物價波動之影響時，可合理調整工程款。</w:t>
+      </w:r>
+    </w:p>
+    <w:p/>
+    <w:p>
+      <w:pPr>
+        <w:pStyle w:val="a9"/>
+        <w:ind w:left="720" w:hanging="720"/>
+        <w:jc w:val="both"/>
+      </w:pPr>
+      <w:r>
+        <w:rPr>
+          <w:rFonts w:ascii="微軟正黑體" w:hAnsi="微軟正黑體" w:eastAsia="微軟正黑體"/>
+          <w:b/>
+          <w:sz w:val="24"/>
+        </w:rPr>
+        <w:t>行政院公共工程委員會111年02月21日工程企字第1110002762號函</w:t>
+      </w:r>
+    </w:p>
+    <w:p>
+      <w:pPr>
+        <w:pStyle w:val="a9"/>
+        <w:ind w:left="720" w:hanging="720"/>
+        <w:jc w:val="both"/>
+      </w:pPr>
+      <w:r>
+        <w:rPr>
+          <w:rFonts w:ascii="新細明體" w:hAnsi="新細明體" w:eastAsia="新細明體"/>
+          <w:b w:val="0"/>
+          <w:sz w:val="24"/>
+        </w:rPr>
+        <w:t>主旨：為因應「文化藝術獎助及促進條例」第10條自民國111年5月1日施行，機關辦理藝文採購案件，其預算編列應納入廠商為法定勞務提供者投保所需費用，請查照並轉知所屬。</w:t>
+        <w:br/>
+        <w:t>說明：</w:t>
+        <w:br/>
+        <w:t>一、依據行政院111年2月8日院臺文字第1110002470B號函辦理。</w:t>
+        <w:br/>
+        <w:t>二、旨揭條例第10條規定：「廠商承辦政府機關（構）、公立學校及公營事業之藝文採購，應為該採購案件中與廠商直接發生契約關係而未能投保職業災害保險之勞務提供者，投保含有傷害、失能及死亡保障之其他商業保險。」行政院依該條例第35條定第10條自111年5月1日施行，依前開規定廠商履行藝文採購案時應為上開法定範圍之勞務提供者投保，所增加之費用，請於辦理藝文採購編列預算時將保險費用納入，俾利廠商依法投保。</w:t>
+      </w:r>
+    </w:p>
+    <w:p/>
+    <w:p>
+      <w:pPr>
+        <w:pStyle w:val="a9"/>
+        <w:ind w:left="720" w:hanging="720"/>
+        <w:jc w:val="both"/>
+      </w:pPr>
+      <w:r>
+        <w:rPr>
+          <w:rFonts w:ascii="微軟正黑體" w:hAnsi="微軟正黑體" w:eastAsia="微軟正黑體"/>
+          <w:b/>
+          <w:sz w:val="24"/>
+        </w:rPr>
+        <w:t>行政院公共工程委員會109年03月31日工程技字第1090200309號函</w:t>
+      </w:r>
+    </w:p>
+    <w:p>
+      <w:pPr>
+        <w:pStyle w:val="a9"/>
+        <w:ind w:left="720" w:hanging="720"/>
+        <w:jc w:val="both"/>
+      </w:pPr>
+      <w:r>
+        <w:rPr>
+          <w:rFonts w:ascii="新細明體" w:hAnsi="新細明體" w:eastAsia="新細明體"/>
+          <w:b w:val="0"/>
+          <w:sz w:val="24"/>
+        </w:rPr>
+        <w:t>主旨：修正「公共建設工程經費估算編列手冊」建築工程篇，請查照並轉知所屬。</w:t>
+      </w:r>
+    </w:p>
+    <w:p>
+      <w:pPr>
+        <w:pStyle w:val="a9"/>
+        <w:ind w:left="720" w:hanging="720"/>
+        <w:jc w:val="both"/>
+      </w:pPr>
+      <w:r>
+        <w:rPr>
+          <w:rFonts w:ascii="新細明體" w:hAnsi="新細明體" w:eastAsia="新細明體"/>
+          <w:b w:val="0"/>
+          <w:sz w:val="24"/>
+        </w:rPr>
+        <w:t>說明：</w:t>
+      </w:r>
+    </w:p>
+    <w:p>
+      <w:pPr>
+        <w:pStyle w:val="a9"/>
+        <w:ind w:left="720" w:hanging="480"/>
+        <w:jc w:val="both"/>
+      </w:pPr>
+      <w:r>
+        <w:rPr>
+          <w:rFonts w:ascii="新細明體" w:hAnsi="新細明體" w:eastAsia="新細明體"/>
+          <w:b w:val="0"/>
+          <w:sz w:val="24"/>
+        </w:rPr>
+        <w:t>一、為規範公共工程計畫之經費編列格式、估算程序及編估標準，本會前已編撰「公共建設工程經費估算編列手冊」(以下簡稱本手冊)。經與時俱進，配合相關法規及實務需求，並與各界會商後，完成建築工程篇編修作業。</w:t>
+      </w:r>
+    </w:p>
+    <w:p>
+      <w:pPr>
+        <w:pStyle w:val="a9"/>
+        <w:ind w:left="720" w:hanging="480"/>
+        <w:jc w:val="both"/>
+      </w:pPr>
+      <w:r>
+        <w:rPr>
+          <w:rFonts w:ascii="新細明體" w:hAnsi="新細明體" w:eastAsia="新細明體"/>
+          <w:b w:val="0"/>
+          <w:sz w:val="24"/>
+        </w:rPr>
+        <w:t>二、本手冊建築工程篇修訂版及修正對照版請至本會網站下載，連結位置為https://www.pcc.gov.tw/Index.aspx「工程技術」-「公共工程經費審議」-「參考資料」。</w:t>
+      </w:r>
+    </w:p>
+    <w:p>
+      <w:pPr>
+        <w:pStyle w:val="a9"/>
+        <w:ind w:left="720" w:hanging="480"/>
+        <w:jc w:val="both"/>
+      </w:pPr>
+      <w:r>
+        <w:rPr>
+          <w:rFonts w:ascii="新細明體" w:hAnsi="新細明體" w:eastAsia="新細明體"/>
+          <w:b w:val="0"/>
+          <w:sz w:val="24"/>
+        </w:rPr>
+        <w:t>三、本次編修內容重點說明如下：</w:t>
+      </w:r>
+    </w:p>
+    <w:p>
+      <w:pPr>
+        <w:pStyle w:val="a9"/>
+        <w:ind w:left="964" w:hanging="680"/>
+        <w:jc w:val="both"/>
+      </w:pPr>
+      <w:r>
+        <w:rPr>
+          <w:rFonts w:ascii="新細明體" w:hAnsi="新細明體" w:eastAsia="新細明體"/>
+          <w:b w:val="0"/>
+          <w:sz w:val="24"/>
+        </w:rPr>
+        <w:t>（一）依法令之更新配合調整，包括：</w:t>
+      </w:r>
+    </w:p>
+    <w:p>
+      <w:pPr>
+        <w:pStyle w:val="a9"/>
+        <w:ind w:left="1225" w:hanging="397"/>
+        <w:jc w:val="both"/>
+      </w:pPr>
+      <w:r>
+        <w:rPr>
+          <w:rFonts w:ascii="新細明體" w:hAnsi="新細明體" w:eastAsia="新細明體"/>
+          <w:b w:val="0"/>
+          <w:sz w:val="24"/>
+        </w:rPr>
+        <w:t>１、納入108年5月22日修正之政府採購法第70條之1第1項(安全衛生費量化編列)及第26條之1(為資源保育及環境保護措施增加之經費納入計畫報核)之規定。</w:t>
+      </w:r>
+    </w:p>
+    <w:p>
+      <w:pPr>
+        <w:pStyle w:val="a9"/>
+        <w:ind w:left="1225" w:hanging="397"/>
+        <w:jc w:val="both"/>
+      </w:pPr>
+      <w:r>
+        <w:rPr>
+          <w:rFonts w:ascii="新細明體" w:hAnsi="新細明體" w:eastAsia="新細明體"/>
+          <w:b w:val="0"/>
+          <w:sz w:val="24"/>
+        </w:rPr>
+        <w:t>２、納入本會108年8月15日函頒之「公共工程訂定工期參考原則」。</w:t>
+      </w:r>
+    </w:p>
+    <w:p>
+      <w:pPr>
+        <w:pStyle w:val="a9"/>
+        <w:ind w:left="1225" w:hanging="397"/>
+        <w:jc w:val="both"/>
+      </w:pPr>
+      <w:r>
+        <w:rPr>
+          <w:rFonts w:ascii="新細明體" w:hAnsi="新細明體" w:eastAsia="新細明體"/>
+          <w:b w:val="0"/>
+          <w:sz w:val="24"/>
+        </w:rPr>
+        <w:t>３、納入行政院主計總處108年5月訂頒之「共同性費用編列基準表」一般房屋建築費之使用說明及規劃階段直接工程費之計算公式。</w:t>
+      </w:r>
+    </w:p>
+    <w:p>
+      <w:pPr>
+        <w:pStyle w:val="a9"/>
+        <w:ind w:left="1225" w:hanging="397"/>
+        <w:jc w:val="both"/>
+      </w:pPr>
+      <w:r>
+        <w:rPr>
+          <w:rFonts w:ascii="新細明體" w:hAnsi="新細明體" w:eastAsia="新細明體"/>
+          <w:b w:val="0"/>
+          <w:sz w:val="24"/>
+        </w:rPr>
+        <w:t>４、配合本會107年2月完成本手冊之總則篇修正，如：(１)調整計畫成本組成架構，各章內容皆分為規劃及基本設計兩階段之特性進行說明。(２)工程建造費之估算應說明基準年，並據以計算物價調整費。</w:t>
+      </w:r>
+    </w:p>
+    <w:p>
+      <w:pPr>
+        <w:pStyle w:val="a9"/>
+        <w:ind w:left="1225" w:hanging="397"/>
+        <w:jc w:val="both"/>
+      </w:pPr>
+      <w:r>
+        <w:rPr>
+          <w:rFonts w:ascii="新細明體" w:hAnsi="新細明體" w:eastAsia="新細明體"/>
+          <w:b w:val="0"/>
+          <w:sz w:val="24"/>
+        </w:rPr>
+        <w:t>５、納入行政院主計總處108年12月12日修正之各機關單位預算執行要點第16點第2項前段規定，提醒機關應先合理審酌設定定位及建造標準，核實估算經費，並於後續各階段落實執行。</w:t>
+      </w:r>
+    </w:p>
+    <w:p>
+      <w:pPr>
+        <w:pStyle w:val="a9"/>
+        <w:ind w:left="1225" w:hanging="397"/>
+        <w:jc w:val="both"/>
+      </w:pPr>
+      <w:r>
+        <w:rPr>
+          <w:rFonts w:ascii="新細明體" w:hAnsi="新細明體" w:eastAsia="新細明體"/>
+          <w:b w:val="0"/>
+          <w:sz w:val="24"/>
+        </w:rPr>
+        <w:t>６、配合水利法107年6月20日新增出流管制相關條文，增加出流管制計畫及設施之費用項目。</w:t>
+      </w:r>
+    </w:p>
+    <w:p>
+      <w:pPr>
+        <w:pStyle w:val="a9"/>
+        <w:ind w:left="964" w:hanging="680"/>
+        <w:jc w:val="both"/>
+      </w:pPr>
+      <w:r>
+        <w:rPr>
+          <w:rFonts w:ascii="新細明體" w:hAnsi="新細明體" w:eastAsia="新細明體"/>
+          <w:b w:val="0"/>
+          <w:sz w:val="24"/>
+        </w:rPr>
+        <w:t>（二）依各界反映實務需求調整，包括：</w:t>
+      </w:r>
+    </w:p>
+    <w:p>
+      <w:pPr>
+        <w:pStyle w:val="a9"/>
+        <w:ind w:left="1225" w:hanging="397"/>
+        <w:jc w:val="both"/>
+      </w:pPr>
+      <w:r>
+        <w:rPr>
+          <w:rFonts w:ascii="新細明體" w:hAnsi="新細明體" w:eastAsia="新細明體"/>
+          <w:b w:val="0"/>
+          <w:sz w:val="24"/>
+        </w:rPr>
+        <w:t>１、提供共同性費用編列基準表得專案列計項目之參考值，惟仍應依個案特性編列。</w:t>
+      </w:r>
+    </w:p>
+    <w:p>
+      <w:pPr>
+        <w:pStyle w:val="a9"/>
+        <w:ind w:left="1225" w:hanging="397"/>
+        <w:jc w:val="both"/>
+      </w:pPr>
+      <w:r>
+        <w:rPr>
+          <w:rFonts w:ascii="新細明體" w:hAnsi="新細明體" w:eastAsia="新細明體"/>
+          <w:b w:val="0"/>
+          <w:sz w:val="24"/>
+        </w:rPr>
+        <w:t>２、依本會108年7月3日召開之工作會議，會中各類別建築主管機關需求，提供醫院、長照中心、標準廠房、演藝廳、展覽館、國民運動中心、學校活動中心、預鑄構造之案例價格區間供機關參考比對。</w:t>
+      </w:r>
+    </w:p>
+    <w:p>
+      <w:pPr>
+        <w:pStyle w:val="a9"/>
+        <w:ind w:left="1225" w:hanging="397"/>
+        <w:jc w:val="both"/>
+      </w:pPr>
+      <w:r>
+        <w:rPr>
+          <w:rFonts w:ascii="新細明體" w:hAnsi="新細明體" w:eastAsia="新細明體"/>
+          <w:b w:val="0"/>
+          <w:sz w:val="24"/>
+        </w:rPr>
+        <w:t>３、依實際案例分析結果，更新建築工程重要資材單位面積使用量之合理參考區間。</w:t>
+      </w:r>
+    </w:p>
+    <w:p>
+      <w:pPr>
+        <w:pStyle w:val="a9"/>
+        <w:ind w:left="1225" w:hanging="397"/>
+        <w:jc w:val="both"/>
+      </w:pPr>
+      <w:r>
+        <w:rPr>
+          <w:rFonts w:ascii="新細明體" w:hAnsi="新細明體" w:eastAsia="新細明體"/>
+          <w:b w:val="0"/>
+          <w:sz w:val="24"/>
+        </w:rPr>
+        <w:t>４、依基本設計審議實務需求，就基本設計階段工程項目分類及編估原則進行檢討調整。</w:t>
+      </w:r>
+    </w:p>
+    <w:p/>
+    <w:p>
+      <w:pPr>
+        <w:pStyle w:val="a9"/>
+        <w:ind w:left="720" w:hanging="720"/>
+        <w:jc w:val="both"/>
+      </w:pPr>
+      <w:r>
+        <w:rPr>
+          <w:rFonts w:ascii="微軟正黑體" w:hAnsi="微軟正黑體" w:eastAsia="微軟正黑體"/>
+          <w:b/>
+          <w:sz w:val="24"/>
+        </w:rPr>
+        <w:t>行政院公共工程委員會112年04月11日工程技字第1120200148號函</w:t>
+      </w:r>
+    </w:p>
+    <w:p>
+      <w:pPr>
+        <w:pStyle w:val="a9"/>
+        <w:ind w:left="720" w:hanging="720"/>
+        <w:jc w:val="both"/>
+      </w:pPr>
+      <w:r>
+        <w:rPr>
+          <w:rFonts w:ascii="新細明體" w:hAnsi="新細明體" w:eastAsia="新細明體"/>
+          <w:b w:val="0"/>
+          <w:sz w:val="24"/>
+        </w:rPr>
+        <w:t>主旨：機關辦理工程預算編列，其應注意事項詳如說明，請查照並轉知所屬機關。</w:t>
+      </w:r>
+    </w:p>
+    <w:p>
+      <w:pPr>
+        <w:pStyle w:val="a9"/>
+        <w:ind w:left="720" w:hanging="720"/>
+        <w:jc w:val="both"/>
+      </w:pPr>
+      <w:r>
+        <w:rPr>
+          <w:rFonts w:ascii="新細明體" w:hAnsi="新細明體" w:eastAsia="新細明體"/>
+          <w:b w:val="0"/>
+          <w:sz w:val="24"/>
+        </w:rPr>
+        <w:t>說明：</w:t>
+      </w:r>
+    </w:p>
+    <w:p>
+      <w:pPr>
+        <w:pStyle w:val="a9"/>
+        <w:ind w:left="720" w:hanging="480"/>
+        <w:jc w:val="both"/>
+      </w:pPr>
+      <w:r>
+        <w:rPr>
+          <w:rFonts w:ascii="新細明體" w:hAnsi="新細明體" w:eastAsia="新細明體"/>
+          <w:b w:val="0"/>
+          <w:sz w:val="24"/>
+        </w:rPr>
+        <w:t>一、有關機關辦理工程採購發現預算不足擬調整招標預算，其注意事項，本會前已於112年1月11日工程企字第11101007381號函請各機關知照。</w:t>
+      </w:r>
+    </w:p>
+    <w:p>
+      <w:pPr>
+        <w:pStyle w:val="a9"/>
+        <w:ind w:left="720" w:hanging="480"/>
+        <w:jc w:val="both"/>
+      </w:pPr>
+      <w:r>
+        <w:rPr>
+          <w:rFonts w:ascii="新細明體" w:hAnsi="新細明體" w:eastAsia="新細明體"/>
+          <w:b w:val="0"/>
+          <w:sz w:val="24"/>
+        </w:rPr>
+        <w:t>二、有鑑於近期仍有部分機關未能充分瞭解上開注意事項，致有工程預算不當編列、或流標後未能合理檢討調整之情形，茲將相關應注意事項，依工程作業先後次序再予陳明如下，敬請貴機關查照，並轉知所屬機關循以辦理。</w:t>
+      </w:r>
+    </w:p>
+    <w:p>
+      <w:pPr>
+        <w:pStyle w:val="a9"/>
+        <w:ind w:left="964" w:hanging="680"/>
+        <w:jc w:val="both"/>
+      </w:pPr>
+      <w:r>
+        <w:rPr>
+          <w:rFonts w:ascii="新細明體" w:hAnsi="新細明體" w:eastAsia="新細明體"/>
+          <w:b w:val="0"/>
+          <w:sz w:val="24"/>
+        </w:rPr>
+        <w:t>（一）編列基準：行政院主計總處「共同性費用編列基準表(簡稱編列基準)」係供機關估算工程計畫經費使用，經費組成包括直接工程費(直接用於建造工程目的物)、間接工程費(主辦機關為監督及管理工程目的物所需支出之成本)、工程預備費、物價調整費等。機關於擬定公共工程計畫時，應審慎評估自身需求，設定工程功能等級，對應提出妥適之建造標準及規格，其中若屬編列基準之「一般房屋建築費」或「一般辦公室翻修費」者，應依編列基準編列；非適用前述編列基準者，可參考鄰近類案工程，依個案覈實評估編列。</w:t>
+      </w:r>
+    </w:p>
+    <w:p>
+      <w:pPr>
+        <w:pStyle w:val="a9"/>
+        <w:ind w:left="964" w:hanging="680"/>
+        <w:jc w:val="both"/>
+      </w:pPr>
+      <w:r>
+        <w:rPr>
+          <w:rFonts w:ascii="新細明體" w:hAnsi="新細明體" w:eastAsia="新細明體"/>
+          <w:b w:val="0"/>
+          <w:sz w:val="24"/>
+        </w:rPr>
+        <w:t>（二）設計預算：機關得用以支付得標廠商契約價金之預算金額，其性質為直接工程費。機關應續依計畫階段所設定之功能等級及建造標準辦理工程設計，並就設計之工項及數量編列預算。機關可參考本會工程價格資料庫之預算價，並應參照政府採購法(以下簡稱本法)第46條規定，考量工程規模、性質、規範要求、施工地點及工期等因素，配合工程專業判斷予以調整，不可僅參考工程價格資料庫之價格即逕以編列。</w:t>
+      </w:r>
+    </w:p>
+    <w:p>
+      <w:pPr>
+        <w:pStyle w:val="a9"/>
+        <w:ind w:left="964" w:hanging="680"/>
+        <w:jc w:val="both"/>
+      </w:pPr>
+      <w:r>
+        <w:rPr>
+          <w:rFonts w:ascii="新細明體" w:hAnsi="新細明體" w:eastAsia="新細明體"/>
+          <w:b w:val="0"/>
+          <w:sz w:val="24"/>
+        </w:rPr>
+        <w:t>（三）核定底價：機關辦理採購，除本法另有規定外，應訂定底價，由機關首長或其授權人員核定。底價之性質同設計預算均為直接工程費。機關可參考本會工程價格資料庫之決標價，並應依本法第46條規定，考量工程規模、性質、規範要求、施工地點及工期等因素，配合工程專業判斷予以調整，不可僅參考工程價格資料庫之價格即逕以訂定。</w:t>
+      </w:r>
+    </w:p>
+    <w:p>
+      <w:pPr>
+        <w:pStyle w:val="a9"/>
+        <w:ind w:left="720" w:hanging="480"/>
+        <w:jc w:val="both"/>
+      </w:pPr>
+      <w:r>
+        <w:rPr>
+          <w:rFonts w:ascii="新細明體" w:hAnsi="新細明體" w:eastAsia="新細明體"/>
+          <w:b w:val="0"/>
+          <w:sz w:val="24"/>
+        </w:rPr>
+        <w:t>三、發生流標時，機關應務實探究流標原因，據以檢討預算：政府採購法令並無多次流標後，始得調整預算之規定，遇有流標情形時，機關當即務實探究原因，並據以檢討預算。如機關未經檢討流標原因，逕以原預算原工項再次發包或減項發包，或不經檢討即增加預算發包，以測試市場接受度，均為不當之作法，除延宕公共建設推動外，亦有助長廠商觀望不投標，藉以不當推升得標價格之虞。</w:t>
+      </w:r>
+    </w:p>
+    <w:p/>
+    <w:p>
+      <w:pPr>
+        <w:pStyle w:val="a9"/>
+        <w:ind w:left="720" w:hanging="720"/>
+        <w:jc w:val="both"/>
+      </w:pPr>
+      <w:r>
+        <w:rPr>
+          <w:rFonts w:ascii="微軟正黑體" w:hAnsi="微軟正黑體" w:eastAsia="微軟正黑體"/>
+          <w:b/>
+          <w:sz w:val="24"/>
+        </w:rPr>
+        <w:t>行政院公共工程委員會112年11月27日工程技字第1120201064號函</w:t>
+      </w:r>
+    </w:p>
+    <w:p>
+      <w:pPr>
+        <w:pStyle w:val="a9"/>
+        <w:ind w:left="720" w:hanging="720"/>
+        <w:jc w:val="both"/>
+      </w:pPr>
+      <w:r>
+        <w:rPr>
+          <w:rFonts w:ascii="新細明體" w:hAnsi="新細明體" w:eastAsia="新細明體"/>
+          <w:b w:val="0"/>
+          <w:sz w:val="24"/>
+        </w:rPr>
+        <w:t>主旨：修正本會「公共建設工程經費估算編列手冊」總則篇，請查照並轉知所屬。</w:t>
+      </w:r>
+    </w:p>
+    <w:p>
+      <w:pPr>
+        <w:pStyle w:val="a9"/>
+        <w:ind w:left="720" w:hanging="720"/>
+        <w:jc w:val="both"/>
+      </w:pPr>
+      <w:r>
+        <w:rPr>
+          <w:rFonts w:ascii="新細明體" w:hAnsi="新細明體" w:eastAsia="新細明體"/>
+          <w:b w:val="0"/>
+          <w:sz w:val="24"/>
+        </w:rPr>
+        <w:t>說明：</w:t>
+      </w:r>
+    </w:p>
+    <w:p>
+      <w:pPr>
+        <w:pStyle w:val="a9"/>
+        <w:ind w:left="720" w:hanging="480"/>
+        <w:jc w:val="both"/>
+      </w:pPr>
+      <w:r>
+        <w:rPr>
+          <w:rFonts w:ascii="新細明體" w:hAnsi="新細明體" w:eastAsia="新細明體"/>
+          <w:b w:val="0"/>
+          <w:sz w:val="24"/>
+        </w:rPr>
+        <w:t>一、為規範公共工程計畫之經費編列格式、估算程序及編估標準，本會前已編撰「公共建設工程經費估算編列手冊」。為與時俱進，本會持續蒐整近年較常見相關議題與新增及修正規定納入總則篇，並與各界會商後，完成本次總則篇編修作業，俾提供各類公共工程計畫於成本組成階段之參考。</w:t>
+      </w:r>
+    </w:p>
+    <w:p>
+      <w:pPr>
+        <w:pStyle w:val="a9"/>
+        <w:ind w:left="720" w:hanging="480"/>
+        <w:jc w:val="both"/>
+      </w:pPr>
+      <w:r>
+        <w:rPr>
+          <w:rFonts w:ascii="新細明體" w:hAnsi="新細明體" w:eastAsia="新細明體"/>
+          <w:b w:val="0"/>
+          <w:sz w:val="24"/>
+        </w:rPr>
+        <w:t>二、本手冊總則篇修正版及修正對照版請至本會網站(https://www.pcc.gov.tw/Index.aspx)下載，連結位置為「工程技術」-「公共工程經費審議」-「參考資料」-「公共建設工程經費估算編列手冊」。</w:t>
+      </w:r>
+    </w:p>
+    <w:p>
+      <w:pPr>
+        <w:pStyle w:val="a9"/>
+        <w:ind w:left="720" w:hanging="480"/>
+        <w:jc w:val="both"/>
+      </w:pPr>
+      <w:r>
+        <w:rPr>
+          <w:rFonts w:ascii="新細明體" w:hAnsi="新細明體" w:eastAsia="新細明體"/>
+          <w:b w:val="0"/>
+          <w:sz w:val="24"/>
+        </w:rPr>
+        <w:t>三、本會已完成旨揭手冊總則篇(112年修正版)，修正重點摘述如下：</w:t>
+      </w:r>
+    </w:p>
+    <w:p>
+      <w:pPr>
+        <w:pStyle w:val="a9"/>
+        <w:ind w:left="964" w:hanging="680"/>
+        <w:jc w:val="both"/>
+      </w:pPr>
+      <w:r>
+        <w:rPr>
+          <w:rFonts w:ascii="新細明體" w:hAnsi="新細明體" w:eastAsia="新細明體"/>
+          <w:b w:val="0"/>
+          <w:sz w:val="24"/>
+        </w:rPr>
+        <w:t>（一）近年相關議題：</w:t>
+      </w:r>
+    </w:p>
+    <w:p>
+      <w:pPr>
+        <w:pStyle w:val="a9"/>
+        <w:ind w:left="1225" w:hanging="397"/>
+        <w:jc w:val="both"/>
+      </w:pPr>
+      <w:r>
+        <w:rPr>
+          <w:rFonts w:ascii="新細明體" w:hAnsi="新細明體" w:eastAsia="新細明體"/>
+          <w:b w:val="0"/>
+          <w:sz w:val="24"/>
+        </w:rPr>
+        <w:t>１、提醒機關於鄰近沿海地區、嚴重鹽害地區或考量個案特性，如須加強公共工程之耐久度及防蝕作法，應於可行性評估及綜合規劃階段即妥予考量所須應用之方法及費用。(總-3-6)</w:t>
+      </w:r>
+    </w:p>
+    <w:p>
+      <w:pPr>
+        <w:pStyle w:val="a9"/>
+        <w:ind w:left="1225" w:hanging="397"/>
+        <w:jc w:val="both"/>
+      </w:pPr>
+      <w:r>
+        <w:rPr>
+          <w:rFonts w:ascii="新細明體" w:hAnsi="新細明體" w:eastAsia="新細明體"/>
+          <w:b w:val="0"/>
+          <w:sz w:val="24"/>
+        </w:rPr>
+        <w:t>２、提醒機關估算直接工程費，參考當地市場行情及歷史決標資料(含預算價格及決標價格)，並應考量物價波動之變化，依個案特性妥為運用，非直接援引歷史決標價格。(總-3-11)</w:t>
+      </w:r>
+    </w:p>
+    <w:p>
+      <w:pPr>
+        <w:pStyle w:val="a9"/>
+        <w:ind w:left="1225" w:hanging="397"/>
+        <w:jc w:val="both"/>
+      </w:pPr>
+      <w:r>
+        <w:rPr>
+          <w:rFonts w:ascii="新細明體" w:hAnsi="新細明體" w:eastAsia="新細明體"/>
+          <w:b w:val="0"/>
+          <w:sz w:val="24"/>
+        </w:rPr>
+        <w:t>３、提醒機關應視計畫執行期程依個案特性評估合理之物價調整年增率。為因應物價大幅波動，將建議預估之物價指數每年上漲幅度由「10年」改為「3~10年」年增率平均值，俾供機關參考，以彈性應用方式合理編列物價調整費。(總-3-9、17)</w:t>
+      </w:r>
+    </w:p>
+    <w:p>
+      <w:pPr>
+        <w:pStyle w:val="a9"/>
+        <w:ind w:left="964" w:hanging="680"/>
+        <w:jc w:val="both"/>
+      </w:pPr>
+      <w:r>
+        <w:rPr>
+          <w:rFonts w:ascii="新細明體" w:hAnsi="新細明體" w:eastAsia="新細明體"/>
+          <w:b w:val="0"/>
+          <w:sz w:val="24"/>
+        </w:rPr>
+        <w:t>（二）配合新增及修正規定或相關指引</w:t>
+      </w:r>
+    </w:p>
+    <w:p>
+      <w:pPr>
+        <w:pStyle w:val="a9"/>
+        <w:ind w:left="1225" w:hanging="397"/>
+        <w:jc w:val="both"/>
+      </w:pPr>
+      <w:r>
+        <w:rPr>
+          <w:rFonts w:ascii="新細明體" w:hAnsi="新細明體" w:eastAsia="新細明體"/>
+          <w:b w:val="0"/>
+          <w:sz w:val="24"/>
+        </w:rPr>
+        <w:t>１、配合公共工程節能減碳檢核注意事項：(總-3-3、6、10)</w:t>
       </w:r>
     </w:p>
     <w:p>
@@ -31815,7 +33214,7 @@
           <w:b w:val="0"/>
           <w:sz w:val="24"/>
         </w:rPr>
-        <w:t>（１）應參考工程會公共工程價格資料庫，核實、合理編列工程預算。</w:t>
+        <w:t>（１）提醒機關應於計畫提報核定階段，即提出節能減碳規劃構想及效益並合理編列經費。</w:t>
       </w:r>
     </w:p>
     <w:p>
@@ -31830,7 +33229,22 @@
           <w:b w:val="0"/>
           <w:sz w:val="24"/>
         </w:rPr>
-        <w:t>（２）招標文件內之廠商資格與技術規格，應依政府採購法規定辦理，不得有限制競爭，致廠商參與投標受到不合理限制之情形。</w:t>
+        <w:t>（２）提醒機關應於設計階段，落實計畫提報核定階段之節能減碳構想，提出符合節能減碳之工程規劃設計方案。</w:t>
+      </w:r>
+    </w:p>
+    <w:p>
+      <w:pPr>
+        <w:pStyle w:val="a9"/>
+        <w:ind w:left="1225" w:hanging="397"/>
+        <w:jc w:val="both"/>
+      </w:pPr>
+      <w:r>
+        <w:rPr>
+          <w:rFonts w:ascii="新細明體" w:hAnsi="新細明體" w:eastAsia="新細明體"/>
+          <w:b w:val="0"/>
+          <w:sz w:val="24"/>
+        </w:rPr>
+        <w:t>２、配合文化藝術獎助條例修正之相關規定，加強提醒各機關應注意編列公共藝術費並由原編列於其他費用項目移列至間接工程成本、配合修改架構圖。(總-3-2、12、15、18) ３、配合公共工程生態檢核注意事項：(總-3-6、10、11)</w:t>
       </w:r>
     </w:p>
     <w:p>
@@ -31845,7 +33259,232 @@
           <w:b w:val="0"/>
           <w:sz w:val="24"/>
         </w:rPr>
-        <w:t>（３）於流廢標後應檢討原因，限期研擬改善對策，並考量下列事項：依不同標的分別辦理招標；檢討預算、底價、招標文件內容合理性；調降押標金及履約保證金金額；調高預付款金額(上限為契約金額之30%)；檢討契約條款是否合理，如履約期限、物價指數調整方式等。</w:t>
+        <w:t>（１）提醒機關應於工程計畫核定階段，配合辦理生態資料蒐集、調查等將生態保育之概念融入工程方案，提出生態保育措施並落實等工作。</w:t>
+      </w:r>
+    </w:p>
+    <w:p>
+      <w:pPr>
+        <w:pStyle w:val="a9"/>
+        <w:ind w:left="1757" w:hanging="680"/>
+        <w:jc w:val="both"/>
+      </w:pPr>
+      <w:r>
+        <w:rPr>
+          <w:rFonts w:ascii="新細明體" w:hAnsi="新細明體" w:eastAsia="新細明體"/>
+          <w:b w:val="0"/>
+          <w:sz w:val="24"/>
+        </w:rPr>
+        <w:t>（２）提醒機關應於設計階段，落實規劃作業成果至工程設計中，並合理編列必要之生態保育措施及監測項目等費用。</w:t>
+      </w:r>
+    </w:p>
+    <w:p>
+      <w:pPr>
+        <w:pStyle w:val="a9"/>
+        <w:ind w:left="1757" w:hanging="680"/>
+        <w:jc w:val="both"/>
+      </w:pPr>
+      <w:r>
+        <w:rPr>
+          <w:rFonts w:ascii="新細明體" w:hAnsi="新細明體" w:eastAsia="新細明體"/>
+          <w:b w:val="0"/>
+          <w:sz w:val="24"/>
+        </w:rPr>
+        <w:t>（３）提醒機關應於施工階段，落實生態保育對策、措施、工程方案及監測計畫。</w:t>
+      </w:r>
+    </w:p>
+    <w:p>
+      <w:pPr>
+        <w:pStyle w:val="a9"/>
+        <w:ind w:left="1757" w:hanging="680"/>
+        <w:jc w:val="both"/>
+      </w:pPr>
+      <w:r>
+        <w:rPr>
+          <w:rFonts w:ascii="新細明體" w:hAnsi="新細明體" w:eastAsia="新細明體"/>
+          <w:b w:val="0"/>
+          <w:sz w:val="24"/>
+        </w:rPr>
+        <w:t>（４）上開事項須由具生態背景人員辦理，相關費用得於規劃費、設計費及工程費項目予以估列。</w:t>
+      </w:r>
+    </w:p>
+    <w:p>
+      <w:pPr>
+        <w:pStyle w:val="a9"/>
+        <w:ind w:left="1225" w:hanging="397"/>
+        <w:jc w:val="both"/>
+      </w:pPr>
+      <w:r>
+        <w:rPr>
+          <w:rFonts w:ascii="新細明體" w:hAnsi="新細明體" w:eastAsia="新細明體"/>
+          <w:b w:val="0"/>
+          <w:sz w:val="24"/>
+        </w:rPr>
+        <w:t>４、配合公共工程採用自動化及預鑄化之規劃設計參考指引：提醒機關需於計畫階段，評估市場工料供應條件及個案工程特性，依需求優先朝自動化及預鑄化方向辦理規劃，並據以納入後續設計。(總-3-6)</w:t>
+      </w:r>
+    </w:p>
+    <w:p>
+      <w:pPr>
+        <w:pStyle w:val="a9"/>
+        <w:ind w:left="1225" w:hanging="397"/>
+        <w:jc w:val="both"/>
+      </w:pPr>
+      <w:r>
+        <w:rPr>
+          <w:rFonts w:ascii="新細明體" w:hAnsi="新細明體" w:eastAsia="新細明體"/>
+          <w:b w:val="0"/>
+          <w:sz w:val="24"/>
+        </w:rPr>
+        <w:t>５、配合提升國土防洪治水韌性之整合作業指引：</w:t>
+      </w:r>
+    </w:p>
+    <w:p>
+      <w:pPr>
+        <w:pStyle w:val="a9"/>
+        <w:ind w:left="1757" w:hanging="680"/>
+        <w:jc w:val="both"/>
+      </w:pPr>
+      <w:r>
+        <w:rPr>
+          <w:rFonts w:ascii="新細明體" w:hAnsi="新細明體" w:eastAsia="新細明體"/>
+          <w:b w:val="0"/>
+          <w:sz w:val="24"/>
+        </w:rPr>
+        <w:t>（１）提醒機關自國土計畫為始，妥為規劃土地使用，並整體規劃治理工程，結合公共設施分擔逕流與土地開發管制出流，以減少日後投入之治水成本。(總3-6)</w:t>
+      </w:r>
+    </w:p>
+    <w:p>
+      <w:pPr>
+        <w:pStyle w:val="a9"/>
+        <w:ind w:left="1757" w:hanging="680"/>
+        <w:jc w:val="both"/>
+      </w:pPr>
+      <w:r>
+        <w:rPr>
+          <w:rFonts w:ascii="新細明體" w:hAnsi="新細明體" w:eastAsia="新細明體"/>
+          <w:b w:val="0"/>
+          <w:sz w:val="24"/>
+        </w:rPr>
+        <w:t>（２）提醒機關於設計階段，應落實出流管制與都市計畫結合、各機關間橫向連繫分工應扣合，且上下游區域應整體考量，並合理編列所需經費，例如出流管制計畫書。(總-3-10)</w:t>
+      </w:r>
+    </w:p>
+    <w:p>
+      <w:pPr>
+        <w:pStyle w:val="a9"/>
+        <w:ind w:left="1225" w:hanging="397"/>
+        <w:jc w:val="both"/>
+      </w:pPr>
+      <w:r>
+        <w:rPr>
+          <w:rFonts w:ascii="新細明體" w:hAnsi="新細明體" w:eastAsia="新細明體"/>
+          <w:b w:val="0"/>
+          <w:sz w:val="24"/>
+        </w:rPr>
+        <w:t>６、配合工程高空作業災害之防範指引：</w:t>
+      </w:r>
+    </w:p>
+    <w:p>
+      <w:pPr>
+        <w:pStyle w:val="a9"/>
+        <w:ind w:left="1757" w:hanging="680"/>
+        <w:jc w:val="both"/>
+      </w:pPr>
+      <w:r>
+        <w:rPr>
+          <w:rFonts w:ascii="新細明體" w:hAnsi="新細明體" w:eastAsia="新細明體"/>
+          <w:b w:val="0"/>
+          <w:sz w:val="24"/>
+        </w:rPr>
+        <w:t>（１）提醒機關於計畫階段，評估工程高空作業災害之防範關鍵，應強化團隊工作，落實相互確認機制，確保施工安全及品質。(總-3-6)</w:t>
+      </w:r>
+    </w:p>
+    <w:p>
+      <w:pPr>
+        <w:pStyle w:val="a9"/>
+        <w:ind w:left="1757" w:hanging="680"/>
+        <w:jc w:val="both"/>
+      </w:pPr>
+      <w:r>
+        <w:rPr>
+          <w:rFonts w:ascii="新細明體" w:hAnsi="新細明體" w:eastAsia="新細明體"/>
+          <w:b w:val="0"/>
+          <w:sz w:val="24"/>
+        </w:rPr>
+        <w:t>（２）提醒機關於施工階段，建物相關權責人員應要求作業人員落實職安及淨空作業規定，以確保自身及第三人安全，所需費用得於本項次估列。(總-3-11)</w:t>
+      </w:r>
+    </w:p>
+    <w:p>
+      <w:pPr>
+        <w:pStyle w:val="a9"/>
+        <w:ind w:left="1757" w:hanging="680"/>
+        <w:jc w:val="both"/>
+      </w:pPr>
+      <w:r>
+        <w:rPr>
+          <w:rFonts w:ascii="新細明體" w:hAnsi="新細明體" w:eastAsia="新細明體"/>
+          <w:b w:val="0"/>
+          <w:sz w:val="24"/>
+        </w:rPr>
+        <w:t>（３）提醒機關於施工階段，高空作業施工時各參與人員應再強化現場監督確認機制，以確保工程安全及品質，相關費用已包含於工程監造費。(總-3-14)</w:t>
+      </w:r>
+    </w:p>
+    <w:p>
+      <w:pPr>
+        <w:pStyle w:val="a9"/>
+        <w:ind w:left="1225" w:hanging="397"/>
+        <w:jc w:val="both"/>
+      </w:pPr>
+      <w:r>
+        <w:rPr>
+          <w:rFonts w:ascii="新細明體" w:hAnsi="新細明體" w:eastAsia="新細明體"/>
+          <w:b w:val="0"/>
+          <w:sz w:val="24"/>
+        </w:rPr>
+        <w:t>７、配合道路塌陷及鄰房基礎淘空之防範指引：</w:t>
+      </w:r>
+    </w:p>
+    <w:p>
+      <w:pPr>
+        <w:pStyle w:val="a9"/>
+        <w:ind w:left="1757" w:hanging="680"/>
+        <w:jc w:val="both"/>
+      </w:pPr>
+      <w:r>
+        <w:rPr>
+          <w:rFonts w:ascii="新細明體" w:hAnsi="新細明體" w:eastAsia="新細明體"/>
+          <w:b w:val="0"/>
+          <w:sz w:val="24"/>
+        </w:rPr>
+        <w:t>（１）提醒機關於計畫階段，評估道路塌陷及鄰房基礎淘空之防範關鍵，應強化團隊工作，落實相互確認機制，確保施工安全及品質。(總-3-6)</w:t>
+      </w:r>
+    </w:p>
+    <w:p>
+      <w:pPr>
+        <w:pStyle w:val="a9"/>
+        <w:ind w:left="1757" w:hanging="680"/>
+        <w:jc w:val="both"/>
+      </w:pPr>
+      <w:r>
+        <w:rPr>
+          <w:rFonts w:ascii="新細明體" w:hAnsi="新細明體" w:eastAsia="新細明體"/>
+          <w:b w:val="0"/>
+          <w:sz w:val="24"/>
+        </w:rPr>
+        <w:t>（２）提醒機關於設計階段，對於地質鑽探資料應有確認，並合理編列所需經費，例如基地地質調查及地質安全評估。(總-3-10)</w:t>
+      </w:r>
+    </w:p>
+    <w:p>
+      <w:pPr>
+        <w:pStyle w:val="a9"/>
+        <w:ind w:left="1757" w:hanging="680"/>
+        <w:jc w:val="both"/>
+      </w:pPr>
+      <w:r>
+        <w:rPr>
+          <w:rFonts w:ascii="新細明體" w:hAnsi="新細明體" w:eastAsia="新細明體"/>
+          <w:b w:val="0"/>
+          <w:sz w:val="24"/>
+        </w:rPr>
+        <w:t>（３）提醒機關於施工階段，基礎開挖作業施工時各參與人員應再強化現場監督確認機制，以確保工程安全及品質，相關費用已包含於工程監造費。(總-314)</w:t>
       </w:r>
     </w:p>
     <w:p>
@@ -31860,7 +33499,7 @@
           <w:b w:val="0"/>
           <w:sz w:val="24"/>
         </w:rPr>
-        <w:t>（二）附屬單位預算得依預算法第88條提前辦理，增加公共建設投資量能：附屬單位預算，得配合業務需要，依預算法規定，陳報本院核准後提前動支經費辦理。請國營事業配合加速辦理公共建設計畫，並適時擴增預算數額，俾有效增加政府公共建設投資量能。具體作法：</w:t>
+        <w:t>（三）各界反映實務調整：</w:t>
       </w:r>
     </w:p>
     <w:p>
@@ -31875,7 +33514,7 @@
           <w:b w:val="0"/>
           <w:sz w:val="24"/>
         </w:rPr>
-        <w:t>1、各主管機關應督導所屬國營事業及非營業特種基金，全面盤點固定資產投資計畫，加強執行。</w:t>
+        <w:t>１、提醒機關公共設施管線調查費包含探測儀器設施，並加以列舉。(總-3-3)</w:t>
       </w:r>
     </w:p>
     <w:p>
@@ -31890,22 +33529,7 @@
           <w:b w:val="0"/>
           <w:sz w:val="24"/>
         </w:rPr>
-        <w:t>2、另應在109年度既有預算規模基礎上，再行檢視有無擴增量能空間；如有，則應依預算法第88條及「附屬單位預算執行要點」等相關規定，儘速辦理。</w:t>
-      </w:r>
-    </w:p>
-    <w:p>
-      <w:pPr>
-        <w:pStyle w:val="a9"/>
-        <w:ind w:left="964" w:hanging="680"/>
-        <w:jc w:val="both"/>
-      </w:pPr>
-      <w:r>
-        <w:rPr>
-          <w:rFonts w:ascii="新細明體" w:hAnsi="新細明體" w:eastAsia="新細明體"/>
-          <w:b w:val="0"/>
-          <w:sz w:val="24"/>
-        </w:rPr>
-        <w:t>（三）強化公共建設計畫執行管控，提升預算支用與達成率：109年度公共建設經費為5,365億元，如達成率由108年之93%再提升至95%，則執行量可較108年再增加966億元。國家發展委員會(以下簡稱國發會)將持續結合工程會督導會報，加強管控計畫進度及里程碑，督導機關全力執行，並縮短估驗計價時程、加速付款，以發揮促進經濟成長之實質效益。具體作法：</w:t>
+        <w:t>２、提醒機關設計分析費，如有需配合相關法定審議或行政法規要求辦理，新增列舉項目：出流管制計畫書、基地地質調查及地質安全評估、生態檢核作業服務、捷運安全影響評估等，得獨立列項估算設計分析費用。(總-3-10)</w:t>
       </w:r>
     </w:p>
     <w:p>
@@ -31920,1981 +33544,6 @@
           <w:b w:val="0"/>
           <w:sz w:val="24"/>
         </w:rPr>
-        <w:t>1、善用督導會報功能：請工程會透過督導會報，協助於109年2月底前盤點所列管公共建設計畫可提前發包及加速執行(含增加工作面、發放趕工費用等)案件，並據以列管；同時持續協助各部會解決執行窒礙。另若有重大議題或需跨部會協調事宜，必要時得提請工程會或國發會協助辦理。</w:t>
-      </w:r>
-    </w:p>
-    <w:p>
-      <w:pPr>
-        <w:pStyle w:val="a9"/>
-        <w:ind w:left="1225" w:hanging="397"/>
-        <w:jc w:val="both"/>
-      </w:pPr>
-      <w:r>
-        <w:rPr>
-          <w:rFonts w:ascii="新細明體" w:hAnsi="新細明體" w:eastAsia="新細明體"/>
-          <w:b w:val="0"/>
-          <w:sz w:val="24"/>
-        </w:rPr>
-        <w:t>2、研擬加速執行成效措施：國發會已本興利原則，研擬旨揭執行成效措施，業奉本院核可函頒施行。</w:t>
-      </w:r>
-    </w:p>
-    <w:p>
-      <w:pPr>
-        <w:pStyle w:val="a9"/>
-        <w:ind w:left="964" w:hanging="680"/>
-        <w:jc w:val="both"/>
-      </w:pPr>
-      <w:r>
-        <w:rPr>
-          <w:rFonts w:ascii="新細明體" w:hAnsi="新細明體" w:eastAsia="新細明體"/>
-          <w:b w:val="0"/>
-          <w:sz w:val="24"/>
-        </w:rPr>
-        <w:t>（四）依公共建設計畫執行狀況，適時研議追加預算措施：各機關每年之公共建設預算需求，因受本院主計總處分配額度所限，原提報量能未必均能滿足。爰各機關若藉由各項加強執行措施可提早完成年度分配預算，而有產生額外增加公共建設計畫經費之需求，且於辦理經費流用及動支預備金後仍未能容納時，可採補足年度需求差額方式，朝研議追加預算等措施辦理。具體作法：</w:t>
-      </w:r>
-    </w:p>
-    <w:p>
-      <w:pPr>
-        <w:pStyle w:val="a9"/>
-        <w:ind w:left="1225" w:hanging="397"/>
-        <w:jc w:val="both"/>
-      </w:pPr>
-      <w:r>
-        <w:rPr>
-          <w:rFonts w:ascii="新細明體" w:hAnsi="新細明體" w:eastAsia="新細明體"/>
-          <w:b w:val="0"/>
-          <w:sz w:val="24"/>
-        </w:rPr>
-        <w:t>1、視前3項對策建議具體作法及109年重大公共建設計畫先期作業有差額相關計畫之實際執行情形，於109年6月底進行檢討。</w:t>
-      </w:r>
-    </w:p>
-    <w:p>
-      <w:pPr>
-        <w:pStyle w:val="a9"/>
-        <w:ind w:left="1225" w:hanging="397"/>
-        <w:jc w:val="both"/>
-      </w:pPr>
-      <w:r>
-        <w:rPr>
-          <w:rFonts w:ascii="新細明體" w:hAnsi="新細明體" w:eastAsia="新細明體"/>
-          <w:b w:val="0"/>
-          <w:sz w:val="24"/>
-        </w:rPr>
-        <w:t>2、請本院主計總處先行研議相關前置作業及各機關應配合事項，俾利及時啟動。</w:t>
-      </w:r>
-    </w:p>
-    <w:p>
-      <w:pPr>
-        <w:pStyle w:val="a9"/>
-        <w:ind w:left="720" w:hanging="480"/>
-        <w:jc w:val="both"/>
-      </w:pPr>
-      <w:r>
-        <w:rPr>
-          <w:rFonts w:ascii="新細明體" w:hAnsi="新細明體" w:eastAsia="新細明體"/>
-          <w:b w:val="0"/>
-          <w:sz w:val="24"/>
-        </w:rPr>
-        <w:t>三、檢送「一百零九年度加速公共建設計畫執行成效措施」1份。</w:t>
-      </w:r>
-    </w:p>
-    <w:p/>
-    <w:p>
-      <w:pPr>
-        <w:pStyle w:val="a9"/>
-        <w:ind w:left="720" w:hanging="720"/>
-        <w:jc w:val="both"/>
-      </w:pPr>
-      <w:r>
-        <w:rPr>
-          <w:rFonts w:ascii="微軟正黑體" w:hAnsi="微軟正黑體" w:eastAsia="微軟正黑體"/>
-          <w:b/>
-          <w:sz w:val="24"/>
-        </w:rPr>
-        <w:t>行政院公共工程委員會109年03月25日工程企字第1090100246號函</w:t>
-      </w:r>
-    </w:p>
-    <w:p>
-      <w:pPr>
-        <w:pStyle w:val="a9"/>
-        <w:ind w:left="720" w:hanging="720"/>
-        <w:jc w:val="both"/>
-      </w:pPr>
-      <w:r>
-        <w:rPr>
-          <w:rFonts w:ascii="新細明體" w:hAnsi="新細明體" w:eastAsia="新細明體"/>
-          <w:b w:val="0"/>
-          <w:sz w:val="24"/>
-        </w:rPr>
-        <w:t>主旨：因應2019新型冠狀病毒肺炎（COVID-19，又稱武漢肺炎）疫情所造成之經濟影響，請各機關提前規劃本年度採購期程，詳如說明，請查照並轉知所屬機關。</w:t>
-      </w:r>
-    </w:p>
-    <w:p>
-      <w:pPr>
-        <w:pStyle w:val="a9"/>
-        <w:ind w:left="720" w:hanging="720"/>
-        <w:jc w:val="both"/>
-      </w:pPr>
-      <w:r>
-        <w:rPr>
-          <w:rFonts w:ascii="新細明體" w:hAnsi="新細明體" w:eastAsia="新細明體"/>
-          <w:b w:val="0"/>
-          <w:sz w:val="24"/>
-        </w:rPr>
-        <w:t>說明：</w:t>
-      </w:r>
-    </w:p>
-    <w:p>
-      <w:pPr>
-        <w:pStyle w:val="a9"/>
-        <w:ind w:left="720" w:hanging="480"/>
-        <w:jc w:val="both"/>
-      </w:pPr>
-      <w:r>
-        <w:rPr>
-          <w:rFonts w:ascii="新細明體" w:hAnsi="新細明體" w:eastAsia="新細明體"/>
-          <w:b w:val="0"/>
-          <w:sz w:val="24"/>
-        </w:rPr>
-        <w:t>一、依109年3月12日總統召開國安高層會議指示辦理：「最短時間落實政府部門投資與採購，加速擴大內需：請行政院清查公部門各機關及國營事業，除緊盯前瞻基礎建設計畫進度外，就公共建設、政府採購、與包含長照幼托等公共服務的部分，以及國防產業及相關採購等，加大加速進行，以最高的效率、最短的時間落實各項擴大內需計畫。」。</w:t>
-      </w:r>
-    </w:p>
-    <w:p>
-      <w:pPr>
-        <w:pStyle w:val="a9"/>
-        <w:ind w:left="720" w:hanging="480"/>
-        <w:jc w:val="both"/>
-      </w:pPr>
-      <w:r>
-        <w:rPr>
-          <w:rFonts w:ascii="新細明體" w:hAnsi="新細明體" w:eastAsia="新細明體"/>
-          <w:b w:val="0"/>
-          <w:sz w:val="24"/>
-        </w:rPr>
-        <w:t>二、行政院院長於109年2月13日行政院第3689次會議就「因應COVID-19（武漢肺炎）疫情相關措施」報告，決定四(四)「加速公共建設的推動：鑑於92年SARS期間公共支出趨緩......值此疫情影響各項經濟活動之際，更需中央及地方政府大力並加速投入公共建設，以帶動經濟發展......。」本會以109年3月2日工程管字第1090003657號函，就加速公共建設提供相關建議措施；另行政院109年3月18日院授發管字第1091400387號函，訂定「一百零九年度加速公共建設計畫執行成效措施」，請各機關加速推動公共建設計畫，並做好防疫措施。(以上2函均公開於本會網站)</w:t>
-      </w:r>
-    </w:p>
-    <w:p>
-      <w:pPr>
-        <w:pStyle w:val="a9"/>
-        <w:ind w:left="720" w:hanging="480"/>
-        <w:jc w:val="both"/>
-      </w:pPr>
-      <w:r>
-        <w:rPr>
-          <w:rFonts w:ascii="新細明體" w:hAnsi="新細明體" w:eastAsia="新細明體"/>
-          <w:b w:val="0"/>
-          <w:sz w:val="24"/>
-        </w:rPr>
-        <w:t>三、各機關應盤點本(109)年度原計劃執行之公共建設及各種採購，加速相關預算之支用，除上開2函建議之措施外，並請依下列具體作法辦理：</w:t>
-      </w:r>
-    </w:p>
-    <w:p>
-      <w:pPr>
-        <w:pStyle w:val="a9"/>
-        <w:ind w:left="964" w:hanging="680"/>
-        <w:jc w:val="both"/>
-      </w:pPr>
-      <w:r>
-        <w:rPr>
-          <w:rFonts w:ascii="新細明體" w:hAnsi="新細明體" w:eastAsia="新細明體"/>
-          <w:b w:val="0"/>
-          <w:sz w:val="24"/>
-        </w:rPr>
-        <w:t>（一）提前規劃辦理招標，加速採購作業：各機關就原計劃於109年度執行之採購，採取適當分標等方式，加速設計、發包及執行，以提早完成設計及相關作業；預算尚未完成立法程序之案件，仍可先行招標，保留決標。如有趕工需求，可於招標文件及契約訂定提前竣工獎勵金。</w:t>
-      </w:r>
-    </w:p>
-    <w:p>
-      <w:pPr>
-        <w:pStyle w:val="a9"/>
-        <w:ind w:left="964" w:hanging="680"/>
-        <w:jc w:val="both"/>
-      </w:pPr>
-      <w:r>
-        <w:rPr>
-          <w:rFonts w:ascii="新細明體" w:hAnsi="新細明體" w:eastAsia="新細明體"/>
-          <w:b w:val="0"/>
-          <w:sz w:val="24"/>
-        </w:rPr>
-        <w:t>（二）落實履約管理，確保履約進度：已決標履約中之採購，應隨時掌握履約進度，如遇進度落後，應即檢討並提出改善對策；如有履約爭議，善用多元爭議處理機制快速解決，避免耽誤履約進度。</w:t>
-      </w:r>
-    </w:p>
-    <w:p>
-      <w:pPr>
-        <w:pStyle w:val="a9"/>
-        <w:ind w:left="964" w:hanging="680"/>
-        <w:jc w:val="both"/>
-      </w:pPr>
-      <w:r>
-        <w:rPr>
-          <w:rFonts w:ascii="新細明體" w:hAnsi="新細明體" w:eastAsia="新細明體"/>
-          <w:b w:val="0"/>
-          <w:sz w:val="24"/>
-        </w:rPr>
-        <w:t>（三）縮短付款時程，提升預算支用與達成度：依契約可估驗或驗收付款者，以最高效率完成契約價金給付，提升預算支用。勿遲延付款，以利廠商資金周轉。</w:t>
-      </w:r>
-    </w:p>
-    <w:p>
-      <w:pPr>
-        <w:pStyle w:val="a9"/>
-        <w:ind w:left="964" w:hanging="680"/>
-        <w:jc w:val="both"/>
-      </w:pPr>
-      <w:r>
-        <w:rPr>
-          <w:rFonts w:ascii="新細明體" w:hAnsi="新細明體" w:eastAsia="新細明體"/>
-          <w:b w:val="0"/>
-          <w:sz w:val="24"/>
-        </w:rPr>
-        <w:t>（四）對於不適用我國締結之條約或協定之採購，儘量採購原產地為我國之標的。</w:t>
-      </w:r>
-    </w:p>
-    <w:p/>
-    <w:p>
-      <w:pPr>
-        <w:pStyle w:val="a9"/>
-        <w:ind w:left="720" w:hanging="720"/>
-        <w:jc w:val="both"/>
-      </w:pPr>
-      <w:r>
-        <w:rPr>
-          <w:rFonts w:ascii="微軟正黑體" w:hAnsi="微軟正黑體" w:eastAsia="微軟正黑體"/>
-          <w:b/>
-          <w:sz w:val="24"/>
-        </w:rPr>
-        <w:t>行政院公共工程委員會109年04月20日工程管字第10900066941號函</w:t>
-      </w:r>
-    </w:p>
-    <w:p>
-      <w:pPr>
-        <w:pStyle w:val="a9"/>
-        <w:ind w:left="720" w:hanging="720"/>
-        <w:jc w:val="both"/>
-      </w:pPr>
-      <w:r>
-        <w:rPr>
-          <w:rFonts w:ascii="新細明體" w:hAnsi="新細明體" w:eastAsia="新細明體"/>
-          <w:b w:val="0"/>
-          <w:sz w:val="24"/>
-        </w:rPr>
-        <w:t>主旨：有關公共工程之預拌混凝土材料執行配比設計方式及經費編列事宜，詳如說明，請查照。</w:t>
-      </w:r>
-    </w:p>
-    <w:p>
-      <w:pPr>
-        <w:pStyle w:val="a9"/>
-        <w:ind w:left="720" w:hanging="720"/>
-        <w:jc w:val="both"/>
-      </w:pPr>
-      <w:r>
-        <w:rPr>
-          <w:rFonts w:ascii="新細明體" w:hAnsi="新細明體" w:eastAsia="新細明體"/>
-          <w:b w:val="0"/>
-          <w:sz w:val="24"/>
-        </w:rPr>
-        <w:t>說明：</w:t>
-      </w:r>
-    </w:p>
-    <w:p>
-      <w:pPr>
-        <w:pStyle w:val="a9"/>
-        <w:ind w:left="720" w:hanging="480"/>
-        <w:jc w:val="both"/>
-      </w:pPr>
-      <w:r>
-        <w:rPr>
-          <w:rFonts w:ascii="新細明體" w:hAnsi="新細明體" w:eastAsia="新細明體"/>
-          <w:b w:val="0"/>
-          <w:sz w:val="24"/>
-        </w:rPr>
-        <w:t>一、依據台灣區預拌混凝土工業同業公會(下稱預拌公會)109年3月16日預拌福業字第108203-2號函反映事項辦理。</w:t>
-      </w:r>
-    </w:p>
-    <w:p>
-      <w:pPr>
-        <w:pStyle w:val="a9"/>
-        <w:ind w:left="720" w:hanging="480"/>
-        <w:jc w:val="both"/>
-      </w:pPr>
-      <w:r>
-        <w:rPr>
-          <w:rFonts w:ascii="新細明體" w:hAnsi="新細明體" w:eastAsia="新細明體"/>
-          <w:b w:val="0"/>
-          <w:sz w:val="24"/>
-        </w:rPr>
-        <w:t>二、預拌公會來函表示，近年多起公共工程之監造單位要求預拌混凝土材料之配比設計，須委託TAF認可實驗室辦理之情事，造成預拌混凝土廠增加額外成本負擔之情事。經查本會公共工程施工綱要規範第03050章「混凝土基本材料及施工一般要求」1.5.3配比設計，並無規定預拌混凝土材料須委託TAF認可實驗室辦理配比設計，係工程主辦機關於個案契約約定。</w:t>
-      </w:r>
-    </w:p>
-    <w:p>
-      <w:pPr>
-        <w:pStyle w:val="a9"/>
-        <w:ind w:left="720" w:hanging="480"/>
-        <w:jc w:val="both"/>
-      </w:pPr>
-      <w:r>
-        <w:rPr>
-          <w:rFonts w:ascii="新細明體" w:hAnsi="新細明體" w:eastAsia="新細明體"/>
-          <w:b w:val="0"/>
-          <w:sz w:val="24"/>
-        </w:rPr>
-        <w:t>三、工程實務上，同一規格之預拌混凝土，契約總量達一定用量時，廠商須依契約規範及「CNS 12891混凝土配比設計準則」提送配比設計，分別經監造單位及機關依權責分工審查核定後，據以辦理預拌混凝土材料進場施作。監造單位及機關並於廠商履約過程依個案規範相關內容，確認是否依配比設計內容供料施作，以確保預拌混凝土品質符合工程需求。</w:t>
-      </w:r>
-    </w:p>
-    <w:p>
-      <w:pPr>
-        <w:pStyle w:val="a9"/>
-        <w:ind w:left="720" w:hanging="480"/>
-        <w:jc w:val="both"/>
-      </w:pPr>
-      <w:r>
-        <w:rPr>
-          <w:rFonts w:ascii="新細明體" w:hAnsi="新細明體" w:eastAsia="新細明體"/>
-          <w:b w:val="0"/>
-          <w:sz w:val="24"/>
-        </w:rPr>
-        <w:t>四、為避免發生前述預拌公會所反映情事，請各機關就所屬公共工程使用之預拌混凝土，如須配比設計者，配合辦理下列事項：</w:t>
-      </w:r>
-    </w:p>
-    <w:p>
-      <w:pPr>
-        <w:pStyle w:val="a9"/>
-        <w:ind w:left="964" w:hanging="680"/>
-        <w:jc w:val="both"/>
-      </w:pPr>
-      <w:r>
-        <w:rPr>
-          <w:rFonts w:ascii="新細明體" w:hAnsi="新細明體" w:eastAsia="新細明體"/>
-          <w:b w:val="0"/>
-          <w:sz w:val="24"/>
-        </w:rPr>
-        <w:t>（一）主辦機關辦理相關設計圖說審查，應注意是否編列配比設計費用(包含不足)之情形。</w:t>
-      </w:r>
-    </w:p>
-    <w:p>
-      <w:pPr>
-        <w:pStyle w:val="a9"/>
-        <w:ind w:left="964" w:hanging="680"/>
-        <w:jc w:val="both"/>
-      </w:pPr>
-      <w:r>
-        <w:rPr>
-          <w:rFonts w:ascii="新細明體" w:hAnsi="新細明體" w:eastAsia="新細明體"/>
-          <w:b w:val="0"/>
-          <w:sz w:val="24"/>
-        </w:rPr>
-        <w:t>（二）監造單位及機關辦理配比設計審查及核定作業時，應以契約約定之配比設計執行方式為限，勿要求廠商辦理契約未載之事項，如確有必要，應以契約變更並協議合理費用。</w:t>
-      </w:r>
-    </w:p>
-    <w:p>
-      <w:pPr>
-        <w:pStyle w:val="a9"/>
-        <w:ind w:left="964" w:hanging="680"/>
-        <w:jc w:val="both"/>
-      </w:pPr>
-      <w:r>
-        <w:rPr>
-          <w:rFonts w:ascii="新細明體" w:hAnsi="新細明體" w:eastAsia="新細明體"/>
-          <w:b w:val="0"/>
-          <w:sz w:val="24"/>
-        </w:rPr>
-        <w:t>（三）請個案得標廠商本於公平誠信原則，將配比設計所需費用核實計列予預拌混凝土供應廠商。</w:t>
-      </w:r>
-    </w:p>
-    <w:p/>
-    <w:p>
-      <w:pPr>
-        <w:pStyle w:val="a9"/>
-        <w:ind w:left="720" w:hanging="720"/>
-        <w:jc w:val="both"/>
-      </w:pPr>
-      <w:r>
-        <w:rPr>
-          <w:rFonts w:ascii="微軟正黑體" w:hAnsi="微軟正黑體" w:eastAsia="微軟正黑體"/>
-          <w:b/>
-          <w:sz w:val="24"/>
-        </w:rPr>
-        <w:t>行政院公共工程委員會109年08月24日工程管字第1090300576號函</w:t>
-      </w:r>
-    </w:p>
-    <w:p>
-      <w:pPr>
-        <w:pStyle w:val="a9"/>
-        <w:ind w:left="720" w:hanging="720"/>
-        <w:jc w:val="both"/>
-      </w:pPr>
-      <w:r>
-        <w:rPr>
-          <w:rFonts w:ascii="新細明體" w:hAnsi="新細明體" w:eastAsia="新細明體"/>
-          <w:b w:val="0"/>
-          <w:sz w:val="24"/>
-        </w:rPr>
-        <w:t>主旨：為提升110年度整體公共建設計畫執行成效，請各主管機關督促所屬即行辦理年度計畫前置作業，請查照。</w:t>
-      </w:r>
-    </w:p>
-    <w:p>
-      <w:pPr>
-        <w:pStyle w:val="a9"/>
-        <w:ind w:left="720" w:hanging="720"/>
-        <w:jc w:val="both"/>
-      </w:pPr>
-      <w:r>
-        <w:rPr>
-          <w:rFonts w:ascii="新細明體" w:hAnsi="新細明體" w:eastAsia="新細明體"/>
-          <w:b w:val="0"/>
-          <w:sz w:val="24"/>
-        </w:rPr>
-        <w:t>說明：</w:t>
-      </w:r>
-    </w:p>
-    <w:p>
-      <w:pPr>
-        <w:pStyle w:val="a9"/>
-        <w:ind w:left="720" w:hanging="480"/>
-        <w:jc w:val="both"/>
-      </w:pPr>
-      <w:r>
-        <w:rPr>
-          <w:rFonts w:ascii="新細明體" w:hAnsi="新細明體" w:eastAsia="新細明體"/>
-          <w:b w:val="0"/>
-          <w:sz w:val="24"/>
-        </w:rPr>
-        <w:t>一、行政院已於109年8月13日第3714次院會通過主計總處提報之「110年度中央政府總預算暨附屬單位預算及綜計表與中央政府前瞻基礎建設計畫第3期特別預算案」，並將於8月底前送請立法院審議，合先敘明。</w:t>
-      </w:r>
-    </w:p>
-    <w:p>
-      <w:pPr>
-        <w:pStyle w:val="a9"/>
-        <w:ind w:left="720" w:hanging="480"/>
-        <w:jc w:val="both"/>
-      </w:pPr>
-      <w:r>
-        <w:rPr>
-          <w:rFonts w:ascii="新細明體" w:hAnsi="新細明體" w:eastAsia="新細明體"/>
-          <w:b w:val="0"/>
-          <w:sz w:val="24"/>
-        </w:rPr>
-        <w:t>二、為加強預算之執行，避免發生進度嚴重落後及經費鉅額保留，所列計畫於編定預算後，應依「各機關單位預算執行要點」(以下簡稱該要點)第十五點規定進行相關籌劃作業之安排，相關重點事項如下:</w:t>
-      </w:r>
-    </w:p>
-    <w:p>
-      <w:pPr>
-        <w:pStyle w:val="a9"/>
-        <w:ind w:left="964" w:hanging="680"/>
-        <w:jc w:val="both"/>
-      </w:pPr>
-      <w:r>
-        <w:rPr>
-          <w:rFonts w:ascii="新細明體" w:hAnsi="新細明體" w:eastAsia="新細明體"/>
-          <w:b w:val="0"/>
-          <w:sz w:val="24"/>
-        </w:rPr>
-        <w:t>（一）周延前置作業:</w:t>
-      </w:r>
-    </w:p>
-    <w:p>
-      <w:pPr>
-        <w:pStyle w:val="a9"/>
-        <w:ind w:left="1225" w:hanging="397"/>
-        <w:jc w:val="both"/>
-      </w:pPr>
-      <w:r>
-        <w:rPr>
-          <w:rFonts w:ascii="新細明體" w:hAnsi="新細明體" w:eastAsia="新細明體"/>
-          <w:b w:val="0"/>
-          <w:sz w:val="24"/>
-        </w:rPr>
-        <w:t>１、依該要點第十五點第(三)、(五)款規定，辦理用地取得、申請建築執照等作業。</w:t>
-      </w:r>
-    </w:p>
-    <w:p>
-      <w:pPr>
-        <w:pStyle w:val="a9"/>
-        <w:ind w:left="1225" w:hanging="397"/>
-        <w:jc w:val="both"/>
-      </w:pPr>
-      <w:r>
-        <w:rPr>
-          <w:rFonts w:ascii="新細明體" w:hAnsi="新細明體" w:eastAsia="新細明體"/>
-          <w:b w:val="0"/>
-          <w:sz w:val="24"/>
-        </w:rPr>
-        <w:t>２、其他前置作業如管線遷移、證照許可等，亦請提早辦理。</w:t>
-      </w:r>
-    </w:p>
-    <w:p>
-      <w:pPr>
-        <w:pStyle w:val="a9"/>
-        <w:ind w:left="1225" w:hanging="397"/>
-        <w:jc w:val="both"/>
-      </w:pPr>
-      <w:r>
-        <w:rPr>
-          <w:rFonts w:ascii="新細明體" w:hAnsi="新細明體" w:eastAsia="新細明體"/>
-          <w:b w:val="0"/>
-          <w:sz w:val="24"/>
-        </w:rPr>
-        <w:t>３、工程規劃設計階段所需經費通常較施工執行階段少，請各機關提早辦理規劃設計及相關核定作業，俾利立法院通過年度預算審查後即可發包施工。</w:t>
-      </w:r>
-    </w:p>
-    <w:p>
-      <w:pPr>
-        <w:pStyle w:val="a9"/>
-        <w:ind w:left="964" w:hanging="680"/>
-        <w:jc w:val="both"/>
-      </w:pPr>
-      <w:r>
-        <w:rPr>
-          <w:rFonts w:ascii="新細明體" w:hAnsi="新細明體" w:eastAsia="新細明體"/>
-          <w:b w:val="0"/>
-          <w:sz w:val="24"/>
-        </w:rPr>
-        <w:t>（二）妥善擬訂時程:</w:t>
-      </w:r>
-    </w:p>
-    <w:p>
-      <w:pPr>
-        <w:pStyle w:val="a9"/>
-        <w:ind w:left="1225" w:hanging="397"/>
-        <w:jc w:val="both"/>
-      </w:pPr>
-      <w:r>
-        <w:rPr>
-          <w:rFonts w:ascii="新細明體" w:hAnsi="新細明體" w:eastAsia="新細明體"/>
-          <w:b w:val="0"/>
-          <w:sz w:val="24"/>
-        </w:rPr>
-        <w:t>１、依該要點第十五點第(六)款規定，擬訂工程實施計畫時程、妥善研訂分標及招標策略。</w:t>
-      </w:r>
-    </w:p>
-    <w:p>
-      <w:pPr>
-        <w:pStyle w:val="a9"/>
-        <w:ind w:left="1225" w:hanging="397"/>
-        <w:jc w:val="both"/>
-      </w:pPr>
-      <w:r>
-        <w:rPr>
-          <w:rFonts w:ascii="新細明體" w:hAnsi="新細明體" w:eastAsia="新細明體"/>
-          <w:b w:val="0"/>
-          <w:sz w:val="24"/>
-        </w:rPr>
-        <w:t>２、請各機關全面盤點檢視工程招標前應辦事項，並就可能之遭遇問題，提早邀集主辦機關會商研議因應對策，以加速公共建設推動，提升預算執行績效。</w:t>
-      </w:r>
-    </w:p>
-    <w:p>
-      <w:pPr>
-        <w:pStyle w:val="a9"/>
-        <w:ind w:left="964" w:hanging="680"/>
-        <w:jc w:val="both"/>
-      </w:pPr>
-      <w:r>
-        <w:rPr>
-          <w:rFonts w:ascii="新細明體" w:hAnsi="新細明體" w:eastAsia="新細明體"/>
-          <w:b w:val="0"/>
-          <w:sz w:val="24"/>
-        </w:rPr>
-        <w:t>（三）補助型計畫:</w:t>
-      </w:r>
-    </w:p>
-    <w:p>
-      <w:pPr>
-        <w:pStyle w:val="a9"/>
-        <w:ind w:left="1225" w:hanging="397"/>
-        <w:jc w:val="both"/>
-      </w:pPr>
-      <w:r>
-        <w:rPr>
-          <w:rFonts w:ascii="新細明體" w:hAnsi="新細明體" w:eastAsia="新細明體"/>
-          <w:b w:val="0"/>
-          <w:sz w:val="24"/>
-        </w:rPr>
-        <w:t>１、依該要點第十五點第(七)款規定，對下級政府之補助款，應依「中央對直轄市及縣(市)政府補助辦法」或各縣、直轄市政府所定之補助規定辦理。</w:t>
-      </w:r>
-    </w:p>
-    <w:p>
-      <w:pPr>
-        <w:pStyle w:val="a9"/>
-        <w:ind w:left="1225" w:hanging="397"/>
-        <w:jc w:val="both"/>
-      </w:pPr>
-      <w:r>
-        <w:rPr>
-          <w:rFonts w:ascii="新細明體" w:hAnsi="新細明體" w:eastAsia="新細明體"/>
-          <w:b w:val="0"/>
-          <w:sz w:val="24"/>
-        </w:rPr>
-        <w:t>２、請依「中央各主管機關編製110年度概算應行注意辦理事項」四、（一）、19規定，通知受補助地方政府，並請其列入年度預算辦理。</w:t>
-      </w:r>
-    </w:p>
-    <w:p>
-      <w:pPr>
-        <w:pStyle w:val="a9"/>
-        <w:ind w:left="1225" w:hanging="397"/>
-        <w:jc w:val="both"/>
-      </w:pPr>
-      <w:r>
-        <w:rPr>
-          <w:rFonts w:ascii="新細明體" w:hAnsi="新細明體" w:eastAsia="新細明體"/>
-          <w:b w:val="0"/>
-          <w:sz w:val="24"/>
-        </w:rPr>
-        <w:t>３、各主辦機關可提前啟動補助案件相關申請及審查核定作業，並採取計畫整體規劃及一次核定，分年編列預算及執行，俾年度開始即可發包施工，加速推動。</w:t>
-      </w:r>
-    </w:p>
-    <w:p>
-      <w:pPr>
-        <w:pStyle w:val="a9"/>
-        <w:ind w:left="1225" w:hanging="397"/>
-        <w:jc w:val="both"/>
-      </w:pPr>
-      <w:r>
-        <w:rPr>
-          <w:rFonts w:ascii="新細明體" w:hAnsi="新細明體" w:eastAsia="新細明體"/>
-          <w:b w:val="0"/>
-          <w:sz w:val="24"/>
-        </w:rPr>
-        <w:t>４、地方政府如確有困難無法執行，應協助及早建立退場機制，並以備案遞補，俾確保預期效益及目的之達成。</w:t>
-      </w:r>
-    </w:p>
-    <w:p/>
-    <w:p>
-      <w:pPr>
-        <w:pStyle w:val="a9"/>
-        <w:ind w:left="720" w:hanging="720"/>
-        <w:jc w:val="both"/>
-      </w:pPr>
-      <w:r>
-        <w:rPr>
-          <w:rFonts w:ascii="微軟正黑體" w:hAnsi="微軟正黑體" w:eastAsia="微軟正黑體"/>
-          <w:b/>
-          <w:sz w:val="24"/>
-        </w:rPr>
-        <w:t>行政院主計總處109年11月30日主會財字第1090018831號函</w:t>
-      </w:r>
-    </w:p>
-    <w:p>
-      <w:pPr>
-        <w:pStyle w:val="a9"/>
-        <w:ind w:left="720" w:hanging="720"/>
-        <w:jc w:val="both"/>
-      </w:pPr>
-      <w:r>
-        <w:rPr>
-          <w:rFonts w:ascii="新細明體" w:hAnsi="新細明體" w:eastAsia="新細明體"/>
-          <w:b w:val="0"/>
-          <w:sz w:val="24"/>
-        </w:rPr>
-        <w:t>主旨：為協助各機關辦理採購審查作業，請依「機關採購工作及審查小組設置及作業辦法」配合辦理相關事宜，請查照並轉知所屬。</w:t>
-      </w:r>
-    </w:p>
-    <w:p>
-      <w:pPr>
-        <w:pStyle w:val="a9"/>
-        <w:ind w:left="720" w:hanging="720"/>
-        <w:jc w:val="both"/>
-      </w:pPr>
-      <w:r>
-        <w:rPr>
-          <w:rFonts w:ascii="新細明體" w:hAnsi="新細明體" w:eastAsia="新細明體"/>
-          <w:b w:val="0"/>
-          <w:sz w:val="24"/>
-        </w:rPr>
-        <w:t>說明：</w:t>
-      </w:r>
-    </w:p>
-    <w:p>
-      <w:pPr>
-        <w:pStyle w:val="a9"/>
-        <w:ind w:left="720" w:hanging="480"/>
-        <w:jc w:val="both"/>
-      </w:pPr>
-      <w:r>
-        <w:rPr>
-          <w:rFonts w:ascii="新細明體" w:hAnsi="新細明體" w:eastAsia="新細明體"/>
-          <w:b w:val="0"/>
-          <w:sz w:val="24"/>
-        </w:rPr>
-        <w:t>一、依行政院公共工程委員會109年11月9日工程企字第1090100837號函（如附影本）辦理。</w:t>
-      </w:r>
-    </w:p>
-    <w:p>
-      <w:pPr>
-        <w:pStyle w:val="a9"/>
-        <w:ind w:left="720" w:hanging="480"/>
-        <w:jc w:val="both"/>
-      </w:pPr>
-      <w:r>
-        <w:rPr>
-          <w:rFonts w:ascii="新細明體" w:hAnsi="新細明體" w:eastAsia="新細明體"/>
-          <w:b w:val="0"/>
-          <w:sz w:val="24"/>
-        </w:rPr>
-        <w:t>二、行政院公共工程委員會為推動各機關依政府採購法規定妥適辦理採購，建立審查制度，落實源頭管理，以提升採購效率及功能，業訂定旨揭辦法，其中第5條第3項規定：「本小組開會時，得視議題需要，邀請相關機關人員或專家、學者列席，協助審查及提供諮詢；並得通知機關主（會）計及政風單位列席，依權責協助提供意見。」請各機關主（會）計單位依前開規定配合辦理相關事宜。</w:t>
-      </w:r>
-    </w:p>
-    <w:p/>
-    <w:p>
-      <w:pPr>
-        <w:pStyle w:val="a9"/>
-        <w:ind w:left="720" w:hanging="720"/>
-        <w:jc w:val="both"/>
-      </w:pPr>
-      <w:r>
-        <w:rPr>
-          <w:rFonts w:ascii="微軟正黑體" w:hAnsi="微軟正黑體" w:eastAsia="微軟正黑體"/>
-          <w:b/>
-          <w:sz w:val="24"/>
-        </w:rPr>
-        <w:t>行政院公共工程委員會110年12月15日工程企字第1100026076號函</w:t>
-      </w:r>
-    </w:p>
-    <w:p>
-      <w:pPr>
-        <w:pStyle w:val="a9"/>
-        <w:ind w:left="720" w:hanging="720"/>
-        <w:jc w:val="both"/>
-      </w:pPr>
-      <w:r>
-        <w:rPr>
-          <w:rFonts w:ascii="新細明體" w:hAnsi="新細明體" w:eastAsia="新細明體"/>
-          <w:b w:val="0"/>
-          <w:sz w:val="24"/>
-        </w:rPr>
-        <w:t>主旨：機關辦理工程採購，請核實編列營建工程污染防制設施經費及交通維持計畫所需義交人員費用，請查照並轉知所屬機關。</w:t>
-      </w:r>
-    </w:p>
-    <w:p>
-      <w:pPr>
-        <w:pStyle w:val="a9"/>
-        <w:ind w:left="720" w:hanging="720"/>
-        <w:jc w:val="both"/>
-      </w:pPr>
-      <w:r>
-        <w:rPr>
-          <w:rFonts w:ascii="新細明體" w:hAnsi="新細明體" w:eastAsia="新細明體"/>
-          <w:b w:val="0"/>
-          <w:sz w:val="24"/>
-        </w:rPr>
-        <w:t>說明：</w:t>
-      </w:r>
-    </w:p>
-    <w:p>
-      <w:pPr>
-        <w:pStyle w:val="a9"/>
-        <w:ind w:left="720" w:hanging="480"/>
-        <w:jc w:val="both"/>
-      </w:pPr>
-      <w:r>
-        <w:rPr>
-          <w:rFonts w:ascii="新細明體" w:hAnsi="新細明體" w:eastAsia="新細明體"/>
-          <w:b w:val="0"/>
-          <w:sz w:val="24"/>
-        </w:rPr>
-        <w:t>一、據臺灣區綜合營造業同業公會反映，營建工程空氣污染防制設施管理辦法所規定應辦理之工作，機關常以編列少許費用方式，移由承攬廠商辦理；另交通維持費中僅編列指揮旗手預算，卻要求廠商須僱用訓練合格之義交協勤，造成廠商額外負擔。</w:t>
-      </w:r>
-    </w:p>
-    <w:p>
-      <w:pPr>
-        <w:pStyle w:val="a9"/>
-        <w:ind w:left="720" w:hanging="480"/>
-        <w:jc w:val="both"/>
-      </w:pPr>
-      <w:r>
-        <w:rPr>
-          <w:rFonts w:ascii="新細明體" w:hAnsi="新細明體" w:eastAsia="新細明體"/>
-          <w:b w:val="0"/>
-          <w:sz w:val="24"/>
-        </w:rPr>
-        <w:t>二、關於空氣污染防制經費乙節，查營建工程空氣污染防制設施管理辦法對於營建業主於營建工程進行期間應設置之有效抑制粉塵之防制設施、空氣污染防制設施等業定有明文，機關本應妥為考量後於招標文件訂明，並依市場行情核實編列預算。行政院環境保護署已訂定「加強公共工程空氣污染及噪音防制管理要點」(例如第5點，新臺幣100萬元以上之工程，採量化及一式混合編列經費)及「營建工程環境保護設施規劃設計及經費編列指引」，如有疑義，請向該署洽詢。</w:t>
-      </w:r>
-    </w:p>
-    <w:p>
-      <w:pPr>
-        <w:pStyle w:val="a9"/>
-        <w:ind w:left="720" w:hanging="480"/>
-        <w:jc w:val="both"/>
-      </w:pPr>
-      <w:r>
-        <w:rPr>
-          <w:rFonts w:ascii="新細明體" w:hAnsi="新細明體" w:eastAsia="新細明體"/>
-          <w:b w:val="0"/>
-          <w:sz w:val="24"/>
-        </w:rPr>
-        <w:t>三、關於義交人員費用乙節，如屬依法規規定或交通維持計畫要求，必須使用訓練合格之義交人員進行交通指揮者，請核實編列該等人員預算，並於招標文件載明；屬原契約以外之需求者，應由契約雙方合意辦理契約變更，增加給付。</w:t>
-      </w:r>
-    </w:p>
-    <w:p>
-      <w:pPr>
-        <w:pStyle w:val="a9"/>
-        <w:ind w:left="720" w:hanging="480"/>
-        <w:jc w:val="both"/>
-      </w:pPr>
-      <w:r>
-        <w:rPr>
-          <w:rFonts w:ascii="新細明體" w:hAnsi="新細明體" w:eastAsia="新細明體"/>
-          <w:b w:val="0"/>
-          <w:sz w:val="24"/>
-        </w:rPr>
-        <w:t>四、副本抄送臺灣區綜合營造業同業公會：貴公會會員如對個案招標文件所編列之空氣污染防制設施經費或交通維持人員費用有疑義者，可依政府採購法第41條規定，以書面向招標機關請求釋疑。</w:t>
-      </w:r>
-    </w:p>
-    <w:p/>
-    <w:p>
-      <w:pPr>
-        <w:pStyle w:val="a9"/>
-        <w:ind w:left="720" w:hanging="720"/>
-        <w:jc w:val="both"/>
-      </w:pPr>
-      <w:r>
-        <w:rPr>
-          <w:rFonts w:ascii="微軟正黑體" w:hAnsi="微軟正黑體" w:eastAsia="微軟正黑體"/>
-          <w:b/>
-          <w:sz w:val="24"/>
-        </w:rPr>
-        <w:t>行政院公共工程委員會110年12月23日工程企字第1100101935號函</w:t>
-      </w:r>
-    </w:p>
-    <w:p>
-      <w:pPr>
-        <w:pStyle w:val="a9"/>
-        <w:ind w:left="720" w:hanging="720"/>
-        <w:jc w:val="both"/>
-      </w:pPr>
-      <w:r>
-        <w:rPr>
-          <w:rFonts w:ascii="新細明體" w:hAnsi="新細明體" w:eastAsia="新細明體"/>
-          <w:b w:val="0"/>
-          <w:sz w:val="24"/>
-        </w:rPr>
-        <w:t>主旨：為因應近期原物料價格波動，貴機關辦理工程採購，請本公共工程全生命週期思維務實考量，詳如說明，以利公共工程執行，請查照並轉知所屬機關照辦。</w:t>
-      </w:r>
-    </w:p>
-    <w:p>
-      <w:pPr>
-        <w:pStyle w:val="a9"/>
-        <w:ind w:left="720" w:hanging="720"/>
-        <w:jc w:val="both"/>
-      </w:pPr>
-      <w:r>
-        <w:rPr>
-          <w:rFonts w:ascii="新細明體" w:hAnsi="新細明體" w:eastAsia="新細明體"/>
-          <w:b w:val="0"/>
-          <w:sz w:val="24"/>
-        </w:rPr>
-        <w:t>說明：</w:t>
-      </w:r>
-    </w:p>
-    <w:p>
-      <w:pPr>
-        <w:pStyle w:val="a9"/>
-        <w:ind w:left="720" w:hanging="480"/>
-        <w:jc w:val="both"/>
-      </w:pPr>
-      <w:r>
-        <w:rPr>
-          <w:rFonts w:ascii="新細明體" w:hAnsi="新細明體" w:eastAsia="新細明體"/>
-          <w:b w:val="0"/>
-          <w:sz w:val="24"/>
-        </w:rPr>
-        <w:t>一、依110年10月4日立法院第10屆第4會期交通委員會第3次全體委員會議立法委員蘇震清質詢意見辦理。</w:t>
-      </w:r>
-    </w:p>
-    <w:p>
-      <w:pPr>
-        <w:pStyle w:val="a9"/>
-        <w:ind w:left="720" w:hanging="480"/>
-        <w:jc w:val="both"/>
-      </w:pPr>
-      <w:r>
-        <w:rPr>
-          <w:rFonts w:ascii="新細明體" w:hAnsi="新細明體" w:eastAsia="新細明體"/>
-          <w:b w:val="0"/>
-          <w:sz w:val="24"/>
-        </w:rPr>
-        <w:t>二、邇來媒體報導，因物價上漲等因素導致工程流標，經本會統計及召開個案流標檢討會議，主因為「預算不足」、「工期不實」及「設計書圖契約不合理」，爰機關辦理公共工程，應將全生命週期各階段納入考量，掌握本身需求，瞭解建設計畫的設定目標與定位，考量市場行情編列合理預算，供設計依循；設計成果並須符合原計畫之定位及預算範圍，相關材料、設備、工法、工期、現場施工條件環境等並合理可行，以利工程順利推動。</w:t>
-      </w:r>
-    </w:p>
-    <w:p>
-      <w:pPr>
-        <w:pStyle w:val="a9"/>
-        <w:ind w:left="720" w:hanging="480"/>
-        <w:jc w:val="both"/>
-      </w:pPr>
-      <w:r>
-        <w:rPr>
-          <w:rFonts w:ascii="新細明體" w:hAnsi="新細明體" w:eastAsia="新細明體"/>
-          <w:b w:val="0"/>
-          <w:sz w:val="24"/>
-        </w:rPr>
-        <w:t>三、各生命週期階段應注意重點如下：</w:t>
-      </w:r>
-    </w:p>
-    <w:p>
-      <w:pPr>
-        <w:pStyle w:val="a9"/>
-        <w:ind w:left="964" w:hanging="680"/>
-        <w:jc w:val="both"/>
-      </w:pPr>
-      <w:r>
-        <w:rPr>
-          <w:rFonts w:ascii="新細明體" w:hAnsi="新細明體" w:eastAsia="新細明體"/>
-          <w:b w:val="0"/>
-          <w:sz w:val="24"/>
-        </w:rPr>
-        <w:t>（一）在「計畫階段」，應考慮當時物價水準合理編列計畫經費，並就未來至完工時可能之物價漲幅，編列物價調整費，以因應工程決標前及履約期間之物價上漲費用。其次，在「設計階段」，因與計畫核定有時間差，機關或技術服務廠商編列設計預算，除應配合當時物價編列外，亦應針對其後之物價調整編列費用。</w:t>
-      </w:r>
-    </w:p>
-    <w:p>
-      <w:pPr>
-        <w:pStyle w:val="a9"/>
-        <w:ind w:left="964" w:hanging="680"/>
-        <w:jc w:val="both"/>
-      </w:pPr>
-      <w:r>
-        <w:rPr>
-          <w:rFonts w:ascii="新細明體" w:hAnsi="新細明體" w:eastAsia="新細明體"/>
-          <w:b w:val="0"/>
-          <w:sz w:val="24"/>
-        </w:rPr>
-        <w:t>（二）在「招標階段」，機關應於工程發包前再次檢核原核定之工程預算是否符合當下之市場行情，並作必要之調整；另為合理分擔契約雙方對於物價漲跌之風險，本會已於107年7月修正工程採購契約範本，訂定依序按個別項目、中分類項目及總指數漲跌幅調整契約價金，以合理分配機關及廠商履約階段所受物價波動之風險。</w:t>
-      </w:r>
-    </w:p>
-    <w:p>
-      <w:pPr>
-        <w:pStyle w:val="a9"/>
-        <w:ind w:left="964" w:hanging="680"/>
-        <w:jc w:val="both"/>
-      </w:pPr>
-      <w:r>
-        <w:rPr>
-          <w:rFonts w:ascii="新細明體" w:hAnsi="新細明體" w:eastAsia="新細明體"/>
-          <w:b w:val="0"/>
-          <w:sz w:val="24"/>
-        </w:rPr>
-        <w:t>（三）在「履約階段」，若契約未約定物調機制或未有前述三層級物調機制案件，於履約中遇物價有契約成立時不可預期之大幅波動情形時，契約雙方得參酌民法情事變更之規定及本會契約範本之三層級物調機制，辦理契約變更，及時因應物價之變動。本會109年8月31日工程企字第1090100596號函、110年2月9日工程企字第1100100065號函（上開2函均公開於本會網站，https://planpe.pcc.gov.tw/prms/）併請參考。</w:t>
-      </w:r>
-    </w:p>
-    <w:p>
-      <w:pPr>
-        <w:pStyle w:val="a9"/>
-        <w:ind w:left="720" w:hanging="480"/>
-        <w:jc w:val="both"/>
-      </w:pPr>
-      <w:r>
-        <w:rPr>
-          <w:rFonts w:ascii="新細明體" w:hAnsi="新細明體" w:eastAsia="新細明體"/>
-          <w:b w:val="0"/>
-          <w:sz w:val="24"/>
-        </w:rPr>
-        <w:t>四、另前述有關營造工程物價指數之個別項目、中分類項目及總指數漲跌幅調整工程款之機制，係載明於本會訂定之工程採購契約範本第5條，按政府採購法第63條第1項規定：「各類採購契約以採用主管機關訂定之範本為原則，其要項及內容由主管機關參考國際及國內慣例定之。」除有個案特殊情形外，請納入個案契約，俾履約期間受物價波動之影響時，可合理調整工程款。</w:t>
-      </w:r>
-    </w:p>
-    <w:p/>
-    <w:p>
-      <w:pPr>
-        <w:pStyle w:val="a9"/>
-        <w:ind w:left="720" w:hanging="720"/>
-        <w:jc w:val="both"/>
-      </w:pPr>
-      <w:r>
-        <w:rPr>
-          <w:rFonts w:ascii="微軟正黑體" w:hAnsi="微軟正黑體" w:eastAsia="微軟正黑體"/>
-          <w:b/>
-          <w:sz w:val="24"/>
-        </w:rPr>
-        <w:t>行政院公共工程委員會111年02月21日工程企字第1110002762號函</w:t>
-      </w:r>
-    </w:p>
-    <w:p>
-      <w:pPr>
-        <w:pStyle w:val="a9"/>
-        <w:ind w:left="720" w:hanging="720"/>
-        <w:jc w:val="both"/>
-      </w:pPr>
-      <w:r>
-        <w:rPr>
-          <w:rFonts w:ascii="新細明體" w:hAnsi="新細明體" w:eastAsia="新細明體"/>
-          <w:b w:val="0"/>
-          <w:sz w:val="24"/>
-        </w:rPr>
-        <w:t>主旨：為因應「文化藝術獎助及促進條例」第10條自民國111年5月1日施行，機關辦理藝文採購案件，其預算編列應納入廠商為法定勞務提供者投保所需費用，請查照並轉知所屬。</w:t>
-      </w:r>
-    </w:p>
-    <w:p>
-      <w:pPr>
-        <w:pStyle w:val="a9"/>
-        <w:ind w:left="720" w:hanging="720"/>
-        <w:jc w:val="both"/>
-      </w:pPr>
-      <w:r>
-        <w:rPr>
-          <w:rFonts w:ascii="新細明體" w:hAnsi="新細明體" w:eastAsia="新細明體"/>
-          <w:b w:val="0"/>
-          <w:sz w:val="24"/>
-        </w:rPr>
-        <w:t>說明：</w:t>
-      </w:r>
-    </w:p>
-    <w:p>
-      <w:pPr>
-        <w:pStyle w:val="a9"/>
-        <w:ind w:left="720" w:hanging="480"/>
-        <w:jc w:val="both"/>
-      </w:pPr>
-      <w:r>
-        <w:rPr>
-          <w:rFonts w:ascii="新細明體" w:hAnsi="新細明體" w:eastAsia="新細明體"/>
-          <w:b w:val="0"/>
-          <w:sz w:val="24"/>
-        </w:rPr>
-        <w:t>一、依據行政院111年2月8日院臺文字第1110002470B號函辦理。</w:t>
-      </w:r>
-    </w:p>
-    <w:p>
-      <w:pPr>
-        <w:pStyle w:val="a9"/>
-        <w:ind w:left="720" w:hanging="480"/>
-        <w:jc w:val="both"/>
-      </w:pPr>
-      <w:r>
-        <w:rPr>
-          <w:rFonts w:ascii="新細明體" w:hAnsi="新細明體" w:eastAsia="新細明體"/>
-          <w:b w:val="0"/>
-          <w:sz w:val="24"/>
-        </w:rPr>
-        <w:t>二、旨揭條例第10條規定：「廠商承辦政府機關（構）、公立學校及公營事業之藝文採購，應為該採購案件中與廠商直接發生契約關係而未能投保職業災害保險之勞務提供者，投保含有傷害、失能及死亡保障之其他商業保險。」行政院依該條例第35條定第10條自111年5月1日施行，依前開規定廠商履行藝文採購案時應為上開法定範圍之勞務提供者投保，所增加之費用，請於辦理藝文採購編列預算時將保險費用納入，俾利廠商依法投保。</w:t>
-      </w:r>
-    </w:p>
-    <w:p/>
-    <w:p>
-      <w:pPr>
-        <w:pStyle w:val="a9"/>
-        <w:ind w:left="720" w:hanging="720"/>
-        <w:jc w:val="both"/>
-      </w:pPr>
-      <w:r>
-        <w:rPr>
-          <w:rFonts w:ascii="微軟正黑體" w:hAnsi="微軟正黑體" w:eastAsia="微軟正黑體"/>
-          <w:b/>
-          <w:sz w:val="24"/>
-        </w:rPr>
-        <w:t>行政院公共工程委員會109年03月31日工程技字第1090200309號函</w:t>
-      </w:r>
-    </w:p>
-    <w:p>
-      <w:pPr>
-        <w:pStyle w:val="a9"/>
-        <w:ind w:left="720" w:hanging="720"/>
-        <w:jc w:val="both"/>
-      </w:pPr>
-      <w:r>
-        <w:rPr>
-          <w:rFonts w:ascii="新細明體" w:hAnsi="新細明體" w:eastAsia="新細明體"/>
-          <w:b w:val="0"/>
-          <w:sz w:val="24"/>
-        </w:rPr>
-        <w:t>主旨：修正「公共建設工程經費估算編列手冊」建築工程篇，請查照並轉知所屬。</w:t>
-      </w:r>
-    </w:p>
-    <w:p>
-      <w:pPr>
-        <w:pStyle w:val="a9"/>
-        <w:ind w:left="720" w:hanging="720"/>
-        <w:jc w:val="both"/>
-      </w:pPr>
-      <w:r>
-        <w:rPr>
-          <w:rFonts w:ascii="新細明體" w:hAnsi="新細明體" w:eastAsia="新細明體"/>
-          <w:b w:val="0"/>
-          <w:sz w:val="24"/>
-        </w:rPr>
-        <w:t>說明：</w:t>
-      </w:r>
-    </w:p>
-    <w:p>
-      <w:pPr>
-        <w:pStyle w:val="a9"/>
-        <w:ind w:left="720" w:hanging="480"/>
-        <w:jc w:val="both"/>
-      </w:pPr>
-      <w:r>
-        <w:rPr>
-          <w:rFonts w:ascii="新細明體" w:hAnsi="新細明體" w:eastAsia="新細明體"/>
-          <w:b w:val="0"/>
-          <w:sz w:val="24"/>
-        </w:rPr>
-        <w:t>一、為規範公共工程計畫之經費編列格式、估算程序及編估標準，本會前已編撰「公共建設工程經費估算編列手冊」(以下簡稱本手冊)。經與時俱進，配合相關法規及實務需求，並與各界會商後，完成建築工程篇編修作業。</w:t>
-      </w:r>
-    </w:p>
-    <w:p>
-      <w:pPr>
-        <w:pStyle w:val="a9"/>
-        <w:ind w:left="720" w:hanging="480"/>
-        <w:jc w:val="both"/>
-      </w:pPr>
-      <w:r>
-        <w:rPr>
-          <w:rFonts w:ascii="新細明體" w:hAnsi="新細明體" w:eastAsia="新細明體"/>
-          <w:b w:val="0"/>
-          <w:sz w:val="24"/>
-        </w:rPr>
-        <w:t>二、本手冊建築工程篇修訂版及修正對照版請至本會網站下載，連結位置為https://www.pcc.gov.tw/Index.aspx「工程技術」-「公共工程經費審議」-「參考資料」。</w:t>
-      </w:r>
-    </w:p>
-    <w:p>
-      <w:pPr>
-        <w:pStyle w:val="a9"/>
-        <w:ind w:left="720" w:hanging="480"/>
-        <w:jc w:val="both"/>
-      </w:pPr>
-      <w:r>
-        <w:rPr>
-          <w:rFonts w:ascii="新細明體" w:hAnsi="新細明體" w:eastAsia="新細明體"/>
-          <w:b w:val="0"/>
-          <w:sz w:val="24"/>
-        </w:rPr>
-        <w:t>三、本次編修內容重點說明如下：</w:t>
-      </w:r>
-    </w:p>
-    <w:p>
-      <w:pPr>
-        <w:pStyle w:val="a9"/>
-        <w:ind w:left="964" w:hanging="680"/>
-        <w:jc w:val="both"/>
-      </w:pPr>
-      <w:r>
-        <w:rPr>
-          <w:rFonts w:ascii="新細明體" w:hAnsi="新細明體" w:eastAsia="新細明體"/>
-          <w:b w:val="0"/>
-          <w:sz w:val="24"/>
-        </w:rPr>
-        <w:t>（一）依法令之更新配合調整，包括：</w:t>
-      </w:r>
-    </w:p>
-    <w:p>
-      <w:pPr>
-        <w:pStyle w:val="a9"/>
-        <w:ind w:left="1225" w:hanging="397"/>
-        <w:jc w:val="both"/>
-      </w:pPr>
-      <w:r>
-        <w:rPr>
-          <w:rFonts w:ascii="新細明體" w:hAnsi="新細明體" w:eastAsia="新細明體"/>
-          <w:b w:val="0"/>
-          <w:sz w:val="24"/>
-        </w:rPr>
-        <w:t>１、納入108年5月22日修正之政府採購法第70條之1第1項(安全衛生費量化編列)及第26條之1(為資源保育及環境保護措施增加之經費納入計畫報核)之規定。</w:t>
-      </w:r>
-    </w:p>
-    <w:p>
-      <w:pPr>
-        <w:pStyle w:val="a9"/>
-        <w:ind w:left="1225" w:hanging="397"/>
-        <w:jc w:val="both"/>
-      </w:pPr>
-      <w:r>
-        <w:rPr>
-          <w:rFonts w:ascii="新細明體" w:hAnsi="新細明體" w:eastAsia="新細明體"/>
-          <w:b w:val="0"/>
-          <w:sz w:val="24"/>
-        </w:rPr>
-        <w:t>２、納入本會108年8月15日函頒之「公共工程訂定工期參考原則」。</w:t>
-      </w:r>
-    </w:p>
-    <w:p>
-      <w:pPr>
-        <w:pStyle w:val="a9"/>
-        <w:ind w:left="1225" w:hanging="397"/>
-        <w:jc w:val="both"/>
-      </w:pPr>
-      <w:r>
-        <w:rPr>
-          <w:rFonts w:ascii="新細明體" w:hAnsi="新細明體" w:eastAsia="新細明體"/>
-          <w:b w:val="0"/>
-          <w:sz w:val="24"/>
-        </w:rPr>
-        <w:t>３、納入行政院主計總處108年5月訂頒之「共同性費用編列基準表」一般房屋建築費之使用說明及規劃階段直接工程費之計算公式。</w:t>
-      </w:r>
-    </w:p>
-    <w:p>
-      <w:pPr>
-        <w:pStyle w:val="a9"/>
-        <w:ind w:left="1225" w:hanging="397"/>
-        <w:jc w:val="both"/>
-      </w:pPr>
-      <w:r>
-        <w:rPr>
-          <w:rFonts w:ascii="新細明體" w:hAnsi="新細明體" w:eastAsia="新細明體"/>
-          <w:b w:val="0"/>
-          <w:sz w:val="24"/>
-        </w:rPr>
-        <w:t>４、配合本會107年2月完成本手冊之總則篇修正，如：(１)調整計畫成本組成架構，各章內容皆分為規劃及基本設計兩階段之特性進行說明。(２)工程建造費之估算應說明基準年，並據以計算物價調整費。</w:t>
-      </w:r>
-    </w:p>
-    <w:p>
-      <w:pPr>
-        <w:pStyle w:val="a9"/>
-        <w:ind w:left="1225" w:hanging="397"/>
-        <w:jc w:val="both"/>
-      </w:pPr>
-      <w:r>
-        <w:rPr>
-          <w:rFonts w:ascii="新細明體" w:hAnsi="新細明體" w:eastAsia="新細明體"/>
-          <w:b w:val="0"/>
-          <w:sz w:val="24"/>
-        </w:rPr>
-        <w:t>５、納入行政院主計總處108年12月12日修正之各機關單位預算執行要點第16點第2項前段規定，提醒機關應先合理審酌設定定位及建造標準，核實估算經費，並於後續各階段落實執行。</w:t>
-      </w:r>
-    </w:p>
-    <w:p>
-      <w:pPr>
-        <w:pStyle w:val="a9"/>
-        <w:ind w:left="1225" w:hanging="397"/>
-        <w:jc w:val="both"/>
-      </w:pPr>
-      <w:r>
-        <w:rPr>
-          <w:rFonts w:ascii="新細明體" w:hAnsi="新細明體" w:eastAsia="新細明體"/>
-          <w:b w:val="0"/>
-          <w:sz w:val="24"/>
-        </w:rPr>
-        <w:t>６、配合水利法107年6月20日新增出流管制相關條文，增加出流管制計畫及設施之費用項目。</w:t>
-      </w:r>
-    </w:p>
-    <w:p>
-      <w:pPr>
-        <w:pStyle w:val="a9"/>
-        <w:ind w:left="964" w:hanging="680"/>
-        <w:jc w:val="both"/>
-      </w:pPr>
-      <w:r>
-        <w:rPr>
-          <w:rFonts w:ascii="新細明體" w:hAnsi="新細明體" w:eastAsia="新細明體"/>
-          <w:b w:val="0"/>
-          <w:sz w:val="24"/>
-        </w:rPr>
-        <w:t>（二）依各界反映實務需求調整，包括：</w:t>
-      </w:r>
-    </w:p>
-    <w:p>
-      <w:pPr>
-        <w:pStyle w:val="a9"/>
-        <w:ind w:left="1225" w:hanging="397"/>
-        <w:jc w:val="both"/>
-      </w:pPr>
-      <w:r>
-        <w:rPr>
-          <w:rFonts w:ascii="新細明體" w:hAnsi="新細明體" w:eastAsia="新細明體"/>
-          <w:b w:val="0"/>
-          <w:sz w:val="24"/>
-        </w:rPr>
-        <w:t>１、提供共同性費用編列基準表得專案列計項目之參考值，惟仍應依個案特性編列。</w:t>
-      </w:r>
-    </w:p>
-    <w:p>
-      <w:pPr>
-        <w:pStyle w:val="a9"/>
-        <w:ind w:left="1225" w:hanging="397"/>
-        <w:jc w:val="both"/>
-      </w:pPr>
-      <w:r>
-        <w:rPr>
-          <w:rFonts w:ascii="新細明體" w:hAnsi="新細明體" w:eastAsia="新細明體"/>
-          <w:b w:val="0"/>
-          <w:sz w:val="24"/>
-        </w:rPr>
-        <w:t>２、依本會108年7月3日召開之工作會議，會中各類別建築主管機關需求，提供醫院、長照中心、標準廠房、演藝廳、展覽館、國民運動中心、學校活動中心、預鑄構造之案例價格區間供機關參考比對。</w:t>
-      </w:r>
-    </w:p>
-    <w:p>
-      <w:pPr>
-        <w:pStyle w:val="a9"/>
-        <w:ind w:left="1225" w:hanging="397"/>
-        <w:jc w:val="both"/>
-      </w:pPr>
-      <w:r>
-        <w:rPr>
-          <w:rFonts w:ascii="新細明體" w:hAnsi="新細明體" w:eastAsia="新細明體"/>
-          <w:b w:val="0"/>
-          <w:sz w:val="24"/>
-        </w:rPr>
-        <w:t>３、依實際案例分析結果，更新建築工程重要資材單位面積使用量之合理參考區間。</w:t>
-      </w:r>
-    </w:p>
-    <w:p>
-      <w:pPr>
-        <w:pStyle w:val="a9"/>
-        <w:ind w:left="1225" w:hanging="397"/>
-        <w:jc w:val="both"/>
-      </w:pPr>
-      <w:r>
-        <w:rPr>
-          <w:rFonts w:ascii="新細明體" w:hAnsi="新細明體" w:eastAsia="新細明體"/>
-          <w:b w:val="0"/>
-          <w:sz w:val="24"/>
-        </w:rPr>
-        <w:t>４、依基本設計審議實務需求，就基本設計階段工程項目分類及編估原則進行檢討調整。</w:t>
-      </w:r>
-    </w:p>
-    <w:p/>
-    <w:p>
-      <w:pPr>
-        <w:pStyle w:val="a9"/>
-        <w:ind w:left="720" w:hanging="720"/>
-        <w:jc w:val="both"/>
-      </w:pPr>
-      <w:r>
-        <w:rPr>
-          <w:rFonts w:ascii="微軟正黑體" w:hAnsi="微軟正黑體" w:eastAsia="微軟正黑體"/>
-          <w:b/>
-          <w:sz w:val="24"/>
-        </w:rPr>
-        <w:t>行政院公共工程委員會112年04月11日工程技字第1120200148號函</w:t>
-      </w:r>
-    </w:p>
-    <w:p>
-      <w:pPr>
-        <w:pStyle w:val="a9"/>
-        <w:ind w:left="720" w:hanging="720"/>
-        <w:jc w:val="both"/>
-      </w:pPr>
-      <w:r>
-        <w:rPr>
-          <w:rFonts w:ascii="新細明體" w:hAnsi="新細明體" w:eastAsia="新細明體"/>
-          <w:b w:val="0"/>
-          <w:sz w:val="24"/>
-        </w:rPr>
-        <w:t>主旨：機關辦理工程預算編列，其應注意事項詳如說明，請查照並轉知所屬機關。</w:t>
-      </w:r>
-    </w:p>
-    <w:p>
-      <w:pPr>
-        <w:pStyle w:val="a9"/>
-        <w:ind w:left="720" w:hanging="720"/>
-        <w:jc w:val="both"/>
-      </w:pPr>
-      <w:r>
-        <w:rPr>
-          <w:rFonts w:ascii="新細明體" w:hAnsi="新細明體" w:eastAsia="新細明體"/>
-          <w:b w:val="0"/>
-          <w:sz w:val="24"/>
-        </w:rPr>
-        <w:t>說明：</w:t>
-      </w:r>
-    </w:p>
-    <w:p>
-      <w:pPr>
-        <w:pStyle w:val="a9"/>
-        <w:ind w:left="720" w:hanging="480"/>
-        <w:jc w:val="both"/>
-      </w:pPr>
-      <w:r>
-        <w:rPr>
-          <w:rFonts w:ascii="新細明體" w:hAnsi="新細明體" w:eastAsia="新細明體"/>
-          <w:b w:val="0"/>
-          <w:sz w:val="24"/>
-        </w:rPr>
-        <w:t>一、有關機關辦理工程採購發現預算不足擬調整招標預算，其注意事項，本會前已於112年1月11日工程企字第11101007381號函請各機關知照。</w:t>
-      </w:r>
-    </w:p>
-    <w:p>
-      <w:pPr>
-        <w:pStyle w:val="a9"/>
-        <w:ind w:left="720" w:hanging="480"/>
-        <w:jc w:val="both"/>
-      </w:pPr>
-      <w:r>
-        <w:rPr>
-          <w:rFonts w:ascii="新細明體" w:hAnsi="新細明體" w:eastAsia="新細明體"/>
-          <w:b w:val="0"/>
-          <w:sz w:val="24"/>
-        </w:rPr>
-        <w:t>二、有鑑於近期仍有部分機關未能充分瞭解上開注意事項，致有工程預算不當編列、或流標後未能合理檢討調整之情形，茲將相關應注意事項，依工程作業先後次序再予陳明如下，敬請貴機關查照，並轉知所屬機關循以辦理。</w:t>
-      </w:r>
-    </w:p>
-    <w:p>
-      <w:pPr>
-        <w:pStyle w:val="a9"/>
-        <w:ind w:left="964" w:hanging="680"/>
-        <w:jc w:val="both"/>
-      </w:pPr>
-      <w:r>
-        <w:rPr>
-          <w:rFonts w:ascii="新細明體" w:hAnsi="新細明體" w:eastAsia="新細明體"/>
-          <w:b w:val="0"/>
-          <w:sz w:val="24"/>
-        </w:rPr>
-        <w:t>（一）編列基準：行政院主計總處「共同性費用編列基準表(簡稱編列基準)」係供機關估算工程計畫經費使用，經費組成包括直接工程費(直接用於建造工程目的物)、間接工程費(主辦機關為監督及管理工程目的物所需支出之成本)、工程預備費、物價調整費等。機關於擬定公共工程計畫時，應審慎評估自身需求，設定工程功能等級，對應提出妥適之建造標準及規格，其中若屬編列基準之「一般房屋建築費」或「一般辦公室翻修費」者，應依編列基準編列；非適用前述編列基準者，可參考鄰近類案工程，依個案覈實評估編列。</w:t>
-      </w:r>
-    </w:p>
-    <w:p>
-      <w:pPr>
-        <w:pStyle w:val="a9"/>
-        <w:ind w:left="964" w:hanging="680"/>
-        <w:jc w:val="both"/>
-      </w:pPr>
-      <w:r>
-        <w:rPr>
-          <w:rFonts w:ascii="新細明體" w:hAnsi="新細明體" w:eastAsia="新細明體"/>
-          <w:b w:val="0"/>
-          <w:sz w:val="24"/>
-        </w:rPr>
-        <w:t>（二）設計預算：機關得用以支付得標廠商契約價金之預算金額，其性質為直接工程費。機關應續依計畫階段所設定之功能等級及建造標準辦理工程設計，並就設計之工項及數量編列預算。機關可參考本會工程價格資料庫之預算價，並應參照政府採購法(以下簡稱本法)第46條規定，考量工程規模、性質、規範要求、施工地點及工期等因素，配合工程專業判斷予以調整，不可僅參考工程價格資料庫之價格即逕以編列。</w:t>
-      </w:r>
-    </w:p>
-    <w:p>
-      <w:pPr>
-        <w:pStyle w:val="a9"/>
-        <w:ind w:left="964" w:hanging="680"/>
-        <w:jc w:val="both"/>
-      </w:pPr>
-      <w:r>
-        <w:rPr>
-          <w:rFonts w:ascii="新細明體" w:hAnsi="新細明體" w:eastAsia="新細明體"/>
-          <w:b w:val="0"/>
-          <w:sz w:val="24"/>
-        </w:rPr>
-        <w:t>（三）核定底價：機關辦理採購，除本法另有規定外，應訂定底價，由機關首長或其授權人員核定。底價之性質同設計預算均為直接工程費。機關可參考本會工程價格資料庫之決標價，並應依本法第46條規定，考量工程規模、性質、規範要求、施工地點及工期等因素，配合工程專業判斷予以調整，不可僅參考工程價格資料庫之價格即逕以訂定。</w:t>
-      </w:r>
-    </w:p>
-    <w:p>
-      <w:pPr>
-        <w:pStyle w:val="a9"/>
-        <w:ind w:left="720" w:hanging="480"/>
-        <w:jc w:val="both"/>
-      </w:pPr>
-      <w:r>
-        <w:rPr>
-          <w:rFonts w:ascii="新細明體" w:hAnsi="新細明體" w:eastAsia="新細明體"/>
-          <w:b w:val="0"/>
-          <w:sz w:val="24"/>
-        </w:rPr>
-        <w:t>三、發生流標時，機關應務實探究流標原因，據以檢討預算：政府採購法令並無多次流標後，始得調整預算之規定，遇有流標情形時，機關當即務實探究原因，並據以檢討預算。如機關未經檢討流標原因，逕以原預算原工項再次發包或減項發包，或不經檢討即增加預算發包，以測試市場接受度，均為不當之作法，除延宕公共建設推動外，亦有助長廠商觀望不投標，藉以不當推升得標價格之虞。</w:t>
-      </w:r>
-    </w:p>
-    <w:p/>
-    <w:p>
-      <w:pPr>
-        <w:pStyle w:val="a9"/>
-        <w:ind w:left="720" w:hanging="720"/>
-        <w:jc w:val="both"/>
-      </w:pPr>
-      <w:r>
-        <w:rPr>
-          <w:rFonts w:ascii="微軟正黑體" w:hAnsi="微軟正黑體" w:eastAsia="微軟正黑體"/>
-          <w:b/>
-          <w:sz w:val="24"/>
-        </w:rPr>
-        <w:t>行政院公共工程委員會112年11月27日工程技字第1120201064號函</w:t>
-      </w:r>
-    </w:p>
-    <w:p>
-      <w:pPr>
-        <w:pStyle w:val="a9"/>
-        <w:ind w:left="720" w:hanging="720"/>
-        <w:jc w:val="both"/>
-      </w:pPr>
-      <w:r>
-        <w:rPr>
-          <w:rFonts w:ascii="新細明體" w:hAnsi="新細明體" w:eastAsia="新細明體"/>
-          <w:b w:val="0"/>
-          <w:sz w:val="24"/>
-        </w:rPr>
-        <w:t>主旨：修正本會「公共建設工程經費估算編列手冊」總則篇，請查照並轉知所屬。</w:t>
-      </w:r>
-    </w:p>
-    <w:p>
-      <w:pPr>
-        <w:pStyle w:val="a9"/>
-        <w:ind w:left="720" w:hanging="720"/>
-        <w:jc w:val="both"/>
-      </w:pPr>
-      <w:r>
-        <w:rPr>
-          <w:rFonts w:ascii="新細明體" w:hAnsi="新細明體" w:eastAsia="新細明體"/>
-          <w:b w:val="0"/>
-          <w:sz w:val="24"/>
-        </w:rPr>
-        <w:t>說明：</w:t>
-      </w:r>
-    </w:p>
-    <w:p>
-      <w:pPr>
-        <w:pStyle w:val="a9"/>
-        <w:ind w:left="720" w:hanging="480"/>
-        <w:jc w:val="both"/>
-      </w:pPr>
-      <w:r>
-        <w:rPr>
-          <w:rFonts w:ascii="新細明體" w:hAnsi="新細明體" w:eastAsia="新細明體"/>
-          <w:b w:val="0"/>
-          <w:sz w:val="24"/>
-        </w:rPr>
-        <w:t>一、為規範公共工程計畫之經費編列格式、估算程序及編估標準，本會前已編撰「公共建設工程經費估算編列手冊」。為與時俱進，本會持續蒐整近年較常見相關議題與新增及修正規定納入總則篇，並與各界會商後，完成本次總則篇編修作業，俾提供各類公共工程計畫於成本組成階段之參考。</w:t>
-      </w:r>
-    </w:p>
-    <w:p>
-      <w:pPr>
-        <w:pStyle w:val="a9"/>
-        <w:ind w:left="720" w:hanging="480"/>
-        <w:jc w:val="both"/>
-      </w:pPr>
-      <w:r>
-        <w:rPr>
-          <w:rFonts w:ascii="新細明體" w:hAnsi="新細明體" w:eastAsia="新細明體"/>
-          <w:b w:val="0"/>
-          <w:sz w:val="24"/>
-        </w:rPr>
-        <w:t>二、本手冊總則篇修正版及修正對照版請至本會網站(https://www.pcc.gov.tw/Index.aspx)下載，連結位置為「工程技術」-「公共工程經費審議」-「參考資料」-「公共建設工程經費估算編列手冊」。</w:t>
-      </w:r>
-    </w:p>
-    <w:p>
-      <w:pPr>
-        <w:pStyle w:val="a9"/>
-        <w:ind w:left="720" w:hanging="480"/>
-        <w:jc w:val="both"/>
-      </w:pPr>
-      <w:r>
-        <w:rPr>
-          <w:rFonts w:ascii="新細明體" w:hAnsi="新細明體" w:eastAsia="新細明體"/>
-          <w:b w:val="0"/>
-          <w:sz w:val="24"/>
-        </w:rPr>
-        <w:t>三、本會已完成旨揭手冊總則篇(112年修正版)，修正重點摘述如下：</w:t>
-      </w:r>
-    </w:p>
-    <w:p>
-      <w:pPr>
-        <w:pStyle w:val="a9"/>
-        <w:ind w:left="964" w:hanging="680"/>
-        <w:jc w:val="both"/>
-      </w:pPr>
-      <w:r>
-        <w:rPr>
-          <w:rFonts w:ascii="新細明體" w:hAnsi="新細明體" w:eastAsia="新細明體"/>
-          <w:b w:val="0"/>
-          <w:sz w:val="24"/>
-        </w:rPr>
-        <w:t>（一）近年相關議題：</w:t>
-      </w:r>
-    </w:p>
-    <w:p>
-      <w:pPr>
-        <w:pStyle w:val="a9"/>
-        <w:ind w:left="1225" w:hanging="397"/>
-        <w:jc w:val="both"/>
-      </w:pPr>
-      <w:r>
-        <w:rPr>
-          <w:rFonts w:ascii="新細明體" w:hAnsi="新細明體" w:eastAsia="新細明體"/>
-          <w:b w:val="0"/>
-          <w:sz w:val="24"/>
-        </w:rPr>
-        <w:t>１、提醒機關於鄰近沿海地區、嚴重鹽害地區或考量個案特性，如須加強公共工程之耐久度及防蝕作法，應於可行性評估及綜合規劃階段即妥予考量所須應用之方法及費用。(總-3-6)</w:t>
-      </w:r>
-    </w:p>
-    <w:p>
-      <w:pPr>
-        <w:pStyle w:val="a9"/>
-        <w:ind w:left="1225" w:hanging="397"/>
-        <w:jc w:val="both"/>
-      </w:pPr>
-      <w:r>
-        <w:rPr>
-          <w:rFonts w:ascii="新細明體" w:hAnsi="新細明體" w:eastAsia="新細明體"/>
-          <w:b w:val="0"/>
-          <w:sz w:val="24"/>
-        </w:rPr>
-        <w:t>２、提醒機關估算直接工程費，參考當地市場行情及歷史決標資料(含預算價格及決標價格)，並應考量物價波動之變化，依個案特性妥為運用，非直接援引歷史決標價格。(總-3-11)</w:t>
-      </w:r>
-    </w:p>
-    <w:p>
-      <w:pPr>
-        <w:pStyle w:val="a9"/>
-        <w:ind w:left="1225" w:hanging="397"/>
-        <w:jc w:val="both"/>
-      </w:pPr>
-      <w:r>
-        <w:rPr>
-          <w:rFonts w:ascii="新細明體" w:hAnsi="新細明體" w:eastAsia="新細明體"/>
-          <w:b w:val="0"/>
-          <w:sz w:val="24"/>
-        </w:rPr>
-        <w:t>３、提醒機關應視計畫執行期程依個案特性評估合理之物價調整年增率。為因應物價大幅波動，將建議預估之物價指數每年上漲幅度由「10年」改為「3~10年」年增率平均值，俾供機關參考，以彈性應用方式合理編列物價調整費。(總-3-9、17)</w:t>
-      </w:r>
-    </w:p>
-    <w:p>
-      <w:pPr>
-        <w:pStyle w:val="a9"/>
-        <w:ind w:left="964" w:hanging="680"/>
-        <w:jc w:val="both"/>
-      </w:pPr>
-      <w:r>
-        <w:rPr>
-          <w:rFonts w:ascii="新細明體" w:hAnsi="新細明體" w:eastAsia="新細明體"/>
-          <w:b w:val="0"/>
-          <w:sz w:val="24"/>
-        </w:rPr>
-        <w:t>（二）配合新增及修正規定或相關指引</w:t>
-      </w:r>
-    </w:p>
-    <w:p>
-      <w:pPr>
-        <w:pStyle w:val="a9"/>
-        <w:ind w:left="1225" w:hanging="397"/>
-        <w:jc w:val="both"/>
-      </w:pPr>
-      <w:r>
-        <w:rPr>
-          <w:rFonts w:ascii="新細明體" w:hAnsi="新細明體" w:eastAsia="新細明體"/>
-          <w:b w:val="0"/>
-          <w:sz w:val="24"/>
-        </w:rPr>
-        <w:t>１、配合公共工程節能減碳檢核注意事項：(總-3-3、6、10)</w:t>
-      </w:r>
-    </w:p>
-    <w:p>
-      <w:pPr>
-        <w:pStyle w:val="a9"/>
-        <w:ind w:left="1757" w:hanging="680"/>
-        <w:jc w:val="both"/>
-      </w:pPr>
-      <w:r>
-        <w:rPr>
-          <w:rFonts w:ascii="新細明體" w:hAnsi="新細明體" w:eastAsia="新細明體"/>
-          <w:b w:val="0"/>
-          <w:sz w:val="24"/>
-        </w:rPr>
-        <w:t>（１）提醒機關應於計畫提報核定階段，即提出節能減碳規劃構想及效益並合理編列經費。</w:t>
-      </w:r>
-    </w:p>
-    <w:p>
-      <w:pPr>
-        <w:pStyle w:val="a9"/>
-        <w:ind w:left="1757" w:hanging="680"/>
-        <w:jc w:val="both"/>
-      </w:pPr>
-      <w:r>
-        <w:rPr>
-          <w:rFonts w:ascii="新細明體" w:hAnsi="新細明體" w:eastAsia="新細明體"/>
-          <w:b w:val="0"/>
-          <w:sz w:val="24"/>
-        </w:rPr>
-        <w:t>（２）提醒機關應於設計階段，落實計畫提報核定階段之節能減碳構想，提出符合節能減碳之工程規劃設計方案。</w:t>
-      </w:r>
-    </w:p>
-    <w:p>
-      <w:pPr>
-        <w:pStyle w:val="a9"/>
-        <w:ind w:left="1225" w:hanging="397"/>
-        <w:jc w:val="both"/>
-      </w:pPr>
-      <w:r>
-        <w:rPr>
-          <w:rFonts w:ascii="新細明體" w:hAnsi="新細明體" w:eastAsia="新細明體"/>
-          <w:b w:val="0"/>
-          <w:sz w:val="24"/>
-        </w:rPr>
-        <w:t>２、配合文化藝術獎助條例修正之相關規定，加強提醒各機關應注意編列公共藝術費並由原編列於其他費用項目移列至間接工程成本、配合修改架構圖。(總-3-2、12、15、18) ３、配合公共工程生態檢核注意事項：(總-3-6、10、11)</w:t>
-      </w:r>
-    </w:p>
-    <w:p>
-      <w:pPr>
-        <w:pStyle w:val="a9"/>
-        <w:ind w:left="1757" w:hanging="680"/>
-        <w:jc w:val="both"/>
-      </w:pPr>
-      <w:r>
-        <w:rPr>
-          <w:rFonts w:ascii="新細明體" w:hAnsi="新細明體" w:eastAsia="新細明體"/>
-          <w:b w:val="0"/>
-          <w:sz w:val="24"/>
-        </w:rPr>
-        <w:t>（１）提醒機關應於工程計畫核定階段，配合辦理生態資料蒐集、調查等將生態保育之概念融入工程方案，提出生態保育措施並落實等工作。</w:t>
-      </w:r>
-    </w:p>
-    <w:p>
-      <w:pPr>
-        <w:pStyle w:val="a9"/>
-        <w:ind w:left="1757" w:hanging="680"/>
-        <w:jc w:val="both"/>
-      </w:pPr>
-      <w:r>
-        <w:rPr>
-          <w:rFonts w:ascii="新細明體" w:hAnsi="新細明體" w:eastAsia="新細明體"/>
-          <w:b w:val="0"/>
-          <w:sz w:val="24"/>
-        </w:rPr>
-        <w:t>（２）提醒機關應於設計階段，落實規劃作業成果至工程設計中，並合理編列必要之生態保育措施及監測項目等費用。</w:t>
-      </w:r>
-    </w:p>
-    <w:p>
-      <w:pPr>
-        <w:pStyle w:val="a9"/>
-        <w:ind w:left="1757" w:hanging="680"/>
-        <w:jc w:val="both"/>
-      </w:pPr>
-      <w:r>
-        <w:rPr>
-          <w:rFonts w:ascii="新細明體" w:hAnsi="新細明體" w:eastAsia="新細明體"/>
-          <w:b w:val="0"/>
-          <w:sz w:val="24"/>
-        </w:rPr>
-        <w:t>（３）提醒機關應於施工階段，落實生態保育對策、措施、工程方案及監測計畫。</w:t>
-      </w:r>
-    </w:p>
-    <w:p>
-      <w:pPr>
-        <w:pStyle w:val="a9"/>
-        <w:ind w:left="1757" w:hanging="680"/>
-        <w:jc w:val="both"/>
-      </w:pPr>
-      <w:r>
-        <w:rPr>
-          <w:rFonts w:ascii="新細明體" w:hAnsi="新細明體" w:eastAsia="新細明體"/>
-          <w:b w:val="0"/>
-          <w:sz w:val="24"/>
-        </w:rPr>
-        <w:t>（４）上開事項須由具生態背景人員辦理，相關費用得於規劃費、設計費及工程費項目予以估列。</w:t>
-      </w:r>
-    </w:p>
-    <w:p>
-      <w:pPr>
-        <w:pStyle w:val="a9"/>
-        <w:ind w:left="1225" w:hanging="397"/>
-        <w:jc w:val="both"/>
-      </w:pPr>
-      <w:r>
-        <w:rPr>
-          <w:rFonts w:ascii="新細明體" w:hAnsi="新細明體" w:eastAsia="新細明體"/>
-          <w:b w:val="0"/>
-          <w:sz w:val="24"/>
-        </w:rPr>
-        <w:t>４、配合公共工程採用自動化及預鑄化之規劃設計參考指引：提醒機關需於計畫階段，評估市場工料供應條件及個案工程特性，依需求優先朝自動化及預鑄化方向辦理規劃，並據以納入後續設計。(總-3-6)</w:t>
-      </w:r>
-    </w:p>
-    <w:p>
-      <w:pPr>
-        <w:pStyle w:val="a9"/>
-        <w:ind w:left="1225" w:hanging="397"/>
-        <w:jc w:val="both"/>
-      </w:pPr>
-      <w:r>
-        <w:rPr>
-          <w:rFonts w:ascii="新細明體" w:hAnsi="新細明體" w:eastAsia="新細明體"/>
-          <w:b w:val="0"/>
-          <w:sz w:val="24"/>
-        </w:rPr>
-        <w:t>５、配合提升國土防洪治水韌性之整合作業指引：</w:t>
-      </w:r>
-    </w:p>
-    <w:p>
-      <w:pPr>
-        <w:pStyle w:val="a9"/>
-        <w:ind w:left="1757" w:hanging="680"/>
-        <w:jc w:val="both"/>
-      </w:pPr>
-      <w:r>
-        <w:rPr>
-          <w:rFonts w:ascii="新細明體" w:hAnsi="新細明體" w:eastAsia="新細明體"/>
-          <w:b w:val="0"/>
-          <w:sz w:val="24"/>
-        </w:rPr>
-        <w:t>（１）提醒機關自國土計畫為始，妥為規劃土地使用，並整體規劃治理工程，結合公共設施分擔逕流與土地開發管制出流，以減少日後投入之治水成本。(總3-6)</w:t>
-      </w:r>
-    </w:p>
-    <w:p>
-      <w:pPr>
-        <w:pStyle w:val="a9"/>
-        <w:ind w:left="1757" w:hanging="680"/>
-        <w:jc w:val="both"/>
-      </w:pPr>
-      <w:r>
-        <w:rPr>
-          <w:rFonts w:ascii="新細明體" w:hAnsi="新細明體" w:eastAsia="新細明體"/>
-          <w:b w:val="0"/>
-          <w:sz w:val="24"/>
-        </w:rPr>
-        <w:t>（２）提醒機關於設計階段，應落實出流管制與都市計畫結合、各機關間橫向連繫分工應扣合，且上下游區域應整體考量，並合理編列所需經費，例如出流管制計畫書。(總-3-10)</w:t>
-      </w:r>
-    </w:p>
-    <w:p>
-      <w:pPr>
-        <w:pStyle w:val="a9"/>
-        <w:ind w:left="1225" w:hanging="397"/>
-        <w:jc w:val="both"/>
-      </w:pPr>
-      <w:r>
-        <w:rPr>
-          <w:rFonts w:ascii="新細明體" w:hAnsi="新細明體" w:eastAsia="新細明體"/>
-          <w:b w:val="0"/>
-          <w:sz w:val="24"/>
-        </w:rPr>
-        <w:t>６、配合工程高空作業災害之防範指引：</w:t>
-      </w:r>
-    </w:p>
-    <w:p>
-      <w:pPr>
-        <w:pStyle w:val="a9"/>
-        <w:ind w:left="1757" w:hanging="680"/>
-        <w:jc w:val="both"/>
-      </w:pPr>
-      <w:r>
-        <w:rPr>
-          <w:rFonts w:ascii="新細明體" w:hAnsi="新細明體" w:eastAsia="新細明體"/>
-          <w:b w:val="0"/>
-          <w:sz w:val="24"/>
-        </w:rPr>
-        <w:t>（１）提醒機關於計畫階段，評估工程高空作業災害之防範關鍵，應強化團隊工作，落實相互確認機制，確保施工安全及品質。(總-3-6)</w:t>
-      </w:r>
-    </w:p>
-    <w:p>
-      <w:pPr>
-        <w:pStyle w:val="a9"/>
-        <w:ind w:left="1757" w:hanging="680"/>
-        <w:jc w:val="both"/>
-      </w:pPr>
-      <w:r>
-        <w:rPr>
-          <w:rFonts w:ascii="新細明體" w:hAnsi="新細明體" w:eastAsia="新細明體"/>
-          <w:b w:val="0"/>
-          <w:sz w:val="24"/>
-        </w:rPr>
-        <w:t>（２）提醒機關於施工階段，建物相關權責人員應要求作業人員落實職安及淨空作業規定，以確保自身及第三人安全，所需費用得於本項次估列。(總-3-11)</w:t>
-      </w:r>
-    </w:p>
-    <w:p>
-      <w:pPr>
-        <w:pStyle w:val="a9"/>
-        <w:ind w:left="1757" w:hanging="680"/>
-        <w:jc w:val="both"/>
-      </w:pPr>
-      <w:r>
-        <w:rPr>
-          <w:rFonts w:ascii="新細明體" w:hAnsi="新細明體" w:eastAsia="新細明體"/>
-          <w:b w:val="0"/>
-          <w:sz w:val="24"/>
-        </w:rPr>
-        <w:t>（３）提醒機關於施工階段，高空作業施工時各參與人員應再強化現場監督確認機制，以確保工程安全及品質，相關費用已包含於工程監造費。(總-3-14)</w:t>
-      </w:r>
-    </w:p>
-    <w:p>
-      <w:pPr>
-        <w:pStyle w:val="a9"/>
-        <w:ind w:left="1225" w:hanging="397"/>
-        <w:jc w:val="both"/>
-      </w:pPr>
-      <w:r>
-        <w:rPr>
-          <w:rFonts w:ascii="新細明體" w:hAnsi="新細明體" w:eastAsia="新細明體"/>
-          <w:b w:val="0"/>
-          <w:sz w:val="24"/>
-        </w:rPr>
-        <w:t>７、配合道路塌陷及鄰房基礎淘空之防範指引：</w:t>
-      </w:r>
-    </w:p>
-    <w:p>
-      <w:pPr>
-        <w:pStyle w:val="a9"/>
-        <w:ind w:left="1757" w:hanging="680"/>
-        <w:jc w:val="both"/>
-      </w:pPr>
-      <w:r>
-        <w:rPr>
-          <w:rFonts w:ascii="新細明體" w:hAnsi="新細明體" w:eastAsia="新細明體"/>
-          <w:b w:val="0"/>
-          <w:sz w:val="24"/>
-        </w:rPr>
-        <w:t>（１）提醒機關於計畫階段，評估道路塌陷及鄰房基礎淘空之防範關鍵，應強化團隊工作，落實相互確認機制，確保施工安全及品質。(總-3-6)</w:t>
-      </w:r>
-    </w:p>
-    <w:p>
-      <w:pPr>
-        <w:pStyle w:val="a9"/>
-        <w:ind w:left="1757" w:hanging="680"/>
-        <w:jc w:val="both"/>
-      </w:pPr>
-      <w:r>
-        <w:rPr>
-          <w:rFonts w:ascii="新細明體" w:hAnsi="新細明體" w:eastAsia="新細明體"/>
-          <w:b w:val="0"/>
-          <w:sz w:val="24"/>
-        </w:rPr>
-        <w:t>（２）提醒機關於設計階段，對於地質鑽探資料應有確認，並合理編列所需經費，例如基地地質調查及地質安全評估。(總-3-10)</w:t>
-      </w:r>
-    </w:p>
-    <w:p>
-      <w:pPr>
-        <w:pStyle w:val="a9"/>
-        <w:ind w:left="1757" w:hanging="680"/>
-        <w:jc w:val="both"/>
-      </w:pPr>
-      <w:r>
-        <w:rPr>
-          <w:rFonts w:ascii="新細明體" w:hAnsi="新細明體" w:eastAsia="新細明體"/>
-          <w:b w:val="0"/>
-          <w:sz w:val="24"/>
-        </w:rPr>
-        <w:t>（３）提醒機關於施工階段，基礎開挖作業施工時各參與人員應再強化現場監督確認機制，以確保工程安全及品質，相關費用已包含於工程監造費。(總-314)</w:t>
-      </w:r>
-    </w:p>
-    <w:p>
-      <w:pPr>
-        <w:pStyle w:val="a9"/>
-        <w:ind w:left="964" w:hanging="680"/>
-        <w:jc w:val="both"/>
-      </w:pPr>
-      <w:r>
-        <w:rPr>
-          <w:rFonts w:ascii="新細明體" w:hAnsi="新細明體" w:eastAsia="新細明體"/>
-          <w:b w:val="0"/>
-          <w:sz w:val="24"/>
-        </w:rPr>
-        <w:t>（三）各界反映實務調整：</w:t>
-      </w:r>
-    </w:p>
-    <w:p>
-      <w:pPr>
-        <w:pStyle w:val="a9"/>
-        <w:ind w:left="1225" w:hanging="397"/>
-        <w:jc w:val="both"/>
-      </w:pPr>
-      <w:r>
-        <w:rPr>
-          <w:rFonts w:ascii="新細明體" w:hAnsi="新細明體" w:eastAsia="新細明體"/>
-          <w:b w:val="0"/>
-          <w:sz w:val="24"/>
-        </w:rPr>
-        <w:t>１、提醒機關公共設施管線調查費包含探測儀器設施，並加以列舉。(總-3-3)</w:t>
-      </w:r>
-    </w:p>
-    <w:p>
-      <w:pPr>
-        <w:pStyle w:val="a9"/>
-        <w:ind w:left="1225" w:hanging="397"/>
-        <w:jc w:val="both"/>
-      </w:pPr>
-      <w:r>
-        <w:rPr>
-          <w:rFonts w:ascii="新細明體" w:hAnsi="新細明體" w:eastAsia="新細明體"/>
-          <w:b w:val="0"/>
-          <w:sz w:val="24"/>
-        </w:rPr>
-        <w:t>２、提醒機關設計分析費，如有需配合相關法定審議或行政法規要求辦理，新增列舉項目：出流管制計畫書、基地地質調查及地質安全評估、生態檢核作業服務、捷運安全影響評估等，得獨立列項估算設計分析費用。(總-3-10)</w:t>
-      </w:r>
-    </w:p>
-    <w:p>
-      <w:pPr>
-        <w:pStyle w:val="a9"/>
-        <w:ind w:left="1225" w:hanging="397"/>
-        <w:jc w:val="both"/>
-      </w:pPr>
-      <w:r>
-        <w:rPr>
-          <w:rFonts w:ascii="新細明體" w:hAnsi="新細明體" w:eastAsia="新細明體"/>
-          <w:b w:val="0"/>
-          <w:sz w:val="24"/>
-        </w:rPr>
         <w:t>３、配合環境部發布「加強公共工程空氣污染及噪音防制管理要點」：提醒機關應依其附表空氣污染及噪音防制設施經費編列項目覈實編列所需經費。(總-3-11)</w:t>
       </w:r>
     </w:p>
@@ -33957,80 +33606,15 @@
           <w:sz w:val="24"/>
         </w:rPr>
         <w:t>主旨：重申請貴機關督促所屬就新設計及發包之公共工程，應個案工程做好瀝青混凝土挖(刨)除料之再利用處理，不應再沿用舊有規定僅編列折價要求廠商價購，詳如說明，請查照。</w:t>
-      </w:r>
-    </w:p>
-    <w:p>
-      <w:pPr>
-        <w:pStyle w:val="a9"/>
-        <w:ind w:left="720" w:hanging="720"/>
-        <w:jc w:val="both"/>
-      </w:pPr>
-      <w:r>
-        <w:rPr>
-          <w:rFonts w:ascii="新細明體" w:hAnsi="新細明體" w:eastAsia="新細明體"/>
-          <w:b w:val="0"/>
-          <w:sz w:val="24"/>
-        </w:rPr>
-        <w:t>說明：</w:t>
-      </w:r>
-    </w:p>
-    <w:p>
-      <w:pPr>
-        <w:pStyle w:val="a9"/>
-        <w:ind w:left="720" w:hanging="480"/>
-        <w:jc w:val="both"/>
-      </w:pPr>
-      <w:r>
-        <w:rPr>
-          <w:rFonts w:ascii="新細明體" w:hAnsi="新細明體" w:eastAsia="新細明體"/>
-          <w:b w:val="0"/>
-          <w:sz w:val="24"/>
-        </w:rPr>
+        <w:br/>
+        <w:t>說明：</w:t>
+        <w:br/>
         <w:t>一、依據本會113年1月2日工程技字第1120201306號函，檢送本會112年12月25日召開之「再生粒料運用於公共工程跨部會推動小組」第23次會議紀錄結論三(一)辦理。</w:t>
-      </w:r>
-    </w:p>
-    <w:p>
-      <w:pPr>
-        <w:pStyle w:val="a9"/>
-        <w:ind w:left="720" w:hanging="480"/>
-        <w:jc w:val="both"/>
-      </w:pPr>
-      <w:r>
-        <w:rPr>
-          <w:rFonts w:ascii="新細明體" w:hAnsi="新細明體" w:eastAsia="新細明體"/>
-          <w:b w:val="0"/>
-          <w:sz w:val="24"/>
-        </w:rPr>
+        <w:br/>
         <w:t>二、行政院96年7月26日已函發各部會行處局署、省市政府、各縣市政府、台灣區瀝青工業同業公會，「各機關辦理瀝青混凝土資源再利用作業要點」自即日起停止適用。爰有關「將AC刨除料賸餘價值，以折價項目編列」規定已不存在。另該作業要點停止適用之原因係內政部於96年4月23日已公告將AC刨除料納入該部「營建事業再生利用之再生資源項目及規範」。</w:t>
-      </w:r>
-    </w:p>
-    <w:p>
-      <w:pPr>
-        <w:pStyle w:val="a9"/>
-        <w:ind w:left="720" w:hanging="480"/>
-        <w:jc w:val="both"/>
-      </w:pPr>
-      <w:r>
-        <w:rPr>
-          <w:rFonts w:ascii="新細明體" w:hAnsi="新細明體" w:eastAsia="新細明體"/>
-          <w:b w:val="0"/>
-          <w:sz w:val="24"/>
-        </w:rPr>
+        <w:br/>
         <w:t>三、依內政部上開規範，AC刨除料再生利用用途包括:瀝青混凝土鋪面原料、級配粒料基層、底層材料及非農業用地之工程填方材料，不包含編列折價要求廠商價購。</w:t>
-      </w:r>
-    </w:p>
-    <w:p>
-      <w:pPr>
-        <w:pStyle w:val="a9"/>
-        <w:ind w:left="720" w:hanging="480"/>
-        <w:jc w:val="both"/>
-      </w:pPr>
-      <w:r>
-        <w:rPr>
-          <w:rFonts w:ascii="新細明體" w:hAnsi="新細明體" w:eastAsia="新細明體"/>
-          <w:b w:val="0"/>
-          <w:sz w:val="24"/>
-        </w:rPr>
+        <w:br/>
         <w:t>四、本項本會先前一再要求各機關不應再依前述已停止適用之要點辦理，後續如有機關仍再沿用採編列折價要求廠商回購AC刨除料之情形，本會將轉請主辦機關之上級首長，就失職人員嚴厲處分。</w:t>
       </w:r>
     </w:p>
@@ -34078,95 +33662,17 @@
           <w:sz w:val="24"/>
         </w:rPr>
         <w:t>主旨：本會112年12月25日「再生粒料運用於公共工程跨部會推動小組」第23次會議結論，有關瀝青混凝土挖(刨)除料規劃使用及編列處理費用之原則，補充詳如說明，請查照。</w:t>
-      </w:r>
-    </w:p>
-    <w:p>
-      <w:pPr>
-        <w:pStyle w:val="a9"/>
-        <w:ind w:left="720" w:hanging="720"/>
-        <w:jc w:val="both"/>
-      </w:pPr>
-      <w:r>
-        <w:rPr>
-          <w:rFonts w:ascii="新細明體" w:hAnsi="新細明體" w:eastAsia="新細明體"/>
-          <w:b w:val="0"/>
-          <w:sz w:val="24"/>
-        </w:rPr>
-        <w:t>說明：</w:t>
-      </w:r>
-    </w:p>
-    <w:p>
-      <w:pPr>
-        <w:pStyle w:val="a9"/>
-        <w:ind w:left="720" w:hanging="480"/>
-        <w:jc w:val="both"/>
-      </w:pPr>
-      <w:r>
-        <w:rPr>
-          <w:rFonts w:ascii="新細明體" w:hAnsi="新細明體" w:eastAsia="新細明體"/>
-          <w:b w:val="0"/>
-          <w:sz w:val="24"/>
-        </w:rPr>
+        <w:br/>
+        <w:t>說明：</w:t>
+        <w:br/>
         <w:t>一、依據本會113年1月8日工程技字第1130200017號函(諒達)附本會112年12月25日召開之「再生粒料運用於公共工程跨部會推動小組」第23次會議紀錄結論續辦。</w:t>
-      </w:r>
-    </w:p>
-    <w:p>
-      <w:pPr>
-        <w:pStyle w:val="a9"/>
-        <w:ind w:left="720" w:hanging="480"/>
-        <w:jc w:val="both"/>
-      </w:pPr>
-      <w:r>
-        <w:rPr>
-          <w:rFonts w:ascii="新細明體" w:hAnsi="新細明體" w:eastAsia="新細明體"/>
-          <w:b w:val="0"/>
-          <w:sz w:val="24"/>
-        </w:rPr>
+        <w:br/>
         <w:t>二、依上開會議結論三(二)，略以:為達成瀝青混凝土挖(刨)除料(下稱AC刨除料)「刨用平衡」之目標，請各工程主管機關及縣市政府負責督促轄內工程，從個案工程設計階段即規劃使用AC刨除料，並可視各案工程產出時程及使用量能協調調度於轄內他工程使用，至於經綜整轄內所有工程需求仍無法完全去化者，亦應編列合理處理費用，不應再僅編列折價要求廠商回購。</w:t>
-      </w:r>
-    </w:p>
-    <w:p>
-      <w:pPr>
-        <w:pStyle w:val="a9"/>
-        <w:ind w:left="720" w:hanging="480"/>
-        <w:jc w:val="both"/>
-      </w:pPr>
-      <w:r>
-        <w:rPr>
-          <w:rFonts w:ascii="新細明體" w:hAnsi="新細明體" w:eastAsia="新細明體"/>
-          <w:b w:val="0"/>
-          <w:sz w:val="24"/>
-        </w:rPr>
+        <w:br/>
         <w:t>三、上述有關AC刨除料規劃使用及編列處理費用之原則，係以「刨用平衡」為目標，工程主辦機關應於個案工程設計階段即妥善規劃AC刨除料使用方式，若無法完全去化時，應編列處理費用，相關原則再予補充說明如下:</w:t>
-      </w:r>
-    </w:p>
-    <w:p>
-      <w:pPr>
-        <w:pStyle w:val="a9"/>
-        <w:ind w:left="964" w:hanging="680"/>
-        <w:jc w:val="both"/>
-      </w:pPr>
-      <w:r>
-        <w:rPr>
-          <w:rFonts w:ascii="新細明體" w:hAnsi="新細明體" w:eastAsia="新細明體"/>
-          <w:b w:val="0"/>
-          <w:sz w:val="24"/>
-        </w:rPr>
+        <w:br/>
         <w:t>（一）個案工程如有產出AC刨除料時，各工程主辦機關於設計階段，即應依內政部「營建事業再生利用之再生資源項目及規範」之再生利用用途(包括:瀝青混凝土鋪面原料、級配粒料基層材料、級配粒料底層材料、非農業用地之工程填方材料)，妥為規劃使用AC刨除料，並納入契約落實執行。</w:t>
-      </w:r>
-    </w:p>
-    <w:p>
-      <w:pPr>
-        <w:pStyle w:val="a9"/>
-        <w:ind w:left="964" w:hanging="680"/>
-        <w:jc w:val="both"/>
-      </w:pPr>
-      <w:r>
-        <w:rPr>
-          <w:rFonts w:ascii="新細明體" w:hAnsi="新細明體" w:eastAsia="新細明體"/>
-          <w:b w:val="0"/>
-          <w:sz w:val="24"/>
-        </w:rPr>
+        <w:br/>
         <w:t>（二）個案工程為處理本工程產出之AC刨除料，或規劃使用他工程產出之AC刨除料，工程主辦機關於編列工程預算時，應合理編列對應之處理費用，不應再沿用已廢止之「各機關辦理瀝青混凝土資源再利用作業要點」，僅編列折價要求廠商價購。前述處理費用之組成，包括廠商之運輸、堆置、環保、營運管理等成本，並須依AC刨除料之來源(由機關提供或廠商自覓)，就其剩餘價值納入考量。</w:t>
       </w:r>
     </w:p>
@@ -34214,21 +33720,8 @@
           <w:sz w:val="24"/>
         </w:rPr>
         <w:t>主旨：檢送本會與數位發展部研訂之「政府資訊服務採購經費估算編列手冊」，請查照並轉知所屬（轄）機關。</w:t>
-      </w:r>
-    </w:p>
-    <w:p>
-      <w:pPr>
-        <w:pStyle w:val="a9"/>
-        <w:ind w:left="720" w:hanging="720"/>
-        <w:jc w:val="both"/>
-      </w:pPr>
-      <w:r>
-        <w:rPr>
-          <w:rFonts w:ascii="新細明體" w:hAnsi="新細明體" w:eastAsia="新細明體"/>
-          <w:b w:val="0"/>
-          <w:sz w:val="24"/>
-        </w:rPr>
-        <w:t>說明：考量各機關之資訊、資安事項多採委外辦理，為利採購機關能充分理解資訊服務採購經費項目之內涵及預算組成，促進資訊服務採購之費用合理化，爰本會偕同數位發展部、資訊服務、資通安全產業界及相關公協會共同研訂旨揭手冊，數位發展部並於113年4月8日提供意見，經彙整後如旨揭手冊，供機關作為編列資訊服務採購預算之參考。</w:t>
+        <w:br/>
+        <w:t>說明：考量各機關之資訊、資安事項多採委外辦理，為利採購機關能充分理解資訊服務採購經費項目之內涵及預算組成，促進資訊服務採購之費用合理化，爰本會偕同數位發展部、資訊服務、資通安全產業界及相關公協會共同研訂旨揭手冊，數位發展部並於113年4月8日提供意見，經彙整後如旨揭手冊，供機關作為編列資訊服務採購預算之參考。</w:t>
       </w:r>
     </w:p>
     <w:p/>
@@ -34760,7 +34253,7 @@
           <w:b w:val="0"/>
           <w:sz w:val="24"/>
         </w:rPr>
-        <w:t>一、復貴局八十八年六月二十八日標檢(八八)四字第一四七〇五號函。</w:t>
+        <w:t>一、復貴局八十八年六月二十八日標檢(八八)四字第一四七Ｏ五號函。</w:t>
       </w:r>
     </w:p>
     <w:p>
@@ -37358,22 +36851,22 @@
           <w:b/>
           <w:sz w:val="24"/>
         </w:rPr>
-        <w:t>行政院勞工委員會102年01月17日勞職業字第1020501049號函</w:t>
-      </w:r>
-    </w:p>
-    <w:p>
-      <w:pPr>
-        <w:pStyle w:val="a9"/>
-        <w:ind w:left="720" w:hanging="720"/>
-        <w:jc w:val="both"/>
-      </w:pPr>
-      <w:r>
-        <w:rPr>
-          <w:rFonts w:ascii="新細明體" w:hAnsi="新細明體" w:eastAsia="新細明體"/>
-          <w:b w:val="0"/>
-          <w:sz w:val="24"/>
-        </w:rPr>
-        <w:t>主旨：有關貴會函請釋明就業服務法第5條第1項規定之適用對象疑義乙案，復如說明，請查照。</w:t>
+        <w:t>行政院勞工委員會102年02月06日勞綜4字第1020155155號函</w:t>
+      </w:r>
+    </w:p>
+    <w:p>
+      <w:pPr>
+        <w:pStyle w:val="a9"/>
+        <w:ind w:left="720" w:hanging="720"/>
+        <w:jc w:val="both"/>
+      </w:pPr>
+      <w:r>
+        <w:rPr>
+          <w:rFonts w:ascii="新細明體" w:hAnsi="新細明體" w:eastAsia="新細明體"/>
+          <w:b w:val="0"/>
+          <w:sz w:val="24"/>
+        </w:rPr>
+        <w:t>主旨：有關 貴會函請釋明就業服務法第5條第1項規定之適用對象疑義乙案，復如說明。</w:t>
       </w:r>
     </w:p>
     <w:p>
@@ -37403,52 +36896,37 @@
           <w:b w:val="0"/>
           <w:sz w:val="24"/>
         </w:rPr>
-        <w:t>一、復貴會101年8月15日工程企字第10100282490號函。</w:t>
-      </w:r>
-    </w:p>
-    <w:p>
-      <w:pPr>
-        <w:pStyle w:val="a9"/>
-        <w:ind w:left="720" w:hanging="480"/>
-        <w:jc w:val="both"/>
-      </w:pPr>
-      <w:r>
-        <w:rPr>
-          <w:rFonts w:ascii="新細明體" w:hAnsi="新細明體" w:eastAsia="新細明體"/>
-          <w:b w:val="0"/>
-          <w:sz w:val="24"/>
-        </w:rPr>
-        <w:t>二、有關雇主對求職人或所僱用員工，如限定須具備中華民國身分證者，是否違反就業服務法（以下簡稱本法）第5條第1項所稱禁止「出生地」歧視之規定乙節，依本會93年11月11日以勞職業字第0930204733號令及96年10月24日勞職業字第0960078458號函，所稱求職人或所僱用員工，尚包含具合法工作權之外籍與大陸地區配偶等6類人員，雇主用人選擇應以工作性質、需求及受僱者工作能力為考量，如限定須具備「中華民國身分證者」，即涉違反本法第5條第1項禁止「出生地」就業歧視之虞。</w:t>
-      </w:r>
-    </w:p>
-    <w:p>
-      <w:pPr>
-        <w:pStyle w:val="a9"/>
-        <w:ind w:left="720" w:hanging="480"/>
-        <w:jc w:val="both"/>
-      </w:pPr>
-      <w:r>
-        <w:rPr>
-          <w:rFonts w:ascii="新細明體" w:hAnsi="新細明體" w:eastAsia="新細明體"/>
-          <w:b w:val="0"/>
-          <w:sz w:val="24"/>
-        </w:rPr>
-        <w:t>三、另查本法第5條第1項前段規定略以：「為保障國民就業機會平等，雇主對求職人或所僱用員工，不得以種族、階級...為由，予以歧視；其他法律有明文規定者，從其規定。」，其中所稱「雇主對求職人」，指雇主對於求職人於招募、甄試等成立僱傭（勞動）契約前，不得無正當理由而恣意實施差別待遇。因此有關政府機關辦理委任或定作承攬之採購，允許自然人投標，惟限制須具中華民國國民身分者始得作為投標廠商資格，則非屬本法第5條第1項所定「雇主對求職人」於招募、甄試等成立僱傭（勞動）契約前，禁止歧視行為規範之範圍，尚無本法第5條第1項適用。</w:t>
-      </w:r>
-    </w:p>
-    <w:p>
-      <w:pPr>
-        <w:pStyle w:val="a9"/>
-        <w:ind w:left="720" w:hanging="480"/>
-        <w:jc w:val="both"/>
-      </w:pPr>
-      <w:r>
-        <w:rPr>
-          <w:rFonts w:ascii="新細明體" w:hAnsi="新細明體" w:eastAsia="新細明體"/>
-          <w:b w:val="0"/>
-          <w:sz w:val="24"/>
-        </w:rPr>
-        <w:t>四、有關貴會提及本會93年10月21日勞職外字第0930206923號令釋略以：「就業服務法稱『聘僱』，係以有否提供勞務之事實而為認定...『承攬關係』亦包括在內。」乙節，因外籍勞工之引進程序，雇主須先以合理勞動條件在國內辦理招募，於期限內在國民無意願應徵條件下或就僱用不足人數部分始准許外籍勞工引進補充國內勞動力，凡外籍勞工聘僱與管理均係依本法第5章「外國人之聘僱與管理」之條文及法律授權（第42條至第48條、第57條規定）訂定「雇主聘僱外國人許可及管理辦法」辦理外國人工作許可業務。有關前揭93年10月21日令釋，係緣於外國人未經本會許可，即在臺與他人約定，以完成一定工作（提供勞務之事實認定），再由該他人給付報酬案，屬「承攬契約」部分，均涉及違反本法第43條、第44條、第57條規定。</w:t>
+        <w:t>二、有關雇主對求職人或所僱用員工，如限定須具備中華民國身分證者，是否違反就業服務法(以下簡稱本法)第5條第1項所稱禁止「出生地」歧視之規定乙節，依本會93年11月11日以勞職業字第0930204733號令及96年10月24日勞職業字第0960078458號函，所稱求職人或所僱用員工，尚包含具合法工作權之外籍與大陸地區配偶等6類人員，雇主用人選擇應以工作性質、需求及受僱者工作能力為考量，如限定須具備「中華民國身分證者」，即涉違反本法第5條第1項禁止「出生地」就業歧視之虞。</w:t>
+      </w:r>
+    </w:p>
+    <w:p>
+      <w:pPr>
+        <w:pStyle w:val="a9"/>
+        <w:ind w:left="720" w:hanging="480"/>
+        <w:jc w:val="both"/>
+      </w:pPr>
+      <w:r>
+        <w:rPr>
+          <w:rFonts w:ascii="新細明體" w:hAnsi="新細明體" w:eastAsia="新細明體"/>
+          <w:b w:val="0"/>
+          <w:sz w:val="24"/>
+        </w:rPr>
+        <w:t>三、另查本法第5條第1項前段規定略以：「為保障國民就業機會平等，雇主對求職人或所僱用員工，不得以種族、階級...為由，予以歧視；其他法律有明文規定者，從其規定。」，其中所稱「雇主對求職人」，指雇主對於求職人於招募、甄試等成立僱傭(勞動)契約前，不得無正當理由而恣意實施差別待遇。因此有關政府機關辦理委任或定作承攬之採購，允許自然人投標，惟限制須具中華民國國民身分者始得作為投標廠商資格，則非屬本法第5條第1項所定「雇主對求職人」於招募、甄試等成立僱傭(勞動)契約前，禁止歧視行為規範之範圍，尚無本法第5條第1項適用。</w:t>
+      </w:r>
+    </w:p>
+    <w:p>
+      <w:pPr>
+        <w:pStyle w:val="a9"/>
+        <w:ind w:left="720" w:hanging="480"/>
+        <w:jc w:val="both"/>
+      </w:pPr>
+      <w:r>
+        <w:rPr>
+          <w:rFonts w:ascii="新細明體" w:hAnsi="新細明體" w:eastAsia="新細明體"/>
+          <w:b w:val="0"/>
+          <w:sz w:val="24"/>
+        </w:rPr>
+        <w:t>四、有關 貴會提及本會93年10月21日勞職外字第0930206923號令釋略以：就業服務法稱『聘僱』，係以有否提供勞務之事實而為認定...『承攬關係』亦包括在內。」乙節，因外籍勞工之引進程序，雇主須先以合理勞動條件在國內辦理招募，於期限內在國民無意願應徵條件下或就僱用不足人數部分始准許外籍勞工引進補充國內勞動力，凡外籍勞工聘僱與管理均係依本法第5章「外國人之聘僱與管理」之條文及法律授權(第42條至第48條、第57條規定)訂定「雇主聘僱外國人許可及管理辦法」辦理外國人工作許可業務。有關前揭93年10月21日令釋，係緣於外國人未經本會許可，即在臺與他人約定，以完成一定工作(提供勞務之事實認定)，再由該他人給付報酬案，屬「承攬契約」部分，均涉及違反本法第43條、第44條、第57條規定。</w:t>
       </w:r>
     </w:p>
     <w:p/>
@@ -40151,6 +39629,222 @@
           <w:sz w:val="24"/>
         </w:rPr>
         <w:t>主旨：檢送各機關107年度之採購由中小企業承包或分包之比率統計表乙份，請查照並依說明三辦理。</w:t>
+        <w:br/>
+        <w:t>說明：</w:t>
+        <w:br/>
+        <w:t>一、依據扶助中小企業參與政府採購辦法第9條規定辦理。</w:t>
+        <w:br/>
+        <w:t>二、本會107年2月21日工程企字第10700046070號函通知各機關，107年度之採購由中小企業承包或分包之目標金額比率為40％。</w:t>
+        <w:br/>
+        <w:t>三、經統計各機關107年度之採購由中小企業承包或分包之金額比率，如附件統計表，未達40％目標之機關，請檢討改進。</w:t>
+      </w:r>
+    </w:p>
+    <w:p/>
+    <w:p>
+      <w:pPr>
+        <w:pStyle w:val="a9"/>
+        <w:ind w:left="720" w:hanging="720"/>
+        <w:jc w:val="both"/>
+      </w:pPr>
+      <w:r>
+        <w:rPr>
+          <w:rFonts w:ascii="微軟正黑體" w:hAnsi="微軟正黑體" w:eastAsia="微軟正黑體"/>
+          <w:b/>
+          <w:sz w:val="24"/>
+        </w:rPr>
+        <w:t>行政院公共工程委員會108年03月04日工程企字第1080100158號函</w:t>
+      </w:r>
+    </w:p>
+    <w:p>
+      <w:pPr>
+        <w:pStyle w:val="a9"/>
+        <w:ind w:left="720" w:hanging="720"/>
+        <w:jc w:val="both"/>
+      </w:pPr>
+      <w:r>
+        <w:rPr>
+          <w:rFonts w:ascii="新細明體" w:hAnsi="新細明體" w:eastAsia="新細明體"/>
+          <w:b w:val="0"/>
+          <w:sz w:val="24"/>
+        </w:rPr>
+        <w:t>主旨：貴機關及所屬機關108年度之採購，由中小企業承包或分包之目標金額比率，維持與107年度相同之40％，請查照。</w:t>
+        <w:br/>
+        <w:t>說明：</w:t>
+        <w:br/>
+        <w:t>一、依據政府採購法第97條及扶助中小企業參與政府採購辦法第4條第1項規定辦理。</w:t>
+        <w:br/>
+        <w:t>二、旨揭目標金額比率，業經會商各機關，並獲經濟部108年2月14日經授企字第10800526850號函同意。</w:t>
+      </w:r>
+    </w:p>
+    <w:p/>
+    <w:p>
+      <w:pPr>
+        <w:pStyle w:val="a9"/>
+        <w:ind w:left="720" w:hanging="720"/>
+        <w:jc w:val="both"/>
+      </w:pPr>
+      <w:r>
+        <w:rPr>
+          <w:rFonts w:ascii="微軟正黑體" w:hAnsi="微軟正黑體" w:eastAsia="微軟正黑體"/>
+          <w:b/>
+          <w:sz w:val="24"/>
+        </w:rPr>
+        <w:t>行政院公共工程委員會109年03月02日工程企字第1090100171號函</w:t>
+      </w:r>
+    </w:p>
+    <w:p>
+      <w:pPr>
+        <w:pStyle w:val="a9"/>
+        <w:ind w:left="720" w:hanging="720"/>
+        <w:jc w:val="both"/>
+      </w:pPr>
+      <w:r>
+        <w:rPr>
+          <w:rFonts w:ascii="新細明體" w:hAnsi="新細明體" w:eastAsia="新細明體"/>
+          <w:b w:val="0"/>
+          <w:sz w:val="24"/>
+        </w:rPr>
+        <w:t>主旨：檢送各機關108年度之採購由中小企業承包或分包之比率統計表乙份，請查照。</w:t>
+        <w:br/>
+        <w:t>說明：依據扶助中小企業參與政府採購辦法第9條規定辦理。</w:t>
+      </w:r>
+    </w:p>
+    <w:p/>
+    <w:p>
+      <w:pPr>
+        <w:pStyle w:val="a9"/>
+        <w:ind w:left="720" w:hanging="720"/>
+        <w:jc w:val="both"/>
+      </w:pPr>
+      <w:r>
+        <w:rPr>
+          <w:rFonts w:ascii="微軟正黑體" w:hAnsi="微軟正黑體" w:eastAsia="微軟正黑體"/>
+          <w:b/>
+          <w:sz w:val="24"/>
+        </w:rPr>
+        <w:t>行政院公共工程委員會109年04月17日工程企字第1090100166號函</w:t>
+      </w:r>
+    </w:p>
+    <w:p>
+      <w:pPr>
+        <w:pStyle w:val="a9"/>
+        <w:ind w:left="720" w:hanging="720"/>
+        <w:jc w:val="both"/>
+      </w:pPr>
+      <w:r>
+        <w:rPr>
+          <w:rFonts w:ascii="新細明體" w:hAnsi="新細明體" w:eastAsia="新細明體"/>
+          <w:b w:val="0"/>
+          <w:sz w:val="24"/>
+        </w:rPr>
+        <w:t>主旨：貴機關及所屬機關109年度之採購，由中小企業承包或分包之目標金額比率，維持與108年度相同之40％，請查照。</w:t>
+        <w:br/>
+        <w:t>說明：</w:t>
+        <w:br/>
+        <w:t>一、依據政府採購法第97條及扶助中小企業參與政府採購辦法第4條第1項規定辦理。</w:t>
+        <w:br/>
+        <w:t>二、旨揭目標金額比率，業經會商各機關，並獲經濟部109年2月21日經授企字第10900527470號函同意。</w:t>
+      </w:r>
+    </w:p>
+    <w:p/>
+    <w:p>
+      <w:pPr>
+        <w:pStyle w:val="a9"/>
+        <w:ind w:left="720" w:hanging="720"/>
+        <w:jc w:val="both"/>
+      </w:pPr>
+      <w:r>
+        <w:rPr>
+          <w:rFonts w:ascii="微軟正黑體" w:hAnsi="微軟正黑體" w:eastAsia="微軟正黑體"/>
+          <w:b/>
+          <w:sz w:val="24"/>
+        </w:rPr>
+        <w:t>行政院公共工程委員會110年03月26日工程企字第1100100133號函</w:t>
+      </w:r>
+    </w:p>
+    <w:p>
+      <w:pPr>
+        <w:pStyle w:val="a9"/>
+        <w:ind w:left="720" w:hanging="720"/>
+        <w:jc w:val="both"/>
+      </w:pPr>
+      <w:r>
+        <w:rPr>
+          <w:rFonts w:ascii="新細明體" w:hAnsi="新細明體" w:eastAsia="新細明體"/>
+          <w:b w:val="0"/>
+          <w:sz w:val="24"/>
+        </w:rPr>
+        <w:t>主旨：檢送各機關109年度之採購由中小企業承包或分包之金額比率統計表乙份，請查照。</w:t>
+        <w:br/>
+        <w:t>說明：依據扶助中小企業參與政府採購辦法第9條規定辦理。</w:t>
+      </w:r>
+    </w:p>
+    <w:p/>
+    <w:p>
+      <w:pPr>
+        <w:pStyle w:val="a9"/>
+        <w:ind w:left="720" w:hanging="720"/>
+        <w:jc w:val="both"/>
+      </w:pPr>
+      <w:r>
+        <w:rPr>
+          <w:rFonts w:ascii="微軟正黑體" w:hAnsi="微軟正黑體" w:eastAsia="微軟正黑體"/>
+          <w:b/>
+          <w:sz w:val="24"/>
+        </w:rPr>
+        <w:t>行政院公共工程委員會110年04月09日工程企字第1100100130號函</w:t>
+      </w:r>
+    </w:p>
+    <w:p>
+      <w:pPr>
+        <w:pStyle w:val="a9"/>
+        <w:ind w:left="720" w:hanging="720"/>
+        <w:jc w:val="both"/>
+      </w:pPr>
+      <w:r>
+        <w:rPr>
+          <w:rFonts w:ascii="新細明體" w:hAnsi="新細明體" w:eastAsia="新細明體"/>
+          <w:b w:val="0"/>
+          <w:sz w:val="24"/>
+        </w:rPr>
+        <w:t>主旨：貴機關及所屬機關110年度之採購，由中小企業承包或分包之目標金額比率，調整為45％，請查照。</w:t>
+        <w:br/>
+        <w:t>說明：</w:t>
+        <w:br/>
+        <w:t>一、依據政府採購法第97條及扶助中小企業參與政府採購辦法第4條第1項規定辦理。</w:t>
+        <w:br/>
+        <w:t>二、旨揭目標金額比率，業經會商各機關，並獲經濟部110年3月4日經授企字第11000542140號函同意。</w:t>
+      </w:r>
+    </w:p>
+    <w:p/>
+    <w:p>
+      <w:pPr>
+        <w:pStyle w:val="a9"/>
+        <w:ind w:left="720" w:hanging="720"/>
+        <w:jc w:val="both"/>
+      </w:pPr>
+      <w:r>
+        <w:rPr>
+          <w:rFonts w:ascii="微軟正黑體" w:hAnsi="微軟正黑體" w:eastAsia="微軟正黑體"/>
+          <w:b/>
+          <w:sz w:val="24"/>
+        </w:rPr>
+        <w:t>行政院公共工程委員會111年04月25日工程企字第1110100282號函</w:t>
+      </w:r>
+    </w:p>
+    <w:p>
+      <w:pPr>
+        <w:pStyle w:val="a9"/>
+        <w:ind w:left="720" w:hanging="720"/>
+        <w:jc w:val="both"/>
+      </w:pPr>
+      <w:r>
+        <w:rPr>
+          <w:rFonts w:ascii="新細明體" w:hAnsi="新細明體" w:eastAsia="新細明體"/>
+          <w:b w:val="0"/>
+          <w:sz w:val="24"/>
+        </w:rPr>
+        <w:t>主旨：貴機關及所屬機關111年度之採購，由中小企業承包或分包之目標金額比率，維持與110年度相同之45％，請查照。</w:t>
       </w:r>
     </w:p>
     <w:p>
@@ -40180,68 +39874,86 @@
           <w:b w:val="0"/>
           <w:sz w:val="24"/>
         </w:rPr>
-        <w:t>一、依據扶助中小企業參與政府採購辦法第9條規定辦理。</w:t>
-      </w:r>
-    </w:p>
-    <w:p>
-      <w:pPr>
-        <w:pStyle w:val="a9"/>
-        <w:ind w:left="720" w:hanging="480"/>
-        <w:jc w:val="both"/>
-      </w:pPr>
-      <w:r>
-        <w:rPr>
-          <w:rFonts w:ascii="新細明體" w:hAnsi="新細明體" w:eastAsia="新細明體"/>
-          <w:b w:val="0"/>
-          <w:sz w:val="24"/>
-        </w:rPr>
-        <w:t>二、本會107年2月21日工程企字第10700046070號函通知各機關，107年度之採購由中小企業承包或分包之目標金額比率為40％。</w:t>
-      </w:r>
-    </w:p>
-    <w:p>
-      <w:pPr>
-        <w:pStyle w:val="a9"/>
-        <w:ind w:left="720" w:hanging="480"/>
-        <w:jc w:val="both"/>
-      </w:pPr>
-      <w:r>
-        <w:rPr>
-          <w:rFonts w:ascii="新細明體" w:hAnsi="新細明體" w:eastAsia="新細明體"/>
-          <w:b w:val="0"/>
-          <w:sz w:val="24"/>
-        </w:rPr>
-        <w:t>三、經統計各機關107年度之採購由中小企業承包或分包之金額比率，如附件統計表，未達40％目標之機關，請檢討改進。</w:t>
-      </w:r>
-    </w:p>
-    <w:p/>
-    <w:p>
-      <w:pPr>
-        <w:pStyle w:val="a9"/>
-        <w:ind w:left="720" w:hanging="720"/>
-        <w:jc w:val="both"/>
-      </w:pPr>
-      <w:r>
-        <w:rPr>
-          <w:rFonts w:ascii="微軟正黑體" w:hAnsi="微軟正黑體" w:eastAsia="微軟正黑體"/>
-          <w:b/>
-          <w:sz w:val="24"/>
-        </w:rPr>
-        <w:t>行政院公共工程委員會108年03月04日工程企字第1080100158號函</w:t>
-      </w:r>
-    </w:p>
-    <w:p>
-      <w:pPr>
-        <w:pStyle w:val="a9"/>
-        <w:ind w:left="720" w:hanging="720"/>
-        <w:jc w:val="both"/>
-      </w:pPr>
-      <w:r>
-        <w:rPr>
-          <w:rFonts w:ascii="新細明體" w:hAnsi="新細明體" w:eastAsia="新細明體"/>
-          <w:b w:val="0"/>
-          <w:sz w:val="24"/>
-        </w:rPr>
-        <w:t>主旨：貴機關及所屬機關108年度之採購，由中小企業承包或分包之目標金額比率，維持與107年度相同之40％，請查照。</w:t>
+        <w:t>一、依據政府採購法第97條及扶助中小企業參與政府採購辦法第4條第1項規定辦理。</w:t>
+      </w:r>
+    </w:p>
+    <w:p>
+      <w:pPr>
+        <w:pStyle w:val="a9"/>
+        <w:ind w:left="720" w:hanging="480"/>
+        <w:jc w:val="both"/>
+      </w:pPr>
+      <w:r>
+        <w:rPr>
+          <w:rFonts w:ascii="新細明體" w:hAnsi="新細明體" w:eastAsia="新細明體"/>
+          <w:b w:val="0"/>
+          <w:sz w:val="24"/>
+        </w:rPr>
+        <w:t>二、旨揭目標金額比率，業經會商各機關，並獲經濟部111年3月29日經授企字第11100556800號函同意。</w:t>
+      </w:r>
+    </w:p>
+    <w:p/>
+    <w:p>
+      <w:pPr>
+        <w:pStyle w:val="a9"/>
+        <w:ind w:left="720" w:hanging="720"/>
+        <w:jc w:val="both"/>
+      </w:pPr>
+      <w:r>
+        <w:rPr>
+          <w:rFonts w:ascii="微軟正黑體" w:hAnsi="微軟正黑體" w:eastAsia="微軟正黑體"/>
+          <w:b/>
+          <w:sz w:val="24"/>
+        </w:rPr>
+        <w:t>行政院公共工程委員會111年06月16日工程企字字第1110100259號函</w:t>
+      </w:r>
+    </w:p>
+    <w:p>
+      <w:pPr>
+        <w:pStyle w:val="a9"/>
+        <w:ind w:left="720" w:hanging="720"/>
+        <w:jc w:val="both"/>
+      </w:pPr>
+      <w:r>
+        <w:rPr>
+          <w:rFonts w:ascii="新細明體" w:hAnsi="新細明體" w:eastAsia="新細明體"/>
+          <w:b w:val="0"/>
+          <w:sz w:val="24"/>
+        </w:rPr>
+        <w:t>主旨：檢送各機關110年度之採購由中小企業承包或分包之金額比率統計表乙份，請查照。</w:t>
+        <w:br/>
+        <w:t>說明：依據扶助中小企業參與政府採購辦法第9條規定辦理。</w:t>
+      </w:r>
+    </w:p>
+    <w:p/>
+    <w:p>
+      <w:pPr>
+        <w:pStyle w:val="a9"/>
+        <w:ind w:left="720" w:hanging="720"/>
+        <w:jc w:val="both"/>
+      </w:pPr>
+      <w:r>
+        <w:rPr>
+          <w:rFonts w:ascii="微軟正黑體" w:hAnsi="微軟正黑體" w:eastAsia="微軟正黑體"/>
+          <w:b/>
+          <w:sz w:val="24"/>
+        </w:rPr>
+        <w:t>行政院公共工程委員會112年05月04日工程企字第1120006685號函</w:t>
+      </w:r>
+    </w:p>
+    <w:p>
+      <w:pPr>
+        <w:pStyle w:val="a9"/>
+        <w:ind w:left="720" w:hanging="720"/>
+        <w:jc w:val="both"/>
+      </w:pPr>
+      <w:r>
+        <w:rPr>
+          <w:rFonts w:ascii="新細明體" w:hAnsi="新細明體" w:eastAsia="新細明體"/>
+          <w:b w:val="0"/>
+          <w:sz w:val="24"/>
+        </w:rPr>
+        <w:t>主旨：貴機關及所屬機關112年度之採購，由中小企業承包或分包之目標金額比率，調整為50％，請查照。</w:t>
       </w:r>
     </w:p>
     <w:p>
@@ -40271,585 +39983,104 @@
           <w:b w:val="0"/>
           <w:sz w:val="24"/>
         </w:rPr>
+        <w:t>一、依據政府採購法第97條及扶助中小企業參與政府採購辦法第4條第1項規定辦理。</w:t>
+      </w:r>
+    </w:p>
+    <w:p>
+      <w:pPr>
+        <w:pStyle w:val="a9"/>
+        <w:ind w:left="720" w:hanging="480"/>
+        <w:jc w:val="both"/>
+      </w:pPr>
+      <w:r>
+        <w:rPr>
+          <w:rFonts w:ascii="新細明體" w:hAnsi="新細明體" w:eastAsia="新細明體"/>
+          <w:b w:val="0"/>
+          <w:sz w:val="24"/>
+        </w:rPr>
+        <w:t>二、旨揭目標金額比率，業經會商各機關，並獲經濟部112年3月23日經授企字第11200558640號函同意。</w:t>
+      </w:r>
+    </w:p>
+    <w:p/>
+    <w:p>
+      <w:pPr>
+        <w:pStyle w:val="a9"/>
+        <w:ind w:left="720" w:hanging="720"/>
+        <w:jc w:val="both"/>
+      </w:pPr>
+      <w:r>
+        <w:rPr>
+          <w:rFonts w:ascii="微軟正黑體" w:hAnsi="微軟正黑體" w:eastAsia="微軟正黑體"/>
+          <w:b/>
+          <w:sz w:val="24"/>
+        </w:rPr>
+        <w:t>行政院公共工程委員會112年05月04日工程企字第1120009857號函</w:t>
+      </w:r>
+    </w:p>
+    <w:p>
+      <w:pPr>
+        <w:pStyle w:val="a9"/>
+        <w:ind w:left="720" w:hanging="720"/>
+        <w:jc w:val="both"/>
+      </w:pPr>
+      <w:r>
+        <w:rPr>
+          <w:rFonts w:ascii="新細明體" w:hAnsi="新細明體" w:eastAsia="新細明體"/>
+          <w:b w:val="0"/>
+          <w:sz w:val="24"/>
+        </w:rPr>
+        <w:t>主旨：檢送各機關111年度之採購由中小企業承包或分包之金額比率統計表乙份，請查照。</w:t>
+      </w:r>
+    </w:p>
+    <w:p>
+      <w:pPr>
+        <w:pStyle w:val="a9"/>
+        <w:ind w:left="720" w:hanging="720"/>
+        <w:jc w:val="both"/>
+      </w:pPr>
+      <w:r>
+        <w:rPr>
+          <w:rFonts w:ascii="新細明體" w:hAnsi="新細明體" w:eastAsia="新細明體"/>
+          <w:b w:val="0"/>
+          <w:sz w:val="24"/>
+        </w:rPr>
+        <w:t>說明：依據扶助中小企業參與政府採購辦法第9條規定辦理。</w:t>
+      </w:r>
+    </w:p>
+    <w:p/>
+    <w:p>
+      <w:pPr>
+        <w:pStyle w:val="a9"/>
+        <w:ind w:left="720" w:hanging="720"/>
+        <w:jc w:val="both"/>
+      </w:pPr>
+      <w:r>
+        <w:rPr>
+          <w:rFonts w:ascii="微軟正黑體" w:hAnsi="微軟正黑體" w:eastAsia="微軟正黑體"/>
+          <w:b/>
+          <w:sz w:val="24"/>
+        </w:rPr>
+        <w:t>行政院公共工程委員會113年04月30日工程企字第1130100188號函</w:t>
+      </w:r>
+    </w:p>
+    <w:p>
+      <w:pPr>
+        <w:pStyle w:val="a9"/>
+        <w:ind w:left="720" w:hanging="720"/>
+        <w:jc w:val="both"/>
+      </w:pPr>
+      <w:r>
+        <w:rPr>
+          <w:rFonts w:ascii="新細明體" w:hAnsi="新細明體" w:eastAsia="新細明體"/>
+          <w:b w:val="0"/>
+          <w:sz w:val="24"/>
+        </w:rPr>
+        <w:t>主旨：貴機關及所屬機關113年度之採購，由中小企業承包或分包之目標金額比率為50％，請查照。</w:t>
+        <w:br/>
+        <w:t>說明：</w:t>
+        <w:br/>
         <w:t>一、依據政府採購法第97條及扶助中小企業參與政府採購辦法第4條第1項規定辦理。</w:t>
-      </w:r>
-    </w:p>
-    <w:p>
-      <w:pPr>
-        <w:pStyle w:val="a9"/>
-        <w:ind w:left="720" w:hanging="480"/>
-        <w:jc w:val="both"/>
-      </w:pPr>
-      <w:r>
-        <w:rPr>
-          <w:rFonts w:ascii="新細明體" w:hAnsi="新細明體" w:eastAsia="新細明體"/>
-          <w:b w:val="0"/>
-          <w:sz w:val="24"/>
-        </w:rPr>
-        <w:t>二、旨揭目標金額比率，業經會商各機關，並獲經濟部108年2月14日經授企字第10800526850號函同意。</w:t>
-      </w:r>
-    </w:p>
-    <w:p/>
-    <w:p>
-      <w:pPr>
-        <w:pStyle w:val="a9"/>
-        <w:ind w:left="720" w:hanging="720"/>
-        <w:jc w:val="both"/>
-      </w:pPr>
-      <w:r>
-        <w:rPr>
-          <w:rFonts w:ascii="微軟正黑體" w:hAnsi="微軟正黑體" w:eastAsia="微軟正黑體"/>
-          <w:b/>
-          <w:sz w:val="24"/>
-        </w:rPr>
-        <w:t>行政院公共工程委員會109年03月02日工程企字第1090100171號函</w:t>
-      </w:r>
-    </w:p>
-    <w:p>
-      <w:pPr>
-        <w:pStyle w:val="a9"/>
-        <w:ind w:left="720" w:hanging="720"/>
-        <w:jc w:val="both"/>
-      </w:pPr>
-      <w:r>
-        <w:rPr>
-          <w:rFonts w:ascii="新細明體" w:hAnsi="新細明體" w:eastAsia="新細明體"/>
-          <w:b w:val="0"/>
-          <w:sz w:val="24"/>
-        </w:rPr>
-        <w:t>主旨：檢送各機關108年度之採購由中小企業承包或分包之比率統計表乙份，請查照。</w:t>
-      </w:r>
-    </w:p>
-    <w:p>
-      <w:pPr>
-        <w:pStyle w:val="a9"/>
-        <w:ind w:left="720" w:hanging="720"/>
-        <w:jc w:val="both"/>
-      </w:pPr>
-      <w:r>
-        <w:rPr>
-          <w:rFonts w:ascii="新細明體" w:hAnsi="新細明體" w:eastAsia="新細明體"/>
-          <w:b w:val="0"/>
-          <w:sz w:val="24"/>
-        </w:rPr>
-        <w:t>說明：依據扶助中小企業參與政府採購辦法第9條規定辦理。</w:t>
-      </w:r>
-    </w:p>
-    <w:p/>
-    <w:p>
-      <w:pPr>
-        <w:pStyle w:val="a9"/>
-        <w:ind w:left="720" w:hanging="720"/>
-        <w:jc w:val="both"/>
-      </w:pPr>
-      <w:r>
-        <w:rPr>
-          <w:rFonts w:ascii="微軟正黑體" w:hAnsi="微軟正黑體" w:eastAsia="微軟正黑體"/>
-          <w:b/>
-          <w:sz w:val="24"/>
-        </w:rPr>
-        <w:t>行政院公共工程委員會109年04月17日工程企字第1090100166號函</w:t>
-      </w:r>
-    </w:p>
-    <w:p>
-      <w:pPr>
-        <w:pStyle w:val="a9"/>
-        <w:ind w:left="720" w:hanging="720"/>
-        <w:jc w:val="both"/>
-      </w:pPr>
-      <w:r>
-        <w:rPr>
-          <w:rFonts w:ascii="新細明體" w:hAnsi="新細明體" w:eastAsia="新細明體"/>
-          <w:b w:val="0"/>
-          <w:sz w:val="24"/>
-        </w:rPr>
-        <w:t>主旨：貴機關及所屬機關109年度之採購，由中小企業承包或分包之目標金額比率，維持與108年度相同之40％，請查照。</w:t>
-      </w:r>
-    </w:p>
-    <w:p>
-      <w:pPr>
-        <w:pStyle w:val="a9"/>
-        <w:ind w:left="720" w:hanging="720"/>
-        <w:jc w:val="both"/>
-      </w:pPr>
-      <w:r>
-        <w:rPr>
-          <w:rFonts w:ascii="新細明體" w:hAnsi="新細明體" w:eastAsia="新細明體"/>
-          <w:b w:val="0"/>
-          <w:sz w:val="24"/>
-        </w:rPr>
-        <w:t>說明：</w:t>
-      </w:r>
-    </w:p>
-    <w:p>
-      <w:pPr>
-        <w:pStyle w:val="a9"/>
-        <w:ind w:left="720" w:hanging="480"/>
-        <w:jc w:val="both"/>
-      </w:pPr>
-      <w:r>
-        <w:rPr>
-          <w:rFonts w:ascii="新細明體" w:hAnsi="新細明體" w:eastAsia="新細明體"/>
-          <w:b w:val="0"/>
-          <w:sz w:val="24"/>
-        </w:rPr>
-        <w:t>一、依據政府採購法第97條及扶助中小企業參與政府採購辦法第4條第1項規定辦理。</w:t>
-      </w:r>
-    </w:p>
-    <w:p>
-      <w:pPr>
-        <w:pStyle w:val="a9"/>
-        <w:ind w:left="720" w:hanging="480"/>
-        <w:jc w:val="both"/>
-      </w:pPr>
-      <w:r>
-        <w:rPr>
-          <w:rFonts w:ascii="新細明體" w:hAnsi="新細明體" w:eastAsia="新細明體"/>
-          <w:b w:val="0"/>
-          <w:sz w:val="24"/>
-        </w:rPr>
-        <w:t>二、旨揭目標金額比率，業經會商各機關，並獲經濟部109年2月21日經授企字第10900527470號函同意。</w:t>
-      </w:r>
-    </w:p>
-    <w:p/>
-    <w:p>
-      <w:pPr>
-        <w:pStyle w:val="a9"/>
-        <w:ind w:left="720" w:hanging="720"/>
-        <w:jc w:val="both"/>
-      </w:pPr>
-      <w:r>
-        <w:rPr>
-          <w:rFonts w:ascii="微軟正黑體" w:hAnsi="微軟正黑體" w:eastAsia="微軟正黑體"/>
-          <w:b/>
-          <w:sz w:val="24"/>
-        </w:rPr>
-        <w:t>行政院公共工程委員會110年03月26日工程企字第1100100133號函</w:t>
-      </w:r>
-    </w:p>
-    <w:p>
-      <w:pPr>
-        <w:pStyle w:val="a9"/>
-        <w:ind w:left="720" w:hanging="720"/>
-        <w:jc w:val="both"/>
-      </w:pPr>
-      <w:r>
-        <w:rPr>
-          <w:rFonts w:ascii="新細明體" w:hAnsi="新細明體" w:eastAsia="新細明體"/>
-          <w:b w:val="0"/>
-          <w:sz w:val="24"/>
-        </w:rPr>
-        <w:t>主旨：檢送各機關109年度之採購由中小企業承包或分包之金額比率統計表乙份，請查照。</w:t>
-      </w:r>
-    </w:p>
-    <w:p>
-      <w:pPr>
-        <w:pStyle w:val="a9"/>
-        <w:ind w:left="720" w:hanging="720"/>
-        <w:jc w:val="both"/>
-      </w:pPr>
-      <w:r>
-        <w:rPr>
-          <w:rFonts w:ascii="新細明體" w:hAnsi="新細明體" w:eastAsia="新細明體"/>
-          <w:b w:val="0"/>
-          <w:sz w:val="24"/>
-        </w:rPr>
-        <w:t>說明：依據扶助中小企業參與政府採購辦法第9條規定辦理。</w:t>
-      </w:r>
-    </w:p>
-    <w:p/>
-    <w:p>
-      <w:pPr>
-        <w:pStyle w:val="a9"/>
-        <w:ind w:left="720" w:hanging="720"/>
-        <w:jc w:val="both"/>
-      </w:pPr>
-      <w:r>
-        <w:rPr>
-          <w:rFonts w:ascii="微軟正黑體" w:hAnsi="微軟正黑體" w:eastAsia="微軟正黑體"/>
-          <w:b/>
-          <w:sz w:val="24"/>
-        </w:rPr>
-        <w:t>行政院公共工程委員會110年04月09日工程企字第1100100130號函</w:t>
-      </w:r>
-    </w:p>
-    <w:p>
-      <w:pPr>
-        <w:pStyle w:val="a9"/>
-        <w:ind w:left="720" w:hanging="720"/>
-        <w:jc w:val="both"/>
-      </w:pPr>
-      <w:r>
-        <w:rPr>
-          <w:rFonts w:ascii="新細明體" w:hAnsi="新細明體" w:eastAsia="新細明體"/>
-          <w:b w:val="0"/>
-          <w:sz w:val="24"/>
-        </w:rPr>
-        <w:t>主旨：貴機關及所屬機關110年度之採購，由中小企業承包或分包之目標金額比率，調整為45％，請查照。</w:t>
-      </w:r>
-    </w:p>
-    <w:p>
-      <w:pPr>
-        <w:pStyle w:val="a9"/>
-        <w:ind w:left="720" w:hanging="720"/>
-        <w:jc w:val="both"/>
-      </w:pPr>
-      <w:r>
-        <w:rPr>
-          <w:rFonts w:ascii="新細明體" w:hAnsi="新細明體" w:eastAsia="新細明體"/>
-          <w:b w:val="0"/>
-          <w:sz w:val="24"/>
-        </w:rPr>
-        <w:t>說明：</w:t>
-      </w:r>
-    </w:p>
-    <w:p>
-      <w:pPr>
-        <w:pStyle w:val="a9"/>
-        <w:ind w:left="720" w:hanging="480"/>
-        <w:jc w:val="both"/>
-      </w:pPr>
-      <w:r>
-        <w:rPr>
-          <w:rFonts w:ascii="新細明體" w:hAnsi="新細明體" w:eastAsia="新細明體"/>
-          <w:b w:val="0"/>
-          <w:sz w:val="24"/>
-        </w:rPr>
-        <w:t>一、依據政府採購法第97條及扶助中小企業參與政府採購辦法第4條第1項規定辦理。</w:t>
-      </w:r>
-    </w:p>
-    <w:p>
-      <w:pPr>
-        <w:pStyle w:val="a9"/>
-        <w:ind w:left="720" w:hanging="480"/>
-        <w:jc w:val="both"/>
-      </w:pPr>
-      <w:r>
-        <w:rPr>
-          <w:rFonts w:ascii="新細明體" w:hAnsi="新細明體" w:eastAsia="新細明體"/>
-          <w:b w:val="0"/>
-          <w:sz w:val="24"/>
-        </w:rPr>
-        <w:t>二、旨揭目標金額比率，業經會商各機關，並獲經濟部110年3月4日經授企字第11000542140號函同意。</w:t>
-      </w:r>
-    </w:p>
-    <w:p/>
-    <w:p>
-      <w:pPr>
-        <w:pStyle w:val="a9"/>
-        <w:ind w:left="720" w:hanging="720"/>
-        <w:jc w:val="both"/>
-      </w:pPr>
-      <w:r>
-        <w:rPr>
-          <w:rFonts w:ascii="微軟正黑體" w:hAnsi="微軟正黑體" w:eastAsia="微軟正黑體"/>
-          <w:b/>
-          <w:sz w:val="24"/>
-        </w:rPr>
-        <w:t>行政院公共工程委員會111年04月25日工程企字第1110100282號函</w:t>
-      </w:r>
-    </w:p>
-    <w:p>
-      <w:pPr>
-        <w:pStyle w:val="a9"/>
-        <w:ind w:left="720" w:hanging="720"/>
-        <w:jc w:val="both"/>
-      </w:pPr>
-      <w:r>
-        <w:rPr>
-          <w:rFonts w:ascii="新細明體" w:hAnsi="新細明體" w:eastAsia="新細明體"/>
-          <w:b w:val="0"/>
-          <w:sz w:val="24"/>
-        </w:rPr>
-        <w:t>主旨：貴機關及所屬機關111年度之採購，由中小企業承包或分包之目標金額比率，維持與110年度相同之45％，請查照。</w:t>
-      </w:r>
-    </w:p>
-    <w:p>
-      <w:pPr>
-        <w:pStyle w:val="a9"/>
-        <w:ind w:left="720" w:hanging="720"/>
-        <w:jc w:val="both"/>
-      </w:pPr>
-      <w:r>
-        <w:rPr>
-          <w:rFonts w:ascii="新細明體" w:hAnsi="新細明體" w:eastAsia="新細明體"/>
-          <w:b w:val="0"/>
-          <w:sz w:val="24"/>
-        </w:rPr>
-        <w:t>說明：</w:t>
-      </w:r>
-    </w:p>
-    <w:p>
-      <w:pPr>
-        <w:pStyle w:val="a9"/>
-        <w:ind w:left="720" w:hanging="480"/>
-        <w:jc w:val="both"/>
-      </w:pPr>
-      <w:r>
-        <w:rPr>
-          <w:rFonts w:ascii="新細明體" w:hAnsi="新細明體" w:eastAsia="新細明體"/>
-          <w:b w:val="0"/>
-          <w:sz w:val="24"/>
-        </w:rPr>
-        <w:t>一、依據政府採購法第97條及扶助中小企業參與政府採購辦法第4條第1項規定辦理。</w:t>
-      </w:r>
-    </w:p>
-    <w:p>
-      <w:pPr>
-        <w:pStyle w:val="a9"/>
-        <w:ind w:left="720" w:hanging="480"/>
-        <w:jc w:val="both"/>
-      </w:pPr>
-      <w:r>
-        <w:rPr>
-          <w:rFonts w:ascii="新細明體" w:hAnsi="新細明體" w:eastAsia="新細明體"/>
-          <w:b w:val="0"/>
-          <w:sz w:val="24"/>
-        </w:rPr>
-        <w:t>二、旨揭目標金額比率，業經會商各機關，並獲經濟部111年3月29日經授企字第11100556800號函同意。</w:t>
-      </w:r>
-    </w:p>
-    <w:p/>
-    <w:p>
-      <w:pPr>
-        <w:pStyle w:val="a9"/>
-        <w:ind w:left="720" w:hanging="720"/>
-        <w:jc w:val="both"/>
-      </w:pPr>
-      <w:r>
-        <w:rPr>
-          <w:rFonts w:ascii="微軟正黑體" w:hAnsi="微軟正黑體" w:eastAsia="微軟正黑體"/>
-          <w:b/>
-          <w:sz w:val="24"/>
-        </w:rPr>
-        <w:t>行政院公共工程委員會111年06月16日工程企字字第1110100259號函</w:t>
-      </w:r>
-    </w:p>
-    <w:p>
-      <w:pPr>
-        <w:pStyle w:val="a9"/>
-        <w:ind w:left="720" w:hanging="720"/>
-        <w:jc w:val="both"/>
-      </w:pPr>
-      <w:r>
-        <w:rPr>
-          <w:rFonts w:ascii="新細明體" w:hAnsi="新細明體" w:eastAsia="新細明體"/>
-          <w:b w:val="0"/>
-          <w:sz w:val="24"/>
-        </w:rPr>
-        <w:t>主旨：檢送各機關110年度之採購由中小企業承包或分包之金額比率統計表乙份，請查照。</w:t>
-      </w:r>
-    </w:p>
-    <w:p>
-      <w:pPr>
-        <w:pStyle w:val="a9"/>
-        <w:ind w:left="720" w:hanging="720"/>
-        <w:jc w:val="both"/>
-      </w:pPr>
-      <w:r>
-        <w:rPr>
-          <w:rFonts w:ascii="新細明體" w:hAnsi="新細明體" w:eastAsia="新細明體"/>
-          <w:b w:val="0"/>
-          <w:sz w:val="24"/>
-        </w:rPr>
-        <w:t>說明：依據扶助中小企業參與政府採購辦法第9條規定辦理。</w:t>
-      </w:r>
-    </w:p>
-    <w:p/>
-    <w:p>
-      <w:pPr>
-        <w:pStyle w:val="a9"/>
-        <w:ind w:left="720" w:hanging="720"/>
-        <w:jc w:val="both"/>
-      </w:pPr>
-      <w:r>
-        <w:rPr>
-          <w:rFonts w:ascii="微軟正黑體" w:hAnsi="微軟正黑體" w:eastAsia="微軟正黑體"/>
-          <w:b/>
-          <w:sz w:val="24"/>
-        </w:rPr>
-        <w:t>行政院公共工程委員會112年05月04日工程企字第1120006685號函</w:t>
-      </w:r>
-    </w:p>
-    <w:p>
-      <w:pPr>
-        <w:pStyle w:val="a9"/>
-        <w:ind w:left="720" w:hanging="720"/>
-        <w:jc w:val="both"/>
-      </w:pPr>
-      <w:r>
-        <w:rPr>
-          <w:rFonts w:ascii="新細明體" w:hAnsi="新細明體" w:eastAsia="新細明體"/>
-          <w:b w:val="0"/>
-          <w:sz w:val="24"/>
-        </w:rPr>
-        <w:t>主旨：貴機關及所屬機關112年度之採購，由中小企業承包或分包之目標金額比率，調整為50％，請查照。</w:t>
-      </w:r>
-    </w:p>
-    <w:p>
-      <w:pPr>
-        <w:pStyle w:val="a9"/>
-        <w:ind w:left="720" w:hanging="720"/>
-        <w:jc w:val="both"/>
-      </w:pPr>
-      <w:r>
-        <w:rPr>
-          <w:rFonts w:ascii="新細明體" w:hAnsi="新細明體" w:eastAsia="新細明體"/>
-          <w:b w:val="0"/>
-          <w:sz w:val="24"/>
-        </w:rPr>
-        <w:t>說明：</w:t>
-      </w:r>
-    </w:p>
-    <w:p>
-      <w:pPr>
-        <w:pStyle w:val="a9"/>
-        <w:ind w:left="720" w:hanging="480"/>
-        <w:jc w:val="both"/>
-      </w:pPr>
-      <w:r>
-        <w:rPr>
-          <w:rFonts w:ascii="新細明體" w:hAnsi="新細明體" w:eastAsia="新細明體"/>
-          <w:b w:val="0"/>
-          <w:sz w:val="24"/>
-        </w:rPr>
-        <w:t>一、依據政府採購法第97條及扶助中小企業參與政府採購辦法第4條第1項規定辦理。</w:t>
-      </w:r>
-    </w:p>
-    <w:p>
-      <w:pPr>
-        <w:pStyle w:val="a9"/>
-        <w:ind w:left="720" w:hanging="480"/>
-        <w:jc w:val="both"/>
-      </w:pPr>
-      <w:r>
-        <w:rPr>
-          <w:rFonts w:ascii="新細明體" w:hAnsi="新細明體" w:eastAsia="新細明體"/>
-          <w:b w:val="0"/>
-          <w:sz w:val="24"/>
-        </w:rPr>
-        <w:t>二、旨揭目標金額比率，業經會商各機關，並獲經濟部112年3月23日經授企字第11200558640號函同意。</w:t>
-      </w:r>
-    </w:p>
-    <w:p/>
-    <w:p>
-      <w:pPr>
-        <w:pStyle w:val="a9"/>
-        <w:ind w:left="720" w:hanging="720"/>
-        <w:jc w:val="both"/>
-      </w:pPr>
-      <w:r>
-        <w:rPr>
-          <w:rFonts w:ascii="微軟正黑體" w:hAnsi="微軟正黑體" w:eastAsia="微軟正黑體"/>
-          <w:b/>
-          <w:sz w:val="24"/>
-        </w:rPr>
-        <w:t>行政院公共工程委員會112年05月04日工程企字第1120009857號函</w:t>
-      </w:r>
-    </w:p>
-    <w:p>
-      <w:pPr>
-        <w:pStyle w:val="a9"/>
-        <w:ind w:left="720" w:hanging="720"/>
-        <w:jc w:val="both"/>
-      </w:pPr>
-      <w:r>
-        <w:rPr>
-          <w:rFonts w:ascii="新細明體" w:hAnsi="新細明體" w:eastAsia="新細明體"/>
-          <w:b w:val="0"/>
-          <w:sz w:val="24"/>
-        </w:rPr>
-        <w:t>主旨：檢送各機關111年度之採購由中小企業承包或分包之金額比率統計表乙份，請查照。</w:t>
-      </w:r>
-    </w:p>
-    <w:p>
-      <w:pPr>
-        <w:pStyle w:val="a9"/>
-        <w:ind w:left="720" w:hanging="720"/>
-        <w:jc w:val="both"/>
-      </w:pPr>
-      <w:r>
-        <w:rPr>
-          <w:rFonts w:ascii="新細明體" w:hAnsi="新細明體" w:eastAsia="新細明體"/>
-          <w:b w:val="0"/>
-          <w:sz w:val="24"/>
-        </w:rPr>
-        <w:t>說明：依據扶助中小企業參與政府採購辦法第9條規定辦理。</w:t>
-      </w:r>
-    </w:p>
-    <w:p/>
-    <w:p>
-      <w:pPr>
-        <w:pStyle w:val="a9"/>
-        <w:ind w:left="720" w:hanging="720"/>
-        <w:jc w:val="both"/>
-      </w:pPr>
-      <w:r>
-        <w:rPr>
-          <w:rFonts w:ascii="微軟正黑體" w:hAnsi="微軟正黑體" w:eastAsia="微軟正黑體"/>
-          <w:b/>
-          <w:sz w:val="24"/>
-        </w:rPr>
-        <w:t>行政院公共工程委員會113年04月30日工程企字第1130100188號函</w:t>
-      </w:r>
-    </w:p>
-    <w:p>
-      <w:pPr>
-        <w:pStyle w:val="a9"/>
-        <w:ind w:left="720" w:hanging="720"/>
-        <w:jc w:val="both"/>
-      </w:pPr>
-      <w:r>
-        <w:rPr>
-          <w:rFonts w:ascii="新細明體" w:hAnsi="新細明體" w:eastAsia="新細明體"/>
-          <w:b w:val="0"/>
-          <w:sz w:val="24"/>
-        </w:rPr>
-        <w:t>主旨：貴機關及所屬機關113年度之採購，由中小企業承包或分包之目標金額比率為50％，請查照。</w:t>
-      </w:r>
-    </w:p>
-    <w:p>
-      <w:pPr>
-        <w:pStyle w:val="a9"/>
-        <w:ind w:left="720" w:hanging="720"/>
-        <w:jc w:val="both"/>
-      </w:pPr>
-      <w:r>
-        <w:rPr>
-          <w:rFonts w:ascii="新細明體" w:hAnsi="新細明體" w:eastAsia="新細明體"/>
-          <w:b w:val="0"/>
-          <w:sz w:val="24"/>
-        </w:rPr>
-        <w:t>說明：</w:t>
-      </w:r>
-    </w:p>
-    <w:p>
-      <w:pPr>
-        <w:pStyle w:val="a9"/>
-        <w:ind w:left="720" w:hanging="480"/>
-        <w:jc w:val="both"/>
-      </w:pPr>
-      <w:r>
-        <w:rPr>
-          <w:rFonts w:ascii="新細明體" w:hAnsi="新細明體" w:eastAsia="新細明體"/>
-          <w:b w:val="0"/>
-          <w:sz w:val="24"/>
-        </w:rPr>
-        <w:t>一、依據政府採購法第97條及扶助中小企業參與政府採購辦法第4條第1項規定辦理。</w:t>
-      </w:r>
-    </w:p>
-    <w:p>
-      <w:pPr>
-        <w:pStyle w:val="a9"/>
-        <w:ind w:left="720" w:hanging="480"/>
-        <w:jc w:val="both"/>
-      </w:pPr>
-      <w:r>
-        <w:rPr>
-          <w:rFonts w:ascii="新細明體" w:hAnsi="新細明體" w:eastAsia="新細明體"/>
-          <w:b w:val="0"/>
-          <w:sz w:val="24"/>
-        </w:rPr>
+        <w:br/>
         <w:t>二、旨揭目標金額比率，業經會商各機關，並獲經濟部113年3月21日經授企字第11300560520號函同意。</w:t>
       </w:r>
     </w:p>
@@ -41342,51 +40573,99 @@
           <w:sz w:val="24"/>
         </w:rPr>
         <w:t>主旨：檢送「河道搶險搶通復舊及有價土石處理原則」乙份，請查照並轉知所屬（轄）機關。</w:t>
-      </w:r>
-    </w:p>
-    <w:p>
-      <w:pPr>
-        <w:pStyle w:val="a9"/>
-        <w:ind w:left="720" w:hanging="720"/>
-        <w:jc w:val="both"/>
-      </w:pPr>
-      <w:r>
-        <w:rPr>
-          <w:rFonts w:ascii="新細明體" w:hAnsi="新細明體" w:eastAsia="新細明體"/>
-          <w:b w:val="0"/>
-          <w:sz w:val="24"/>
-        </w:rPr>
-        <w:t>說明：河道搶險搶通復舊及有價土石處理原則</w:t>
-      </w:r>
-    </w:p>
-    <w:p>
-      <w:pPr>
-        <w:pStyle w:val="a9"/>
-        <w:ind w:left="720" w:hanging="480"/>
-        <w:jc w:val="both"/>
-      </w:pPr>
-      <w:r>
-        <w:rPr>
-          <w:rFonts w:ascii="新細明體" w:hAnsi="新細明體" w:eastAsia="新細明體"/>
-          <w:b w:val="0"/>
-          <w:sz w:val="24"/>
-        </w:rPr>
+        <w:br/>
+        <w:t>河道搶險搶通復舊及有價土石處理原則</w:t>
+        <w:br/>
         <w:t>一、為利機關辦理河道搶險、搶通、復舊與後續作業及處理所產生之土石，並釐清相關權責，特訂定本處理原則。</w:t>
-      </w:r>
-    </w:p>
-    <w:p>
-      <w:pPr>
-        <w:pStyle w:val="a9"/>
-        <w:ind w:left="720" w:hanging="480"/>
-        <w:jc w:val="both"/>
-      </w:pPr>
-      <w:r>
-        <w:rPr>
-          <w:rFonts w:ascii="新細明體" w:hAnsi="新細明體" w:eastAsia="新細明體"/>
-          <w:b w:val="0"/>
-          <w:sz w:val="24"/>
-        </w:rPr>
+        <w:br/>
         <w:t>二、河道之搶險或搶通辦理機關及其權責如下：</w:t>
+        <w:br/>
+        <w:t>（一）位於中央管河川且屬河川管理機關與水土保持法主管機關訂定治理界點(以下簡稱治理界點)下游，或位於縣(市)管河川且非屬水土保持、林業經營範圍者，依河川管理辦法第四條第一項規定，由縣(市)政府辦理。</w:t>
+        <w:br/>
+        <w:t>（二）位於中央管河川且屬治理界點上游，或位於縣(市)管河川之水土保持、林業經營範圍者，於土石流災害發生或有發生之虞時，應由地方政府於第一時間即時辦理；如災害受創嚴重而無法因應處理，得向行政院農業委員會提出支援請求，由該會依「行政院農業委員會支援地方政府因應土石流災害處理協助項目及程序規定」辦理，或由該會主動派員協助。搶險、搶通工作完成後所產生之堆置土石，由縣(市)政府儘速處理。</w:t>
+        <w:br/>
+        <w:t>三、河道復舊及後續作業辦理機關及其權責如下：</w:t>
+        <w:br/>
+        <w:t>（一）位於中央管河川之治理界點下游，或位於縣(市)管河川且非屬水土保持、林業經營範圍者，應由河川管理機關本於權責辦理疏濬清除淤積土石，以增加排洪斷面，避免影響河川安全。</w:t>
+        <w:br/>
+        <w:t>（二）位於中央管河川且屬治理界點上游，或位於縣(市)管河川之水土保持、林業經營範圍者，分別由水土保持法、森林法之主管機關辦理水土保持或治山防災工作。</w:t>
+        <w:br/>
+        <w:t>四、行政院農業委員會水土保持局及林務局依第二點第(二)款辦理而需核付費用予鄉(鎮、市、區)公所者，於辦理相關會勘時，應同時邀請該會勘地點所在地之縣(市)政府派員參加。</w:t>
+        <w:br/>
+        <w:t>五、中央管河川治理界點下游之搶險，縣(市)政府或鄉(鎮、市、區)公所要求中央協助者，經濟部水利署得依地方政府之申請核給補助經費，或視實際需要逕予處理。</w:t>
+        <w:br/>
+        <w:t>六、機關辦理河道搶險、搶通、復舊與後續處理所產生土石之處理方式如下：</w:t>
+        <w:br/>
+        <w:t>（一）為爭取處理時效而需依政府採購法第一百零五條規定緊急處置者，以工程採購與有價土石標售分開辦理為原則。</w:t>
+        <w:br/>
+        <w:t>（二）將工程採購與有價土石標售以合併招標方式辦理者，應區分工程支出及有價土石標售收入，並分別編列預算書；採購金額之計算應依政府採購法施行細則第六條第九款規定認定；決標原則得採用收入與支出之差值對機關最佳者辦理。</w:t>
+        <w:br/>
+        <w:t>（三）機關就有價土石標售之收入，應依預算法相關規定辦理繳庫，不得扣抵、挪移或墊用。</w:t>
+        <w:br/>
+        <w:t>（四）工程主辦機關對於辦理河道搶險、搶通、復舊與後續處理所產生之土石，如需堆置者，應依相關規定覓妥適當堆置場地，不得影響排洪。各地方政府於平時即應覓妥適當堆置場地，避免臨時無處堆置。</w:t>
+        <w:br/>
+        <w:t>七、河道淤積土石無立即安全影響者，得由河川管理機關依河川管理辦法第四十一條及「經濟部水利署辦理中央管河川土石可採區規劃公告及管理作業要點」相關規定，規劃公告可採區後，依土石採取法及河川管理辦法等相關規定，受理民眾申請許可採取土石。</w:t>
+      </w:r>
+    </w:p>
+    <w:p/>
+    <w:p>
+      <w:pPr>
+        <w:pStyle w:val="a9"/>
+        <w:ind w:left="720" w:hanging="720"/>
+        <w:jc w:val="both"/>
+      </w:pPr>
+      <w:r>
+        <w:rPr>
+          <w:rFonts w:ascii="微軟正黑體" w:hAnsi="微軟正黑體" w:eastAsia="微軟正黑體"/>
+          <w:b/>
+          <w:sz w:val="24"/>
+        </w:rPr>
+        <w:t>行政院公共工程委員會95年07月28日工程管字第09500284290號函</w:t>
+      </w:r>
+    </w:p>
+    <w:p>
+      <w:pPr>
+        <w:pStyle w:val="a9"/>
+        <w:ind w:left="720" w:hanging="720"/>
+        <w:jc w:val="both"/>
+      </w:pPr>
+      <w:r>
+        <w:rPr>
+          <w:rFonts w:ascii="新細明體" w:hAnsi="新細明體" w:eastAsia="新細明體"/>
+          <w:b w:val="0"/>
+          <w:sz w:val="24"/>
+        </w:rPr>
+        <w:t>主旨：為促進公共工程土石方資源之有效利用，減少土石方運送作業對交通環境之衝擊及相關經費支出，請依說明辦理，並轉知所屬（轄）機關。</w:t>
+      </w:r>
+    </w:p>
+    <w:p>
+      <w:pPr>
+        <w:pStyle w:val="a9"/>
+        <w:ind w:left="720" w:hanging="720"/>
+        <w:jc w:val="both"/>
+      </w:pPr>
+      <w:r>
+        <w:rPr>
+          <w:rFonts w:ascii="新細明體" w:hAnsi="新細明體" w:eastAsia="新細明體"/>
+          <w:b w:val="0"/>
+          <w:sz w:val="24"/>
+        </w:rPr>
+        <w:t>說明：</w:t>
+      </w:r>
+    </w:p>
+    <w:p>
+      <w:pPr>
+        <w:pStyle w:val="a9"/>
+        <w:ind w:left="720" w:hanging="480"/>
+        <w:jc w:val="both"/>
+      </w:pPr>
+      <w:r>
+        <w:rPr>
+          <w:rFonts w:ascii="新細明體" w:hAnsi="新細明體" w:eastAsia="新細明體"/>
+          <w:b w:val="0"/>
+          <w:sz w:val="24"/>
+        </w:rPr>
+        <w:t>一、土石方部分：</w:t>
       </w:r>
     </w:p>
     <w:p>
@@ -41401,7 +40680,37 @@
           <w:b w:val="0"/>
           <w:sz w:val="24"/>
         </w:rPr>
-        <w:t>（一）位於中央管河川且屬河川管理機關與水土保持法主管機關訂定治理界點(以下簡稱治理界點)下游，或位於縣(市)管河川且非屬水土保持、林業經營範圍者，依河川管理辦法第四條第一項規定，由縣(市)政府辦理。</w:t>
+        <w:t>（一）規劃階段：</w:t>
+      </w:r>
+    </w:p>
+    <w:p>
+      <w:pPr>
+        <w:pStyle w:val="a9"/>
+        <w:ind w:left="1225" w:hanging="397"/>
+        <w:jc w:val="both"/>
+      </w:pPr>
+      <w:r>
+        <w:rPr>
+          <w:rFonts w:ascii="新細明體" w:hAnsi="新細明體" w:eastAsia="新細明體"/>
+          <w:b w:val="0"/>
+          <w:sz w:val="24"/>
+        </w:rPr>
+        <w:t>1.公共工程各標案應先力求土石方之自我平衡，復就不足部分檢討同一計畫內標案間土石方之相互平衡；如經客觀檢討仍無法達成平衡，則應掌握其他公共工程（含尚未施工之公共工程）之土石方供需資訊，以規劃可行之棄土、借土專區。</w:t>
+      </w:r>
+    </w:p>
+    <w:p>
+      <w:pPr>
+        <w:pStyle w:val="a9"/>
+        <w:ind w:left="1225" w:hanging="397"/>
+        <w:jc w:val="both"/>
+      </w:pPr>
+      <w:r>
+        <w:rPr>
+          <w:rFonts w:ascii="新細明體" w:hAnsi="新細明體" w:eastAsia="新細明體"/>
+          <w:b w:val="0"/>
+          <w:sz w:val="24"/>
+        </w:rPr>
+        <w:t>2.請依本會95年5月9日工程管字第09500171110號函（如附件）於審議通過後，依「公共工程及公有建築工程營建剩餘土石方交換利用作業要點」上網申報土石方交換資訊。</w:t>
       </w:r>
     </w:p>
     <w:p>
@@ -41416,248 +40725,7 @@
           <w:b w:val="0"/>
           <w:sz w:val="24"/>
         </w:rPr>
-        <w:t>（二）位於中央管河川且屬治理界點上游，或位於縣(市)管河川之水土保持、林業經營範圍者，於土石流災害發生或有發生之虞時，應由地方政府於第一時間即時辦理；如災害受創嚴重而無法因應處理，得向行政院農業委員會提出支援請求，由該會依「行政院農業委員會支援地方政府因應土石流災害處理協助項目及程序規定」辦理，或由該會主動派員協助。搶險、搶通工作完成後所產生之堆置土石，由縣(市)政府儘速處理。</w:t>
-      </w:r>
-    </w:p>
-    <w:p>
-      <w:pPr>
-        <w:pStyle w:val="a9"/>
-        <w:ind w:left="720" w:hanging="480"/>
-        <w:jc w:val="both"/>
-      </w:pPr>
-      <w:r>
-        <w:rPr>
-          <w:rFonts w:ascii="新細明體" w:hAnsi="新細明體" w:eastAsia="新細明體"/>
-          <w:b w:val="0"/>
-          <w:sz w:val="24"/>
-        </w:rPr>
-        <w:t>三、河道復舊及後續作業辦理機關及其權責如下：</w:t>
-      </w:r>
-    </w:p>
-    <w:p>
-      <w:pPr>
-        <w:pStyle w:val="a9"/>
-        <w:ind w:left="964" w:hanging="680"/>
-        <w:jc w:val="both"/>
-      </w:pPr>
-      <w:r>
-        <w:rPr>
-          <w:rFonts w:ascii="新細明體" w:hAnsi="新細明體" w:eastAsia="新細明體"/>
-          <w:b w:val="0"/>
-          <w:sz w:val="24"/>
-        </w:rPr>
-        <w:t>（一）位於中央管河川之治理界點下游，或位於縣(市)管河川且非屬水土保持、林業經營範圍者，應由河川管理機關本於權責辦理疏濬清除淤積土石，以增加排洪斷面，避免影響河川安全。</w:t>
-      </w:r>
-    </w:p>
-    <w:p>
-      <w:pPr>
-        <w:pStyle w:val="a9"/>
-        <w:ind w:left="964" w:hanging="680"/>
-        <w:jc w:val="both"/>
-      </w:pPr>
-      <w:r>
-        <w:rPr>
-          <w:rFonts w:ascii="新細明體" w:hAnsi="新細明體" w:eastAsia="新細明體"/>
-          <w:b w:val="0"/>
-          <w:sz w:val="24"/>
-        </w:rPr>
-        <w:t>（二）位於中央管河川且屬治理界點上游，或位於縣(市)管河川之水土保持、林業經營範圍者，分別由水土保持法、森林法之主管機關辦理水土保持或治山防災工作。</w:t>
-      </w:r>
-    </w:p>
-    <w:p>
-      <w:pPr>
-        <w:pStyle w:val="a9"/>
-        <w:ind w:left="720" w:hanging="480"/>
-        <w:jc w:val="both"/>
-      </w:pPr>
-      <w:r>
-        <w:rPr>
-          <w:rFonts w:ascii="新細明體" w:hAnsi="新細明體" w:eastAsia="新細明體"/>
-          <w:b w:val="0"/>
-          <w:sz w:val="24"/>
-        </w:rPr>
-        <w:t>四、行政院農業委員會水土保持局及林務局依第二點第(二)款辦理而需核付費用予鄉(鎮、市、區)公所者，於辦理相關會勘時，應同時邀請該會勘地點所在地之縣(市)政府派員參加。</w:t>
-      </w:r>
-    </w:p>
-    <w:p>
-      <w:pPr>
-        <w:pStyle w:val="a9"/>
-        <w:ind w:left="720" w:hanging="480"/>
-        <w:jc w:val="both"/>
-      </w:pPr>
-      <w:r>
-        <w:rPr>
-          <w:rFonts w:ascii="新細明體" w:hAnsi="新細明體" w:eastAsia="新細明體"/>
-          <w:b w:val="0"/>
-          <w:sz w:val="24"/>
-        </w:rPr>
-        <w:t>五、中央管河川治理界點下游之搶險，縣(市)政府或鄉(鎮、市、區)公所要求中央協助者，經濟部水利署得依地方政府之申請核給補助經費，或視實際需要逕予處理。</w:t>
-      </w:r>
-    </w:p>
-    <w:p>
-      <w:pPr>
-        <w:pStyle w:val="a9"/>
-        <w:ind w:left="720" w:hanging="480"/>
-        <w:jc w:val="both"/>
-      </w:pPr>
-      <w:r>
-        <w:rPr>
-          <w:rFonts w:ascii="新細明體" w:hAnsi="新細明體" w:eastAsia="新細明體"/>
-          <w:b w:val="0"/>
-          <w:sz w:val="24"/>
-        </w:rPr>
-        <w:t>六、機關辦理河道搶險、搶通、復舊與後續處理所產生土石之處理方式如下：</w:t>
-      </w:r>
-    </w:p>
-    <w:p>
-      <w:pPr>
-        <w:pStyle w:val="a9"/>
-        <w:ind w:left="964" w:hanging="680"/>
-        <w:jc w:val="both"/>
-      </w:pPr>
-      <w:r>
-        <w:rPr>
-          <w:rFonts w:ascii="新細明體" w:hAnsi="新細明體" w:eastAsia="新細明體"/>
-          <w:b w:val="0"/>
-          <w:sz w:val="24"/>
-        </w:rPr>
-        <w:t>（一）為爭取處理時效而需依政府採購法第一百零五條規定緊急處置者，以工程採購與有價土石標售分開辦理為原則。</w:t>
-      </w:r>
-    </w:p>
-    <w:p>
-      <w:pPr>
-        <w:pStyle w:val="a9"/>
-        <w:ind w:left="964" w:hanging="680"/>
-        <w:jc w:val="both"/>
-      </w:pPr>
-      <w:r>
-        <w:rPr>
-          <w:rFonts w:ascii="新細明體" w:hAnsi="新細明體" w:eastAsia="新細明體"/>
-          <w:b w:val="0"/>
-          <w:sz w:val="24"/>
-        </w:rPr>
-        <w:t>（二）將工程採購與有價土石標售以合併招標方式辦理者，應區分工程支出及有價土石標售收入，並分別編列預算書；採購金額之計算應依政府採購法施行細則第六條第九款規定認定；決標原則得採用收入與支出之差值對機關最佳者辦理。</w:t>
-      </w:r>
-    </w:p>
-    <w:p>
-      <w:pPr>
-        <w:pStyle w:val="a9"/>
-        <w:ind w:left="964" w:hanging="680"/>
-        <w:jc w:val="both"/>
-      </w:pPr>
-      <w:r>
-        <w:rPr>
-          <w:rFonts w:ascii="新細明體" w:hAnsi="新細明體" w:eastAsia="新細明體"/>
-          <w:b w:val="0"/>
-          <w:sz w:val="24"/>
-        </w:rPr>
-        <w:t>（三）機關就有價土石標售之收入，應依預算法相關規定辦理繳庫，不得扣抵、挪移或墊用。</w:t>
-      </w:r>
-    </w:p>
-    <w:p>
-      <w:pPr>
-        <w:pStyle w:val="a9"/>
-        <w:ind w:left="964" w:hanging="680"/>
-        <w:jc w:val="both"/>
-      </w:pPr>
-      <w:r>
-        <w:rPr>
-          <w:rFonts w:ascii="新細明體" w:hAnsi="新細明體" w:eastAsia="新細明體"/>
-          <w:b w:val="0"/>
-          <w:sz w:val="24"/>
-        </w:rPr>
-        <w:t>（四）工程主辦機關對於辦理河道搶險、搶通、復舊與後續處理所產生之土石，如需堆置者，應依相關規定覓妥適當堆置場地，不得影響排洪。各地方政府於平時即應覓妥適當堆置場地，避免臨時無處堆置。</w:t>
-      </w:r>
-    </w:p>
-    <w:p>
-      <w:pPr>
-        <w:pStyle w:val="a9"/>
-        <w:ind w:left="720" w:hanging="480"/>
-        <w:jc w:val="both"/>
-      </w:pPr>
-      <w:r>
-        <w:rPr>
-          <w:rFonts w:ascii="新細明體" w:hAnsi="新細明體" w:eastAsia="新細明體"/>
-          <w:b w:val="0"/>
-          <w:sz w:val="24"/>
-        </w:rPr>
-        <w:t>七、河道淤積土石無立即安全影響者，得由河川管理機關依河川管理辦法第四十一條及「經濟部水利署辦理中央管河川土石可採區規劃公告及管理作業要點」相關規定，規劃公告可採區後，依土石採取法及河川管理辦法等相關規定，受理民眾申請許可採取土石。</w:t>
-      </w:r>
-    </w:p>
-    <w:p/>
-    <w:p>
-      <w:pPr>
-        <w:pStyle w:val="a9"/>
-        <w:ind w:left="720" w:hanging="720"/>
-        <w:jc w:val="both"/>
-      </w:pPr>
-      <w:r>
-        <w:rPr>
-          <w:rFonts w:ascii="微軟正黑體" w:hAnsi="微軟正黑體" w:eastAsia="微軟正黑體"/>
-          <w:b/>
-          <w:sz w:val="24"/>
-        </w:rPr>
-        <w:t>行政院公共工程委員會95年07月28日工程管字第09500284290號函</w:t>
-      </w:r>
-    </w:p>
-    <w:p>
-      <w:pPr>
-        <w:pStyle w:val="a9"/>
-        <w:ind w:left="720" w:hanging="720"/>
-        <w:jc w:val="both"/>
-      </w:pPr>
-      <w:r>
-        <w:rPr>
-          <w:rFonts w:ascii="新細明體" w:hAnsi="新細明體" w:eastAsia="新細明體"/>
-          <w:b w:val="0"/>
-          <w:sz w:val="24"/>
-        </w:rPr>
-        <w:t>主旨：為促進公共工程土石方資源之有效利用，減少土石方運送作業對交通環境之衝擊及相關經費支出，請依說明辦理，並轉知所屬（轄）機關。</w:t>
-      </w:r>
-    </w:p>
-    <w:p>
-      <w:pPr>
-        <w:pStyle w:val="a9"/>
-        <w:ind w:left="720" w:hanging="720"/>
-        <w:jc w:val="both"/>
-      </w:pPr>
-      <w:r>
-        <w:rPr>
-          <w:rFonts w:ascii="新細明體" w:hAnsi="新細明體" w:eastAsia="新細明體"/>
-          <w:b w:val="0"/>
-          <w:sz w:val="24"/>
-        </w:rPr>
-        <w:t>說明：</w:t>
-      </w:r>
-    </w:p>
-    <w:p>
-      <w:pPr>
-        <w:pStyle w:val="a9"/>
-        <w:ind w:left="720" w:hanging="480"/>
-        <w:jc w:val="both"/>
-      </w:pPr>
-      <w:r>
-        <w:rPr>
-          <w:rFonts w:ascii="新細明體" w:hAnsi="新細明體" w:eastAsia="新細明體"/>
-          <w:b w:val="0"/>
-          <w:sz w:val="24"/>
-        </w:rPr>
-        <w:t>一、土石方部分：</w:t>
-      </w:r>
-    </w:p>
-    <w:p>
-      <w:pPr>
-        <w:pStyle w:val="a9"/>
-        <w:ind w:left="964" w:hanging="680"/>
-        <w:jc w:val="both"/>
-      </w:pPr>
-      <w:r>
-        <w:rPr>
-          <w:rFonts w:ascii="新細明體" w:hAnsi="新細明體" w:eastAsia="新細明體"/>
-          <w:b w:val="0"/>
-          <w:sz w:val="24"/>
-        </w:rPr>
-        <w:t>（一）規劃階段：</w:t>
+        <w:t>（二）施工階段：</w:t>
       </w:r>
     </w:p>
     <w:p>
@@ -41672,7 +40740,7 @@
           <w:b w:val="0"/>
           <w:sz w:val="24"/>
         </w:rPr>
-        <w:t>1、公共工程各標案應先力求土石方之自我平衡，復就不足部分檢討同一計畫內標案間土石方之相互平衡；如經客觀檢討仍無法達成平衡，則應掌握其他公共工程（含尚未施工之公共工程）之土石方供需資訊，以規劃可行之棄土、借土專區。</w:t>
+        <w:t>1.公共工程土石方如經妥善規劃仍無法達成平衡，施工期間應依內政部營建署公共工程土石方交換機制作業，於減省政府整體支出經費、促進營建資源有效利用、不增加對交通環境影響之三項前提下，積極尋求與其他公共工程交換之機會，並請內政部營建署主動積極協調媒合。</w:t>
       </w:r>
     </w:p>
     <w:p>
@@ -41687,52 +40755,7 @@
           <w:b w:val="0"/>
           <w:sz w:val="24"/>
         </w:rPr>
-        <w:t>2、請依本會95年5月9日工程管字第09500171110號函（如附件）於審議通過後，依「公共工程及公有建築工程營建剩餘土石方交換利用作業要點」上網申報土石方交換資訊。</w:t>
-      </w:r>
-    </w:p>
-    <w:p>
-      <w:pPr>
-        <w:pStyle w:val="a9"/>
-        <w:ind w:left="964" w:hanging="680"/>
-        <w:jc w:val="both"/>
-      </w:pPr>
-      <w:r>
-        <w:rPr>
-          <w:rFonts w:ascii="新細明體" w:hAnsi="新細明體" w:eastAsia="新細明體"/>
-          <w:b w:val="0"/>
-          <w:sz w:val="24"/>
-        </w:rPr>
-        <w:t>（二）施工階段：</w:t>
-      </w:r>
-    </w:p>
-    <w:p>
-      <w:pPr>
-        <w:pStyle w:val="a9"/>
-        <w:ind w:left="1225" w:hanging="397"/>
-        <w:jc w:val="both"/>
-      </w:pPr>
-      <w:r>
-        <w:rPr>
-          <w:rFonts w:ascii="新細明體" w:hAnsi="新細明體" w:eastAsia="新細明體"/>
-          <w:b w:val="0"/>
-          <w:sz w:val="24"/>
-        </w:rPr>
-        <w:t>1、公共工程土石方如經妥善規劃仍無法達成平衡，施工期間應依內政部營建署公共工程土石方交換機制作業，於減省政府整體支出經費、促進營建資源有效利用、不增加對交通環境影響之三項前提下，積極尋求與其他公共工程交換之機會，並請內政部營建署主動積極協調媒合。</w:t>
-      </w:r>
-    </w:p>
-    <w:p>
-      <w:pPr>
-        <w:pStyle w:val="a9"/>
-        <w:ind w:left="1225" w:hanging="397"/>
-        <w:jc w:val="both"/>
-      </w:pPr>
-      <w:r>
-        <w:rPr>
-          <w:rFonts w:ascii="新細明體" w:hAnsi="新細明體" w:eastAsia="新細明體"/>
-          <w:b w:val="0"/>
-          <w:sz w:val="24"/>
-        </w:rPr>
-        <w:t>2、經內政部營建署政策評估結果認定可減省政府整體支出經費、促進營建資源有效利用、不增加對交通環境影響者，本會同意認定符合政府採購法第64條規定之「公共利益」原則，被協調機關得據以報經上級機關核准後終止與剩餘土石方處理、清運有關之部分契約。</w:t>
+        <w:t>2.經內政部營建署政策評估結果認定可減省政府整體支出經費、促進營建資源有效利用、不增加對交通環境影響者，本會同意認定符合政府採購法第64條規定之「公共利益」原則，被協調機關得據以報經上級機關核准後終止與剩餘土石方處理、清運有關之部分契約。</w:t>
       </w:r>
     </w:p>
     <w:p>
@@ -41833,27 +40856,27 @@
         <w:br/>
         <w:t>（一）嘉義縣政府辦理之污水下水道工程：</w:t>
         <w:br/>
-        <w:t>1、污水處理廠新建工程，既已另案委託廠商辦理細部設計，非屬將設計與施工併同辦理採購之統包方式，即規劃設計已完成，本件無統包問題；且將來得標廠商施工時，施工圖說及規範明確，按圖施工即可，以最低標決標方式辦理應無困難，應採最低標方式辦理。</w:t>
+        <w:t>1.污水處理廠新建工程，既已另案委託廠商辦理細部設計，非屬將設計與施工併同辦理採購之統包方式，即規劃設計已完成，本件無統包問題；且將來得標廠商施工時，施工圖說及規範明確，按圖施工即可，以最低標決標方式辦理應無困難，應採最低標方式辦理。</w:t>
         <w:br/>
-        <w:t>2、將污水處理廠新建工程、管線工程及用戶接管工程合併辦理採購，因涉及不同專業廠商且標案金額過大，另仍須解決廠商間之施工界面問題，其是否能較分別辦理採購更有效率尚非無疑，建議嘉義縣政府審慎衡酌。</w:t>
+        <w:t>2.將污水處理廠新建工程、管線工程及用戶接管工程合併辦理採購，因涉及不同專業廠商且標案金額過大，另仍須解決廠商間之施工界面問題，其是否能較分別辦理採購更有效率尚非無疑，建議嘉義縣政府審慎衡酌。</w:t>
         <w:br/>
         <w:t>（二）污水處理廠新建工程、管線工程及用戶接管工程有無合併辦理採購之必要，應審酌下列情形就個案研判：</w:t>
         <w:br/>
-        <w:t>1、業界慣例(以符合專業廠商之執行能力)。</w:t>
+        <w:t>1.業界慣例(以符合專業廠商之執行能力)。</w:t>
         <w:br/>
-        <w:t>2、標案規模(市場接受程度及市場競爭情形)。</w:t>
+        <w:t>2.標案規模(市場接受程度及市場競爭情形)。</w:t>
         <w:br/>
-        <w:t>3、不同專業廠商間之整合能力。</w:t>
+        <w:t>3.不同專業廠商間之整合能力。</w:t>
         <w:br/>
-        <w:t>4、各系統建置期程間之配合。</w:t>
+        <w:t>4.各系統建置期程間之配合。</w:t>
         <w:br/>
         <w:t>（三）就各地方政府執行經驗而言：</w:t>
         <w:br/>
-        <w:t>1、污水處理廠新建工程單獨興建應無問題。</w:t>
+        <w:t>1.污水處理廠新建工程單獨興建應無問題。</w:t>
         <w:br/>
-        <w:t>2、管線工程部分應考量擴大其規模，以達經濟效益並降低總體價格。</w:t>
+        <w:t>2.管線工程部分應考量擴大其規模，以達經濟效益並降低總體價格。</w:t>
         <w:br/>
-        <w:t>3、至於用戶接管工程，應待污水處理廠新建工程及管線工程興建期程確定後，再為分標策略之規劃為宜。</w:t>
+        <w:t>3.至於用戶接管工程，應待污水處理廠新建工程及管線工程興建期程確定後，再為分標策略之規劃為宜。</w:t>
         <w:br/>
         <w:t>（四）上述污水處理廠新建工程、管線工程及用戶接管工程，經徵詢各地方政府之執行經驗，採最低標決標方式並無執行困難。</w:t>
         <w:br/>
@@ -43851,215 +42874,33 @@
           <w:sz w:val="24"/>
         </w:rPr>
         <w:t>主旨：為解決砂石及預拌混凝土供需遭遇問題及價格不合理上漲，以利公共工程順利推動，政府三管齊下，由源頭掌握料源供需，並查緝囤積、聯合哄抬不法行為，機關於必要時得採自行購料等採購策略因應措施，請查照並轉知所屬機關。</w:t>
-      </w:r>
-    </w:p>
-    <w:p>
-      <w:pPr>
-        <w:pStyle w:val="a9"/>
-        <w:ind w:left="720" w:hanging="720"/>
-        <w:jc w:val="both"/>
-      </w:pPr>
-      <w:r>
-        <w:rPr>
-          <w:rFonts w:ascii="新細明體" w:hAnsi="新細明體" w:eastAsia="新細明體"/>
-          <w:b w:val="0"/>
-          <w:sz w:val="24"/>
-        </w:rPr>
-        <w:t>說明：</w:t>
-      </w:r>
-    </w:p>
-    <w:p>
-      <w:pPr>
-        <w:pStyle w:val="a9"/>
-        <w:ind w:left="720" w:hanging="480"/>
-        <w:jc w:val="both"/>
-      </w:pPr>
-      <w:r>
-        <w:rPr>
-          <w:rFonts w:ascii="新細明體" w:hAnsi="新細明體" w:eastAsia="新細明體"/>
-          <w:b w:val="0"/>
-          <w:sz w:val="24"/>
-        </w:rPr>
+        <w:br/>
+        <w:t>說明：</w:t>
+        <w:br/>
         <w:t>一、依行政院108年3月15日召開「研商砂石相關事宜」會議及本會108年3月22日召開「預防砂石及預拌混凝土供需遭遇問題及價格不合理上漲之採購策略因應措施」會議結論辦理。</w:t>
-      </w:r>
-    </w:p>
-    <w:p>
-      <w:pPr>
-        <w:pStyle w:val="a9"/>
-        <w:ind w:left="720" w:hanging="480"/>
-        <w:jc w:val="both"/>
-      </w:pPr>
-      <w:r>
-        <w:rPr>
-          <w:rFonts w:ascii="新細明體" w:hAnsi="新細明體" w:eastAsia="新細明體"/>
-          <w:b w:val="0"/>
-          <w:sz w:val="24"/>
-        </w:rPr>
+        <w:br/>
         <w:t>二、目前砂石料源已可穩定供應，惟為預防砂石及預拌混凝土不合理漲價，機關於必要時得採行之採購策略因應措施，說明如下：</w:t>
-      </w:r>
-    </w:p>
-    <w:p>
-      <w:pPr>
-        <w:pStyle w:val="a9"/>
-        <w:ind w:left="964" w:hanging="680"/>
-        <w:jc w:val="both"/>
-      </w:pPr>
-      <w:r>
-        <w:rPr>
-          <w:rFonts w:ascii="新細明體" w:hAnsi="新細明體" w:eastAsia="新細明體"/>
-          <w:b w:val="0"/>
-          <w:sz w:val="24"/>
-        </w:rPr>
+        <w:br/>
         <w:t>（一）尚未招標或重行招標之工程採購案：機關得改變公共工程採購策略，採工料分別招標作業模式由機關自行購料，提供施工廠商施作。</w:t>
-      </w:r>
-    </w:p>
-    <w:p>
-      <w:pPr>
-        <w:pStyle w:val="a9"/>
-        <w:ind w:left="1225" w:hanging="397"/>
-        <w:jc w:val="both"/>
-      </w:pPr>
-      <w:r>
-        <w:rPr>
-          <w:rFonts w:ascii="新細明體" w:hAnsi="新細明體" w:eastAsia="新細明體"/>
-          <w:b w:val="0"/>
-          <w:sz w:val="24"/>
-        </w:rPr>
+        <w:br/>
         <w:t>１、工程採購案招標文件載明砂石及預拌混凝土由機關供應，不列入計價項目。</w:t>
-      </w:r>
-    </w:p>
-    <w:p>
-      <w:pPr>
-        <w:pStyle w:val="a9"/>
-        <w:ind w:left="1225" w:hanging="397"/>
-        <w:jc w:val="both"/>
-      </w:pPr>
-      <w:r>
-        <w:rPr>
-          <w:rFonts w:ascii="新細明體" w:hAnsi="新細明體" w:eastAsia="新細明體"/>
-          <w:b w:val="0"/>
-          <w:sz w:val="24"/>
-        </w:rPr>
+        <w:br/>
         <w:t>２、經濟部水利署訂定之「河川水庫疏濬採售分離土石申購作業規定」第3點第1款規定：「專案申購：指將河川疏濬土石販售總量，保留一定比例，優先提供重大公共工程主辦機關申購使用......」，機關如有採購需求，可向該署提出專案申購，提供工程施工廠商使用。政府採購法第105條第1項第3款公務機關間財物之取得規定，併請查察。</w:t>
-      </w:r>
-    </w:p>
-    <w:p>
-      <w:pPr>
-        <w:pStyle w:val="a9"/>
-        <w:ind w:left="1225" w:hanging="397"/>
-        <w:jc w:val="both"/>
-      </w:pPr>
-      <w:r>
-        <w:rPr>
-          <w:rFonts w:ascii="新細明體" w:hAnsi="新細明體" w:eastAsia="新細明體"/>
-          <w:b w:val="0"/>
-          <w:sz w:val="24"/>
-        </w:rPr>
+        <w:br/>
         <w:t>３、由機關自行辦理預拌混凝土採購，提供施工廠商使用。</w:t>
-      </w:r>
-    </w:p>
-    <w:p>
-      <w:pPr>
-        <w:pStyle w:val="a9"/>
-        <w:ind w:left="1225" w:hanging="397"/>
-        <w:jc w:val="both"/>
-      </w:pPr>
-      <w:r>
-        <w:rPr>
-          <w:rFonts w:ascii="新細明體" w:hAnsi="新細明體" w:eastAsia="新細明體"/>
-          <w:b w:val="0"/>
-          <w:sz w:val="24"/>
-        </w:rPr>
+        <w:br/>
         <w:t>４、為方便各機關購料，機關得整合共通需求辦理集中採購或簽訂預拌混凝土共同供應契約，採公開招標，複數決標，由訂購機關自行選擇預拌混凝土供應廠商，依契約提供予各工程施工廠商使用。</w:t>
-      </w:r>
-    </w:p>
-    <w:p>
-      <w:pPr>
-        <w:pStyle w:val="a9"/>
-        <w:ind w:left="1225" w:hanging="397"/>
-        <w:jc w:val="both"/>
-      </w:pPr>
-      <w:r>
-        <w:rPr>
-          <w:rFonts w:ascii="新細明體" w:hAnsi="新細明體" w:eastAsia="新細明體"/>
-          <w:b w:val="0"/>
-          <w:sz w:val="24"/>
-        </w:rPr>
+        <w:br/>
         <w:t>５、為確保預拌混凝土品質，機關於契約訂明預拌混凝土規範，並於履約過程中辦理分段查驗或駐廠監督依約履行，由機關(含發料單位)或監造單位會同立約商辦理抽驗，送交符合CNS 17025規定之實驗室辦理檢驗，並出具檢驗報告。</w:t>
-      </w:r>
-    </w:p>
-    <w:p>
-      <w:pPr>
-        <w:pStyle w:val="a9"/>
-        <w:ind w:left="964" w:hanging="680"/>
-        <w:jc w:val="both"/>
-      </w:pPr>
-      <w:r>
-        <w:rPr>
-          <w:rFonts w:ascii="新細明體" w:hAnsi="新細明體" w:eastAsia="新細明體"/>
-          <w:b w:val="0"/>
-          <w:sz w:val="24"/>
-        </w:rPr>
+        <w:br/>
         <w:t>（二）在建工程採購案：</w:t>
-      </w:r>
-    </w:p>
-    <w:p>
-      <w:pPr>
-        <w:pStyle w:val="a9"/>
-        <w:ind w:left="1225" w:hanging="397"/>
-        <w:jc w:val="both"/>
-      </w:pPr>
-      <w:r>
-        <w:rPr>
-          <w:rFonts w:ascii="新細明體" w:hAnsi="新細明體" w:eastAsia="新細明體"/>
-          <w:b w:val="0"/>
-          <w:sz w:val="24"/>
-        </w:rPr>
+        <w:br/>
         <w:t>１、廠商履約中如有因砂石及預拌混凝土漲價影響而無法施作之情形，機關得與廠商合意辦理契約變更，改由機關採購砂石及預拌混凝土供應廠商施作。具體作法同二(一)。</w:t>
-      </w:r>
-    </w:p>
-    <w:p>
-      <w:pPr>
-        <w:pStyle w:val="a9"/>
-        <w:ind w:left="1225" w:hanging="397"/>
-        <w:jc w:val="both"/>
-      </w:pPr>
-      <w:r>
-        <w:rPr>
-          <w:rFonts w:ascii="新細明體" w:hAnsi="新細明體" w:eastAsia="新細明體"/>
-          <w:b w:val="0"/>
-          <w:sz w:val="24"/>
-        </w:rPr>
+        <w:br/>
         <w:t>２、各機關履約中之政府採購案件，因不可抗力或不可歸責於契約當事人之事由，致廠商未能依契約所定期限履行者，得依個案契約約定及廠商申請之事實及理由，辦理延長履約期限相關事宜。本會108年1月22日工程企字第1080100081號函，併請查察。</w:t>
-      </w:r>
-    </w:p>
-    <w:p>
-      <w:pPr>
-        <w:pStyle w:val="a9"/>
-        <w:ind w:left="964" w:hanging="680"/>
-        <w:jc w:val="both"/>
-      </w:pPr>
-      <w:r>
-        <w:rPr>
-          <w:rFonts w:ascii="新細明體" w:hAnsi="新細明體" w:eastAsia="新細明體"/>
-          <w:b w:val="0"/>
-          <w:sz w:val="24"/>
-        </w:rPr>
+        <w:br/>
         <w:t>（三）允許廠商於公共工程工地設置工地型預拌混凝土設備：查「公共工程工地型預拌混凝土設備設置及拆除管理要點」第3點第2項，機關除符合工地附近二十公里運距內無足夠合法預拌混凝土廠或其產品無法滿足工程之需求外，不得允許廠商於公共工程工地設置工地型預拌混凝土設備。故如砂石短缺致混凝土廠無法供應材料，屬後段其產品無法滿足工程需要，可依規定設置工地型預拌混凝土設備。機關可視個案實際情形，依契約約定及該條規定辦理。</w:t>
-      </w:r>
-    </w:p>
-    <w:p>
-      <w:pPr>
-        <w:pStyle w:val="a9"/>
-        <w:ind w:left="720" w:hanging="480"/>
-        <w:jc w:val="both"/>
-      </w:pPr>
-      <w:r>
-        <w:rPr>
-          <w:rFonts w:ascii="新細明體" w:hAnsi="新細明體" w:eastAsia="新細明體"/>
-          <w:b w:val="0"/>
-          <w:sz w:val="24"/>
-        </w:rPr>
+        <w:br/>
         <w:t>三、另砂石屬營建工程之重要料源，為減省砂石新料使用，工程主辦機關於辦理道路刨舖等工程規劃設計時，應要求設計單位以「刨用平衡」為原則辦理設計(本工程或跨工程間)。如仍有賸餘挖（刨）除料，應依個案特性妥適規劃其去處，並確實訪價釐清市場行情後，合理編列折價或處理費。本會107年2月6日工程技字第10700039540號函，併請查察（上述本會函均公開於本會網站）。</w:t>
       </w:r>
     </w:p>
